--- a/docs/Gametronyx_site_design.docx
+++ b/docs/Gametronyx_site_design.docx
@@ -2918,8 +2918,8 @@
         <w:tblLayout w:type="fixed"/>
       </w:tblPr>
       <w:tblGrid>
-        <w:gridCol w:w="2306"/>
-        <w:gridCol w:w="7414"/>
+        <w:gridCol w:w="1978"/>
+        <w:gridCol w:w="7742"/>
       </w:tblGrid>
       <w:tr>
         <w:trPr>
@@ -2927,7 +2927,7 @@
         </w:trPr>
         <w:tc>
           <w:tcPr>
-            <w:tcW w:type="dxa" w:w="2306"/>
+            <w:tcW w:type="dxa" w:w="1978"/>
             <w:tcBorders>
               <w:top w:val="single" w:color="BFBFBF" w:sz="4"/>
               <w:left w:val="single" w:color="BFBFBF" w:sz="4"/>
@@ -2961,7 +2961,7 @@
         </w:tc>
         <w:tc>
           <w:tcPr>
-            <w:tcW w:type="dxa" w:w="7414"/>
+            <w:tcW w:type="dxa" w:w="7742"/>
             <w:tcBorders>
               <w:top w:val="single" w:color="BFBFBF" w:sz="4"/>
               <w:left w:val="single" w:color="BFBFBF" w:sz="4"/>
@@ -3000,7 +3000,7 @@
         </w:trPr>
         <w:tc>
           <w:tcPr>
-            <w:tcW w:type="dxa" w:w="2306"/>
+            <w:tcW w:type="dxa" w:w="1978"/>
             <w:tcBorders>
               <w:top w:val="single" w:color="BFBFBF" w:sz="4"/>
               <w:left w:val="single" w:color="BFBFBF" w:sz="4"/>
@@ -3030,7 +3030,7 @@
         </w:tc>
         <w:tc>
           <w:tcPr>
-            <w:tcW w:type="dxa" w:w="7414"/>
+            <w:tcW w:type="dxa" w:w="7742"/>
             <w:tcBorders>
               <w:top w:val="single" w:color="BFBFBF" w:sz="4"/>
               <w:left w:val="single" w:color="BFBFBF" w:sz="4"/>
@@ -3129,7 +3129,7 @@
         </w:trPr>
         <w:tc>
           <w:tcPr>
-            <w:tcW w:type="dxa" w:w="2306"/>
+            <w:tcW w:type="dxa" w:w="1978"/>
             <w:tcBorders>
               <w:top w:val="single" w:color="BFBFBF" w:sz="4"/>
               <w:left w:val="single" w:color="BFBFBF" w:sz="4"/>
@@ -3159,7 +3159,7 @@
         </w:tc>
         <w:tc>
           <w:tcPr>
-            <w:tcW w:type="dxa" w:w="7414"/>
+            <w:tcW w:type="dxa" w:w="7742"/>
             <w:tcBorders>
               <w:top w:val="single" w:color="BFBFBF" w:sz="4"/>
               <w:left w:val="single" w:color="BFBFBF" w:sz="4"/>
@@ -3194,7 +3194,7 @@
         </w:trPr>
         <w:tc>
           <w:tcPr>
-            <w:tcW w:type="dxa" w:w="2306"/>
+            <w:tcW w:type="dxa" w:w="1978"/>
             <w:tcBorders>
               <w:top w:val="single" w:color="BFBFBF" w:sz="4"/>
               <w:left w:val="single" w:color="BFBFBF" w:sz="4"/>
@@ -3224,7 +3224,7 @@
         </w:tc>
         <w:tc>
           <w:tcPr>
-            <w:tcW w:type="dxa" w:w="7414"/>
+            <w:tcW w:type="dxa" w:w="7742"/>
             <w:tcBorders>
               <w:top w:val="single" w:color="BFBFBF" w:sz="4"/>
               <w:left w:val="single" w:color="BFBFBF" w:sz="4"/>
@@ -3275,7 +3275,7 @@
         </w:trPr>
         <w:tc>
           <w:tcPr>
-            <w:tcW w:type="dxa" w:w="2306"/>
+            <w:tcW w:type="dxa" w:w="1978"/>
             <w:tcBorders>
               <w:top w:val="single" w:color="BFBFBF" w:sz="4"/>
               <w:left w:val="single" w:color="BFBFBF" w:sz="4"/>
@@ -3305,7 +3305,7 @@
         </w:tc>
         <w:tc>
           <w:tcPr>
-            <w:tcW w:type="dxa" w:w="7414"/>
+            <w:tcW w:type="dxa" w:w="7742"/>
             <w:tcBorders>
               <w:top w:val="single" w:color="BFBFBF" w:sz="4"/>
               <w:left w:val="single" w:color="BFBFBF" w:sz="4"/>
@@ -3358,7 +3358,7 @@
         </w:trPr>
         <w:tc>
           <w:tcPr>
-            <w:tcW w:type="dxa" w:w="2306"/>
+            <w:tcW w:type="dxa" w:w="1978"/>
             <w:tcBorders>
               <w:top w:val="single" w:color="BFBFBF" w:sz="4"/>
               <w:left w:val="single" w:color="BFBFBF" w:sz="4"/>
@@ -3384,51 +3384,51 @@
               </w:rPr>
               <w:t xml:space="preserve">/reset</w:t>
             </w:r>
-            <w:r>
-              <w:rPr>
-                <w:rFonts w:ascii="Calibri" w:cs="Calibri" w:eastAsia="Calibri" w:hAnsi="Calibri"/>
-                <w:sz w:val="19"/>
-                <w:szCs w:val="19"/>
-              </w:rPr>
-              <w:t xml:space="preserve"> and </w:t>
-            </w:r>
-            <w:r>
-              <w:rPr>
-                <w:rFonts w:ascii="Courier New" w:cs="Courier New" w:eastAsia="Courier New" w:hAnsi="Courier New"/>
-                <w:sz w:val="17"/>
-                <w:szCs w:val="17"/>
-              </w:rPr>
-              <w:t xml:space="preserve">/reset/:token</w:t>
-            </w:r>
-          </w:p>
-        </w:tc>
-        <w:tc>
-          <w:tcPr>
-            <w:tcW w:type="dxa" w:w="7414"/>
-            <w:tcBorders>
-              <w:top w:val="single" w:color="BFBFBF" w:sz="4"/>
-              <w:left w:val="single" w:color="BFBFBF" w:sz="4"/>
-              <w:bottom w:val="single" w:color="BFBFBF" w:sz="4"/>
-              <w:right w:val="single" w:color="BFBFBF" w:sz="4"/>
-            </w:tcBorders>
-            <w:tcMar>
-              <w:top w:type="dxa" w:w="60"/>
-              <w:left w:type="dxa" w:w="100"/>
-              <w:bottom w:type="dxa" w:w="60"/>
-              <w:right w:type="dxa" w:w="100"/>
-            </w:tcMar>
-          </w:tcPr>
-          <w:p>
-            <w:pPr>
-              <w:spacing w:after="0"/>
-            </w:pPr>
-            <w:r>
-              <w:rPr>
-                <w:rFonts w:ascii="Calibri" w:cs="Calibri" w:eastAsia="Calibri" w:hAnsi="Calibri"/>
-                <w:sz w:val="19"/>
-                <w:szCs w:val="19"/>
-              </w:rPr>
-              <w:t xml:space="preserve">Request a reset link by email, then set a new password.</w:t>
+          </w:p>
+        </w:tc>
+        <w:tc>
+          <w:tcPr>
+            <w:tcW w:type="dxa" w:w="7742"/>
+            <w:tcBorders>
+              <w:top w:val="single" w:color="BFBFBF" w:sz="4"/>
+              <w:left w:val="single" w:color="BFBFBF" w:sz="4"/>
+              <w:bottom w:val="single" w:color="BFBFBF" w:sz="4"/>
+              <w:right w:val="single" w:color="BFBFBF" w:sz="4"/>
+            </w:tcBorders>
+            <w:tcMar>
+              <w:top w:type="dxa" w:w="60"/>
+              <w:left w:type="dxa" w:w="100"/>
+              <w:bottom w:type="dxa" w:w="60"/>
+              <w:right w:type="dxa" w:w="100"/>
+            </w:tcMar>
+          </w:tcPr>
+          <w:p>
+            <w:pPr>
+              <w:spacing w:after="0"/>
+            </w:pPr>
+            <w:r>
+              <w:rPr>
+                <w:rFonts w:ascii="Calibri" w:cs="Calibri" w:eastAsia="Calibri" w:hAnsi="Calibri"/>
+                <w:sz w:val="19"/>
+                <w:szCs w:val="19"/>
+              </w:rPr>
+              <w:t xml:space="preserve">Request a reset link by email. </w:t>
+            </w:r>
+            <w:r>
+              <w:rPr>
+                <w:rFonts w:ascii="Courier New" w:cs="Courier New" w:eastAsia="Courier New" w:hAnsi="Courier New"/>
+                <w:sz w:val="17"/>
+                <w:szCs w:val="17"/>
+              </w:rPr>
+              <w:t xml:space="preserve">/reset#token=…</w:t>
+            </w:r>
+            <w:r>
+              <w:rPr>
+                <w:rFonts w:ascii="Calibri" w:cs="Calibri" w:eastAsia="Calibri" w:hAnsi="Calibri"/>
+                <w:sz w:val="19"/>
+                <w:szCs w:val="19"/>
+              </w:rPr>
+              <w:t xml:space="preserve"> (the emailed link) sets a new password. Tokens ride in the URL fragment so they never reach a server log.</w:t>
             </w:r>
           </w:p>
         </w:tc>
@@ -3439,7 +3439,72 @@
         </w:trPr>
         <w:tc>
           <w:tcPr>
-            <w:tcW w:type="dxa" w:w="2306"/>
+            <w:tcW w:type="dxa" w:w="1978"/>
+            <w:tcBorders>
+              <w:top w:val="single" w:color="BFBFBF" w:sz="4"/>
+              <w:left w:val="single" w:color="BFBFBF" w:sz="4"/>
+              <w:bottom w:val="single" w:color="BFBFBF" w:sz="4"/>
+              <w:right w:val="single" w:color="BFBFBF" w:sz="4"/>
+            </w:tcBorders>
+            <w:tcMar>
+              <w:top w:type="dxa" w:w="60"/>
+              <w:left w:type="dxa" w:w="100"/>
+              <w:bottom w:type="dxa" w:w="60"/>
+              <w:right w:type="dxa" w:w="100"/>
+            </w:tcMar>
+          </w:tcPr>
+          <w:p>
+            <w:pPr>
+              <w:spacing w:after="0"/>
+            </w:pPr>
+            <w:r>
+              <w:rPr>
+                <w:rFonts w:ascii="Courier New" w:cs="Courier New" w:eastAsia="Courier New" w:hAnsi="Courier New"/>
+                <w:sz w:val="17"/>
+                <w:szCs w:val="17"/>
+              </w:rPr>
+              <w:t xml:space="preserve">/verify-email#token=…</w:t>
+            </w:r>
+          </w:p>
+        </w:tc>
+        <w:tc>
+          <w:tcPr>
+            <w:tcW w:type="dxa" w:w="7742"/>
+            <w:tcBorders>
+              <w:top w:val="single" w:color="BFBFBF" w:sz="4"/>
+              <w:left w:val="single" w:color="BFBFBF" w:sz="4"/>
+              <w:bottom w:val="single" w:color="BFBFBF" w:sz="4"/>
+              <w:right w:val="single" w:color="BFBFBF" w:sz="4"/>
+            </w:tcBorders>
+            <w:tcMar>
+              <w:top w:type="dxa" w:w="60"/>
+              <w:left w:type="dxa" w:w="100"/>
+              <w:bottom w:type="dxa" w:w="60"/>
+              <w:right w:type="dxa" w:w="100"/>
+            </w:tcMar>
+          </w:tcPr>
+          <w:p>
+            <w:pPr>
+              <w:spacing w:after="0"/>
+            </w:pPr>
+            <w:r>
+              <w:rPr>
+                <w:rFonts w:ascii="Calibri" w:cs="Calibri" w:eastAsia="Calibri" w:hAnsi="Calibri"/>
+                <w:sz w:val="19"/>
+                <w:szCs w:val="19"/>
+              </w:rPr>
+              <w:t xml:space="preserve">Confirms the player's email from the welcome or change-of-email message. Works without being logged in.</w:t>
+            </w:r>
+          </w:p>
+        </w:tc>
+      </w:tr>
+      <w:tr>
+        <w:trPr>
+          <w:tblHeader w:val="false"/>
+        </w:trPr>
+        <w:tc>
+          <w:tcPr>
+            <w:tcW w:type="dxa" w:w="1978"/>
             <w:tcBorders>
               <w:top w:val="single" w:color="BFBFBF" w:sz="4"/>
               <w:left w:val="single" w:color="BFBFBF" w:sz="4"/>
@@ -3469,7 +3534,7 @@
         </w:tc>
         <w:tc>
           <w:tcPr>
-            <w:tcW w:type="dxa" w:w="7414"/>
+            <w:tcW w:type="dxa" w:w="7742"/>
             <w:tcBorders>
               <w:top w:val="single" w:color="BFBFBF" w:sz="4"/>
               <w:left w:val="single" w:color="BFBFBF" w:sz="4"/>
@@ -5845,7 +5910,21 @@
         <w:rPr>
           <w:rFonts w:ascii="Calibri" w:cs="Calibri" w:eastAsia="Calibri" w:hAnsi="Calibri"/>
         </w:rPr>
-        <w:t xml:space="preserve">: v1 does not block on verification. The welcome email includes a "confirm this is you" link that sets </w:t>
+        <w:t xml:space="preserve">: v1 does not block on verification. The welcome email includes a "confirm this is you" link (</w:t>
+      </w:r>
+      <w:r>
+        <w:rPr>
+          <w:rFonts w:ascii="Courier New" w:cs="Courier New" w:eastAsia="Courier New" w:hAnsi="Courier New"/>
+          <w:sz w:val="19"/>
+          <w:szCs w:val="19"/>
+        </w:rPr>
+        <w:t xml:space="preserve">/verify-email#token=…</w:t>
+      </w:r>
+      <w:r>
+        <w:rPr>
+          <w:rFonts w:ascii="Calibri" w:cs="Calibri" w:eastAsia="Calibri" w:hAnsi="Calibri"/>
+        </w:rPr>
+        <w:t xml:space="preserve">, valid 7 days) that sets </w:t>
       </w:r>
       <w:r>
         <w:rPr>
@@ -5859,7 +5938,7 @@
         <w:rPr>
           <w:rFonts w:ascii="Calibri" w:cs="Calibri" w:eastAsia="Calibri" w:hAnsi="Calibri"/>
         </w:rPr>
-        <w:t xml:space="preserve">. Admin sees who is unverified.</w:t>
+        <w:t xml:space="preserve">. Changing the email voids the old link and sends a new one. Admin sees who is unverified.</w:t>
       </w:r>
     </w:p>
     <w:p>
@@ -6005,7 +6084,21 @@
         <w:rPr>
           <w:rFonts w:ascii="Calibri" w:cs="Calibri" w:eastAsia="Calibri" w:hAnsi="Calibri"/>
         </w:rPr>
-        <w:t xml:space="preserve">It emails a one-time link that is valid for 1 hour. The token is stored hashed.</w:t>
+        <w:t xml:space="preserve">It emails a one-time link (</w:t>
+      </w:r>
+      <w:r>
+        <w:rPr>
+          <w:rFonts w:ascii="Courier New" w:cs="Courier New" w:eastAsia="Courier New" w:hAnsi="Courier New"/>
+          <w:sz w:val="19"/>
+          <w:szCs w:val="19"/>
+        </w:rPr>
+        <w:t xml:space="preserve">/reset#token=…</w:t>
+      </w:r>
+      <w:r>
+        <w:rPr>
+          <w:rFonts w:ascii="Calibri" w:cs="Calibri" w:eastAsia="Calibri" w:hAnsi="Calibri"/>
+        </w:rPr>
+        <w:t xml:space="preserve">) that is valid for 1 hour. The token is stored hashed.</w:t>
       </w:r>
     </w:p>
     <w:p>
@@ -6021,6 +6114,22 @@
         <w:rPr>
           <w:rFonts w:ascii="Calibri" w:cs="Calibri" w:eastAsia="Calibri" w:hAnsi="Calibri"/>
         </w:rPr>
+        <w:t xml:space="preserve">Setting the new password burns every outstanding link for the account and signs out all other sessions, on NEWU too.</w:t>
+      </w:r>
+    </w:p>
+    <w:p>
+      <w:pPr>
+        <w:pStyle w:val="ListParagraph"/>
+        <w:numPr>
+          <w:ilvl w:val="0"/>
+          <w:numId w:val="3"/>
+        </w:numPr>
+        <w:spacing w:after="40"/>
+      </w:pPr>
+      <w:r>
+        <w:rPr>
+          <w:rFonts w:ascii="Calibri" w:cs="Calibri" w:eastAsia="Calibri" w:hAnsi="Calibri"/>
+        </w:rPr>
         <w:t xml:space="preserve">For players who have no email yet, admin can set a temporary password from the Players tab and tell them directly.</w:t>
       </w:r>
     </w:p>
@@ -6219,7 +6328,7 @@
         <w:rPr>
           <w:rFonts w:ascii="Calibri" w:cs="Calibri" w:eastAsia="Calibri" w:hAnsi="Calibri"/>
         </w:rPr>
-        <w:t xml:space="preserve">The game logs a </w:t>
+        <w:t xml:space="preserve">The API logs a </w:t>
       </w:r>
       <w:r>
         <w:rPr>
@@ -6233,7 +6342,7 @@
         <w:rPr>
           <w:rFonts w:ascii="Calibri" w:cs="Calibri" w:eastAsia="Calibri" w:hAnsi="Calibri"/>
         </w:rPr>
-        <w:t xml:space="preserve"> activity event.</w:t>
+        <w:t xml:space="preserve"> activity event when it issues the code.</w:t>
       </w:r>
     </w:p>
     <w:p>
@@ -6472,7 +6581,49 @@
         <w:rPr>
           <w:rFonts w:ascii="Calibri" w:cs="Calibri" w:eastAsia="Calibri" w:hAnsi="Calibri"/>
         </w:rPr>
-        <w:t xml:space="preserve">In-memory per-process limits are enough at this scale, because there is a single API container.</w:t>
+        <w:t xml:space="preserve">In-memory per-process limits are enough at this scale, because there is a single API container. They key on the </w:t>
+      </w:r>
+      <w:r>
+        <w:rPr>
+          <w:rFonts w:ascii="Courier New" w:cs="Courier New" w:eastAsia="Courier New" w:hAnsi="Courier New"/>
+          <w:sz w:val="19"/>
+          <w:szCs w:val="19"/>
+        </w:rPr>
+        <w:t xml:space="preserve">X-Real-IP</w:t>
+      </w:r>
+      <w:r>
+        <w:rPr>
+          <w:rFonts w:ascii="Calibri" w:cs="Calibri" w:eastAsia="Calibri" w:hAnsi="Calibri"/>
+        </w:rPr>
+        <w:t xml:space="preserve"> header nginx sets, never on </w:t>
+      </w:r>
+      <w:r>
+        <w:rPr>
+          <w:rFonts w:ascii="Courier New" w:cs="Courier New" w:eastAsia="Courier New" w:hAnsi="Courier New"/>
+          <w:sz w:val="19"/>
+          <w:szCs w:val="19"/>
+        </w:rPr>
+        <w:t xml:space="preserve">X-Forwarded-For</w:t>
+      </w:r>
+      <w:r>
+        <w:rPr>
+          <w:rFonts w:ascii="Calibri" w:cs="Calibri" w:eastAsia="Calibri" w:hAnsi="Calibri"/>
+        </w:rPr>
+        <w:t xml:space="preserve">, whose first hop the client controls. If a request arrives without </w:t>
+      </w:r>
+      <w:r>
+        <w:rPr>
+          <w:rFonts w:ascii="Courier New" w:cs="Courier New" w:eastAsia="Courier New" w:hAnsi="Courier New"/>
+          <w:sz w:val="19"/>
+          <w:szCs w:val="19"/>
+        </w:rPr>
+        <w:t xml:space="preserve">X-Real-IP</w:t>
+      </w:r>
+      <w:r>
+        <w:rPr>
+          <w:rFonts w:ascii="Calibri" w:cs="Calibri" w:eastAsia="Calibri" w:hAnsi="Calibri"/>
+        </w:rPr>
+        <w:t xml:space="preserve"> (a misconfigured proxy), the per-IP-only buckets switch off rather than lumping every player into one bucket.</w:t>
       </w:r>
     </w:p>
     <w:tbl>
@@ -6489,8 +6640,8 @@
         <w:tblLayout w:type="fixed"/>
       </w:tblPr>
       <w:tblGrid>
-        <w:gridCol w:w="2630"/>
-        <w:gridCol w:w="7090"/>
+        <w:gridCol w:w="2271"/>
+        <w:gridCol w:w="7449"/>
       </w:tblGrid>
       <w:tr>
         <w:trPr>
@@ -6498,7 +6649,7 @@
         </w:trPr>
         <w:tc>
           <w:tcPr>
-            <w:tcW w:type="dxa" w:w="2630"/>
+            <w:tcW w:type="dxa" w:w="2271"/>
             <w:tcBorders>
               <w:top w:val="single" w:color="BFBFBF" w:sz="4"/>
               <w:left w:val="single" w:color="BFBFBF" w:sz="4"/>
@@ -6532,7 +6683,7 @@
         </w:tc>
         <w:tc>
           <w:tcPr>
-            <w:tcW w:type="dxa" w:w="7090"/>
+            <w:tcW w:type="dxa" w:w="7449"/>
             <w:tcBorders>
               <w:top w:val="single" w:color="BFBFBF" w:sz="4"/>
               <w:left w:val="single" w:color="BFBFBF" w:sz="4"/>
@@ -6571,7 +6722,7 @@
         </w:trPr>
         <w:tc>
           <w:tcPr>
-            <w:tcW w:type="dxa" w:w="2630"/>
+            <w:tcW w:type="dxa" w:w="2271"/>
             <w:tcBorders>
               <w:top w:val="single" w:color="BFBFBF" w:sz="4"/>
               <w:left w:val="single" w:color="BFBFBF" w:sz="4"/>
@@ -6601,31 +6752,49 @@
         </w:tc>
         <w:tc>
           <w:tcPr>
-            <w:tcW w:type="dxa" w:w="7090"/>
-            <w:tcBorders>
-              <w:top w:val="single" w:color="BFBFBF" w:sz="4"/>
-              <w:left w:val="single" w:color="BFBFBF" w:sz="4"/>
-              <w:bottom w:val="single" w:color="BFBFBF" w:sz="4"/>
-              <w:right w:val="single" w:color="BFBFBF" w:sz="4"/>
-            </w:tcBorders>
-            <w:tcMar>
-              <w:top w:type="dxa" w:w="60"/>
-              <w:left w:type="dxa" w:w="100"/>
-              <w:bottom w:type="dxa" w:w="60"/>
-              <w:right w:type="dxa" w:w="100"/>
-            </w:tcMar>
-          </w:tcPr>
-          <w:p>
-            <w:pPr>
-              <w:spacing w:after="0"/>
-            </w:pPr>
-            <w:r>
-              <w:rPr>
-                <w:rFonts w:ascii="Calibri" w:cs="Calibri" w:eastAsia="Calibri" w:hAnsi="Calibri"/>
-                <w:sz w:val="19"/>
-                <w:szCs w:val="19"/>
-              </w:rPr>
-              <w:t xml:space="preserve">10 attempts / 15 min per IP + username, and 50 / 15 min per IP</w:t>
+            <w:tcW w:type="dxa" w:w="7449"/>
+            <w:tcBorders>
+              <w:top w:val="single" w:color="BFBFBF" w:sz="4"/>
+              <w:left w:val="single" w:color="BFBFBF" w:sz="4"/>
+              <w:bottom w:val="single" w:color="BFBFBF" w:sz="4"/>
+              <w:right w:val="single" w:color="BFBFBF" w:sz="4"/>
+            </w:tcBorders>
+            <w:tcMar>
+              <w:top w:type="dxa" w:w="60"/>
+              <w:left w:type="dxa" w:w="100"/>
+              <w:bottom w:type="dxa" w:w="60"/>
+              <w:right w:type="dxa" w:w="100"/>
+            </w:tcMar>
+          </w:tcPr>
+          <w:p>
+            <w:pPr>
+              <w:spacing w:after="0"/>
+            </w:pPr>
+            <w:r>
+              <w:rPr>
+                <w:rFonts w:ascii="Calibri" w:cs="Calibri" w:eastAsia="Calibri" w:hAnsi="Calibri"/>
+                <w:sz w:val="19"/>
+                <w:szCs w:val="19"/>
+              </w:rPr>
+              <w:t xml:space="preserve">10 </w:t>
+            </w:r>
+            <w:r>
+              <w:rPr>
+                <w:rFonts w:ascii="Calibri" w:cs="Calibri" w:eastAsia="Calibri" w:hAnsi="Calibri"/>
+                <w:b/>
+                <w:bCs/>
+                <w:sz w:val="19"/>
+                <w:szCs w:val="19"/>
+              </w:rPr>
+              <w:t xml:space="preserve">failed</w:t>
+            </w:r>
+            <w:r>
+              <w:rPr>
+                <w:rFonts w:ascii="Calibri" w:cs="Calibri" w:eastAsia="Calibri" w:hAnsi="Calibri"/>
+                <w:sz w:val="19"/>
+                <w:szCs w:val="19"/>
+              </w:rPr>
+              <w:t xml:space="preserve"> attempts / 15 min per IP + username, and 50 attempts / 15 min per IP</w:t>
             </w:r>
           </w:p>
         </w:tc>
@@ -6636,7 +6805,7 @@
         </w:trPr>
         <w:tc>
           <w:tcPr>
-            <w:tcW w:type="dxa" w:w="2630"/>
+            <w:tcW w:type="dxa" w:w="2271"/>
             <w:tcBorders>
               <w:top w:val="single" w:color="BFBFBF" w:sz="4"/>
               <w:left w:val="single" w:color="BFBFBF" w:sz="4"/>
@@ -6666,7 +6835,7 @@
         </w:tc>
         <w:tc>
           <w:tcPr>
-            <w:tcW w:type="dxa" w:w="7090"/>
+            <w:tcW w:type="dxa" w:w="7449"/>
             <w:tcBorders>
               <w:top w:val="single" w:color="BFBFBF" w:sz="4"/>
               <w:left w:val="single" w:color="BFBFBF" w:sz="4"/>
@@ -6701,7 +6870,7 @@
         </w:trPr>
         <w:tc>
           <w:tcPr>
-            <w:tcW w:type="dxa" w:w="2630"/>
+            <w:tcW w:type="dxa" w:w="2271"/>
             <w:tcBorders>
               <w:top w:val="single" w:color="BFBFBF" w:sz="4"/>
               <w:left w:val="single" w:color="BFBFBF" w:sz="4"/>
@@ -6731,7 +6900,7 @@
         </w:tc>
         <w:tc>
           <w:tcPr>
-            <w:tcW w:type="dxa" w:w="7090"/>
+            <w:tcW w:type="dxa" w:w="7449"/>
             <w:tcBorders>
               <w:top w:val="single" w:color="BFBFBF" w:sz="4"/>
               <w:left w:val="single" w:color="BFBFBF" w:sz="4"/>
@@ -6766,61 +6935,61 @@
         </w:trPr>
         <w:tc>
           <w:tcPr>
-            <w:tcW w:type="dxa" w:w="2630"/>
-            <w:tcBorders>
-              <w:top w:val="single" w:color="BFBFBF" w:sz="4"/>
-              <w:left w:val="single" w:color="BFBFBF" w:sz="4"/>
-              <w:bottom w:val="single" w:color="BFBFBF" w:sz="4"/>
-              <w:right w:val="single" w:color="BFBFBF" w:sz="4"/>
-            </w:tcBorders>
-            <w:tcMar>
-              <w:top w:type="dxa" w:w="60"/>
-              <w:left w:type="dxa" w:w="100"/>
-              <w:bottom w:type="dxa" w:w="60"/>
-              <w:right w:type="dxa" w:w="100"/>
-            </w:tcMar>
-          </w:tcPr>
-          <w:p>
-            <w:pPr>
-              <w:spacing w:after="0"/>
-            </w:pPr>
-            <w:r>
-              <w:rPr>
-                <w:rFonts w:ascii="Calibri" w:cs="Calibri" w:eastAsia="Calibri" w:hAnsi="Calibri"/>
-                <w:sz w:val="19"/>
-                <w:szCs w:val="19"/>
-              </w:rPr>
-              <w:t xml:space="preserve">invite request</w:t>
-            </w:r>
-          </w:p>
-        </w:tc>
-        <w:tc>
-          <w:tcPr>
-            <w:tcW w:type="dxa" w:w="7090"/>
-            <w:tcBorders>
-              <w:top w:val="single" w:color="BFBFBF" w:sz="4"/>
-              <w:left w:val="single" w:color="BFBFBF" w:sz="4"/>
-              <w:bottom w:val="single" w:color="BFBFBF" w:sz="4"/>
-              <w:right w:val="single" w:color="BFBFBF" w:sz="4"/>
-            </w:tcBorders>
-            <w:tcMar>
-              <w:top w:type="dxa" w:w="60"/>
-              <w:left w:type="dxa" w:w="100"/>
-              <w:bottom w:type="dxa" w:w="60"/>
-              <w:right w:type="dxa" w:w="100"/>
-            </w:tcMar>
-          </w:tcPr>
-          <w:p>
-            <w:pPr>
-              <w:spacing w:after="0"/>
-            </w:pPr>
-            <w:r>
-              <w:rPr>
-                <w:rFonts w:ascii="Calibri" w:cs="Calibri" w:eastAsia="Calibri" w:hAnsi="Calibri"/>
-                <w:sz w:val="19"/>
-                <w:szCs w:val="19"/>
-              </w:rPr>
-              <w:t xml:space="preserve">3 / day per IP</w:t>
+            <w:tcW w:type="dxa" w:w="2271"/>
+            <w:tcBorders>
+              <w:top w:val="single" w:color="BFBFBF" w:sz="4"/>
+              <w:left w:val="single" w:color="BFBFBF" w:sz="4"/>
+              <w:bottom w:val="single" w:color="BFBFBF" w:sz="4"/>
+              <w:right w:val="single" w:color="BFBFBF" w:sz="4"/>
+            </w:tcBorders>
+            <w:tcMar>
+              <w:top w:type="dxa" w:w="60"/>
+              <w:left w:type="dxa" w:w="100"/>
+              <w:bottom w:type="dxa" w:w="60"/>
+              <w:right w:type="dxa" w:w="100"/>
+            </w:tcMar>
+          </w:tcPr>
+          <w:p>
+            <w:pPr>
+              <w:spacing w:after="0"/>
+            </w:pPr>
+            <w:r>
+              <w:rPr>
+                <w:rFonts w:ascii="Calibri" w:cs="Calibri" w:eastAsia="Calibri" w:hAnsi="Calibri"/>
+                <w:sz w:val="19"/>
+                <w:szCs w:val="19"/>
+              </w:rPr>
+              <w:t xml:space="preserve">resend confirmation email</w:t>
+            </w:r>
+          </w:p>
+        </w:tc>
+        <w:tc>
+          <w:tcPr>
+            <w:tcW w:type="dxa" w:w="7449"/>
+            <w:tcBorders>
+              <w:top w:val="single" w:color="BFBFBF" w:sz="4"/>
+              <w:left w:val="single" w:color="BFBFBF" w:sz="4"/>
+              <w:bottom w:val="single" w:color="BFBFBF" w:sz="4"/>
+              <w:right w:val="single" w:color="BFBFBF" w:sz="4"/>
+            </w:tcBorders>
+            <w:tcMar>
+              <w:top w:type="dxa" w:w="60"/>
+              <w:left w:type="dxa" w:w="100"/>
+              <w:bottom w:type="dxa" w:w="60"/>
+              <w:right w:type="dxa" w:w="100"/>
+            </w:tcMar>
+          </w:tcPr>
+          <w:p>
+            <w:pPr>
+              <w:spacing w:after="0"/>
+            </w:pPr>
+            <w:r>
+              <w:rPr>
+                <w:rFonts w:ascii="Calibri" w:cs="Calibri" w:eastAsia="Calibri" w:hAnsi="Calibri"/>
+                <w:sz w:val="19"/>
+                <w:szCs w:val="19"/>
+              </w:rPr>
+              <w:t xml:space="preserve">3 / hour per account</w:t>
             </w:r>
           </w:p>
         </w:tc>
@@ -6831,37 +7000,167 @@
         </w:trPr>
         <w:tc>
           <w:tcPr>
-            <w:tcW w:type="dxa" w:w="2630"/>
-            <w:tcBorders>
-              <w:top w:val="single" w:color="BFBFBF" w:sz="4"/>
-              <w:left w:val="single" w:color="BFBFBF" w:sz="4"/>
-              <w:bottom w:val="single" w:color="BFBFBF" w:sz="4"/>
-              <w:right w:val="single" w:color="BFBFBF" w:sz="4"/>
-            </w:tcBorders>
-            <w:tcMar>
-              <w:top w:type="dxa" w:w="60"/>
-              <w:left w:type="dxa" w:w="100"/>
-              <w:bottom w:type="dxa" w:w="60"/>
-              <w:right w:type="dxa" w:w="100"/>
-            </w:tcMar>
-          </w:tcPr>
-          <w:p>
-            <w:pPr>
-              <w:spacing w:after="0"/>
-            </w:pPr>
-            <w:r>
-              <w:rPr>
-                <w:rFonts w:ascii="Calibri" w:cs="Calibri" w:eastAsia="Calibri" w:hAnsi="Calibri"/>
-                <w:sz w:val="19"/>
-                <w:szCs w:val="19"/>
-              </w:rPr>
-              <w:t xml:space="preserve">feedback</w:t>
-            </w:r>
-          </w:p>
-        </w:tc>
-        <w:tc>
-          <w:tcPr>
-            <w:tcW w:type="dxa" w:w="7090"/>
+            <w:tcW w:type="dxa" w:w="2271"/>
+            <w:tcBorders>
+              <w:top w:val="single" w:color="BFBFBF" w:sz="4"/>
+              <w:left w:val="single" w:color="BFBFBF" w:sz="4"/>
+              <w:bottom w:val="single" w:color="BFBFBF" w:sz="4"/>
+              <w:right w:val="single" w:color="BFBFBF" w:sz="4"/>
+            </w:tcBorders>
+            <w:tcMar>
+              <w:top w:type="dxa" w:w="60"/>
+              <w:left w:type="dxa" w:w="100"/>
+              <w:bottom w:type="dxa" w:w="60"/>
+              <w:right w:type="dxa" w:w="100"/>
+            </w:tcMar>
+          </w:tcPr>
+          <w:p>
+            <w:pPr>
+              <w:spacing w:after="0"/>
+            </w:pPr>
+            <w:r>
+              <w:rPr>
+                <w:rFonts w:ascii="Calibri" w:cs="Calibri" w:eastAsia="Calibri" w:hAnsi="Calibri"/>
+                <w:sz w:val="19"/>
+                <w:szCs w:val="19"/>
+              </w:rPr>
+              <w:t xml:space="preserve">handoff redeem</w:t>
+            </w:r>
+          </w:p>
+        </w:tc>
+        <w:tc>
+          <w:tcPr>
+            <w:tcW w:type="dxa" w:w="7449"/>
+            <w:tcBorders>
+              <w:top w:val="single" w:color="BFBFBF" w:sz="4"/>
+              <w:left w:val="single" w:color="BFBFBF" w:sz="4"/>
+              <w:bottom w:val="single" w:color="BFBFBF" w:sz="4"/>
+              <w:right w:val="single" w:color="BFBFBF" w:sz="4"/>
+            </w:tcBorders>
+            <w:tcMar>
+              <w:top w:type="dxa" w:w="60"/>
+              <w:left w:type="dxa" w:w="100"/>
+              <w:bottom w:type="dxa" w:w="60"/>
+              <w:right w:type="dxa" w:w="100"/>
+            </w:tcMar>
+          </w:tcPr>
+          <w:p>
+            <w:pPr>
+              <w:spacing w:after="0"/>
+            </w:pPr>
+            <w:r>
+              <w:rPr>
+                <w:rFonts w:ascii="Calibri" w:cs="Calibri" w:eastAsia="Calibri" w:hAnsi="Calibri"/>
+                <w:sz w:val="19"/>
+                <w:szCs w:val="19"/>
+              </w:rPr>
+              <w:t xml:space="preserve">60 / minute per IP</w:t>
+            </w:r>
+          </w:p>
+        </w:tc>
+      </w:tr>
+      <w:tr>
+        <w:trPr>
+          <w:tblHeader w:val="false"/>
+        </w:trPr>
+        <w:tc>
+          <w:tcPr>
+            <w:tcW w:type="dxa" w:w="2271"/>
+            <w:tcBorders>
+              <w:top w:val="single" w:color="BFBFBF" w:sz="4"/>
+              <w:left w:val="single" w:color="BFBFBF" w:sz="4"/>
+              <w:bottom w:val="single" w:color="BFBFBF" w:sz="4"/>
+              <w:right w:val="single" w:color="BFBFBF" w:sz="4"/>
+            </w:tcBorders>
+            <w:tcMar>
+              <w:top w:type="dxa" w:w="60"/>
+              <w:left w:type="dxa" w:w="100"/>
+              <w:bottom w:type="dxa" w:w="60"/>
+              <w:right w:type="dxa" w:w="100"/>
+            </w:tcMar>
+          </w:tcPr>
+          <w:p>
+            <w:pPr>
+              <w:spacing w:after="0"/>
+            </w:pPr>
+            <w:r>
+              <w:rPr>
+                <w:rFonts w:ascii="Calibri" w:cs="Calibri" w:eastAsia="Calibri" w:hAnsi="Calibri"/>
+                <w:sz w:val="19"/>
+                <w:szCs w:val="19"/>
+              </w:rPr>
+              <w:t xml:space="preserve">invite request (M2)</w:t>
+            </w:r>
+          </w:p>
+        </w:tc>
+        <w:tc>
+          <w:tcPr>
+            <w:tcW w:type="dxa" w:w="7449"/>
+            <w:tcBorders>
+              <w:top w:val="single" w:color="BFBFBF" w:sz="4"/>
+              <w:left w:val="single" w:color="BFBFBF" w:sz="4"/>
+              <w:bottom w:val="single" w:color="BFBFBF" w:sz="4"/>
+              <w:right w:val="single" w:color="BFBFBF" w:sz="4"/>
+            </w:tcBorders>
+            <w:tcMar>
+              <w:top w:type="dxa" w:w="60"/>
+              <w:left w:type="dxa" w:w="100"/>
+              <w:bottom w:type="dxa" w:w="60"/>
+              <w:right w:type="dxa" w:w="100"/>
+            </w:tcMar>
+          </w:tcPr>
+          <w:p>
+            <w:pPr>
+              <w:spacing w:after="0"/>
+            </w:pPr>
+            <w:r>
+              <w:rPr>
+                <w:rFonts w:ascii="Calibri" w:cs="Calibri" w:eastAsia="Calibri" w:hAnsi="Calibri"/>
+                <w:sz w:val="19"/>
+                <w:szCs w:val="19"/>
+              </w:rPr>
+              <w:t xml:space="preserve">3 / day per IP</w:t>
+            </w:r>
+          </w:p>
+        </w:tc>
+      </w:tr>
+      <w:tr>
+        <w:trPr>
+          <w:tblHeader w:val="false"/>
+        </w:trPr>
+        <w:tc>
+          <w:tcPr>
+            <w:tcW w:type="dxa" w:w="2271"/>
+            <w:tcBorders>
+              <w:top w:val="single" w:color="BFBFBF" w:sz="4"/>
+              <w:left w:val="single" w:color="BFBFBF" w:sz="4"/>
+              <w:bottom w:val="single" w:color="BFBFBF" w:sz="4"/>
+              <w:right w:val="single" w:color="BFBFBF" w:sz="4"/>
+            </w:tcBorders>
+            <w:tcMar>
+              <w:top w:type="dxa" w:w="60"/>
+              <w:left w:type="dxa" w:w="100"/>
+              <w:bottom w:type="dxa" w:w="60"/>
+              <w:right w:type="dxa" w:w="100"/>
+            </w:tcMar>
+          </w:tcPr>
+          <w:p>
+            <w:pPr>
+              <w:spacing w:after="0"/>
+            </w:pPr>
+            <w:r>
+              <w:rPr>
+                <w:rFonts w:ascii="Calibri" w:cs="Calibri" w:eastAsia="Calibri" w:hAnsi="Calibri"/>
+                <w:sz w:val="19"/>
+                <w:szCs w:val="19"/>
+              </w:rPr>
+              <w:t xml:space="preserve">feedback (M4)</w:t>
+            </w:r>
+          </w:p>
+        </w:tc>
+        <w:tc>
+          <w:tcPr>
+            <w:tcW w:type="dxa" w:w="7449"/>
             <w:tcBorders>
               <w:top w:val="single" w:color="BFBFBF" w:sz="4"/>
               <w:left w:val="single" w:color="BFBFBF" w:sz="4"/>
@@ -6895,6 +7194,2063 @@
       <w:pPr>
         <w:spacing w:after="120"/>
       </w:pPr>
+    </w:p>
+    <w:p>
+      <w:pPr>
+        <w:pStyle w:val="Heading2"/>
+      </w:pPr>
+      <w:r>
+        <w:rPr>
+          <w:rFonts w:ascii="Calibri" w:cs="Calibri" w:eastAsia="Calibri" w:hAnsi="Calibri"/>
+        </w:rPr>
+        <w:t xml:space="preserve">5.9 Account API (built in M1)</w:t>
+      </w:r>
+    </w:p>
+    <w:p>
+      <w:pPr>
+        <w:spacing w:after="120"/>
+      </w:pPr>
+      <w:r>
+        <w:rPr>
+          <w:rFonts w:ascii="Calibri" w:cs="Calibri" w:eastAsia="Calibri" w:hAnsi="Calibri"/>
+        </w:rPr>
+        <w:t xml:space="preserve">All paths are under </w:t>
+      </w:r>
+      <w:r>
+        <w:rPr>
+          <w:rFonts w:ascii="Courier New" w:cs="Courier New" w:eastAsia="Courier New" w:hAnsi="Courier New"/>
+          <w:sz w:val="19"/>
+          <w:szCs w:val="19"/>
+        </w:rPr>
+        <w:t xml:space="preserve">https://api.gametronyx.com/api</w:t>
+      </w:r>
+      <w:r>
+        <w:rPr>
+          <w:rFonts w:ascii="Calibri" w:cs="Calibri" w:eastAsia="Calibri" w:hAnsi="Calibri"/>
+        </w:rPr>
+        <w:t xml:space="preserve">. </w:t>
+      </w:r>
+      <w:r>
+        <w:rPr>
+          <w:rFonts w:ascii="Courier New" w:cs="Courier New" w:eastAsia="Courier New" w:hAnsi="Courier New"/>
+          <w:sz w:val="19"/>
+          <w:szCs w:val="19"/>
+        </w:rPr>
+        <w:t xml:space="preserve">/auth/*</w:t>
+      </w:r>
+      <w:r>
+        <w:rPr>
+          <w:rFonts w:ascii="Calibri" w:cs="Calibri" w:eastAsia="Calibri" w:hAnsi="Calibri"/>
+        </w:rPr>
+        <w:t xml:space="preserve"> is also reachable same-origin at </w:t>
+      </w:r>
+      <w:r>
+        <w:rPr>
+          <w:rFonts w:ascii="Courier New" w:cs="Courier New" w:eastAsia="Courier New" w:hAnsi="Courier New"/>
+          <w:sz w:val="19"/>
+          <w:szCs w:val="19"/>
+        </w:rPr>
+        <w:t xml:space="preserve">noeasywayup.com/api/auth/*</w:t>
+      </w:r>
+      <w:r>
+        <w:rPr>
+          <w:rFonts w:ascii="Calibri" w:cs="Calibri" w:eastAsia="Calibri" w:hAnsi="Calibri"/>
+        </w:rPr>
+        <w:t xml:space="preserve">.</w:t>
+      </w:r>
+    </w:p>
+    <w:tbl>
+      <w:tblPr>
+        <w:tblW w:type="dxa" w:w="9720"/>
+        <w:tblBorders>
+          <w:top w:val="single" w:color="auto" w:sz="4"/>
+          <w:left w:val="single" w:color="auto" w:sz="4"/>
+          <w:bottom w:val="single" w:color="auto" w:sz="4"/>
+          <w:right w:val="single" w:color="auto" w:sz="4"/>
+          <w:insideH w:val="single" w:color="auto" w:sz="4"/>
+          <w:insideV w:val="single" w:color="auto" w:sz="4"/>
+        </w:tblBorders>
+        <w:tblLayout w:type="fixed"/>
+      </w:tblPr>
+      <w:tblGrid>
+        <w:gridCol w:w="4131"/>
+        <w:gridCol w:w="1021"/>
+        <w:gridCol w:w="4568"/>
+      </w:tblGrid>
+      <w:tr>
+        <w:trPr>
+          <w:tblHeader/>
+        </w:trPr>
+        <w:tc>
+          <w:tcPr>
+            <w:tcW w:type="dxa" w:w="4131"/>
+            <w:tcBorders>
+              <w:top w:val="single" w:color="BFBFBF" w:sz="4"/>
+              <w:left w:val="single" w:color="BFBFBF" w:sz="4"/>
+              <w:bottom w:val="single" w:color="BFBFBF" w:sz="4"/>
+              <w:right w:val="single" w:color="BFBFBF" w:sz="4"/>
+            </w:tcBorders>
+            <w:shd w:fill="2E2820" w:color="auto" w:val="clear"/>
+            <w:tcMar>
+              <w:top w:type="dxa" w:w="60"/>
+              <w:left w:type="dxa" w:w="100"/>
+              <w:bottom w:type="dxa" w:w="60"/>
+              <w:right w:type="dxa" w:w="100"/>
+            </w:tcMar>
+          </w:tcPr>
+          <w:p>
+            <w:pPr>
+              <w:spacing w:after="0"/>
+            </w:pPr>
+            <w:r>
+              <w:rPr>
+                <w:rFonts w:ascii="Calibri" w:cs="Calibri" w:eastAsia="Calibri" w:hAnsi="Calibri"/>
+                <w:b/>
+                <w:bCs/>
+                <w:color w:val="F2EBDB"/>
+                <w:sz w:val="19"/>
+                <w:szCs w:val="19"/>
+              </w:rPr>
+              <w:t xml:space="preserve">Method and path</w:t>
+            </w:r>
+          </w:p>
+        </w:tc>
+        <w:tc>
+          <w:tcPr>
+            <w:tcW w:type="dxa" w:w="1021"/>
+            <w:tcBorders>
+              <w:top w:val="single" w:color="BFBFBF" w:sz="4"/>
+              <w:left w:val="single" w:color="BFBFBF" w:sz="4"/>
+              <w:bottom w:val="single" w:color="BFBFBF" w:sz="4"/>
+              <w:right w:val="single" w:color="BFBFBF" w:sz="4"/>
+            </w:tcBorders>
+            <w:shd w:fill="2E2820" w:color="auto" w:val="clear"/>
+            <w:tcMar>
+              <w:top w:type="dxa" w:w="60"/>
+              <w:left w:type="dxa" w:w="100"/>
+              <w:bottom w:type="dxa" w:w="60"/>
+              <w:right w:type="dxa" w:w="100"/>
+            </w:tcMar>
+          </w:tcPr>
+          <w:p>
+            <w:pPr>
+              <w:spacing w:after="0"/>
+            </w:pPr>
+            <w:r>
+              <w:rPr>
+                <w:rFonts w:ascii="Calibri" w:cs="Calibri" w:eastAsia="Calibri" w:hAnsi="Calibri"/>
+                <w:b/>
+                <w:bCs/>
+                <w:color w:val="F2EBDB"/>
+                <w:sz w:val="19"/>
+                <w:szCs w:val="19"/>
+              </w:rPr>
+              <w:t xml:space="preserve">Auth</w:t>
+            </w:r>
+          </w:p>
+        </w:tc>
+        <w:tc>
+          <w:tcPr>
+            <w:tcW w:type="dxa" w:w="4568"/>
+            <w:tcBorders>
+              <w:top w:val="single" w:color="BFBFBF" w:sz="4"/>
+              <w:left w:val="single" w:color="BFBFBF" w:sz="4"/>
+              <w:bottom w:val="single" w:color="BFBFBF" w:sz="4"/>
+              <w:right w:val="single" w:color="BFBFBF" w:sz="4"/>
+            </w:tcBorders>
+            <w:shd w:fill="2E2820" w:color="auto" w:val="clear"/>
+            <w:tcMar>
+              <w:top w:type="dxa" w:w="60"/>
+              <w:left w:type="dxa" w:w="100"/>
+              <w:bottom w:type="dxa" w:w="60"/>
+              <w:right w:type="dxa" w:w="100"/>
+            </w:tcMar>
+          </w:tcPr>
+          <w:p>
+            <w:pPr>
+              <w:spacing w:after="0"/>
+            </w:pPr>
+            <w:r>
+              <w:rPr>
+                <w:rFonts w:ascii="Calibri" w:cs="Calibri" w:eastAsia="Calibri" w:hAnsi="Calibri"/>
+                <w:b/>
+                <w:bCs/>
+                <w:color w:val="F2EBDB"/>
+                <w:sz w:val="19"/>
+                <w:szCs w:val="19"/>
+              </w:rPr>
+              <w:t xml:space="preserve">Purpose</w:t>
+            </w:r>
+          </w:p>
+        </w:tc>
+      </w:tr>
+      <w:tr>
+        <w:trPr>
+          <w:tblHeader w:val="false"/>
+        </w:trPr>
+        <w:tc>
+          <w:tcPr>
+            <w:tcW w:type="dxa" w:w="4131"/>
+            <w:tcBorders>
+              <w:top w:val="single" w:color="BFBFBF" w:sz="4"/>
+              <w:left w:val="single" w:color="BFBFBF" w:sz="4"/>
+              <w:bottom w:val="single" w:color="BFBFBF" w:sz="4"/>
+              <w:right w:val="single" w:color="BFBFBF" w:sz="4"/>
+            </w:tcBorders>
+            <w:tcMar>
+              <w:top w:type="dxa" w:w="60"/>
+              <w:left w:type="dxa" w:w="100"/>
+              <w:bottom w:type="dxa" w:w="60"/>
+              <w:right w:type="dxa" w:w="100"/>
+            </w:tcMar>
+          </w:tcPr>
+          <w:p>
+            <w:pPr>
+              <w:spacing w:after="0"/>
+            </w:pPr>
+            <w:r>
+              <w:rPr>
+                <w:rFonts w:ascii="Courier New" w:cs="Courier New" w:eastAsia="Courier New" w:hAnsi="Courier New"/>
+                <w:sz w:val="17"/>
+                <w:szCs w:val="17"/>
+              </w:rPr>
+              <w:t xml:space="preserve">POST /auth/invite/check</w:t>
+            </w:r>
+            <w:r>
+              <w:rPr>
+                <w:rFonts w:ascii="Calibri" w:cs="Calibri" w:eastAsia="Calibri" w:hAnsi="Calibri"/>
+                <w:sz w:val="19"/>
+                <w:szCs w:val="19"/>
+              </w:rPr>
+              <w:t xml:space="preserve"> </w:t>
+            </w:r>
+            <w:r>
+              <w:rPr>
+                <w:rFonts w:ascii="Courier New" w:cs="Courier New" w:eastAsia="Courier New" w:hAnsi="Courier New"/>
+                <w:sz w:val="17"/>
+                <w:szCs w:val="17"/>
+              </w:rPr>
+              <w:t xml:space="preserve">{invite_code}</w:t>
+            </w:r>
+          </w:p>
+        </w:tc>
+        <w:tc>
+          <w:tcPr>
+            <w:tcW w:type="dxa" w:w="1021"/>
+            <w:tcBorders>
+              <w:top w:val="single" w:color="BFBFBF" w:sz="4"/>
+              <w:left w:val="single" w:color="BFBFBF" w:sz="4"/>
+              <w:bottom w:val="single" w:color="BFBFBF" w:sz="4"/>
+              <w:right w:val="single" w:color="BFBFBF" w:sz="4"/>
+            </w:tcBorders>
+            <w:tcMar>
+              <w:top w:type="dxa" w:w="60"/>
+              <w:left w:type="dxa" w:w="100"/>
+              <w:bottom w:type="dxa" w:w="60"/>
+              <w:right w:type="dxa" w:w="100"/>
+            </w:tcMar>
+          </w:tcPr>
+          <w:p>
+            <w:pPr>
+              <w:spacing w:after="0"/>
+            </w:pPr>
+            <w:r>
+              <w:rPr>
+                <w:rFonts w:ascii="Calibri" w:cs="Calibri" w:eastAsia="Calibri" w:hAnsi="Calibri"/>
+                <w:sz w:val="19"/>
+                <w:szCs w:val="19"/>
+              </w:rPr>
+              <w:t xml:space="preserve">none</w:t>
+            </w:r>
+          </w:p>
+        </w:tc>
+        <w:tc>
+          <w:tcPr>
+            <w:tcW w:type="dxa" w:w="4568"/>
+            <w:tcBorders>
+              <w:top w:val="single" w:color="BFBFBF" w:sz="4"/>
+              <w:left w:val="single" w:color="BFBFBF" w:sz="4"/>
+              <w:bottom w:val="single" w:color="BFBFBF" w:sz="4"/>
+              <w:right w:val="single" w:color="BFBFBF" w:sz="4"/>
+            </w:tcBorders>
+            <w:tcMar>
+              <w:top w:type="dxa" w:w="60"/>
+              <w:left w:type="dxa" w:w="100"/>
+              <w:bottom w:type="dxa" w:w="60"/>
+              <w:right w:type="dxa" w:w="100"/>
+            </w:tcMar>
+          </w:tcPr>
+          <w:p>
+            <w:pPr>
+              <w:spacing w:after="0"/>
+            </w:pPr>
+            <w:r>
+              <w:rPr>
+                <w:rFonts w:ascii="Calibri" w:cs="Calibri" w:eastAsia="Calibri" w:hAnsi="Calibri"/>
+                <w:sz w:val="19"/>
+                <w:szCs w:val="19"/>
+              </w:rPr>
+              <w:t xml:space="preserve">Step 1 of </w:t>
+            </w:r>
+            <w:r>
+              <w:rPr>
+                <w:rFonts w:ascii="Courier New" w:cs="Courier New" w:eastAsia="Courier New" w:hAnsi="Courier New"/>
+                <w:sz w:val="17"/>
+                <w:szCs w:val="17"/>
+              </w:rPr>
+              <w:t xml:space="preserve">/join</w:t>
+            </w:r>
+          </w:p>
+        </w:tc>
+      </w:tr>
+      <w:tr>
+        <w:trPr>
+          <w:tblHeader w:val="false"/>
+        </w:trPr>
+        <w:tc>
+          <w:tcPr>
+            <w:tcW w:type="dxa" w:w="4131"/>
+            <w:tcBorders>
+              <w:top w:val="single" w:color="BFBFBF" w:sz="4"/>
+              <w:left w:val="single" w:color="BFBFBF" w:sz="4"/>
+              <w:bottom w:val="single" w:color="BFBFBF" w:sz="4"/>
+              <w:right w:val="single" w:color="BFBFBF" w:sz="4"/>
+            </w:tcBorders>
+            <w:tcMar>
+              <w:top w:type="dxa" w:w="60"/>
+              <w:left w:type="dxa" w:w="100"/>
+              <w:bottom w:type="dxa" w:w="60"/>
+              <w:right w:type="dxa" w:w="100"/>
+            </w:tcMar>
+          </w:tcPr>
+          <w:p>
+            <w:pPr>
+              <w:spacing w:after="0"/>
+            </w:pPr>
+            <w:r>
+              <w:rPr>
+                <w:rFonts w:ascii="Courier New" w:cs="Courier New" w:eastAsia="Courier New" w:hAnsi="Courier New"/>
+                <w:sz w:val="17"/>
+                <w:szCs w:val="17"/>
+              </w:rPr>
+              <w:t xml:space="preserve">POST /auth/register</w:t>
+            </w:r>
+            <w:r>
+              <w:rPr>
+                <w:rFonts w:ascii="Calibri" w:cs="Calibri" w:eastAsia="Calibri" w:hAnsi="Calibri"/>
+                <w:sz w:val="19"/>
+                <w:szCs w:val="19"/>
+              </w:rPr>
+              <w:t xml:space="preserve"> </w:t>
+            </w:r>
+            <w:r>
+              <w:rPr>
+                <w:rFonts w:ascii="Courier New" w:cs="Courier New" w:eastAsia="Courier New" w:hAnsi="Courier New"/>
+                <w:sz w:val="17"/>
+                <w:szCs w:val="17"/>
+              </w:rPr>
+              <w:t xml:space="preserve">{invite_code, username, password, email?, timezone?}</w:t>
+            </w:r>
+          </w:p>
+        </w:tc>
+        <w:tc>
+          <w:tcPr>
+            <w:tcW w:type="dxa" w:w="1021"/>
+            <w:tcBorders>
+              <w:top w:val="single" w:color="BFBFBF" w:sz="4"/>
+              <w:left w:val="single" w:color="BFBFBF" w:sz="4"/>
+              <w:bottom w:val="single" w:color="BFBFBF" w:sz="4"/>
+              <w:right w:val="single" w:color="BFBFBF" w:sz="4"/>
+            </w:tcBorders>
+            <w:tcMar>
+              <w:top w:type="dxa" w:w="60"/>
+              <w:left w:type="dxa" w:w="100"/>
+              <w:bottom w:type="dxa" w:w="60"/>
+              <w:right w:type="dxa" w:w="100"/>
+            </w:tcMar>
+          </w:tcPr>
+          <w:p>
+            <w:pPr>
+              <w:spacing w:after="0"/>
+            </w:pPr>
+            <w:r>
+              <w:rPr>
+                <w:rFonts w:ascii="Calibri" w:cs="Calibri" w:eastAsia="Calibri" w:hAnsi="Calibri"/>
+                <w:sz w:val="19"/>
+                <w:szCs w:val="19"/>
+              </w:rPr>
+              <w:t xml:space="preserve">none</w:t>
+            </w:r>
+          </w:p>
+        </w:tc>
+        <w:tc>
+          <w:tcPr>
+            <w:tcW w:type="dxa" w:w="4568"/>
+            <w:tcBorders>
+              <w:top w:val="single" w:color="BFBFBF" w:sz="4"/>
+              <w:left w:val="single" w:color="BFBFBF" w:sz="4"/>
+              <w:bottom w:val="single" w:color="BFBFBF" w:sz="4"/>
+              <w:right w:val="single" w:color="BFBFBF" w:sz="4"/>
+            </w:tcBorders>
+            <w:tcMar>
+              <w:top w:type="dxa" w:w="60"/>
+              <w:left w:type="dxa" w:w="100"/>
+              <w:bottom w:type="dxa" w:w="60"/>
+              <w:right w:type="dxa" w:w="100"/>
+            </w:tcMar>
+          </w:tcPr>
+          <w:p>
+            <w:pPr>
+              <w:spacing w:after="0"/>
+            </w:pPr>
+            <w:r>
+              <w:rPr>
+                <w:rFonts w:ascii="Calibri" w:cs="Calibri" w:eastAsia="Calibri" w:hAnsi="Calibri"/>
+                <w:sz w:val="19"/>
+                <w:szCs w:val="19"/>
+              </w:rPr>
+              <w:t xml:space="preserve">Create an account; returns </w:t>
+            </w:r>
+            <w:r>
+              <w:rPr>
+                <w:rFonts w:ascii="Courier New" w:cs="Courier New" w:eastAsia="Courier New" w:hAnsi="Courier New"/>
+                <w:sz w:val="17"/>
+                <w:szCs w:val="17"/>
+              </w:rPr>
+              <w:t xml:space="preserve">{access_token}</w:t>
+            </w:r>
+          </w:p>
+        </w:tc>
+      </w:tr>
+      <w:tr>
+        <w:trPr>
+          <w:tblHeader w:val="false"/>
+        </w:trPr>
+        <w:tc>
+          <w:tcPr>
+            <w:tcW w:type="dxa" w:w="4131"/>
+            <w:tcBorders>
+              <w:top w:val="single" w:color="BFBFBF" w:sz="4"/>
+              <w:left w:val="single" w:color="BFBFBF" w:sz="4"/>
+              <w:bottom w:val="single" w:color="BFBFBF" w:sz="4"/>
+              <w:right w:val="single" w:color="BFBFBF" w:sz="4"/>
+            </w:tcBorders>
+            <w:tcMar>
+              <w:top w:type="dxa" w:w="60"/>
+              <w:left w:type="dxa" w:w="100"/>
+              <w:bottom w:type="dxa" w:w="60"/>
+              <w:right w:type="dxa" w:w="100"/>
+            </w:tcMar>
+          </w:tcPr>
+          <w:p>
+            <w:pPr>
+              <w:spacing w:after="0"/>
+            </w:pPr>
+            <w:r>
+              <w:rPr>
+                <w:rFonts w:ascii="Courier New" w:cs="Courier New" w:eastAsia="Courier New" w:hAnsi="Courier New"/>
+                <w:sz w:val="17"/>
+                <w:szCs w:val="17"/>
+              </w:rPr>
+              <w:t xml:space="preserve">POST /auth/login</w:t>
+            </w:r>
+            <w:r>
+              <w:rPr>
+                <w:rFonts w:ascii="Calibri" w:cs="Calibri" w:eastAsia="Calibri" w:hAnsi="Calibri"/>
+                <w:sz w:val="19"/>
+                <w:szCs w:val="19"/>
+              </w:rPr>
+              <w:t xml:space="preserve"> (form: </w:t>
+            </w:r>
+            <w:r>
+              <w:rPr>
+                <w:rFonts w:ascii="Courier New" w:cs="Courier New" w:eastAsia="Courier New" w:hAnsi="Courier New"/>
+                <w:sz w:val="17"/>
+                <w:szCs w:val="17"/>
+              </w:rPr>
+              <w:t xml:space="preserve">username</w:t>
+            </w:r>
+            <w:r>
+              <w:rPr>
+                <w:rFonts w:ascii="Calibri" w:cs="Calibri" w:eastAsia="Calibri" w:hAnsi="Calibri"/>
+                <w:sz w:val="19"/>
+                <w:szCs w:val="19"/>
+              </w:rPr>
+              <w:t xml:space="preserve">, </w:t>
+            </w:r>
+            <w:r>
+              <w:rPr>
+                <w:rFonts w:ascii="Courier New" w:cs="Courier New" w:eastAsia="Courier New" w:hAnsi="Courier New"/>
+                <w:sz w:val="17"/>
+                <w:szCs w:val="17"/>
+              </w:rPr>
+              <w:t xml:space="preserve">password</w:t>
+            </w:r>
+            <w:r>
+              <w:rPr>
+                <w:rFonts w:ascii="Calibri" w:cs="Calibri" w:eastAsia="Calibri" w:hAnsi="Calibri"/>
+                <w:sz w:val="19"/>
+                <w:szCs w:val="19"/>
+              </w:rPr>
+              <w:t xml:space="preserve">)</w:t>
+            </w:r>
+          </w:p>
+        </w:tc>
+        <w:tc>
+          <w:tcPr>
+            <w:tcW w:type="dxa" w:w="1021"/>
+            <w:tcBorders>
+              <w:top w:val="single" w:color="BFBFBF" w:sz="4"/>
+              <w:left w:val="single" w:color="BFBFBF" w:sz="4"/>
+              <w:bottom w:val="single" w:color="BFBFBF" w:sz="4"/>
+              <w:right w:val="single" w:color="BFBFBF" w:sz="4"/>
+            </w:tcBorders>
+            <w:tcMar>
+              <w:top w:type="dxa" w:w="60"/>
+              <w:left w:type="dxa" w:w="100"/>
+              <w:bottom w:type="dxa" w:w="60"/>
+              <w:right w:type="dxa" w:w="100"/>
+            </w:tcMar>
+          </w:tcPr>
+          <w:p>
+            <w:pPr>
+              <w:spacing w:after="0"/>
+            </w:pPr>
+            <w:r>
+              <w:rPr>
+                <w:rFonts w:ascii="Calibri" w:cs="Calibri" w:eastAsia="Calibri" w:hAnsi="Calibri"/>
+                <w:sz w:val="19"/>
+                <w:szCs w:val="19"/>
+              </w:rPr>
+              <w:t xml:space="preserve">none</w:t>
+            </w:r>
+          </w:p>
+        </w:tc>
+        <w:tc>
+          <w:tcPr>
+            <w:tcW w:type="dxa" w:w="4568"/>
+            <w:tcBorders>
+              <w:top w:val="single" w:color="BFBFBF" w:sz="4"/>
+              <w:left w:val="single" w:color="BFBFBF" w:sz="4"/>
+              <w:bottom w:val="single" w:color="BFBFBF" w:sz="4"/>
+              <w:right w:val="single" w:color="BFBFBF" w:sz="4"/>
+            </w:tcBorders>
+            <w:tcMar>
+              <w:top w:type="dxa" w:w="60"/>
+              <w:left w:type="dxa" w:w="100"/>
+              <w:bottom w:type="dxa" w:w="60"/>
+              <w:right w:type="dxa" w:w="100"/>
+            </w:tcMar>
+          </w:tcPr>
+          <w:p>
+            <w:pPr>
+              <w:spacing w:after="0"/>
+            </w:pPr>
+            <w:r>
+              <w:rPr>
+                <w:rFonts w:ascii="Calibri" w:cs="Calibri" w:eastAsia="Calibri" w:hAnsi="Calibri"/>
+                <w:sz w:val="19"/>
+                <w:szCs w:val="19"/>
+              </w:rPr>
+              <w:t xml:space="preserve">Username </w:t>
+            </w:r>
+            <w:r>
+              <w:rPr>
+                <w:rFonts w:ascii="Calibri" w:cs="Calibri" w:eastAsia="Calibri" w:hAnsi="Calibri"/>
+                <w:b/>
+                <w:bCs/>
+                <w:sz w:val="19"/>
+                <w:szCs w:val="19"/>
+              </w:rPr>
+              <w:t xml:space="preserve">or</w:t>
+            </w:r>
+            <w:r>
+              <w:rPr>
+                <w:rFonts w:ascii="Calibri" w:cs="Calibri" w:eastAsia="Calibri" w:hAnsi="Calibri"/>
+                <w:sz w:val="19"/>
+                <w:szCs w:val="19"/>
+              </w:rPr>
+              <w:t xml:space="preserve"> email; returns </w:t>
+            </w:r>
+            <w:r>
+              <w:rPr>
+                <w:rFonts w:ascii="Courier New" w:cs="Courier New" w:eastAsia="Courier New" w:hAnsi="Courier New"/>
+                <w:sz w:val="17"/>
+                <w:szCs w:val="17"/>
+              </w:rPr>
+              <w:t xml:space="preserve">{access_token}</w:t>
+            </w:r>
+          </w:p>
+        </w:tc>
+      </w:tr>
+      <w:tr>
+        <w:trPr>
+          <w:tblHeader w:val="false"/>
+        </w:trPr>
+        <w:tc>
+          <w:tcPr>
+            <w:tcW w:type="dxa" w:w="4131"/>
+            <w:tcBorders>
+              <w:top w:val="single" w:color="BFBFBF" w:sz="4"/>
+              <w:left w:val="single" w:color="BFBFBF" w:sz="4"/>
+              <w:bottom w:val="single" w:color="BFBFBF" w:sz="4"/>
+              <w:right w:val="single" w:color="BFBFBF" w:sz="4"/>
+            </w:tcBorders>
+            <w:tcMar>
+              <w:top w:type="dxa" w:w="60"/>
+              <w:left w:type="dxa" w:w="100"/>
+              <w:bottom w:type="dxa" w:w="60"/>
+              <w:right w:type="dxa" w:w="100"/>
+            </w:tcMar>
+          </w:tcPr>
+          <w:p>
+            <w:pPr>
+              <w:spacing w:after="0"/>
+            </w:pPr>
+            <w:r>
+              <w:rPr>
+                <w:rFonts w:ascii="Courier New" w:cs="Courier New" w:eastAsia="Courier New" w:hAnsi="Courier New"/>
+                <w:sz w:val="17"/>
+                <w:szCs w:val="17"/>
+              </w:rPr>
+              <w:t xml:space="preserve">GET /auth/me</w:t>
+            </w:r>
+          </w:p>
+        </w:tc>
+        <w:tc>
+          <w:tcPr>
+            <w:tcW w:type="dxa" w:w="1021"/>
+            <w:tcBorders>
+              <w:top w:val="single" w:color="BFBFBF" w:sz="4"/>
+              <w:left w:val="single" w:color="BFBFBF" w:sz="4"/>
+              <w:bottom w:val="single" w:color="BFBFBF" w:sz="4"/>
+              <w:right w:val="single" w:color="BFBFBF" w:sz="4"/>
+            </w:tcBorders>
+            <w:tcMar>
+              <w:top w:type="dxa" w:w="60"/>
+              <w:left w:type="dxa" w:w="100"/>
+              <w:bottom w:type="dxa" w:w="60"/>
+              <w:right w:type="dxa" w:w="100"/>
+            </w:tcMar>
+          </w:tcPr>
+          <w:p>
+            <w:pPr>
+              <w:spacing w:after="0"/>
+            </w:pPr>
+            <w:r>
+              <w:rPr>
+                <w:rFonts w:ascii="Calibri" w:cs="Calibri" w:eastAsia="Calibri" w:hAnsi="Calibri"/>
+                <w:sz w:val="19"/>
+                <w:szCs w:val="19"/>
+              </w:rPr>
+              <w:t xml:space="preserve">player</w:t>
+            </w:r>
+          </w:p>
+        </w:tc>
+        <w:tc>
+          <w:tcPr>
+            <w:tcW w:type="dxa" w:w="4568"/>
+            <w:tcBorders>
+              <w:top w:val="single" w:color="BFBFBF" w:sz="4"/>
+              <w:left w:val="single" w:color="BFBFBF" w:sz="4"/>
+              <w:bottom w:val="single" w:color="BFBFBF" w:sz="4"/>
+              <w:right w:val="single" w:color="BFBFBF" w:sz="4"/>
+            </w:tcBorders>
+            <w:tcMar>
+              <w:top w:type="dxa" w:w="60"/>
+              <w:left w:type="dxa" w:w="100"/>
+              <w:bottom w:type="dxa" w:w="60"/>
+              <w:right w:type="dxa" w:w="100"/>
+            </w:tcMar>
+          </w:tcPr>
+          <w:p>
+            <w:pPr>
+              <w:spacing w:after="0"/>
+            </w:pPr>
+            <w:r>
+              <w:rPr>
+                <w:rFonts w:ascii="Courier New" w:cs="Courier New" w:eastAsia="Courier New" w:hAnsi="Courier New"/>
+                <w:sz w:val="17"/>
+                <w:szCs w:val="17"/>
+              </w:rPr>
+              <w:t xml:space="preserve">id, username, email, email_verified, needs_email, role, timezone, reminder_default</w:t>
+            </w:r>
+          </w:p>
+        </w:tc>
+      </w:tr>
+      <w:tr>
+        <w:trPr>
+          <w:tblHeader w:val="false"/>
+        </w:trPr>
+        <w:tc>
+          <w:tcPr>
+            <w:tcW w:type="dxa" w:w="4131"/>
+            <w:tcBorders>
+              <w:top w:val="single" w:color="BFBFBF" w:sz="4"/>
+              <w:left w:val="single" w:color="BFBFBF" w:sz="4"/>
+              <w:bottom w:val="single" w:color="BFBFBF" w:sz="4"/>
+              <w:right w:val="single" w:color="BFBFBF" w:sz="4"/>
+            </w:tcBorders>
+            <w:tcMar>
+              <w:top w:type="dxa" w:w="60"/>
+              <w:left w:type="dxa" w:w="100"/>
+              <w:bottom w:type="dxa" w:w="60"/>
+              <w:right w:type="dxa" w:w="100"/>
+            </w:tcMar>
+          </w:tcPr>
+          <w:p>
+            <w:pPr>
+              <w:spacing w:after="0"/>
+            </w:pPr>
+            <w:r>
+              <w:rPr>
+                <w:rFonts w:ascii="Courier New" w:cs="Courier New" w:eastAsia="Courier New" w:hAnsi="Courier New"/>
+                <w:sz w:val="17"/>
+                <w:szCs w:val="17"/>
+              </w:rPr>
+              <w:t xml:space="preserve">PATCH /auth/me</w:t>
+            </w:r>
+            <w:r>
+              <w:rPr>
+                <w:rFonts w:ascii="Calibri" w:cs="Calibri" w:eastAsia="Calibri" w:hAnsi="Calibri"/>
+                <w:sz w:val="19"/>
+                <w:szCs w:val="19"/>
+              </w:rPr>
+              <w:t xml:space="preserve"> </w:t>
+            </w:r>
+            <w:r>
+              <w:rPr>
+                <w:rFonts w:ascii="Courier New" w:cs="Courier New" w:eastAsia="Courier New" w:hAnsi="Courier New"/>
+                <w:sz w:val="17"/>
+                <w:szCs w:val="17"/>
+              </w:rPr>
+              <w:t xml:space="preserve">{email?, timezone?, reminder_default?}</w:t>
+            </w:r>
+          </w:p>
+        </w:tc>
+        <w:tc>
+          <w:tcPr>
+            <w:tcW w:type="dxa" w:w="1021"/>
+            <w:tcBorders>
+              <w:top w:val="single" w:color="BFBFBF" w:sz="4"/>
+              <w:left w:val="single" w:color="BFBFBF" w:sz="4"/>
+              <w:bottom w:val="single" w:color="BFBFBF" w:sz="4"/>
+              <w:right w:val="single" w:color="BFBFBF" w:sz="4"/>
+            </w:tcBorders>
+            <w:tcMar>
+              <w:top w:type="dxa" w:w="60"/>
+              <w:left w:type="dxa" w:w="100"/>
+              <w:bottom w:type="dxa" w:w="60"/>
+              <w:right w:type="dxa" w:w="100"/>
+            </w:tcMar>
+          </w:tcPr>
+          <w:p>
+            <w:pPr>
+              <w:spacing w:after="0"/>
+            </w:pPr>
+            <w:r>
+              <w:rPr>
+                <w:rFonts w:ascii="Calibri" w:cs="Calibri" w:eastAsia="Calibri" w:hAnsi="Calibri"/>
+                <w:sz w:val="19"/>
+                <w:szCs w:val="19"/>
+              </w:rPr>
+              <w:t xml:space="preserve">player</w:t>
+            </w:r>
+          </w:p>
+        </w:tc>
+        <w:tc>
+          <w:tcPr>
+            <w:tcW w:type="dxa" w:w="4568"/>
+            <w:tcBorders>
+              <w:top w:val="single" w:color="BFBFBF" w:sz="4"/>
+              <w:left w:val="single" w:color="BFBFBF" w:sz="4"/>
+              <w:bottom w:val="single" w:color="BFBFBF" w:sz="4"/>
+              <w:right w:val="single" w:color="BFBFBF" w:sz="4"/>
+            </w:tcBorders>
+            <w:tcMar>
+              <w:top w:type="dxa" w:w="60"/>
+              <w:left w:type="dxa" w:w="100"/>
+              <w:bottom w:type="dxa" w:w="60"/>
+              <w:right w:type="dxa" w:w="100"/>
+            </w:tcMar>
+          </w:tcPr>
+          <w:p>
+            <w:pPr>
+              <w:spacing w:after="0"/>
+            </w:pPr>
+            <w:r>
+              <w:rPr>
+                <w:rFonts w:ascii="Calibri" w:cs="Calibri" w:eastAsia="Calibri" w:hAnsi="Calibri"/>
+                <w:sz w:val="19"/>
+                <w:szCs w:val="19"/>
+              </w:rPr>
+              <w:t xml:space="preserve">Add or change email (sends a confirmation), time zone, reminder default</w:t>
+            </w:r>
+          </w:p>
+        </w:tc>
+      </w:tr>
+      <w:tr>
+        <w:trPr>
+          <w:tblHeader w:val="false"/>
+        </w:trPr>
+        <w:tc>
+          <w:tcPr>
+            <w:tcW w:type="dxa" w:w="4131"/>
+            <w:tcBorders>
+              <w:top w:val="single" w:color="BFBFBF" w:sz="4"/>
+              <w:left w:val="single" w:color="BFBFBF" w:sz="4"/>
+              <w:bottom w:val="single" w:color="BFBFBF" w:sz="4"/>
+              <w:right w:val="single" w:color="BFBFBF" w:sz="4"/>
+            </w:tcBorders>
+            <w:tcMar>
+              <w:top w:type="dxa" w:w="60"/>
+              <w:left w:type="dxa" w:w="100"/>
+              <w:bottom w:type="dxa" w:w="60"/>
+              <w:right w:type="dxa" w:w="100"/>
+            </w:tcMar>
+          </w:tcPr>
+          <w:p>
+            <w:pPr>
+              <w:spacing w:after="0"/>
+            </w:pPr>
+            <w:r>
+              <w:rPr>
+                <w:rFonts w:ascii="Courier New" w:cs="Courier New" w:eastAsia="Courier New" w:hAnsi="Courier New"/>
+                <w:sz w:val="17"/>
+                <w:szCs w:val="17"/>
+              </w:rPr>
+              <w:t xml:space="preserve">POST /auth/me/password</w:t>
+            </w:r>
+            <w:r>
+              <w:rPr>
+                <w:rFonts w:ascii="Calibri" w:cs="Calibri" w:eastAsia="Calibri" w:hAnsi="Calibri"/>
+                <w:sz w:val="19"/>
+                <w:szCs w:val="19"/>
+              </w:rPr>
+              <w:t xml:space="preserve"> </w:t>
+            </w:r>
+            <w:r>
+              <w:rPr>
+                <w:rFonts w:ascii="Courier New" w:cs="Courier New" w:eastAsia="Courier New" w:hAnsi="Courier New"/>
+                <w:sz w:val="17"/>
+                <w:szCs w:val="17"/>
+              </w:rPr>
+              <w:t xml:space="preserve">{current_password, new_password}</w:t>
+            </w:r>
+          </w:p>
+        </w:tc>
+        <w:tc>
+          <w:tcPr>
+            <w:tcW w:type="dxa" w:w="1021"/>
+            <w:tcBorders>
+              <w:top w:val="single" w:color="BFBFBF" w:sz="4"/>
+              <w:left w:val="single" w:color="BFBFBF" w:sz="4"/>
+              <w:bottom w:val="single" w:color="BFBFBF" w:sz="4"/>
+              <w:right w:val="single" w:color="BFBFBF" w:sz="4"/>
+            </w:tcBorders>
+            <w:tcMar>
+              <w:top w:type="dxa" w:w="60"/>
+              <w:left w:type="dxa" w:w="100"/>
+              <w:bottom w:type="dxa" w:w="60"/>
+              <w:right w:type="dxa" w:w="100"/>
+            </w:tcMar>
+          </w:tcPr>
+          <w:p>
+            <w:pPr>
+              <w:spacing w:after="0"/>
+            </w:pPr>
+            <w:r>
+              <w:rPr>
+                <w:rFonts w:ascii="Calibri" w:cs="Calibri" w:eastAsia="Calibri" w:hAnsi="Calibri"/>
+                <w:sz w:val="19"/>
+                <w:szCs w:val="19"/>
+              </w:rPr>
+              <w:t xml:space="preserve">player</w:t>
+            </w:r>
+          </w:p>
+        </w:tc>
+        <w:tc>
+          <w:tcPr>
+            <w:tcW w:type="dxa" w:w="4568"/>
+            <w:tcBorders>
+              <w:top w:val="single" w:color="BFBFBF" w:sz="4"/>
+              <w:left w:val="single" w:color="BFBFBF" w:sz="4"/>
+              <w:bottom w:val="single" w:color="BFBFBF" w:sz="4"/>
+              <w:right w:val="single" w:color="BFBFBF" w:sz="4"/>
+            </w:tcBorders>
+            <w:tcMar>
+              <w:top w:type="dxa" w:w="60"/>
+              <w:left w:type="dxa" w:w="100"/>
+              <w:bottom w:type="dxa" w:w="60"/>
+              <w:right w:type="dxa" w:w="100"/>
+            </w:tcMar>
+          </w:tcPr>
+          <w:p>
+            <w:pPr>
+              <w:spacing w:after="0"/>
+            </w:pPr>
+            <w:r>
+              <w:rPr>
+                <w:rFonts w:ascii="Calibri" w:cs="Calibri" w:eastAsia="Calibri" w:hAnsi="Calibri"/>
+                <w:sz w:val="19"/>
+                <w:szCs w:val="19"/>
+              </w:rPr>
+              <w:t xml:space="preserve">Returns a fresh token; other sessions are signed out</w:t>
+            </w:r>
+          </w:p>
+        </w:tc>
+      </w:tr>
+      <w:tr>
+        <w:trPr>
+          <w:tblHeader w:val="false"/>
+        </w:trPr>
+        <w:tc>
+          <w:tcPr>
+            <w:tcW w:type="dxa" w:w="4131"/>
+            <w:tcBorders>
+              <w:top w:val="single" w:color="BFBFBF" w:sz="4"/>
+              <w:left w:val="single" w:color="BFBFBF" w:sz="4"/>
+              <w:bottom w:val="single" w:color="BFBFBF" w:sz="4"/>
+              <w:right w:val="single" w:color="BFBFBF" w:sz="4"/>
+            </w:tcBorders>
+            <w:tcMar>
+              <w:top w:type="dxa" w:w="60"/>
+              <w:left w:type="dxa" w:w="100"/>
+              <w:bottom w:type="dxa" w:w="60"/>
+              <w:right w:type="dxa" w:w="100"/>
+            </w:tcMar>
+          </w:tcPr>
+          <w:p>
+            <w:pPr>
+              <w:spacing w:after="0"/>
+            </w:pPr>
+            <w:r>
+              <w:rPr>
+                <w:rFonts w:ascii="Courier New" w:cs="Courier New" w:eastAsia="Courier New" w:hAnsi="Courier New"/>
+                <w:sz w:val="17"/>
+                <w:szCs w:val="17"/>
+              </w:rPr>
+              <w:t xml:space="preserve">POST /auth/email/verify</w:t>
+            </w:r>
+            <w:r>
+              <w:rPr>
+                <w:rFonts w:ascii="Calibri" w:cs="Calibri" w:eastAsia="Calibri" w:hAnsi="Calibri"/>
+                <w:sz w:val="19"/>
+                <w:szCs w:val="19"/>
+              </w:rPr>
+              <w:t xml:space="preserve"> </w:t>
+            </w:r>
+            <w:r>
+              <w:rPr>
+                <w:rFonts w:ascii="Courier New" w:cs="Courier New" w:eastAsia="Courier New" w:hAnsi="Courier New"/>
+                <w:sz w:val="17"/>
+                <w:szCs w:val="17"/>
+              </w:rPr>
+              <w:t xml:space="preserve">{token}</w:t>
+            </w:r>
+          </w:p>
+        </w:tc>
+        <w:tc>
+          <w:tcPr>
+            <w:tcW w:type="dxa" w:w="1021"/>
+            <w:tcBorders>
+              <w:top w:val="single" w:color="BFBFBF" w:sz="4"/>
+              <w:left w:val="single" w:color="BFBFBF" w:sz="4"/>
+              <w:bottom w:val="single" w:color="BFBFBF" w:sz="4"/>
+              <w:right w:val="single" w:color="BFBFBF" w:sz="4"/>
+            </w:tcBorders>
+            <w:tcMar>
+              <w:top w:type="dxa" w:w="60"/>
+              <w:left w:type="dxa" w:w="100"/>
+              <w:bottom w:type="dxa" w:w="60"/>
+              <w:right w:type="dxa" w:w="100"/>
+            </w:tcMar>
+          </w:tcPr>
+          <w:p>
+            <w:pPr>
+              <w:spacing w:after="0"/>
+            </w:pPr>
+            <w:r>
+              <w:rPr>
+                <w:rFonts w:ascii="Calibri" w:cs="Calibri" w:eastAsia="Calibri" w:hAnsi="Calibri"/>
+                <w:sz w:val="19"/>
+                <w:szCs w:val="19"/>
+              </w:rPr>
+              <w:t xml:space="preserve">none</w:t>
+            </w:r>
+          </w:p>
+        </w:tc>
+        <w:tc>
+          <w:tcPr>
+            <w:tcW w:type="dxa" w:w="4568"/>
+            <w:tcBorders>
+              <w:top w:val="single" w:color="BFBFBF" w:sz="4"/>
+              <w:left w:val="single" w:color="BFBFBF" w:sz="4"/>
+              <w:bottom w:val="single" w:color="BFBFBF" w:sz="4"/>
+              <w:right w:val="single" w:color="BFBFBF" w:sz="4"/>
+            </w:tcBorders>
+            <w:tcMar>
+              <w:top w:type="dxa" w:w="60"/>
+              <w:left w:type="dxa" w:w="100"/>
+              <w:bottom w:type="dxa" w:w="60"/>
+              <w:right w:type="dxa" w:w="100"/>
+            </w:tcMar>
+          </w:tcPr>
+          <w:p>
+            <w:pPr>
+              <w:spacing w:after="0"/>
+            </w:pPr>
+            <w:r>
+              <w:rPr>
+                <w:rFonts w:ascii="Calibri" w:cs="Calibri" w:eastAsia="Calibri" w:hAnsi="Calibri"/>
+                <w:sz w:val="19"/>
+                <w:szCs w:val="19"/>
+              </w:rPr>
+              <w:t xml:space="preserve">From the </w:t>
+            </w:r>
+            <w:r>
+              <w:rPr>
+                <w:rFonts w:ascii="Courier New" w:cs="Courier New" w:eastAsia="Courier New" w:hAnsi="Courier New"/>
+                <w:sz w:val="17"/>
+                <w:szCs w:val="17"/>
+              </w:rPr>
+              <w:t xml:space="preserve">/verify-email#token=…</w:t>
+            </w:r>
+            <w:r>
+              <w:rPr>
+                <w:rFonts w:ascii="Calibri" w:cs="Calibri" w:eastAsia="Calibri" w:hAnsi="Calibri"/>
+                <w:sz w:val="19"/>
+                <w:szCs w:val="19"/>
+              </w:rPr>
+              <w:t xml:space="preserve"> link</w:t>
+            </w:r>
+          </w:p>
+        </w:tc>
+      </w:tr>
+      <w:tr>
+        <w:trPr>
+          <w:tblHeader w:val="false"/>
+        </w:trPr>
+        <w:tc>
+          <w:tcPr>
+            <w:tcW w:type="dxa" w:w="4131"/>
+            <w:tcBorders>
+              <w:top w:val="single" w:color="BFBFBF" w:sz="4"/>
+              <w:left w:val="single" w:color="BFBFBF" w:sz="4"/>
+              <w:bottom w:val="single" w:color="BFBFBF" w:sz="4"/>
+              <w:right w:val="single" w:color="BFBFBF" w:sz="4"/>
+            </w:tcBorders>
+            <w:tcMar>
+              <w:top w:type="dxa" w:w="60"/>
+              <w:left w:type="dxa" w:w="100"/>
+              <w:bottom w:type="dxa" w:w="60"/>
+              <w:right w:type="dxa" w:w="100"/>
+            </w:tcMar>
+          </w:tcPr>
+          <w:p>
+            <w:pPr>
+              <w:spacing w:after="0"/>
+            </w:pPr>
+            <w:r>
+              <w:rPr>
+                <w:rFonts w:ascii="Courier New" w:cs="Courier New" w:eastAsia="Courier New" w:hAnsi="Courier New"/>
+                <w:sz w:val="17"/>
+                <w:szCs w:val="17"/>
+              </w:rPr>
+              <w:t xml:space="preserve">POST /auth/email/verify/resend</w:t>
+            </w:r>
+          </w:p>
+        </w:tc>
+        <w:tc>
+          <w:tcPr>
+            <w:tcW w:type="dxa" w:w="1021"/>
+            <w:tcBorders>
+              <w:top w:val="single" w:color="BFBFBF" w:sz="4"/>
+              <w:left w:val="single" w:color="BFBFBF" w:sz="4"/>
+              <w:bottom w:val="single" w:color="BFBFBF" w:sz="4"/>
+              <w:right w:val="single" w:color="BFBFBF" w:sz="4"/>
+            </w:tcBorders>
+            <w:tcMar>
+              <w:top w:type="dxa" w:w="60"/>
+              <w:left w:type="dxa" w:w="100"/>
+              <w:bottom w:type="dxa" w:w="60"/>
+              <w:right w:type="dxa" w:w="100"/>
+            </w:tcMar>
+          </w:tcPr>
+          <w:p>
+            <w:pPr>
+              <w:spacing w:after="0"/>
+            </w:pPr>
+            <w:r>
+              <w:rPr>
+                <w:rFonts w:ascii="Calibri" w:cs="Calibri" w:eastAsia="Calibri" w:hAnsi="Calibri"/>
+                <w:sz w:val="19"/>
+                <w:szCs w:val="19"/>
+              </w:rPr>
+              <w:t xml:space="preserve">player</w:t>
+            </w:r>
+          </w:p>
+        </w:tc>
+        <w:tc>
+          <w:tcPr>
+            <w:tcW w:type="dxa" w:w="4568"/>
+            <w:tcBorders>
+              <w:top w:val="single" w:color="BFBFBF" w:sz="4"/>
+              <w:left w:val="single" w:color="BFBFBF" w:sz="4"/>
+              <w:bottom w:val="single" w:color="BFBFBF" w:sz="4"/>
+              <w:right w:val="single" w:color="BFBFBF" w:sz="4"/>
+            </w:tcBorders>
+            <w:tcMar>
+              <w:top w:type="dxa" w:w="60"/>
+              <w:left w:type="dxa" w:w="100"/>
+              <w:bottom w:type="dxa" w:w="60"/>
+              <w:right w:type="dxa" w:w="100"/>
+            </w:tcMar>
+          </w:tcPr>
+          <w:p>
+            <w:pPr>
+              <w:spacing w:after="0"/>
+            </w:pPr>
+            <w:r>
+              <w:rPr>
+                <w:rFonts w:ascii="Calibri" w:cs="Calibri" w:eastAsia="Calibri" w:hAnsi="Calibri"/>
+                <w:sz w:val="19"/>
+                <w:szCs w:val="19"/>
+              </w:rPr>
+              <w:t xml:space="preserve">Resend the confirmation email</w:t>
+            </w:r>
+          </w:p>
+        </w:tc>
+      </w:tr>
+      <w:tr>
+        <w:trPr>
+          <w:tblHeader w:val="false"/>
+        </w:trPr>
+        <w:tc>
+          <w:tcPr>
+            <w:tcW w:type="dxa" w:w="4131"/>
+            <w:tcBorders>
+              <w:top w:val="single" w:color="BFBFBF" w:sz="4"/>
+              <w:left w:val="single" w:color="BFBFBF" w:sz="4"/>
+              <w:bottom w:val="single" w:color="BFBFBF" w:sz="4"/>
+              <w:right w:val="single" w:color="BFBFBF" w:sz="4"/>
+            </w:tcBorders>
+            <w:tcMar>
+              <w:top w:type="dxa" w:w="60"/>
+              <w:left w:type="dxa" w:w="100"/>
+              <w:bottom w:type="dxa" w:w="60"/>
+              <w:right w:type="dxa" w:w="100"/>
+            </w:tcMar>
+          </w:tcPr>
+          <w:p>
+            <w:pPr>
+              <w:spacing w:after="0"/>
+            </w:pPr>
+            <w:r>
+              <w:rPr>
+                <w:rFonts w:ascii="Courier New" w:cs="Courier New" w:eastAsia="Courier New" w:hAnsi="Courier New"/>
+                <w:sz w:val="17"/>
+                <w:szCs w:val="17"/>
+              </w:rPr>
+              <w:t xml:space="preserve">POST /auth/reset/request</w:t>
+            </w:r>
+            <w:r>
+              <w:rPr>
+                <w:rFonts w:ascii="Calibri" w:cs="Calibri" w:eastAsia="Calibri" w:hAnsi="Calibri"/>
+                <w:sz w:val="19"/>
+                <w:szCs w:val="19"/>
+              </w:rPr>
+              <w:t xml:space="preserve"> </w:t>
+            </w:r>
+            <w:r>
+              <w:rPr>
+                <w:rFonts w:ascii="Courier New" w:cs="Courier New" w:eastAsia="Courier New" w:hAnsi="Courier New"/>
+                <w:sz w:val="17"/>
+                <w:szCs w:val="17"/>
+              </w:rPr>
+              <w:t xml:space="preserve">{email}</w:t>
+            </w:r>
+          </w:p>
+        </w:tc>
+        <w:tc>
+          <w:tcPr>
+            <w:tcW w:type="dxa" w:w="1021"/>
+            <w:tcBorders>
+              <w:top w:val="single" w:color="BFBFBF" w:sz="4"/>
+              <w:left w:val="single" w:color="BFBFBF" w:sz="4"/>
+              <w:bottom w:val="single" w:color="BFBFBF" w:sz="4"/>
+              <w:right w:val="single" w:color="BFBFBF" w:sz="4"/>
+            </w:tcBorders>
+            <w:tcMar>
+              <w:top w:type="dxa" w:w="60"/>
+              <w:left w:type="dxa" w:w="100"/>
+              <w:bottom w:type="dxa" w:w="60"/>
+              <w:right w:type="dxa" w:w="100"/>
+            </w:tcMar>
+          </w:tcPr>
+          <w:p>
+            <w:pPr>
+              <w:spacing w:after="0"/>
+            </w:pPr>
+            <w:r>
+              <w:rPr>
+                <w:rFonts w:ascii="Calibri" w:cs="Calibri" w:eastAsia="Calibri" w:hAnsi="Calibri"/>
+                <w:sz w:val="19"/>
+                <w:szCs w:val="19"/>
+              </w:rPr>
+              <w:t xml:space="preserve">none</w:t>
+            </w:r>
+          </w:p>
+        </w:tc>
+        <w:tc>
+          <w:tcPr>
+            <w:tcW w:type="dxa" w:w="4568"/>
+            <w:tcBorders>
+              <w:top w:val="single" w:color="BFBFBF" w:sz="4"/>
+              <w:left w:val="single" w:color="BFBFBF" w:sz="4"/>
+              <w:bottom w:val="single" w:color="BFBFBF" w:sz="4"/>
+              <w:right w:val="single" w:color="BFBFBF" w:sz="4"/>
+            </w:tcBorders>
+            <w:tcMar>
+              <w:top w:type="dxa" w:w="60"/>
+              <w:left w:type="dxa" w:w="100"/>
+              <w:bottom w:type="dxa" w:w="60"/>
+              <w:right w:type="dxa" w:w="100"/>
+            </w:tcMar>
+          </w:tcPr>
+          <w:p>
+            <w:pPr>
+              <w:spacing w:after="0"/>
+            </w:pPr>
+            <w:r>
+              <w:rPr>
+                <w:rFonts w:ascii="Calibri" w:cs="Calibri" w:eastAsia="Calibri" w:hAnsi="Calibri"/>
+                <w:sz w:val="19"/>
+                <w:szCs w:val="19"/>
+              </w:rPr>
+              <w:t xml:space="preserve">Always </w:t>
+            </w:r>
+            <w:r>
+              <w:rPr>
+                <w:rFonts w:ascii="Courier New" w:cs="Courier New" w:eastAsia="Courier New" w:hAnsi="Courier New"/>
+                <w:sz w:val="17"/>
+                <w:szCs w:val="17"/>
+              </w:rPr>
+              <w:t xml:space="preserve">202</w:t>
+            </w:r>
+            <w:r>
+              <w:rPr>
+                <w:rFonts w:ascii="Calibri" w:cs="Calibri" w:eastAsia="Calibri" w:hAnsi="Calibri"/>
+                <w:sz w:val="19"/>
+                <w:szCs w:val="19"/>
+              </w:rPr>
+              <w:t xml:space="preserve">, whether or not the email has an account</w:t>
+            </w:r>
+          </w:p>
+        </w:tc>
+      </w:tr>
+      <w:tr>
+        <w:trPr>
+          <w:tblHeader w:val="false"/>
+        </w:trPr>
+        <w:tc>
+          <w:tcPr>
+            <w:tcW w:type="dxa" w:w="4131"/>
+            <w:tcBorders>
+              <w:top w:val="single" w:color="BFBFBF" w:sz="4"/>
+              <w:left w:val="single" w:color="BFBFBF" w:sz="4"/>
+              <w:bottom w:val="single" w:color="BFBFBF" w:sz="4"/>
+              <w:right w:val="single" w:color="BFBFBF" w:sz="4"/>
+            </w:tcBorders>
+            <w:tcMar>
+              <w:top w:type="dxa" w:w="60"/>
+              <w:left w:type="dxa" w:w="100"/>
+              <w:bottom w:type="dxa" w:w="60"/>
+              <w:right w:type="dxa" w:w="100"/>
+            </w:tcMar>
+          </w:tcPr>
+          <w:p>
+            <w:pPr>
+              <w:spacing w:after="0"/>
+            </w:pPr>
+            <w:r>
+              <w:rPr>
+                <w:rFonts w:ascii="Courier New" w:cs="Courier New" w:eastAsia="Courier New" w:hAnsi="Courier New"/>
+                <w:sz w:val="17"/>
+                <w:szCs w:val="17"/>
+              </w:rPr>
+              <w:t xml:space="preserve">POST /auth/reset/confirm</w:t>
+            </w:r>
+            <w:r>
+              <w:rPr>
+                <w:rFonts w:ascii="Calibri" w:cs="Calibri" w:eastAsia="Calibri" w:hAnsi="Calibri"/>
+                <w:sz w:val="19"/>
+                <w:szCs w:val="19"/>
+              </w:rPr>
+              <w:t xml:space="preserve"> </w:t>
+            </w:r>
+            <w:r>
+              <w:rPr>
+                <w:rFonts w:ascii="Courier New" w:cs="Courier New" w:eastAsia="Courier New" w:hAnsi="Courier New"/>
+                <w:sz w:val="17"/>
+                <w:szCs w:val="17"/>
+              </w:rPr>
+              <w:t xml:space="preserve">{token, password}</w:t>
+            </w:r>
+          </w:p>
+        </w:tc>
+        <w:tc>
+          <w:tcPr>
+            <w:tcW w:type="dxa" w:w="1021"/>
+            <w:tcBorders>
+              <w:top w:val="single" w:color="BFBFBF" w:sz="4"/>
+              <w:left w:val="single" w:color="BFBFBF" w:sz="4"/>
+              <w:bottom w:val="single" w:color="BFBFBF" w:sz="4"/>
+              <w:right w:val="single" w:color="BFBFBF" w:sz="4"/>
+            </w:tcBorders>
+            <w:tcMar>
+              <w:top w:type="dxa" w:w="60"/>
+              <w:left w:type="dxa" w:w="100"/>
+              <w:bottom w:type="dxa" w:w="60"/>
+              <w:right w:type="dxa" w:w="100"/>
+            </w:tcMar>
+          </w:tcPr>
+          <w:p>
+            <w:pPr>
+              <w:spacing w:after="0"/>
+            </w:pPr>
+            <w:r>
+              <w:rPr>
+                <w:rFonts w:ascii="Calibri" w:cs="Calibri" w:eastAsia="Calibri" w:hAnsi="Calibri"/>
+                <w:sz w:val="19"/>
+                <w:szCs w:val="19"/>
+              </w:rPr>
+              <w:t xml:space="preserve">none</w:t>
+            </w:r>
+          </w:p>
+        </w:tc>
+        <w:tc>
+          <w:tcPr>
+            <w:tcW w:type="dxa" w:w="4568"/>
+            <w:tcBorders>
+              <w:top w:val="single" w:color="BFBFBF" w:sz="4"/>
+              <w:left w:val="single" w:color="BFBFBF" w:sz="4"/>
+              <w:bottom w:val="single" w:color="BFBFBF" w:sz="4"/>
+              <w:right w:val="single" w:color="BFBFBF" w:sz="4"/>
+            </w:tcBorders>
+            <w:tcMar>
+              <w:top w:type="dxa" w:w="60"/>
+              <w:left w:type="dxa" w:w="100"/>
+              <w:bottom w:type="dxa" w:w="60"/>
+              <w:right w:type="dxa" w:w="100"/>
+            </w:tcMar>
+          </w:tcPr>
+          <w:p>
+            <w:pPr>
+              <w:spacing w:after="0"/>
+            </w:pPr>
+            <w:r>
+              <w:rPr>
+                <w:rFonts w:ascii="Calibri" w:cs="Calibri" w:eastAsia="Calibri" w:hAnsi="Calibri"/>
+                <w:sz w:val="19"/>
+                <w:szCs w:val="19"/>
+              </w:rPr>
+              <w:t xml:space="preserve">Returns </w:t>
+            </w:r>
+            <w:r>
+              <w:rPr>
+                <w:rFonts w:ascii="Courier New" w:cs="Courier New" w:eastAsia="Courier New" w:hAnsi="Courier New"/>
+                <w:sz w:val="17"/>
+                <w:szCs w:val="17"/>
+              </w:rPr>
+              <w:t xml:space="preserve">{access_token}</w:t>
+            </w:r>
+          </w:p>
+        </w:tc>
+      </w:tr>
+      <w:tr>
+        <w:trPr>
+          <w:tblHeader w:val="false"/>
+        </w:trPr>
+        <w:tc>
+          <w:tcPr>
+            <w:tcW w:type="dxa" w:w="4131"/>
+            <w:tcBorders>
+              <w:top w:val="single" w:color="BFBFBF" w:sz="4"/>
+              <w:left w:val="single" w:color="BFBFBF" w:sz="4"/>
+              <w:bottom w:val="single" w:color="BFBFBF" w:sz="4"/>
+              <w:right w:val="single" w:color="BFBFBF" w:sz="4"/>
+            </w:tcBorders>
+            <w:tcMar>
+              <w:top w:type="dxa" w:w="60"/>
+              <w:left w:type="dxa" w:w="100"/>
+              <w:bottom w:type="dxa" w:w="60"/>
+              <w:right w:type="dxa" w:w="100"/>
+            </w:tcMar>
+          </w:tcPr>
+          <w:p>
+            <w:pPr>
+              <w:spacing w:after="0"/>
+            </w:pPr>
+            <w:r>
+              <w:rPr>
+                <w:rFonts w:ascii="Courier New" w:cs="Courier New" w:eastAsia="Courier New" w:hAnsi="Courier New"/>
+                <w:sz w:val="17"/>
+                <w:szCs w:val="17"/>
+              </w:rPr>
+              <w:t xml:space="preserve">POST /auth/handoff</w:t>
+            </w:r>
+            <w:r>
+              <w:rPr>
+                <w:rFonts w:ascii="Calibri" w:cs="Calibri" w:eastAsia="Calibri" w:hAnsi="Calibri"/>
+                <w:sz w:val="19"/>
+                <w:szCs w:val="19"/>
+              </w:rPr>
+              <w:t xml:space="preserve"> </w:t>
+            </w:r>
+            <w:r>
+              <w:rPr>
+                <w:rFonts w:ascii="Courier New" w:cs="Courier New" w:eastAsia="Courier New" w:hAnsi="Courier New"/>
+                <w:sz w:val="17"/>
+                <w:szCs w:val="17"/>
+              </w:rPr>
+              <w:t xml:space="preserve">{game_slug}</w:t>
+            </w:r>
+          </w:p>
+        </w:tc>
+        <w:tc>
+          <w:tcPr>
+            <w:tcW w:type="dxa" w:w="1021"/>
+            <w:tcBorders>
+              <w:top w:val="single" w:color="BFBFBF" w:sz="4"/>
+              <w:left w:val="single" w:color="BFBFBF" w:sz="4"/>
+              <w:bottom w:val="single" w:color="BFBFBF" w:sz="4"/>
+              <w:right w:val="single" w:color="BFBFBF" w:sz="4"/>
+            </w:tcBorders>
+            <w:tcMar>
+              <w:top w:type="dxa" w:w="60"/>
+              <w:left w:type="dxa" w:w="100"/>
+              <w:bottom w:type="dxa" w:w="60"/>
+              <w:right w:type="dxa" w:w="100"/>
+            </w:tcMar>
+          </w:tcPr>
+          <w:p>
+            <w:pPr>
+              <w:spacing w:after="0"/>
+            </w:pPr>
+            <w:r>
+              <w:rPr>
+                <w:rFonts w:ascii="Calibri" w:cs="Calibri" w:eastAsia="Calibri" w:hAnsi="Calibri"/>
+                <w:sz w:val="19"/>
+                <w:szCs w:val="19"/>
+              </w:rPr>
+              <w:t xml:space="preserve">player</w:t>
+            </w:r>
+          </w:p>
+        </w:tc>
+        <w:tc>
+          <w:tcPr>
+            <w:tcW w:type="dxa" w:w="4568"/>
+            <w:tcBorders>
+              <w:top w:val="single" w:color="BFBFBF" w:sz="4"/>
+              <w:left w:val="single" w:color="BFBFBF" w:sz="4"/>
+              <w:bottom w:val="single" w:color="BFBFBF" w:sz="4"/>
+              <w:right w:val="single" w:color="BFBFBF" w:sz="4"/>
+            </w:tcBorders>
+            <w:tcMar>
+              <w:top w:type="dxa" w:w="60"/>
+              <w:left w:type="dxa" w:w="100"/>
+              <w:bottom w:type="dxa" w:w="60"/>
+              <w:right w:type="dxa" w:w="100"/>
+            </w:tcMar>
+          </w:tcPr>
+          <w:p>
+            <w:pPr>
+              <w:spacing w:after="0"/>
+            </w:pPr>
+            <w:r>
+              <w:rPr>
+                <w:rFonts w:ascii="Calibri" w:cs="Calibri" w:eastAsia="Calibri" w:hAnsi="Calibri"/>
+                <w:sz w:val="19"/>
+                <w:szCs w:val="19"/>
+              </w:rPr>
+              <w:t xml:space="preserve">Returns </w:t>
+            </w:r>
+            <w:r>
+              <w:rPr>
+                <w:rFonts w:ascii="Courier New" w:cs="Courier New" w:eastAsia="Courier New" w:hAnsi="Courier New"/>
+                <w:sz w:val="17"/>
+                <w:szCs w:val="17"/>
+              </w:rPr>
+              <w:t xml:space="preserve">{code, expires_in, launch_url}</w:t>
+            </w:r>
+          </w:p>
+        </w:tc>
+      </w:tr>
+      <w:tr>
+        <w:trPr>
+          <w:tblHeader w:val="false"/>
+        </w:trPr>
+        <w:tc>
+          <w:tcPr>
+            <w:tcW w:type="dxa" w:w="4131"/>
+            <w:tcBorders>
+              <w:top w:val="single" w:color="BFBFBF" w:sz="4"/>
+              <w:left w:val="single" w:color="BFBFBF" w:sz="4"/>
+              <w:bottom w:val="single" w:color="BFBFBF" w:sz="4"/>
+              <w:right w:val="single" w:color="BFBFBF" w:sz="4"/>
+            </w:tcBorders>
+            <w:tcMar>
+              <w:top w:type="dxa" w:w="60"/>
+              <w:left w:type="dxa" w:w="100"/>
+              <w:bottom w:type="dxa" w:w="60"/>
+              <w:right w:type="dxa" w:w="100"/>
+            </w:tcMar>
+          </w:tcPr>
+          <w:p>
+            <w:pPr>
+              <w:spacing w:after="0"/>
+            </w:pPr>
+            <w:r>
+              <w:rPr>
+                <w:rFonts w:ascii="Courier New" w:cs="Courier New" w:eastAsia="Courier New" w:hAnsi="Courier New"/>
+                <w:sz w:val="17"/>
+                <w:szCs w:val="17"/>
+              </w:rPr>
+              <w:t xml:space="preserve">POST /auth/handoff/redeem</w:t>
+            </w:r>
+            <w:r>
+              <w:rPr>
+                <w:rFonts w:ascii="Calibri" w:cs="Calibri" w:eastAsia="Calibri" w:hAnsi="Calibri"/>
+                <w:sz w:val="19"/>
+                <w:szCs w:val="19"/>
+              </w:rPr>
+              <w:t xml:space="preserve"> </w:t>
+            </w:r>
+            <w:r>
+              <w:rPr>
+                <w:rFonts w:ascii="Courier New" w:cs="Courier New" w:eastAsia="Courier New" w:hAnsi="Courier New"/>
+                <w:sz w:val="17"/>
+                <w:szCs w:val="17"/>
+              </w:rPr>
+              <w:t xml:space="preserve">{code}</w:t>
+            </w:r>
+          </w:p>
+        </w:tc>
+        <w:tc>
+          <w:tcPr>
+            <w:tcW w:type="dxa" w:w="1021"/>
+            <w:tcBorders>
+              <w:top w:val="single" w:color="BFBFBF" w:sz="4"/>
+              <w:left w:val="single" w:color="BFBFBF" w:sz="4"/>
+              <w:bottom w:val="single" w:color="BFBFBF" w:sz="4"/>
+              <w:right w:val="single" w:color="BFBFBF" w:sz="4"/>
+            </w:tcBorders>
+            <w:tcMar>
+              <w:top w:type="dxa" w:w="60"/>
+              <w:left w:type="dxa" w:w="100"/>
+              <w:bottom w:type="dxa" w:w="60"/>
+              <w:right w:type="dxa" w:w="100"/>
+            </w:tcMar>
+          </w:tcPr>
+          <w:p>
+            <w:pPr>
+              <w:spacing w:after="0"/>
+            </w:pPr>
+            <w:r>
+              <w:rPr>
+                <w:rFonts w:ascii="Calibri" w:cs="Calibri" w:eastAsia="Calibri" w:hAnsi="Calibri"/>
+                <w:sz w:val="19"/>
+                <w:szCs w:val="19"/>
+              </w:rPr>
+              <w:t xml:space="preserve">none</w:t>
+            </w:r>
+          </w:p>
+        </w:tc>
+        <w:tc>
+          <w:tcPr>
+            <w:tcW w:type="dxa" w:w="4568"/>
+            <w:tcBorders>
+              <w:top w:val="single" w:color="BFBFBF" w:sz="4"/>
+              <w:left w:val="single" w:color="BFBFBF" w:sz="4"/>
+              <w:bottom w:val="single" w:color="BFBFBF" w:sz="4"/>
+              <w:right w:val="single" w:color="BFBFBF" w:sz="4"/>
+            </w:tcBorders>
+            <w:tcMar>
+              <w:top w:type="dxa" w:w="60"/>
+              <w:left w:type="dxa" w:w="100"/>
+              <w:bottom w:type="dxa" w:w="60"/>
+              <w:right w:type="dxa" w:w="100"/>
+            </w:tcMar>
+          </w:tcPr>
+          <w:p>
+            <w:pPr>
+              <w:spacing w:after="0"/>
+            </w:pPr>
+            <w:r>
+              <w:rPr>
+                <w:rFonts w:ascii="Calibri" w:cs="Calibri" w:eastAsia="Calibri" w:hAnsi="Calibri"/>
+                <w:sz w:val="19"/>
+                <w:szCs w:val="19"/>
+              </w:rPr>
+              <w:t xml:space="preserve">Called by the game; returns </w:t>
+            </w:r>
+            <w:r>
+              <w:rPr>
+                <w:rFonts w:ascii="Courier New" w:cs="Courier New" w:eastAsia="Courier New" w:hAnsi="Courier New"/>
+                <w:sz w:val="17"/>
+                <w:szCs w:val="17"/>
+              </w:rPr>
+              <w:t xml:space="preserve">{access_token}</w:t>
+            </w:r>
+          </w:p>
+        </w:tc>
+      </w:tr>
+      <w:tr>
+        <w:trPr>
+          <w:tblHeader w:val="false"/>
+        </w:trPr>
+        <w:tc>
+          <w:tcPr>
+            <w:tcW w:type="dxa" w:w="4131"/>
+            <w:tcBorders>
+              <w:top w:val="single" w:color="BFBFBF" w:sz="4"/>
+              <w:left w:val="single" w:color="BFBFBF" w:sz="4"/>
+              <w:bottom w:val="single" w:color="BFBFBF" w:sz="4"/>
+              <w:right w:val="single" w:color="BFBFBF" w:sz="4"/>
+            </w:tcBorders>
+            <w:tcMar>
+              <w:top w:type="dxa" w:w="60"/>
+              <w:left w:type="dxa" w:w="100"/>
+              <w:bottom w:type="dxa" w:w="60"/>
+              <w:right w:type="dxa" w:w="100"/>
+            </w:tcMar>
+          </w:tcPr>
+          <w:p>
+            <w:pPr>
+              <w:spacing w:after="0"/>
+            </w:pPr>
+            <w:r>
+              <w:rPr>
+                <w:rFonts w:ascii="Courier New" w:cs="Courier New" w:eastAsia="Courier New" w:hAnsi="Courier New"/>
+                <w:sz w:val="17"/>
+                <w:szCs w:val="17"/>
+              </w:rPr>
+              <w:t xml:space="preserve">GET/POST /admin/invite-codes</w:t>
+            </w:r>
+            <w:r>
+              <w:rPr>
+                <w:rFonts w:ascii="Calibri" w:cs="Calibri" w:eastAsia="Calibri" w:hAnsi="Calibri"/>
+                <w:sz w:val="19"/>
+                <w:szCs w:val="19"/>
+              </w:rPr>
+              <w:t xml:space="preserve"> </w:t>
+            </w:r>
+            <w:r>
+              <w:rPr>
+                <w:rFonts w:ascii="Courier New" w:cs="Courier New" w:eastAsia="Courier New" w:hAnsi="Courier New"/>
+                <w:sz w:val="17"/>
+                <w:szCs w:val="17"/>
+              </w:rPr>
+              <w:t xml:space="preserve">{count, note?}</w:t>
+            </w:r>
+          </w:p>
+        </w:tc>
+        <w:tc>
+          <w:tcPr>
+            <w:tcW w:type="dxa" w:w="1021"/>
+            <w:tcBorders>
+              <w:top w:val="single" w:color="BFBFBF" w:sz="4"/>
+              <w:left w:val="single" w:color="BFBFBF" w:sz="4"/>
+              <w:bottom w:val="single" w:color="BFBFBF" w:sz="4"/>
+              <w:right w:val="single" w:color="BFBFBF" w:sz="4"/>
+            </w:tcBorders>
+            <w:tcMar>
+              <w:top w:type="dxa" w:w="60"/>
+              <w:left w:type="dxa" w:w="100"/>
+              <w:bottom w:type="dxa" w:w="60"/>
+              <w:right w:type="dxa" w:w="100"/>
+            </w:tcMar>
+          </w:tcPr>
+          <w:p>
+            <w:pPr>
+              <w:spacing w:after="0"/>
+            </w:pPr>
+            <w:r>
+              <w:rPr>
+                <w:rFonts w:ascii="Calibri" w:cs="Calibri" w:eastAsia="Calibri" w:hAnsi="Calibri"/>
+                <w:sz w:val="19"/>
+                <w:szCs w:val="19"/>
+              </w:rPr>
+              <w:t xml:space="preserve">admin</w:t>
+            </w:r>
+          </w:p>
+        </w:tc>
+        <w:tc>
+          <w:tcPr>
+            <w:tcW w:type="dxa" w:w="4568"/>
+            <w:tcBorders>
+              <w:top w:val="single" w:color="BFBFBF" w:sz="4"/>
+              <w:left w:val="single" w:color="BFBFBF" w:sz="4"/>
+              <w:bottom w:val="single" w:color="BFBFBF" w:sz="4"/>
+              <w:right w:val="single" w:color="BFBFBF" w:sz="4"/>
+            </w:tcBorders>
+            <w:tcMar>
+              <w:top w:type="dxa" w:w="60"/>
+              <w:left w:type="dxa" w:w="100"/>
+              <w:bottom w:type="dxa" w:w="60"/>
+              <w:right w:type="dxa" w:w="100"/>
+            </w:tcMar>
+          </w:tcPr>
+          <w:p>
+            <w:pPr>
+              <w:spacing w:after="0"/>
+            </w:pPr>
+            <w:r>
+              <w:rPr>
+                <w:rFonts w:ascii="Calibri" w:cs="Calibri" w:eastAsia="Calibri" w:hAnsi="Calibri"/>
+                <w:sz w:val="19"/>
+                <w:szCs w:val="19"/>
+              </w:rPr>
+              <w:t xml:space="preserve">List codes / mint one-off codes</w:t>
+            </w:r>
+          </w:p>
+        </w:tc>
+      </w:tr>
+      <w:tr>
+        <w:trPr>
+          <w:tblHeader w:val="false"/>
+        </w:trPr>
+        <w:tc>
+          <w:tcPr>
+            <w:tcW w:type="dxa" w:w="4131"/>
+            <w:tcBorders>
+              <w:top w:val="single" w:color="BFBFBF" w:sz="4"/>
+              <w:left w:val="single" w:color="BFBFBF" w:sz="4"/>
+              <w:bottom w:val="single" w:color="BFBFBF" w:sz="4"/>
+              <w:right w:val="single" w:color="BFBFBF" w:sz="4"/>
+            </w:tcBorders>
+            <w:tcMar>
+              <w:top w:type="dxa" w:w="60"/>
+              <w:left w:type="dxa" w:w="100"/>
+              <w:bottom w:type="dxa" w:w="60"/>
+              <w:right w:type="dxa" w:w="100"/>
+            </w:tcMar>
+          </w:tcPr>
+          <w:p>
+            <w:pPr>
+              <w:spacing w:after="0"/>
+            </w:pPr>
+            <w:r>
+              <w:rPr>
+                <w:rFonts w:ascii="Courier New" w:cs="Courier New" w:eastAsia="Courier New" w:hAnsi="Courier New"/>
+                <w:sz w:val="17"/>
+                <w:szCs w:val="17"/>
+              </w:rPr>
+              <w:t xml:space="preserve">POST /admin/invite-codes/{id}/revoke</w:t>
+            </w:r>
+          </w:p>
+        </w:tc>
+        <w:tc>
+          <w:tcPr>
+            <w:tcW w:type="dxa" w:w="1021"/>
+            <w:tcBorders>
+              <w:top w:val="single" w:color="BFBFBF" w:sz="4"/>
+              <w:left w:val="single" w:color="BFBFBF" w:sz="4"/>
+              <w:bottom w:val="single" w:color="BFBFBF" w:sz="4"/>
+              <w:right w:val="single" w:color="BFBFBF" w:sz="4"/>
+            </w:tcBorders>
+            <w:tcMar>
+              <w:top w:type="dxa" w:w="60"/>
+              <w:left w:type="dxa" w:w="100"/>
+              <w:bottom w:type="dxa" w:w="60"/>
+              <w:right w:type="dxa" w:w="100"/>
+            </w:tcMar>
+          </w:tcPr>
+          <w:p>
+            <w:pPr>
+              <w:spacing w:after="0"/>
+            </w:pPr>
+            <w:r>
+              <w:rPr>
+                <w:rFonts w:ascii="Calibri" w:cs="Calibri" w:eastAsia="Calibri" w:hAnsi="Calibri"/>
+                <w:sz w:val="19"/>
+                <w:szCs w:val="19"/>
+              </w:rPr>
+              <w:t xml:space="preserve">admin</w:t>
+            </w:r>
+          </w:p>
+        </w:tc>
+        <w:tc>
+          <w:tcPr>
+            <w:tcW w:type="dxa" w:w="4568"/>
+            <w:tcBorders>
+              <w:top w:val="single" w:color="BFBFBF" w:sz="4"/>
+              <w:left w:val="single" w:color="BFBFBF" w:sz="4"/>
+              <w:bottom w:val="single" w:color="BFBFBF" w:sz="4"/>
+              <w:right w:val="single" w:color="BFBFBF" w:sz="4"/>
+            </w:tcBorders>
+            <w:tcMar>
+              <w:top w:type="dxa" w:w="60"/>
+              <w:left w:type="dxa" w:w="100"/>
+              <w:bottom w:type="dxa" w:w="60"/>
+              <w:right w:type="dxa" w:w="100"/>
+            </w:tcMar>
+          </w:tcPr>
+          <w:p>
+            <w:pPr>
+              <w:spacing w:after="0"/>
+            </w:pPr>
+            <w:r>
+              <w:rPr>
+                <w:rFonts w:ascii="Calibri" w:cs="Calibri" w:eastAsia="Calibri" w:hAnsi="Calibri"/>
+                <w:sz w:val="19"/>
+                <w:szCs w:val="19"/>
+              </w:rPr>
+              <w:t xml:space="preserve">Revoke an unused one-off code</w:t>
+            </w:r>
+          </w:p>
+        </w:tc>
+      </w:tr>
+      <w:tr>
+        <w:trPr>
+          <w:tblHeader w:val="false"/>
+        </w:trPr>
+        <w:tc>
+          <w:tcPr>
+            <w:tcW w:type="dxa" w:w="4131"/>
+            <w:tcBorders>
+              <w:top w:val="single" w:color="BFBFBF" w:sz="4"/>
+              <w:left w:val="single" w:color="BFBFBF" w:sz="4"/>
+              <w:bottom w:val="single" w:color="BFBFBF" w:sz="4"/>
+              <w:right w:val="single" w:color="BFBFBF" w:sz="4"/>
+            </w:tcBorders>
+            <w:tcMar>
+              <w:top w:type="dxa" w:w="60"/>
+              <w:left w:type="dxa" w:w="100"/>
+              <w:bottom w:type="dxa" w:w="60"/>
+              <w:right w:type="dxa" w:w="100"/>
+            </w:tcMar>
+          </w:tcPr>
+          <w:p>
+            <w:pPr>
+              <w:spacing w:after="0"/>
+            </w:pPr>
+            <w:r>
+              <w:rPr>
+                <w:rFonts w:ascii="Courier New" w:cs="Courier New" w:eastAsia="Courier New" w:hAnsi="Courier New"/>
+                <w:sz w:val="17"/>
+                <w:szCs w:val="17"/>
+              </w:rPr>
+              <w:t xml:space="preserve">GET/POST /admin/invite-codes/master</w:t>
+            </w:r>
+            <w:r>
+              <w:rPr>
+                <w:rFonts w:ascii="Calibri" w:cs="Calibri" w:eastAsia="Calibri" w:hAnsi="Calibri"/>
+                <w:sz w:val="19"/>
+                <w:szCs w:val="19"/>
+              </w:rPr>
+              <w:t xml:space="preserve"> </w:t>
+            </w:r>
+            <w:r>
+              <w:rPr>
+                <w:rFonts w:ascii="Courier New" w:cs="Courier New" w:eastAsia="Courier New" w:hAnsi="Courier New"/>
+                <w:sz w:val="17"/>
+                <w:szCs w:val="17"/>
+              </w:rPr>
+              <w:t xml:space="preserve">{code?}</w:t>
+            </w:r>
+          </w:p>
+        </w:tc>
+        <w:tc>
+          <w:tcPr>
+            <w:tcW w:type="dxa" w:w="1021"/>
+            <w:tcBorders>
+              <w:top w:val="single" w:color="BFBFBF" w:sz="4"/>
+              <w:left w:val="single" w:color="BFBFBF" w:sz="4"/>
+              <w:bottom w:val="single" w:color="BFBFBF" w:sz="4"/>
+              <w:right w:val="single" w:color="BFBFBF" w:sz="4"/>
+            </w:tcBorders>
+            <w:tcMar>
+              <w:top w:type="dxa" w:w="60"/>
+              <w:left w:type="dxa" w:w="100"/>
+              <w:bottom w:type="dxa" w:w="60"/>
+              <w:right w:type="dxa" w:w="100"/>
+            </w:tcMar>
+          </w:tcPr>
+          <w:p>
+            <w:pPr>
+              <w:spacing w:after="0"/>
+            </w:pPr>
+            <w:r>
+              <w:rPr>
+                <w:rFonts w:ascii="Calibri" w:cs="Calibri" w:eastAsia="Calibri" w:hAnsi="Calibri"/>
+                <w:sz w:val="19"/>
+                <w:szCs w:val="19"/>
+              </w:rPr>
+              <w:t xml:space="preserve">admin</w:t>
+            </w:r>
+          </w:p>
+        </w:tc>
+        <w:tc>
+          <w:tcPr>
+            <w:tcW w:type="dxa" w:w="4568"/>
+            <w:tcBorders>
+              <w:top w:val="single" w:color="BFBFBF" w:sz="4"/>
+              <w:left w:val="single" w:color="BFBFBF" w:sz="4"/>
+              <w:bottom w:val="single" w:color="BFBFBF" w:sz="4"/>
+              <w:right w:val="single" w:color="BFBFBF" w:sz="4"/>
+            </w:tcBorders>
+            <w:tcMar>
+              <w:top w:type="dxa" w:w="60"/>
+              <w:left w:type="dxa" w:w="100"/>
+              <w:bottom w:type="dxa" w:w="60"/>
+              <w:right w:type="dxa" w:w="100"/>
+            </w:tcMar>
+          </w:tcPr>
+          <w:p>
+            <w:pPr>
+              <w:spacing w:after="0"/>
+            </w:pPr>
+            <w:r>
+              <w:rPr>
+                <w:rFonts w:ascii="Calibri" w:cs="Calibri" w:eastAsia="Calibri" w:hAnsi="Calibri"/>
+                <w:sz w:val="19"/>
+                <w:szCs w:val="19"/>
+              </w:rPr>
+              <w:t xml:space="preserve">Show the master code / rotate it (custom or generated)</w:t>
+            </w:r>
+          </w:p>
+        </w:tc>
+      </w:tr>
+    </w:tbl>
+    <w:p>
+      <w:pPr>
+        <w:spacing w:after="120"/>
+      </w:pPr>
+    </w:p>
+    <w:p>
+      <w:pPr>
+        <w:spacing w:after="120"/>
+      </w:pPr>
+      <w:r>
+        <w:rPr>
+          <w:rFonts w:ascii="Calibri" w:cs="Calibri" w:eastAsia="Calibri" w:hAnsi="Calibri"/>
+        </w:rPr>
+        <w:t xml:space="preserve">Errors come back as </w:t>
+      </w:r>
+      <w:r>
+        <w:rPr>
+          <w:rFonts w:ascii="Courier New" w:cs="Courier New" w:eastAsia="Courier New" w:hAnsi="Courier New"/>
+          <w:sz w:val="19"/>
+          <w:szCs w:val="19"/>
+        </w:rPr>
+        <w:t xml:space="preserve">{detail: "&lt;message&gt;"}</w:t>
+      </w:r>
+      <w:r>
+        <w:rPr>
+          <w:rFonts w:ascii="Calibri" w:cs="Calibri" w:eastAsia="Calibri" w:hAnsi="Calibri"/>
+        </w:rPr>
+        <w:t xml:space="preserve"> with </w:t>
+      </w:r>
+      <w:r>
+        <w:rPr>
+          <w:rFonts w:ascii="Courier New" w:cs="Courier New" w:eastAsia="Courier New" w:hAnsi="Courier New"/>
+          <w:sz w:val="19"/>
+          <w:szCs w:val="19"/>
+        </w:rPr>
+        <w:t xml:space="preserve">400</w:t>
+      </w:r>
+      <w:r>
+        <w:rPr>
+          <w:rFonts w:ascii="Calibri" w:cs="Calibri" w:eastAsia="Calibri" w:hAnsi="Calibri"/>
+        </w:rPr>
+        <w:t xml:space="preserve"> (bad input), </w:t>
+      </w:r>
+      <w:r>
+        <w:rPr>
+          <w:rFonts w:ascii="Courier New" w:cs="Courier New" w:eastAsia="Courier New" w:hAnsi="Courier New"/>
+          <w:sz w:val="19"/>
+          <w:szCs w:val="19"/>
+        </w:rPr>
+        <w:t xml:space="preserve">401</w:t>
+      </w:r>
+      <w:r>
+        <w:rPr>
+          <w:rFonts w:ascii="Calibri" w:cs="Calibri" w:eastAsia="Calibri" w:hAnsi="Calibri"/>
+        </w:rPr>
+        <w:t xml:space="preserve"> (no or expired session), </w:t>
+      </w:r>
+      <w:r>
+        <w:rPr>
+          <w:rFonts w:ascii="Courier New" w:cs="Courier New" w:eastAsia="Courier New" w:hAnsi="Courier New"/>
+          <w:sz w:val="19"/>
+          <w:szCs w:val="19"/>
+        </w:rPr>
+        <w:t xml:space="preserve">403</w:t>
+      </w:r>
+      <w:r>
+        <w:rPr>
+          <w:rFonts w:ascii="Calibri" w:cs="Calibri" w:eastAsia="Calibri" w:hAnsi="Calibri"/>
+        </w:rPr>
+        <w:t xml:space="preserve"> (disabled account or not an admin), </w:t>
+      </w:r>
+      <w:r>
+        <w:rPr>
+          <w:rFonts w:ascii="Courier New" w:cs="Courier New" w:eastAsia="Courier New" w:hAnsi="Courier New"/>
+          <w:sz w:val="19"/>
+          <w:szCs w:val="19"/>
+        </w:rPr>
+        <w:t xml:space="preserve">404</w:t>
+      </w:r>
+      <w:r>
+        <w:rPr>
+          <w:rFonts w:ascii="Calibri" w:cs="Calibri" w:eastAsia="Calibri" w:hAnsi="Calibri"/>
+        </w:rPr>
+        <w:t xml:space="preserve">, </w:t>
+      </w:r>
+      <w:r>
+        <w:rPr>
+          <w:rFonts w:ascii="Courier New" w:cs="Courier New" w:eastAsia="Courier New" w:hAnsi="Courier New"/>
+          <w:sz w:val="19"/>
+          <w:szCs w:val="19"/>
+        </w:rPr>
+        <w:t xml:space="preserve">409</w:t>
+      </w:r>
+      <w:r>
+        <w:rPr>
+          <w:rFonts w:ascii="Calibri" w:cs="Calibri" w:eastAsia="Calibri" w:hAnsi="Calibri"/>
+        </w:rPr>
+        <w:t xml:space="preserve"> (username or email taken) or </w:t>
+      </w:r>
+      <w:r>
+        <w:rPr>
+          <w:rFonts w:ascii="Courier New" w:cs="Courier New" w:eastAsia="Courier New" w:hAnsi="Courier New"/>
+          <w:sz w:val="19"/>
+          <w:szCs w:val="19"/>
+        </w:rPr>
+        <w:t xml:space="preserve">429</w:t>
+      </w:r>
+      <w:r>
+        <w:rPr>
+          <w:rFonts w:ascii="Calibri" w:cs="Calibri" w:eastAsia="Calibri" w:hAnsi="Calibri"/>
+        </w:rPr>
+        <w:t xml:space="preserve"> (rate limited, with </w:t>
+      </w:r>
+      <w:r>
+        <w:rPr>
+          <w:rFonts w:ascii="Courier New" w:cs="Courier New" w:eastAsia="Courier New" w:hAnsi="Courier New"/>
+          <w:sz w:val="19"/>
+          <w:szCs w:val="19"/>
+        </w:rPr>
+        <w:t xml:space="preserve">Retry-After</w:t>
+      </w:r>
+      <w:r>
+        <w:rPr>
+          <w:rFonts w:ascii="Calibri" w:cs="Calibri" w:eastAsia="Calibri" w:hAnsi="Calibri"/>
+        </w:rPr>
+        <w:t xml:space="preserve">). The site shows its own friendly copy for invite-code errors (§5.3).</w:t>
+      </w:r>
     </w:p>
     <w:p>
       <w:pPr>
@@ -12758,7 +15114,7 @@
                 <w:sz w:val="17"/>
                 <w:szCs w:val="17"/>
               </w:rPr>
-              <w:t xml:space="preserve">to</w:t>
+              <w:t xml:space="preserve">to_email</w:t>
             </w:r>
             <w:r>
               <w:rPr>
@@ -12814,6 +15170,102 @@
                 <w:sz w:val="19"/>
                 <w:szCs w:val="19"/>
               </w:rPr>
+              <w:t xml:space="preserve"> (</w:t>
+            </w:r>
+            <w:r>
+              <w:rPr>
+                <w:rFonts w:ascii="Courier New" w:cs="Courier New" w:eastAsia="Courier New" w:hAnsi="Courier New"/>
+                <w:sz w:val="17"/>
+                <w:szCs w:val="17"/>
+              </w:rPr>
+              <w:t xml:space="preserve">pending</w:t>
+            </w:r>
+            <w:r>
+              <w:rPr>
+                <w:rFonts w:ascii="Calibri" w:cs="Calibri" w:eastAsia="Calibri" w:hAnsi="Calibri"/>
+                <w:sz w:val="19"/>
+                <w:szCs w:val="19"/>
+              </w:rPr>
+              <w:t xml:space="preserve"> | </w:t>
+            </w:r>
+            <w:r>
+              <w:rPr>
+                <w:rFonts w:ascii="Courier New" w:cs="Courier New" w:eastAsia="Courier New" w:hAnsi="Courier New"/>
+                <w:sz w:val="17"/>
+                <w:szCs w:val="17"/>
+              </w:rPr>
+              <w:t xml:space="preserve">sending</w:t>
+            </w:r>
+            <w:r>
+              <w:rPr>
+                <w:rFonts w:ascii="Calibri" w:cs="Calibri" w:eastAsia="Calibri" w:hAnsi="Calibri"/>
+                <w:sz w:val="19"/>
+                <w:szCs w:val="19"/>
+              </w:rPr>
+              <w:t xml:space="preserve"> | </w:t>
+            </w:r>
+            <w:r>
+              <w:rPr>
+                <w:rFonts w:ascii="Courier New" w:cs="Courier New" w:eastAsia="Courier New" w:hAnsi="Courier New"/>
+                <w:sz w:val="17"/>
+                <w:szCs w:val="17"/>
+              </w:rPr>
+              <w:t xml:space="preserve">sent</w:t>
+            </w:r>
+            <w:r>
+              <w:rPr>
+                <w:rFonts w:ascii="Calibri" w:cs="Calibri" w:eastAsia="Calibri" w:hAnsi="Calibri"/>
+                <w:sz w:val="19"/>
+                <w:szCs w:val="19"/>
+              </w:rPr>
+              <w:t xml:space="preserve"> | </w:t>
+            </w:r>
+            <w:r>
+              <w:rPr>
+                <w:rFonts w:ascii="Courier New" w:cs="Courier New" w:eastAsia="Courier New" w:hAnsi="Courier New"/>
+                <w:sz w:val="17"/>
+                <w:szCs w:val="17"/>
+              </w:rPr>
+              <w:t xml:space="preserve">failed</w:t>
+            </w:r>
+            <w:r>
+              <w:rPr>
+                <w:rFonts w:ascii="Calibri" w:cs="Calibri" w:eastAsia="Calibri" w:hAnsi="Calibri"/>
+                <w:sz w:val="19"/>
+                <w:szCs w:val="19"/>
+              </w:rPr>
+              <w:t xml:space="preserve"> | </w:t>
+            </w:r>
+            <w:r>
+              <w:rPr>
+                <w:rFonts w:ascii="Courier New" w:cs="Courier New" w:eastAsia="Courier New" w:hAnsi="Courier New"/>
+                <w:sz w:val="17"/>
+                <w:szCs w:val="17"/>
+              </w:rPr>
+              <w:t xml:space="preserve">disabled</w:t>
+            </w:r>
+            <w:r>
+              <w:rPr>
+                <w:rFonts w:ascii="Calibri" w:cs="Calibri" w:eastAsia="Calibri" w:hAnsi="Calibri"/>
+                <w:sz w:val="19"/>
+                <w:szCs w:val="19"/>
+              </w:rPr>
+              <w:t xml:space="preserve">), </w:t>
+            </w:r>
+            <w:r>
+              <w:rPr>
+                <w:rFonts w:ascii="Courier New" w:cs="Courier New" w:eastAsia="Courier New" w:hAnsi="Courier New"/>
+                <w:sz w:val="17"/>
+                <w:szCs w:val="17"/>
+              </w:rPr>
+              <w:t xml:space="preserve">attempts</w:t>
+            </w:r>
+            <w:r>
+              <w:rPr>
+                <w:rFonts w:ascii="Calibri" w:cs="Calibri" w:eastAsia="Calibri" w:hAnsi="Calibri"/>
+                <w:sz w:val="19"/>
+                <w:szCs w:val="19"/>
+              </w:rPr>
               <w:t xml:space="preserve">, </w:t>
             </w:r>
             <w:r>
@@ -12822,7 +15274,7 @@
                 <w:sz w:val="17"/>
                 <w:szCs w:val="17"/>
               </w:rPr>
-              <w:t xml:space="preserve">attempts</w:t>
+              <w:t xml:space="preserve">last_error</w:t>
             </w:r>
             <w:r>
               <w:rPr>
@@ -12838,7 +15290,7 @@
                 <w:sz w:val="17"/>
                 <w:szCs w:val="17"/>
               </w:rPr>
-              <w:t xml:space="preserve">last_error</w:t>
+              <w:t xml:space="preserve">provider_id</w:t>
             </w:r>
             <w:r>
               <w:rPr>
@@ -12871,6 +15323,38 @@
                 <w:szCs w:val="17"/>
               </w:rPr>
               <w:t xml:space="preserve">sent_at</w:t>
+            </w:r>
+            <w:r>
+              <w:rPr>
+                <w:rFonts w:ascii="Calibri" w:cs="Calibri" w:eastAsia="Calibri" w:hAnsi="Calibri"/>
+                <w:sz w:val="19"/>
+                <w:szCs w:val="19"/>
+              </w:rPr>
+              <w:t xml:space="preserve">, </w:t>
+            </w:r>
+            <w:r>
+              <w:rPr>
+                <w:rFonts w:ascii="Courier New" w:cs="Courier New" w:eastAsia="Courier New" w:hAnsi="Courier New"/>
+                <w:sz w:val="17"/>
+                <w:szCs w:val="17"/>
+              </w:rPr>
+              <w:t xml:space="preserve">created_at</w:t>
+            </w:r>
+            <w:r>
+              <w:rPr>
+                <w:rFonts w:ascii="Calibri" w:cs="Calibri" w:eastAsia="Calibri" w:hAnsi="Calibri"/>
+                <w:sz w:val="19"/>
+                <w:szCs w:val="19"/>
+              </w:rPr>
+              <w:t xml:space="preserve">, </w:t>
+            </w:r>
+            <w:r>
+              <w:rPr>
+                <w:rFonts w:ascii="Courier New" w:cs="Courier New" w:eastAsia="Courier New" w:hAnsi="Courier New"/>
+                <w:sz w:val="17"/>
+                <w:szCs w:val="17"/>
+              </w:rPr>
+              <w:t xml:space="preserve">updated_at</w:t>
             </w:r>
           </w:p>
         </w:tc>
@@ -15368,15 +17852,43 @@
         <w:rPr>
           <w:rFonts w:ascii="Calibri" w:cs="Calibri" w:eastAsia="Calibri" w:hAnsi="Calibri"/>
         </w:rPr>
-        <w:t xml:space="preserve">: migrations </w:t>
-      </w:r>
-      <w:r>
-        <w:rPr>
-          <w:rFonts w:ascii="Courier New" w:cs="Courier New" w:eastAsia="Courier New" w:hAnsi="Courier New"/>
-          <w:sz w:val="19"/>
-          <w:szCs w:val="19"/>
-        </w:rPr>
-        <w:t xml:space="preserve">0006+</w:t>
+        <w:t xml:space="preserve"> (</w:t>
+      </w:r>
+      <w:r>
+        <w:rPr>
+          <w:rFonts w:ascii="Calibri" w:cs="Calibri" w:eastAsia="Calibri" w:hAnsi="Calibri"/>
+          <w:i/>
+          <w:iCs/>
+        </w:rPr>
+        <w:t xml:space="preserve">built</w:t>
+      </w:r>
+      <w:r>
+        <w:rPr>
+          <w:rFonts w:ascii="Calibri" w:cs="Calibri" w:eastAsia="Calibri" w:hAnsi="Calibri"/>
+        </w:rPr>
+        <w:t xml:space="preserve"> on EFdungeon branch </w:t>
+      </w:r>
+      <w:r>
+        <w:rPr>
+          <w:rFonts w:ascii="Courier New" w:cs="Courier New" w:eastAsia="Courier New" w:hAnsi="Courier New"/>
+          <w:sz w:val="19"/>
+          <w:szCs w:val="19"/>
+        </w:rPr>
+        <w:t xml:space="preserve">claude/exciting-cray-m4hq8k</w:t>
+      </w:r>
+      <w:r>
+        <w:rPr>
+          <w:rFonts w:ascii="Calibri" w:cs="Calibri" w:eastAsia="Calibri" w:hAnsi="Calibri"/>
+        </w:rPr>
+        <w:t xml:space="preserve">; not yet deployed): migration </w:t>
+      </w:r>
+      <w:r>
+        <w:rPr>
+          <w:rFonts w:ascii="Courier New" w:cs="Courier New" w:eastAsia="Courier New" w:hAnsi="Courier New"/>
+          <w:sz w:val="19"/>
+          <w:szCs w:val="19"/>
+        </w:rPr>
+        <w:t xml:space="preserve">0006</w:t>
       </w:r>
       <w:r>
         <w:rPr>
@@ -15396,7 +17908,7 @@
         <w:rPr>
           <w:rFonts w:ascii="Calibri" w:cs="Calibri" w:eastAsia="Calibri" w:hAnsi="Calibri"/>
         </w:rPr>
-        <w:t xml:space="preserve"> fix; invite master and revoke; reset; handoff; CORS; </w:t>
+        <w:t xml:space="preserve"> fix; invite master and revoke; reset; email confirmation; handoff; CORS; the </w:t>
       </w:r>
       <w:r>
         <w:rPr>
@@ -15410,7 +17922,49 @@
         <w:rPr>
           <w:rFonts w:ascii="Calibri" w:cs="Calibri" w:eastAsia="Calibri" w:hAnsi="Calibri"/>
         </w:rPr>
-        <w:t xml:space="preserve">.</w:t>
+        <w:t xml:space="preserve"> vhost; the notifications timer. The </w:t>
+      </w:r>
+      <w:r>
+        <w:rPr>
+          <w:rFonts w:ascii="Courier New" w:cs="Courier New" w:eastAsia="Courier New" w:hAnsi="Courier New"/>
+          <w:sz w:val="19"/>
+          <w:szCs w:val="19"/>
+        </w:rPr>
+        <w:t xml:space="preserve">settings</w:t>
+      </w:r>
+      <w:r>
+        <w:rPr>
+          <w:rFonts w:ascii="Calibri" w:cs="Calibri" w:eastAsia="Calibri" w:hAnsi="Calibri"/>
+        </w:rPr>
+        <w:t xml:space="preserve">, </w:t>
+      </w:r>
+      <w:r>
+        <w:rPr>
+          <w:rFonts w:ascii="Courier New" w:cs="Courier New" w:eastAsia="Courier New" w:hAnsi="Courier New"/>
+          <w:sz w:val="19"/>
+          <w:szCs w:val="19"/>
+        </w:rPr>
+        <w:t xml:space="preserve">invite_requests</w:t>
+      </w:r>
+      <w:r>
+        <w:rPr>
+          <w:rFonts w:ascii="Calibri" w:cs="Calibri" w:eastAsia="Calibri" w:hAnsi="Calibri"/>
+        </w:rPr>
+        <w:t xml:space="preserve">, </w:t>
+      </w:r>
+      <w:r>
+        <w:rPr>
+          <w:rFonts w:ascii="Courier New" w:cs="Courier New" w:eastAsia="Courier New" w:hAnsi="Courier New"/>
+          <w:sz w:val="19"/>
+          <w:szCs w:val="19"/>
+        </w:rPr>
+        <w:t xml:space="preserve">feedback</w:t>
+      </w:r>
+      <w:r>
+        <w:rPr>
+          <w:rFonts w:ascii="Calibri" w:cs="Calibri" w:eastAsia="Calibri" w:hAnsi="Calibri"/>
+        </w:rPr>
+        <w:t xml:space="preserve"> and playtest tables arrive with the milestones that use them.</w:t>
       </w:r>
     </w:p>
     <w:p>

--- a/docs/Gametronyx_site_design.docx
+++ b/docs/Gametronyx_site_design.docx
@@ -1908,7 +1908,125 @@
         <w:rPr>
           <w:rFonts w:ascii="Calibri" w:cs="Calibri" w:eastAsia="Calibri" w:hAnsi="Calibri"/>
         </w:rPr>
-        <w:t xml:space="preserve">. This is the only build-time value, and it is not secret.</w:t>
+        <w:t xml:space="preserve">. This is the only build-time value, and it is not secret. In development it is empty and Vite proxies </w:t>
+      </w:r>
+      <w:r>
+        <w:rPr>
+          <w:rFonts w:ascii="Courier New" w:cs="Courier New" w:eastAsia="Courier New" w:hAnsi="Courier New"/>
+          <w:sz w:val="19"/>
+          <w:szCs w:val="19"/>
+        </w:rPr>
+        <w:t xml:space="preserve">/api</w:t>
+      </w:r>
+      <w:r>
+        <w:rPr>
+          <w:rFonts w:ascii="Calibri" w:cs="Calibri" w:eastAsia="Calibri" w:hAnsi="Calibri"/>
+        </w:rPr>
+        <w:t xml:space="preserve"> to a local API on port 8000.</w:t>
+      </w:r>
+    </w:p>
+    <w:p>
+      <w:pPr>
+        <w:pStyle w:val="ListParagraph"/>
+        <w:numPr>
+          <w:ilvl w:val="0"/>
+          <w:numId w:val="3"/>
+        </w:numPr>
+        <w:spacing w:after="40"/>
+      </w:pPr>
+      <w:r>
+        <w:rPr>
+          <w:rFonts w:ascii="Calibri" w:cs="Calibri" w:eastAsia="Calibri" w:hAnsi="Calibri"/>
+          <w:b/>
+          <w:bCs/>
+        </w:rPr>
+        <w:t xml:space="preserve">Fonts</w:t>
+      </w:r>
+      <w:r>
+        <w:rPr>
+          <w:rFonts w:ascii="Calibri" w:cs="Calibri" w:eastAsia="Calibri" w:hAnsi="Calibri"/>
+        </w:rPr>
+        <w:t xml:space="preserve"> </w:t>
+      </w:r>
+      <w:r>
+        <w:rPr>
+          <w:rFonts w:ascii="Calibri" w:cs="Calibri" w:eastAsia="Calibri" w:hAnsi="Calibri"/>
+          <w:i/>
+          <w:iCs/>
+        </w:rPr>
+        <w:t xml:space="preserve">(agent)</w:t>
+      </w:r>
+      <w:r>
+        <w:rPr>
+          <w:rFonts w:ascii="Calibri" w:cs="Calibri" w:eastAsia="Calibri" w:hAnsi="Calibri"/>
+        </w:rPr>
+        <w:t xml:space="preserve">: Archivo, Archivo Black and JetBrains Mono are bundled with the site (Fontsource, latin subsets, about 120 KB). The site makes no third-party requests.</w:t>
+      </w:r>
+    </w:p>
+    <w:p>
+      <w:pPr>
+        <w:pStyle w:val="ListParagraph"/>
+        <w:numPr>
+          <w:ilvl w:val="0"/>
+          <w:numId w:val="3"/>
+        </w:numPr>
+        <w:spacing w:after="40"/>
+      </w:pPr>
+      <w:r>
+        <w:rPr>
+          <w:rFonts w:ascii="Calibri" w:cs="Calibri" w:eastAsia="Calibri" w:hAnsi="Calibri"/>
+          <w:b/>
+          <w:bCs/>
+        </w:rPr>
+        <w:t xml:space="preserve">Deploy gate</w:t>
+      </w:r>
+      <w:r>
+        <w:rPr>
+          <w:rFonts w:ascii="Calibri" w:cs="Calibri" w:eastAsia="Calibri" w:hAnsi="Calibri"/>
+        </w:rPr>
+        <w:t xml:space="preserve">: every push runs typecheck, tests and build. Pushes to </w:t>
+      </w:r>
+      <w:r>
+        <w:rPr>
+          <w:rFonts w:ascii="Courier New" w:cs="Courier New" w:eastAsia="Courier New" w:hAnsi="Courier New"/>
+          <w:sz w:val="19"/>
+          <w:szCs w:val="19"/>
+        </w:rPr>
+        <w:t xml:space="preserve">main</w:t>
+      </w:r>
+      <w:r>
+        <w:rPr>
+          <w:rFonts w:ascii="Calibri" w:cs="Calibri" w:eastAsia="Calibri" w:hAnsi="Calibri"/>
+        </w:rPr>
+        <w:t xml:space="preserve"> deploy to Pages only once the repo variable </w:t>
+      </w:r>
+      <w:r>
+        <w:rPr>
+          <w:rFonts w:ascii="Courier New" w:cs="Courier New" w:eastAsia="Courier New" w:hAnsi="Courier New"/>
+          <w:sz w:val="19"/>
+          <w:szCs w:val="19"/>
+        </w:rPr>
+        <w:t xml:space="preserve">PAGES_ENABLED</w:t>
+      </w:r>
+      <w:r>
+        <w:rPr>
+          <w:rFonts w:ascii="Calibri" w:cs="Calibri" w:eastAsia="Calibri" w:hAnsi="Calibri"/>
+        </w:rPr>
+        <w:t xml:space="preserve"> is </w:t>
+      </w:r>
+      <w:r>
+        <w:rPr>
+          <w:rFonts w:ascii="Courier New" w:cs="Courier New" w:eastAsia="Courier New" w:hAnsi="Courier New"/>
+          <w:sz w:val="19"/>
+          <w:szCs w:val="19"/>
+        </w:rPr>
+        <w:t xml:space="preserve">true</w:t>
+      </w:r>
+      <w:r>
+        <w:rPr>
+          <w:rFonts w:ascii="Calibri" w:cs="Calibri" w:eastAsia="Calibri" w:hAnsi="Calibri"/>
+        </w:rPr>
+        <w:t xml:space="preserve">, so CI stays green while the repo is private.</w:t>
       </w:r>
     </w:p>
     <w:p>
@@ -3248,7 +3366,23 @@
                 <w:sz w:val="19"/>
                 <w:szCs w:val="19"/>
               </w:rPr>
-              <w:t xml:space="preserve">Step 1: invite code. Step 2: email, username, password and password confirmation, plus a line linking the privacy notice. It then logs the player in and goes to </w:t>
+              <w:t xml:space="preserve">Step 1: invite code, prefilled from </w:t>
+            </w:r>
+            <w:r>
+              <w:rPr>
+                <w:rFonts w:ascii="Courier New" w:cs="Courier New" w:eastAsia="Courier New" w:hAnsi="Courier New"/>
+                <w:sz w:val="17"/>
+                <w:szCs w:val="17"/>
+              </w:rPr>
+              <w:t xml:space="preserve">/join#code=…</w:t>
+            </w:r>
+            <w:r>
+              <w:rPr>
+                <w:rFonts w:ascii="Calibri" w:cs="Calibri" w:eastAsia="Calibri" w:hAnsi="Calibri"/>
+                <w:sz w:val="19"/>
+                <w:szCs w:val="19"/>
+              </w:rPr>
+              <w:t xml:space="preserve"> in an approved-invite email. Step 2: email, username, password and password confirmation, plus a line linking the privacy notice. It then logs the player in and goes to </w:t>
             </w:r>
             <w:r>
               <w:rPr>
@@ -3494,6 +3628,71 @@
                 <w:szCs w:val="19"/>
               </w:rPr>
               <w:t xml:space="preserve">Confirms the player's email from the welcome or change-of-email message. Works without being logged in.</w:t>
+            </w:r>
+          </w:p>
+        </w:tc>
+      </w:tr>
+      <w:tr>
+        <w:trPr>
+          <w:tblHeader w:val="false"/>
+        </w:trPr>
+        <w:tc>
+          <w:tcPr>
+            <w:tcW w:type="dxa" w:w="1978"/>
+            <w:tcBorders>
+              <w:top w:val="single" w:color="BFBFBF" w:sz="4"/>
+              <w:left w:val="single" w:color="BFBFBF" w:sz="4"/>
+              <w:bottom w:val="single" w:color="BFBFBF" w:sz="4"/>
+              <w:right w:val="single" w:color="BFBFBF" w:sz="4"/>
+            </w:tcBorders>
+            <w:tcMar>
+              <w:top w:type="dxa" w:w="60"/>
+              <w:left w:type="dxa" w:w="100"/>
+              <w:bottom w:type="dxa" w:w="60"/>
+              <w:right w:type="dxa" w:w="100"/>
+            </w:tcMar>
+          </w:tcPr>
+          <w:p>
+            <w:pPr>
+              <w:spacing w:after="0"/>
+            </w:pPr>
+            <w:r>
+              <w:rPr>
+                <w:rFonts w:ascii="Courier New" w:cs="Courier New" w:eastAsia="Courier New" w:hAnsi="Courier New"/>
+                <w:sz w:val="17"/>
+                <w:szCs w:val="17"/>
+              </w:rPr>
+              <w:t xml:space="preserve">/logout</w:t>
+            </w:r>
+          </w:p>
+        </w:tc>
+        <w:tc>
+          <w:tcPr>
+            <w:tcW w:type="dxa" w:w="7742"/>
+            <w:tcBorders>
+              <w:top w:val="single" w:color="BFBFBF" w:sz="4"/>
+              <w:left w:val="single" w:color="BFBFBF" w:sz="4"/>
+              <w:bottom w:val="single" w:color="BFBFBF" w:sz="4"/>
+              <w:right w:val="single" w:color="BFBFBF" w:sz="4"/>
+            </w:tcBorders>
+            <w:tcMar>
+              <w:top w:type="dxa" w:w="60"/>
+              <w:left w:type="dxa" w:w="100"/>
+              <w:bottom w:type="dxa" w:w="60"/>
+              <w:right w:type="dxa" w:w="100"/>
+            </w:tcMar>
+          </w:tcPr>
+          <w:p>
+            <w:pPr>
+              <w:spacing w:after="0"/>
+            </w:pPr>
+            <w:r>
+              <w:rPr>
+                <w:rFonts w:ascii="Calibri" w:cs="Calibri" w:eastAsia="Calibri" w:hAnsi="Calibri"/>
+                <w:sz w:val="19"/>
+                <w:szCs w:val="19"/>
+              </w:rPr>
+              <w:t xml:space="preserve">Signs out and returns to the showcase.</w:t>
             </w:r>
           </w:p>
         </w:tc>
@@ -3594,8 +3793,8 @@
         <w:tblLayout w:type="fixed"/>
       </w:tblPr>
       <w:tblGrid>
-        <w:gridCol w:w="1095"/>
-        <w:gridCol w:w="8625"/>
+        <w:gridCol w:w="1144"/>
+        <w:gridCol w:w="8576"/>
       </w:tblGrid>
       <w:tr>
         <w:trPr>
@@ -3603,7 +3802,7 @@
         </w:trPr>
         <w:tc>
           <w:tcPr>
-            <w:tcW w:type="dxa" w:w="1095"/>
+            <w:tcW w:type="dxa" w:w="1144"/>
             <w:tcBorders>
               <w:top w:val="single" w:color="BFBFBF" w:sz="4"/>
               <w:left w:val="single" w:color="BFBFBF" w:sz="4"/>
@@ -3637,7 +3836,7 @@
         </w:tc>
         <w:tc>
           <w:tcPr>
-            <w:tcW w:type="dxa" w:w="8625"/>
+            <w:tcW w:type="dxa" w:w="8576"/>
             <w:tcBorders>
               <w:top w:val="single" w:color="BFBFBF" w:sz="4"/>
               <w:left w:val="single" w:color="BFBFBF" w:sz="4"/>
@@ -3676,7 +3875,7 @@
         </w:trPr>
         <w:tc>
           <w:tcPr>
-            <w:tcW w:type="dxa" w:w="1095"/>
+            <w:tcW w:type="dxa" w:w="1144"/>
             <w:tcBorders>
               <w:top w:val="single" w:color="BFBFBF" w:sz="4"/>
               <w:left w:val="single" w:color="BFBFBF" w:sz="4"/>
@@ -3706,7 +3905,7 @@
         </w:tc>
         <w:tc>
           <w:tcPr>
-            <w:tcW w:type="dxa" w:w="8625"/>
+            <w:tcW w:type="dxa" w:w="8576"/>
             <w:tcBorders>
               <w:top w:val="single" w:color="BFBFBF" w:sz="4"/>
               <w:left w:val="single" w:color="BFBFBF" w:sz="4"/>
@@ -3758,7 +3957,7 @@
                 <w:sz w:val="19"/>
                 <w:szCs w:val="19"/>
               </w:rPr>
-              <w:t xml:space="preserve"> button (§5.6 handoff), plus </w:t>
+              <w:t xml:space="preserve"> button (§5.6 handoff; the game opens in the same tab). </w:t>
             </w:r>
             <w:r>
               <w:rPr>
@@ -3776,25 +3975,7 @@
                 <w:sz w:val="19"/>
                 <w:szCs w:val="19"/>
               </w:rPr>
-              <w:t xml:space="preserve"> and </w:t>
-            </w:r>
-            <w:r>
-              <w:rPr>
-                <w:rFonts w:ascii="Calibri" w:cs="Calibri" w:eastAsia="Calibri" w:hAnsi="Calibri"/>
-                <w:b/>
-                <w:bCs/>
-                <w:sz w:val="19"/>
-                <w:szCs w:val="19"/>
-              </w:rPr>
-              <w:t xml:space="preserve">My sessions</w:t>
-            </w:r>
-            <w:r>
-              <w:rPr>
-                <w:rFonts w:ascii="Calibri" w:cs="Calibri" w:eastAsia="Calibri" w:hAnsi="Calibri"/>
-                <w:sz w:val="19"/>
-                <w:szCs w:val="19"/>
-              </w:rPr>
-              <w:t xml:space="preserve"> shortcuts.</w:t>
+              <w:t xml:space="preserve"> show "Sign-ups open soon" until M5. A banner asks unconfirmed players to confirm their email.</w:t>
             </w:r>
           </w:p>
         </w:tc>
@@ -3805,61 +3986,61 @@
         </w:trPr>
         <w:tc>
           <w:tcPr>
-            <w:tcW w:type="dxa" w:w="1095"/>
-            <w:tcBorders>
-              <w:top w:val="single" w:color="BFBFBF" w:sz="4"/>
-              <w:left w:val="single" w:color="BFBFBF" w:sz="4"/>
-              <w:bottom w:val="single" w:color="BFBFBF" w:sz="4"/>
-              <w:right w:val="single" w:color="BFBFBF" w:sz="4"/>
-            </w:tcBorders>
-            <w:tcMar>
-              <w:top w:type="dxa" w:w="60"/>
-              <w:left w:type="dxa" w:w="100"/>
-              <w:bottom w:type="dxa" w:w="60"/>
-              <w:right w:type="dxa" w:w="100"/>
-            </w:tcMar>
-          </w:tcPr>
-          <w:p>
-            <w:pPr>
-              <w:spacing w:after="0"/>
-            </w:pPr>
-            <w:r>
-              <w:rPr>
-                <w:rFonts w:ascii="Courier New" w:cs="Courier New" w:eastAsia="Courier New" w:hAnsi="Courier New"/>
-                <w:sz w:val="17"/>
-                <w:szCs w:val="17"/>
-              </w:rPr>
-              <w:t xml:space="preserve">/schedule</w:t>
-            </w:r>
-          </w:p>
-        </w:tc>
-        <w:tc>
-          <w:tcPr>
-            <w:tcW w:type="dxa" w:w="8625"/>
-            <w:tcBorders>
-              <w:top w:val="single" w:color="BFBFBF" w:sz="4"/>
-              <w:left w:val="single" w:color="BFBFBF" w:sz="4"/>
-              <w:bottom w:val="single" w:color="BFBFBF" w:sz="4"/>
-              <w:right w:val="single" w:color="BFBFBF" w:sz="4"/>
-            </w:tcBorders>
-            <w:tcMar>
-              <w:top w:type="dxa" w:w="60"/>
-              <w:left w:type="dxa" w:w="100"/>
-              <w:bottom w:type="dxa" w:w="60"/>
-              <w:right w:type="dxa" w:w="100"/>
-            </w:tcMar>
-          </w:tcPr>
-          <w:p>
-            <w:pPr>
-              <w:spacing w:after="0"/>
-            </w:pPr>
-            <w:r>
-              <w:rPr>
-                <w:rFonts w:ascii="Calibri" w:cs="Calibri" w:eastAsia="Calibri" w:hAnsi="Calibri"/>
-                <w:sz w:val="19"/>
-                <w:szCs w:val="19"/>
-              </w:rPr>
-              <w:t xml:space="preserve">Menu of scheduled-playtest games with brief descriptions → pick a game → pick a timeslot (§7).</w:t>
+            <w:tcW w:type="dxa" w:w="1144"/>
+            <w:tcBorders>
+              <w:top w:val="single" w:color="BFBFBF" w:sz="4"/>
+              <w:left w:val="single" w:color="BFBFBF" w:sz="4"/>
+              <w:bottom w:val="single" w:color="BFBFBF" w:sz="4"/>
+              <w:right w:val="single" w:color="BFBFBF" w:sz="4"/>
+            </w:tcBorders>
+            <w:tcMar>
+              <w:top w:type="dxa" w:w="60"/>
+              <w:left w:type="dxa" w:w="100"/>
+              <w:bottom w:type="dxa" w:w="60"/>
+              <w:right w:type="dxa" w:w="100"/>
+            </w:tcMar>
+          </w:tcPr>
+          <w:p>
+            <w:pPr>
+              <w:spacing w:after="0"/>
+            </w:pPr>
+            <w:r>
+              <w:rPr>
+                <w:rFonts w:ascii="Courier New" w:cs="Courier New" w:eastAsia="Courier New" w:hAnsi="Courier New"/>
+                <w:sz w:val="17"/>
+                <w:szCs w:val="17"/>
+              </w:rPr>
+              <w:t xml:space="preserve">/add-email</w:t>
+            </w:r>
+          </w:p>
+        </w:tc>
+        <w:tc>
+          <w:tcPr>
+            <w:tcW w:type="dxa" w:w="8576"/>
+            <w:tcBorders>
+              <w:top w:val="single" w:color="BFBFBF" w:sz="4"/>
+              <w:left w:val="single" w:color="BFBFBF" w:sz="4"/>
+              <w:bottom w:val="single" w:color="BFBFBF" w:sz="4"/>
+              <w:right w:val="single" w:color="BFBFBF" w:sz="4"/>
+            </w:tcBorders>
+            <w:tcMar>
+              <w:top w:type="dxa" w:w="60"/>
+              <w:left w:type="dxa" w:w="100"/>
+              <w:bottom w:type="dxa" w:w="60"/>
+              <w:right w:type="dxa" w:w="100"/>
+            </w:tcMar>
+          </w:tcPr>
+          <w:p>
+            <w:pPr>
+              <w:spacing w:after="0"/>
+            </w:pPr>
+            <w:r>
+              <w:rPr>
+                <w:rFonts w:ascii="Calibri" w:cs="Calibri" w:eastAsia="Calibri" w:hAnsi="Calibri"/>
+                <w:sz w:val="19"/>
+                <w:szCs w:val="19"/>
+              </w:rPr>
+              <w:t xml:space="preserve">The one-time step for NEWU accounts without an email (below).</w:t>
             </w:r>
           </w:p>
         </w:tc>
@@ -3870,7 +4051,72 @@
         </w:trPr>
         <w:tc>
           <w:tcPr>
-            <w:tcW w:type="dxa" w:w="1095"/>
+            <w:tcW w:type="dxa" w:w="1144"/>
+            <w:tcBorders>
+              <w:top w:val="single" w:color="BFBFBF" w:sz="4"/>
+              <w:left w:val="single" w:color="BFBFBF" w:sz="4"/>
+              <w:bottom w:val="single" w:color="BFBFBF" w:sz="4"/>
+              <w:right w:val="single" w:color="BFBFBF" w:sz="4"/>
+            </w:tcBorders>
+            <w:tcMar>
+              <w:top w:type="dxa" w:w="60"/>
+              <w:left w:type="dxa" w:w="100"/>
+              <w:bottom w:type="dxa" w:w="60"/>
+              <w:right w:type="dxa" w:w="100"/>
+            </w:tcMar>
+          </w:tcPr>
+          <w:p>
+            <w:pPr>
+              <w:spacing w:after="0"/>
+            </w:pPr>
+            <w:r>
+              <w:rPr>
+                <w:rFonts w:ascii="Courier New" w:cs="Courier New" w:eastAsia="Courier New" w:hAnsi="Courier New"/>
+                <w:sz w:val="17"/>
+                <w:szCs w:val="17"/>
+              </w:rPr>
+              <w:t xml:space="preserve">/schedule</w:t>
+            </w:r>
+          </w:p>
+        </w:tc>
+        <w:tc>
+          <w:tcPr>
+            <w:tcW w:type="dxa" w:w="8576"/>
+            <w:tcBorders>
+              <w:top w:val="single" w:color="BFBFBF" w:sz="4"/>
+              <w:left w:val="single" w:color="BFBFBF" w:sz="4"/>
+              <w:bottom w:val="single" w:color="BFBFBF" w:sz="4"/>
+              <w:right w:val="single" w:color="BFBFBF" w:sz="4"/>
+            </w:tcBorders>
+            <w:tcMar>
+              <w:top w:type="dxa" w:w="60"/>
+              <w:left w:type="dxa" w:w="100"/>
+              <w:bottom w:type="dxa" w:w="60"/>
+              <w:right w:type="dxa" w:w="100"/>
+            </w:tcMar>
+          </w:tcPr>
+          <w:p>
+            <w:pPr>
+              <w:spacing w:after="0"/>
+            </w:pPr>
+            <w:r>
+              <w:rPr>
+                <w:rFonts w:ascii="Calibri" w:cs="Calibri" w:eastAsia="Calibri" w:hAnsi="Calibri"/>
+                <w:sz w:val="19"/>
+                <w:szCs w:val="19"/>
+              </w:rPr>
+              <w:t xml:space="preserve">Menu of scheduled-playtest games with brief descriptions → pick a game → pick a timeslot (§7).</w:t>
+            </w:r>
+          </w:p>
+        </w:tc>
+      </w:tr>
+      <w:tr>
+        <w:trPr>
+          <w:tblHeader w:val="false"/>
+        </w:trPr>
+        <w:tc>
+          <w:tcPr>
+            <w:tcW w:type="dxa" w:w="1144"/>
             <w:tcBorders>
               <w:top w:val="single" w:color="BFBFBF" w:sz="4"/>
               <w:left w:val="single" w:color="BFBFBF" w:sz="4"/>
@@ -3900,7 +4146,7 @@
         </w:tc>
         <w:tc>
           <w:tcPr>
-            <w:tcW w:type="dxa" w:w="8625"/>
+            <w:tcW w:type="dxa" w:w="8576"/>
             <w:tcBorders>
               <w:top w:val="single" w:color="BFBFBF" w:sz="4"/>
               <w:left w:val="single" w:color="BFBFBF" w:sz="4"/>
@@ -4067,9 +4313,9 @@
         <w:tblLayout w:type="fixed"/>
       </w:tblPr>
       <w:tblGrid>
-        <w:gridCol w:w="2777"/>
-        <w:gridCol w:w="2695"/>
-        <w:gridCol w:w="4248"/>
+        <w:gridCol w:w="2582"/>
+        <w:gridCol w:w="2506"/>
+        <w:gridCol w:w="4632"/>
       </w:tblGrid>
       <w:tr>
         <w:trPr>
@@ -4077,7 +4323,7 @@
         </w:trPr>
         <w:tc>
           <w:tcPr>
-            <w:tcW w:type="dxa" w:w="2777"/>
+            <w:tcW w:type="dxa" w:w="2582"/>
             <w:tcBorders>
               <w:top w:val="single" w:color="BFBFBF" w:sz="4"/>
               <w:left w:val="single" w:color="BFBFBF" w:sz="4"/>
@@ -4111,7 +4357,7 @@
         </w:tc>
         <w:tc>
           <w:tcPr>
-            <w:tcW w:type="dxa" w:w="2695"/>
+            <w:tcW w:type="dxa" w:w="2506"/>
             <w:tcBorders>
               <w:top w:val="single" w:color="BFBFBF" w:sz="4"/>
               <w:left w:val="single" w:color="BFBFBF" w:sz="4"/>
@@ -4145,7 +4391,7 @@
         </w:tc>
         <w:tc>
           <w:tcPr>
-            <w:tcW w:type="dxa" w:w="4248"/>
+            <w:tcW w:type="dxa" w:w="4632"/>
             <w:tcBorders>
               <w:top w:val="single" w:color="BFBFBF" w:sz="4"/>
               <w:left w:val="single" w:color="BFBFBF" w:sz="4"/>
@@ -4184,7 +4430,7 @@
         </w:trPr>
         <w:tc>
           <w:tcPr>
-            <w:tcW w:type="dxa" w:w="2777"/>
+            <w:tcW w:type="dxa" w:w="2582"/>
             <w:tcBorders>
               <w:top w:val="single" w:color="BFBFBF" w:sz="4"/>
               <w:left w:val="single" w:color="BFBFBF" w:sz="4"/>
@@ -4246,7 +4492,7 @@
         </w:tc>
         <w:tc>
           <w:tcPr>
-            <w:tcW w:type="dxa" w:w="2695"/>
+            <w:tcW w:type="dxa" w:w="2506"/>
             <w:tcBorders>
               <w:top w:val="single" w:color="BFBFBF" w:sz="4"/>
               <w:left w:val="single" w:color="BFBFBF" w:sz="4"/>
@@ -4308,7 +4554,7 @@
         </w:tc>
         <w:tc>
           <w:tcPr>
-            <w:tcW w:type="dxa" w:w="4248"/>
+            <w:tcW w:type="dxa" w:w="4632"/>
             <w:tcBorders>
               <w:top w:val="single" w:color="BFBFBF" w:sz="4"/>
               <w:left w:val="single" w:color="BFBFBF" w:sz="4"/>
@@ -4343,7 +4589,7 @@
         </w:trPr>
         <w:tc>
           <w:tcPr>
-            <w:tcW w:type="dxa" w:w="2777"/>
+            <w:tcW w:type="dxa" w:w="2582"/>
             <w:tcBorders>
               <w:top w:val="single" w:color="BFBFBF" w:sz="4"/>
               <w:left w:val="single" w:color="BFBFBF" w:sz="4"/>
@@ -4405,7 +4651,7 @@
         </w:tc>
         <w:tc>
           <w:tcPr>
-            <w:tcW w:type="dxa" w:w="2695"/>
+            <w:tcW w:type="dxa" w:w="2506"/>
             <w:tcBorders>
               <w:top w:val="single" w:color="BFBFBF" w:sz="4"/>
               <w:left w:val="single" w:color="BFBFBF" w:sz="4"/>
@@ -4467,7 +4713,7 @@
         </w:tc>
         <w:tc>
           <w:tcPr>
-            <w:tcW w:type="dxa" w:w="4248"/>
+            <w:tcW w:type="dxa" w:w="4632"/>
             <w:tcBorders>
               <w:top w:val="single" w:color="BFBFBF" w:sz="4"/>
               <w:left w:val="single" w:color="BFBFBF" w:sz="4"/>
@@ -4502,7 +4748,7 @@
         </w:trPr>
         <w:tc>
           <w:tcPr>
-            <w:tcW w:type="dxa" w:w="2777"/>
+            <w:tcW w:type="dxa" w:w="2582"/>
             <w:tcBorders>
               <w:top w:val="single" w:color="BFBFBF" w:sz="4"/>
               <w:left w:val="single" w:color="BFBFBF" w:sz="4"/>
@@ -4532,7 +4778,7 @@
         </w:tc>
         <w:tc>
           <w:tcPr>
-            <w:tcW w:type="dxa" w:w="2695"/>
+            <w:tcW w:type="dxa" w:w="2506"/>
             <w:tcBorders>
               <w:top w:val="single" w:color="BFBFBF" w:sz="4"/>
               <w:left w:val="single" w:color="BFBFBF" w:sz="4"/>
@@ -4562,31 +4808,31 @@
         </w:tc>
         <w:tc>
           <w:tcPr>
-            <w:tcW w:type="dxa" w:w="4248"/>
-            <w:tcBorders>
-              <w:top w:val="single" w:color="BFBFBF" w:sz="4"/>
-              <w:left w:val="single" w:color="BFBFBF" w:sz="4"/>
-              <w:bottom w:val="single" w:color="BFBFBF" w:sz="4"/>
-              <w:right w:val="single" w:color="BFBFBF" w:sz="4"/>
-            </w:tcBorders>
-            <w:tcMar>
-              <w:top w:type="dxa" w:w="60"/>
-              <w:left w:type="dxa" w:w="100"/>
-              <w:bottom w:type="dxa" w:w="60"/>
-              <w:right w:type="dxa" w:w="100"/>
-            </w:tcMar>
-          </w:tcPr>
-          <w:p>
-            <w:pPr>
-              <w:spacing w:after="0"/>
-            </w:pPr>
-            <w:r>
-              <w:rPr>
-                <w:rFonts w:ascii="Calibri" w:cs="Calibri" w:eastAsia="Calibri" w:hAnsi="Calibri"/>
-                <w:sz w:val="19"/>
-                <w:szCs w:val="19"/>
-              </w:rPr>
-              <w:t xml:space="preserve">Primary accent, focus rings, primary buttons</w:t>
+            <w:tcW w:type="dxa" w:w="4632"/>
+            <w:tcBorders>
+              <w:top w:val="single" w:color="BFBFBF" w:sz="4"/>
+              <w:left w:val="single" w:color="BFBFBF" w:sz="4"/>
+              <w:bottom w:val="single" w:color="BFBFBF" w:sz="4"/>
+              <w:right w:val="single" w:color="BFBFBF" w:sz="4"/>
+            </w:tcBorders>
+            <w:tcMar>
+              <w:top w:type="dxa" w:w="60"/>
+              <w:left w:type="dxa" w:w="100"/>
+              <w:bottom w:type="dxa" w:w="60"/>
+              <w:right w:type="dxa" w:w="100"/>
+            </w:tcMar>
+          </w:tcPr>
+          <w:p>
+            <w:pPr>
+              <w:spacing w:after="0"/>
+            </w:pPr>
+            <w:r>
+              <w:rPr>
+                <w:rFonts w:ascii="Calibri" w:cs="Calibri" w:eastAsia="Calibri" w:hAnsi="Calibri"/>
+                <w:sz w:val="19"/>
+                <w:szCs w:val="19"/>
+              </w:rPr>
+              <w:t xml:space="preserve">Accent: kickers, links, focus rings, secondary buttons</w:t>
             </w:r>
           </w:p>
         </w:tc>
@@ -4597,7 +4843,7 @@
         </w:trPr>
         <w:tc>
           <w:tcPr>
-            <w:tcW w:type="dxa" w:w="2777"/>
+            <w:tcW w:type="dxa" w:w="2582"/>
             <w:tcBorders>
               <w:top w:val="single" w:color="BFBFBF" w:sz="4"/>
               <w:left w:val="single" w:color="BFBFBF" w:sz="4"/>
@@ -4627,7 +4873,7 @@
         </w:tc>
         <w:tc>
           <w:tcPr>
-            <w:tcW w:type="dxa" w:w="2695"/>
+            <w:tcW w:type="dxa" w:w="2506"/>
             <w:tcBorders>
               <w:top w:val="single" w:color="BFBFBF" w:sz="4"/>
               <w:left w:val="single" w:color="BFBFBF" w:sz="4"/>
@@ -4657,31 +4903,31 @@
         </w:tc>
         <w:tc>
           <w:tcPr>
-            <w:tcW w:type="dxa" w:w="4248"/>
-            <w:tcBorders>
-              <w:top w:val="single" w:color="BFBFBF" w:sz="4"/>
-              <w:left w:val="single" w:color="BFBFBF" w:sz="4"/>
-              <w:bottom w:val="single" w:color="BFBFBF" w:sz="4"/>
-              <w:right w:val="single" w:color="BFBFBF" w:sz="4"/>
-            </w:tcBorders>
-            <w:tcMar>
-              <w:top w:type="dxa" w:w="60"/>
-              <w:left w:type="dxa" w:w="100"/>
-              <w:bottom w:type="dxa" w:w="60"/>
-              <w:right w:type="dxa" w:w="100"/>
-            </w:tcMar>
-          </w:tcPr>
-          <w:p>
-            <w:pPr>
-              <w:spacing w:after="0"/>
-            </w:pPr>
-            <w:r>
-              <w:rPr>
-                <w:rFonts w:ascii="Calibri" w:cs="Calibri" w:eastAsia="Calibri" w:hAnsi="Calibri"/>
-                <w:sz w:val="19"/>
-                <w:szCs w:val="19"/>
-              </w:rPr>
-              <w:t xml:space="preserve">Errors and destructive actions</w:t>
+            <w:tcW w:type="dxa" w:w="4632"/>
+            <w:tcBorders>
+              <w:top w:val="single" w:color="BFBFBF" w:sz="4"/>
+              <w:left w:val="single" w:color="BFBFBF" w:sz="4"/>
+              <w:bottom w:val="single" w:color="BFBFBF" w:sz="4"/>
+              <w:right w:val="single" w:color="BFBFBF" w:sz="4"/>
+            </w:tcBorders>
+            <w:tcMar>
+              <w:top w:type="dxa" w:w="60"/>
+              <w:left w:type="dxa" w:w="100"/>
+              <w:bottom w:type="dxa" w:w="60"/>
+              <w:right w:type="dxa" w:w="100"/>
+            </w:tcMar>
+          </w:tcPr>
+          <w:p>
+            <w:pPr>
+              <w:spacing w:after="0"/>
+            </w:pPr>
+            <w:r>
+              <w:rPr>
+                <w:rFonts w:ascii="Calibri" w:cs="Calibri" w:eastAsia="Calibri" w:hAnsi="Calibri"/>
+                <w:sz w:val="19"/>
+                <w:szCs w:val="19"/>
+              </w:rPr>
+              <w:t xml:space="preserve">Primary buttons (as on NEWU), wordmark accent, errors</w:t>
             </w:r>
           </w:p>
         </w:tc>
@@ -4692,91 +4938,107 @@
         </w:trPr>
         <w:tc>
           <w:tcPr>
-            <w:tcW w:type="dxa" w:w="2777"/>
-            <w:tcBorders>
-              <w:top w:val="single" w:color="BFBFBF" w:sz="4"/>
-              <w:left w:val="single" w:color="BFBFBF" w:sz="4"/>
-              <w:bottom w:val="single" w:color="BFBFBF" w:sz="4"/>
-              <w:right w:val="single" w:color="BFBFBF" w:sz="4"/>
-            </w:tcBorders>
-            <w:tcMar>
-              <w:top w:type="dxa" w:w="60"/>
-              <w:left w:type="dxa" w:w="100"/>
-              <w:bottom w:type="dxa" w:w="60"/>
-              <w:right w:type="dxa" w:w="100"/>
-            </w:tcMar>
-          </w:tcPr>
-          <w:p>
-            <w:pPr>
-              <w:spacing w:after="0"/>
-            </w:pPr>
-            <w:r>
-              <w:rPr>
-                <w:rFonts w:ascii="Courier New" w:cs="Courier New" w:eastAsia="Courier New" w:hAnsi="Courier New"/>
-                <w:sz w:val="17"/>
-                <w:szCs w:val="17"/>
-              </w:rPr>
-              <w:t xml:space="preserve">--cash</w:t>
-            </w:r>
-          </w:p>
-        </w:tc>
-        <w:tc>
-          <w:tcPr>
-            <w:tcW w:type="dxa" w:w="2695"/>
-            <w:tcBorders>
-              <w:top w:val="single" w:color="BFBFBF" w:sz="4"/>
-              <w:left w:val="single" w:color="BFBFBF" w:sz="4"/>
-              <w:bottom w:val="single" w:color="BFBFBF" w:sz="4"/>
-              <w:right w:val="single" w:color="BFBFBF" w:sz="4"/>
-            </w:tcBorders>
-            <w:tcMar>
-              <w:top w:type="dxa" w:w="60"/>
-              <w:left w:type="dxa" w:w="100"/>
-              <w:bottom w:type="dxa" w:w="60"/>
-              <w:right w:type="dxa" w:w="100"/>
-            </w:tcMar>
-          </w:tcPr>
-          <w:p>
-            <w:pPr>
-              <w:spacing w:after="0"/>
-            </w:pPr>
-            <w:r>
-              <w:rPr>
-                <w:rFonts w:ascii="Courier New" w:cs="Courier New" w:eastAsia="Courier New" w:hAnsi="Courier New"/>
-                <w:sz w:val="17"/>
-                <w:szCs w:val="17"/>
-              </w:rPr>
-              <w:t xml:space="preserve">#4FB36A</w:t>
-            </w:r>
-          </w:p>
-        </w:tc>
-        <w:tc>
-          <w:tcPr>
-            <w:tcW w:type="dxa" w:w="4248"/>
-            <w:tcBorders>
-              <w:top w:val="single" w:color="BFBFBF" w:sz="4"/>
-              <w:left w:val="single" w:color="BFBFBF" w:sz="4"/>
-              <w:bottom w:val="single" w:color="BFBFBF" w:sz="4"/>
-              <w:right w:val="single" w:color="BFBFBF" w:sz="4"/>
-            </w:tcBorders>
-            <w:tcMar>
-              <w:top w:type="dxa" w:w="60"/>
-              <w:left w:type="dxa" w:w="100"/>
-              <w:bottom w:type="dxa" w:w="60"/>
-              <w:right w:type="dxa" w:w="100"/>
-            </w:tcMar>
-          </w:tcPr>
-          <w:p>
-            <w:pPr>
-              <w:spacing w:after="0"/>
-            </w:pPr>
-            <w:r>
-              <w:rPr>
-                <w:rFonts w:ascii="Calibri" w:cs="Calibri" w:eastAsia="Calibri" w:hAnsi="Calibri"/>
-                <w:sz w:val="19"/>
-                <w:szCs w:val="19"/>
-              </w:rPr>
-              <w:t xml:space="preserve">Success, "Open playtest" badge</w:t>
+            <w:tcW w:type="dxa" w:w="2582"/>
+            <w:tcBorders>
+              <w:top w:val="single" w:color="BFBFBF" w:sz="4"/>
+              <w:left w:val="single" w:color="BFBFBF" w:sz="4"/>
+              <w:bottom w:val="single" w:color="BFBFBF" w:sz="4"/>
+              <w:right w:val="single" w:color="BFBFBF" w:sz="4"/>
+            </w:tcBorders>
+            <w:tcMar>
+              <w:top w:type="dxa" w:w="60"/>
+              <w:left w:type="dxa" w:w="100"/>
+              <w:bottom w:type="dxa" w:w="60"/>
+              <w:right w:type="dxa" w:w="100"/>
+            </w:tcMar>
+          </w:tcPr>
+          <w:p>
+            <w:pPr>
+              <w:spacing w:after="0"/>
+            </w:pPr>
+            <w:r>
+              <w:rPr>
+                <w:rFonts w:ascii="Courier New" w:cs="Courier New" w:eastAsia="Courier New" w:hAnsi="Courier New"/>
+                <w:sz w:val="17"/>
+                <w:szCs w:val="17"/>
+              </w:rPr>
+              <w:t xml:space="preserve">--muted</w:t>
+            </w:r>
+          </w:p>
+        </w:tc>
+        <w:tc>
+          <w:tcPr>
+            <w:tcW w:type="dxa" w:w="2506"/>
+            <w:tcBorders>
+              <w:top w:val="single" w:color="BFBFBF" w:sz="4"/>
+              <w:left w:val="single" w:color="BFBFBF" w:sz="4"/>
+              <w:bottom w:val="single" w:color="BFBFBF" w:sz="4"/>
+              <w:right w:val="single" w:color="BFBFBF" w:sz="4"/>
+            </w:tcBorders>
+            <w:tcMar>
+              <w:top w:type="dxa" w:w="60"/>
+              <w:left w:type="dxa" w:w="100"/>
+              <w:bottom w:type="dxa" w:w="60"/>
+              <w:right w:type="dxa" w:w="100"/>
+            </w:tcMar>
+          </w:tcPr>
+          <w:p>
+            <w:pPr>
+              <w:spacing w:after="0"/>
+            </w:pPr>
+            <w:r>
+              <w:rPr>
+                <w:rFonts w:ascii="Courier New" w:cs="Courier New" w:eastAsia="Courier New" w:hAnsi="Courier New"/>
+                <w:sz w:val="17"/>
+                <w:szCs w:val="17"/>
+              </w:rPr>
+              <w:t xml:space="preserve">#B3A88D</w:t>
+            </w:r>
+          </w:p>
+        </w:tc>
+        <w:tc>
+          <w:tcPr>
+            <w:tcW w:type="dxa" w:w="4632"/>
+            <w:tcBorders>
+              <w:top w:val="single" w:color="BFBFBF" w:sz="4"/>
+              <w:left w:val="single" w:color="BFBFBF" w:sz="4"/>
+              <w:bottom w:val="single" w:color="BFBFBF" w:sz="4"/>
+              <w:right w:val="single" w:color="BFBFBF" w:sz="4"/>
+            </w:tcBorders>
+            <w:tcMar>
+              <w:top w:type="dxa" w:w="60"/>
+              <w:left w:type="dxa" w:w="100"/>
+              <w:bottom w:type="dxa" w:w="60"/>
+              <w:right w:type="dxa" w:w="100"/>
+            </w:tcMar>
+          </w:tcPr>
+          <w:p>
+            <w:pPr>
+              <w:spacing w:after="0"/>
+            </w:pPr>
+            <w:r>
+              <w:rPr>
+                <w:rFonts w:ascii="Calibri" w:cs="Calibri" w:eastAsia="Calibri" w:hAnsi="Calibri"/>
+                <w:sz w:val="19"/>
+                <w:szCs w:val="19"/>
+              </w:rPr>
+              <w:t xml:space="preserve">Secondary text (7.8:1 on </w:t>
+            </w:r>
+            <w:r>
+              <w:rPr>
+                <w:rFonts w:ascii="Courier New" w:cs="Courier New" w:eastAsia="Courier New" w:hAnsi="Courier New"/>
+                <w:sz w:val="17"/>
+                <w:szCs w:val="17"/>
+              </w:rPr>
+              <w:t xml:space="preserve">--ink</w:t>
+            </w:r>
+            <w:r>
+              <w:rPr>
+                <w:rFonts w:ascii="Calibri" w:cs="Calibri" w:eastAsia="Calibri" w:hAnsi="Calibri"/>
+                <w:sz w:val="19"/>
+                <w:szCs w:val="19"/>
+              </w:rPr>
+              <w:t xml:space="preserve">); the only token not in NEWU</w:t>
             </w:r>
           </w:p>
         </w:tc>
@@ -4787,91 +5049,91 @@
         </w:trPr>
         <w:tc>
           <w:tcPr>
-            <w:tcW w:type="dxa" w:w="2777"/>
-            <w:tcBorders>
-              <w:top w:val="single" w:color="BFBFBF" w:sz="4"/>
-              <w:left w:val="single" w:color="BFBFBF" w:sz="4"/>
-              <w:bottom w:val="single" w:color="BFBFBF" w:sz="4"/>
-              <w:right w:val="single" w:color="BFBFBF" w:sz="4"/>
-            </w:tcBorders>
-            <w:tcMar>
-              <w:top w:type="dxa" w:w="60"/>
-              <w:left w:type="dxa" w:w="100"/>
-              <w:bottom w:type="dxa" w:w="60"/>
-              <w:right w:type="dxa" w:w="100"/>
-            </w:tcMar>
-          </w:tcPr>
-          <w:p>
-            <w:pPr>
-              <w:spacing w:after="0"/>
-            </w:pPr>
-            <w:r>
-              <w:rPr>
-                <w:rFonts w:ascii="Courier New" w:cs="Courier New" w:eastAsia="Courier New" w:hAnsi="Courier New"/>
-                <w:sz w:val="17"/>
-                <w:szCs w:val="17"/>
-              </w:rPr>
-              <w:t xml:space="preserve">--display</w:t>
-            </w:r>
-          </w:p>
-        </w:tc>
-        <w:tc>
-          <w:tcPr>
-            <w:tcW w:type="dxa" w:w="2695"/>
-            <w:tcBorders>
-              <w:top w:val="single" w:color="BFBFBF" w:sz="4"/>
-              <w:left w:val="single" w:color="BFBFBF" w:sz="4"/>
-              <w:bottom w:val="single" w:color="BFBFBF" w:sz="4"/>
-              <w:right w:val="single" w:color="BFBFBF" w:sz="4"/>
-            </w:tcBorders>
-            <w:tcMar>
-              <w:top w:type="dxa" w:w="60"/>
-              <w:left w:type="dxa" w:w="100"/>
-              <w:bottom w:type="dxa" w:w="60"/>
-              <w:right w:type="dxa" w:w="100"/>
-            </w:tcMar>
-          </w:tcPr>
-          <w:p>
-            <w:pPr>
-              <w:spacing w:after="0"/>
-            </w:pPr>
-            <w:r>
-              <w:rPr>
-                <w:rFonts w:ascii="Calibri" w:cs="Calibri" w:eastAsia="Calibri" w:hAnsi="Calibri"/>
-                <w:sz w:val="19"/>
-                <w:szCs w:val="19"/>
-              </w:rPr>
-              <w:t xml:space="preserve">Archivo Black</w:t>
-            </w:r>
-          </w:p>
-        </w:tc>
-        <w:tc>
-          <w:tcPr>
-            <w:tcW w:type="dxa" w:w="4248"/>
-            <w:tcBorders>
-              <w:top w:val="single" w:color="BFBFBF" w:sz="4"/>
-              <w:left w:val="single" w:color="BFBFBF" w:sz="4"/>
-              <w:bottom w:val="single" w:color="BFBFBF" w:sz="4"/>
-              <w:right w:val="single" w:color="BFBFBF" w:sz="4"/>
-            </w:tcBorders>
-            <w:tcMar>
-              <w:top w:type="dxa" w:w="60"/>
-              <w:left w:type="dxa" w:w="100"/>
-              <w:bottom w:type="dxa" w:w="60"/>
-              <w:right w:type="dxa" w:w="100"/>
-            </w:tcMar>
-          </w:tcPr>
-          <w:p>
-            <w:pPr>
-              <w:spacing w:after="0"/>
-            </w:pPr>
-            <w:r>
-              <w:rPr>
-                <w:rFonts w:ascii="Calibri" w:cs="Calibri" w:eastAsia="Calibri" w:hAnsi="Calibri"/>
-                <w:sz w:val="19"/>
-                <w:szCs w:val="19"/>
-              </w:rPr>
-              <w:t xml:space="preserve">Wordmark and headings</w:t>
+            <w:tcW w:type="dxa" w:w="2582"/>
+            <w:tcBorders>
+              <w:top w:val="single" w:color="BFBFBF" w:sz="4"/>
+              <w:left w:val="single" w:color="BFBFBF" w:sz="4"/>
+              <w:bottom w:val="single" w:color="BFBFBF" w:sz="4"/>
+              <w:right w:val="single" w:color="BFBFBF" w:sz="4"/>
+            </w:tcBorders>
+            <w:tcMar>
+              <w:top w:type="dxa" w:w="60"/>
+              <w:left w:type="dxa" w:w="100"/>
+              <w:bottom w:type="dxa" w:w="60"/>
+              <w:right w:type="dxa" w:w="100"/>
+            </w:tcMar>
+          </w:tcPr>
+          <w:p>
+            <w:pPr>
+              <w:spacing w:after="0"/>
+            </w:pPr>
+            <w:r>
+              <w:rPr>
+                <w:rFonts w:ascii="Courier New" w:cs="Courier New" w:eastAsia="Courier New" w:hAnsi="Courier New"/>
+                <w:sz w:val="17"/>
+                <w:szCs w:val="17"/>
+              </w:rPr>
+              <w:t xml:space="preserve">--cash</w:t>
+            </w:r>
+          </w:p>
+        </w:tc>
+        <w:tc>
+          <w:tcPr>
+            <w:tcW w:type="dxa" w:w="2506"/>
+            <w:tcBorders>
+              <w:top w:val="single" w:color="BFBFBF" w:sz="4"/>
+              <w:left w:val="single" w:color="BFBFBF" w:sz="4"/>
+              <w:bottom w:val="single" w:color="BFBFBF" w:sz="4"/>
+              <w:right w:val="single" w:color="BFBFBF" w:sz="4"/>
+            </w:tcBorders>
+            <w:tcMar>
+              <w:top w:type="dxa" w:w="60"/>
+              <w:left w:type="dxa" w:w="100"/>
+              <w:bottom w:type="dxa" w:w="60"/>
+              <w:right w:type="dxa" w:w="100"/>
+            </w:tcMar>
+          </w:tcPr>
+          <w:p>
+            <w:pPr>
+              <w:spacing w:after="0"/>
+            </w:pPr>
+            <w:r>
+              <w:rPr>
+                <w:rFonts w:ascii="Courier New" w:cs="Courier New" w:eastAsia="Courier New" w:hAnsi="Courier New"/>
+                <w:sz w:val="17"/>
+                <w:szCs w:val="17"/>
+              </w:rPr>
+              <w:t xml:space="preserve">#4FB36A</w:t>
+            </w:r>
+          </w:p>
+        </w:tc>
+        <w:tc>
+          <w:tcPr>
+            <w:tcW w:type="dxa" w:w="4632"/>
+            <w:tcBorders>
+              <w:top w:val="single" w:color="BFBFBF" w:sz="4"/>
+              <w:left w:val="single" w:color="BFBFBF" w:sz="4"/>
+              <w:bottom w:val="single" w:color="BFBFBF" w:sz="4"/>
+              <w:right w:val="single" w:color="BFBFBF" w:sz="4"/>
+            </w:tcBorders>
+            <w:tcMar>
+              <w:top w:type="dxa" w:w="60"/>
+              <w:left w:type="dxa" w:w="100"/>
+              <w:bottom w:type="dxa" w:w="60"/>
+              <w:right w:type="dxa" w:w="100"/>
+            </w:tcMar>
+          </w:tcPr>
+          <w:p>
+            <w:pPr>
+              <w:spacing w:after="0"/>
+            </w:pPr>
+            <w:r>
+              <w:rPr>
+                <w:rFonts w:ascii="Calibri" w:cs="Calibri" w:eastAsia="Calibri" w:hAnsi="Calibri"/>
+                <w:sz w:val="19"/>
+                <w:szCs w:val="19"/>
+              </w:rPr>
+              <w:t xml:space="preserve">Success, "Open playtest" badge</w:t>
             </w:r>
           </w:p>
         </w:tc>
@@ -4882,91 +5144,91 @@
         </w:trPr>
         <w:tc>
           <w:tcPr>
-            <w:tcW w:type="dxa" w:w="2777"/>
-            <w:tcBorders>
-              <w:top w:val="single" w:color="BFBFBF" w:sz="4"/>
-              <w:left w:val="single" w:color="BFBFBF" w:sz="4"/>
-              <w:bottom w:val="single" w:color="BFBFBF" w:sz="4"/>
-              <w:right w:val="single" w:color="BFBFBF" w:sz="4"/>
-            </w:tcBorders>
-            <w:tcMar>
-              <w:top w:type="dxa" w:w="60"/>
-              <w:left w:type="dxa" w:w="100"/>
-              <w:bottom w:type="dxa" w:w="60"/>
-              <w:right w:type="dxa" w:w="100"/>
-            </w:tcMar>
-          </w:tcPr>
-          <w:p>
-            <w:pPr>
-              <w:spacing w:after="0"/>
-            </w:pPr>
-            <w:r>
-              <w:rPr>
-                <w:rFonts w:ascii="Courier New" w:cs="Courier New" w:eastAsia="Courier New" w:hAnsi="Courier New"/>
-                <w:sz w:val="17"/>
-                <w:szCs w:val="17"/>
-              </w:rPr>
-              <w:t xml:space="preserve">--sans</w:t>
-            </w:r>
-          </w:p>
-        </w:tc>
-        <w:tc>
-          <w:tcPr>
-            <w:tcW w:type="dxa" w:w="2695"/>
-            <w:tcBorders>
-              <w:top w:val="single" w:color="BFBFBF" w:sz="4"/>
-              <w:left w:val="single" w:color="BFBFBF" w:sz="4"/>
-              <w:bottom w:val="single" w:color="BFBFBF" w:sz="4"/>
-              <w:right w:val="single" w:color="BFBFBF" w:sz="4"/>
-            </w:tcBorders>
-            <w:tcMar>
-              <w:top w:type="dxa" w:w="60"/>
-              <w:left w:type="dxa" w:w="100"/>
-              <w:bottom w:type="dxa" w:w="60"/>
-              <w:right w:type="dxa" w:w="100"/>
-            </w:tcMar>
-          </w:tcPr>
-          <w:p>
-            <w:pPr>
-              <w:spacing w:after="0"/>
-            </w:pPr>
-            <w:r>
-              <w:rPr>
-                <w:rFonts w:ascii="Calibri" w:cs="Calibri" w:eastAsia="Calibri" w:hAnsi="Calibri"/>
-                <w:sz w:val="19"/>
-                <w:szCs w:val="19"/>
-              </w:rPr>
-              <w:t xml:space="preserve">Archivo 400–900</w:t>
-            </w:r>
-          </w:p>
-        </w:tc>
-        <w:tc>
-          <w:tcPr>
-            <w:tcW w:type="dxa" w:w="4248"/>
-            <w:tcBorders>
-              <w:top w:val="single" w:color="BFBFBF" w:sz="4"/>
-              <w:left w:val="single" w:color="BFBFBF" w:sz="4"/>
-              <w:bottom w:val="single" w:color="BFBFBF" w:sz="4"/>
-              <w:right w:val="single" w:color="BFBFBF" w:sz="4"/>
-            </w:tcBorders>
-            <w:tcMar>
-              <w:top w:type="dxa" w:w="60"/>
-              <w:left w:type="dxa" w:w="100"/>
-              <w:bottom w:type="dxa" w:w="60"/>
-              <w:right w:type="dxa" w:w="100"/>
-            </w:tcMar>
-          </w:tcPr>
-          <w:p>
-            <w:pPr>
-              <w:spacing w:after="0"/>
-            </w:pPr>
-            <w:r>
-              <w:rPr>
-                <w:rFonts w:ascii="Calibri" w:cs="Calibri" w:eastAsia="Calibri" w:hAnsi="Calibri"/>
-                <w:sz w:val="19"/>
-                <w:szCs w:val="19"/>
-              </w:rPr>
-              <w:t xml:space="preserve">Body</w:t>
+            <w:tcW w:type="dxa" w:w="2582"/>
+            <w:tcBorders>
+              <w:top w:val="single" w:color="BFBFBF" w:sz="4"/>
+              <w:left w:val="single" w:color="BFBFBF" w:sz="4"/>
+              <w:bottom w:val="single" w:color="BFBFBF" w:sz="4"/>
+              <w:right w:val="single" w:color="BFBFBF" w:sz="4"/>
+            </w:tcBorders>
+            <w:tcMar>
+              <w:top w:type="dxa" w:w="60"/>
+              <w:left w:type="dxa" w:w="100"/>
+              <w:bottom w:type="dxa" w:w="60"/>
+              <w:right w:type="dxa" w:w="100"/>
+            </w:tcMar>
+          </w:tcPr>
+          <w:p>
+            <w:pPr>
+              <w:spacing w:after="0"/>
+            </w:pPr>
+            <w:r>
+              <w:rPr>
+                <w:rFonts w:ascii="Courier New" w:cs="Courier New" w:eastAsia="Courier New" w:hAnsi="Courier New"/>
+                <w:sz w:val="17"/>
+                <w:szCs w:val="17"/>
+              </w:rPr>
+              <w:t xml:space="preserve">--display</w:t>
+            </w:r>
+          </w:p>
+        </w:tc>
+        <w:tc>
+          <w:tcPr>
+            <w:tcW w:type="dxa" w:w="2506"/>
+            <w:tcBorders>
+              <w:top w:val="single" w:color="BFBFBF" w:sz="4"/>
+              <w:left w:val="single" w:color="BFBFBF" w:sz="4"/>
+              <w:bottom w:val="single" w:color="BFBFBF" w:sz="4"/>
+              <w:right w:val="single" w:color="BFBFBF" w:sz="4"/>
+            </w:tcBorders>
+            <w:tcMar>
+              <w:top w:type="dxa" w:w="60"/>
+              <w:left w:type="dxa" w:w="100"/>
+              <w:bottom w:type="dxa" w:w="60"/>
+              <w:right w:type="dxa" w:w="100"/>
+            </w:tcMar>
+          </w:tcPr>
+          <w:p>
+            <w:pPr>
+              <w:spacing w:after="0"/>
+            </w:pPr>
+            <w:r>
+              <w:rPr>
+                <w:rFonts w:ascii="Calibri" w:cs="Calibri" w:eastAsia="Calibri" w:hAnsi="Calibri"/>
+                <w:sz w:val="19"/>
+                <w:szCs w:val="19"/>
+              </w:rPr>
+              <w:t xml:space="preserve">Archivo Black</w:t>
+            </w:r>
+          </w:p>
+        </w:tc>
+        <w:tc>
+          <w:tcPr>
+            <w:tcW w:type="dxa" w:w="4632"/>
+            <w:tcBorders>
+              <w:top w:val="single" w:color="BFBFBF" w:sz="4"/>
+              <w:left w:val="single" w:color="BFBFBF" w:sz="4"/>
+              <w:bottom w:val="single" w:color="BFBFBF" w:sz="4"/>
+              <w:right w:val="single" w:color="BFBFBF" w:sz="4"/>
+            </w:tcBorders>
+            <w:tcMar>
+              <w:top w:type="dxa" w:w="60"/>
+              <w:left w:type="dxa" w:w="100"/>
+              <w:bottom w:type="dxa" w:w="60"/>
+              <w:right w:type="dxa" w:w="100"/>
+            </w:tcMar>
+          </w:tcPr>
+          <w:p>
+            <w:pPr>
+              <w:spacing w:after="0"/>
+            </w:pPr>
+            <w:r>
+              <w:rPr>
+                <w:rFonts w:ascii="Calibri" w:cs="Calibri" w:eastAsia="Calibri" w:hAnsi="Calibri"/>
+                <w:sz w:val="19"/>
+                <w:szCs w:val="19"/>
+              </w:rPr>
+              <w:t xml:space="preserve">Wordmark and headings</w:t>
             </w:r>
           </w:p>
         </w:tc>
@@ -4977,7 +5239,102 @@
         </w:trPr>
         <w:tc>
           <w:tcPr>
-            <w:tcW w:type="dxa" w:w="2777"/>
+            <w:tcW w:type="dxa" w:w="2582"/>
+            <w:tcBorders>
+              <w:top w:val="single" w:color="BFBFBF" w:sz="4"/>
+              <w:left w:val="single" w:color="BFBFBF" w:sz="4"/>
+              <w:bottom w:val="single" w:color="BFBFBF" w:sz="4"/>
+              <w:right w:val="single" w:color="BFBFBF" w:sz="4"/>
+            </w:tcBorders>
+            <w:tcMar>
+              <w:top w:type="dxa" w:w="60"/>
+              <w:left w:type="dxa" w:w="100"/>
+              <w:bottom w:type="dxa" w:w="60"/>
+              <w:right w:type="dxa" w:w="100"/>
+            </w:tcMar>
+          </w:tcPr>
+          <w:p>
+            <w:pPr>
+              <w:spacing w:after="0"/>
+            </w:pPr>
+            <w:r>
+              <w:rPr>
+                <w:rFonts w:ascii="Courier New" w:cs="Courier New" w:eastAsia="Courier New" w:hAnsi="Courier New"/>
+                <w:sz w:val="17"/>
+                <w:szCs w:val="17"/>
+              </w:rPr>
+              <w:t xml:space="preserve">--sans</w:t>
+            </w:r>
+          </w:p>
+        </w:tc>
+        <w:tc>
+          <w:tcPr>
+            <w:tcW w:type="dxa" w:w="2506"/>
+            <w:tcBorders>
+              <w:top w:val="single" w:color="BFBFBF" w:sz="4"/>
+              <w:left w:val="single" w:color="BFBFBF" w:sz="4"/>
+              <w:bottom w:val="single" w:color="BFBFBF" w:sz="4"/>
+              <w:right w:val="single" w:color="BFBFBF" w:sz="4"/>
+            </w:tcBorders>
+            <w:tcMar>
+              <w:top w:type="dxa" w:w="60"/>
+              <w:left w:type="dxa" w:w="100"/>
+              <w:bottom w:type="dxa" w:w="60"/>
+              <w:right w:type="dxa" w:w="100"/>
+            </w:tcMar>
+          </w:tcPr>
+          <w:p>
+            <w:pPr>
+              <w:spacing w:after="0"/>
+            </w:pPr>
+            <w:r>
+              <w:rPr>
+                <w:rFonts w:ascii="Calibri" w:cs="Calibri" w:eastAsia="Calibri" w:hAnsi="Calibri"/>
+                <w:sz w:val="19"/>
+                <w:szCs w:val="19"/>
+              </w:rPr>
+              <w:t xml:space="preserve">Archivo 400–900</w:t>
+            </w:r>
+          </w:p>
+        </w:tc>
+        <w:tc>
+          <w:tcPr>
+            <w:tcW w:type="dxa" w:w="4632"/>
+            <w:tcBorders>
+              <w:top w:val="single" w:color="BFBFBF" w:sz="4"/>
+              <w:left w:val="single" w:color="BFBFBF" w:sz="4"/>
+              <w:bottom w:val="single" w:color="BFBFBF" w:sz="4"/>
+              <w:right w:val="single" w:color="BFBFBF" w:sz="4"/>
+            </w:tcBorders>
+            <w:tcMar>
+              <w:top w:type="dxa" w:w="60"/>
+              <w:left w:type="dxa" w:w="100"/>
+              <w:bottom w:type="dxa" w:w="60"/>
+              <w:right w:type="dxa" w:w="100"/>
+            </w:tcMar>
+          </w:tcPr>
+          <w:p>
+            <w:pPr>
+              <w:spacing w:after="0"/>
+            </w:pPr>
+            <w:r>
+              <w:rPr>
+                <w:rFonts w:ascii="Calibri" w:cs="Calibri" w:eastAsia="Calibri" w:hAnsi="Calibri"/>
+                <w:sz w:val="19"/>
+                <w:szCs w:val="19"/>
+              </w:rPr>
+              <w:t xml:space="preserve">Body</w:t>
+            </w:r>
+          </w:p>
+        </w:tc>
+      </w:tr>
+      <w:tr>
+        <w:trPr>
+          <w:tblHeader w:val="false"/>
+        </w:trPr>
+        <w:tc>
+          <w:tcPr>
+            <w:tcW w:type="dxa" w:w="2582"/>
             <w:tcBorders>
               <w:top w:val="single" w:color="BFBFBF" w:sz="4"/>
               <w:left w:val="single" w:color="BFBFBF" w:sz="4"/>
@@ -5007,7 +5364,7 @@
         </w:tc>
         <w:tc>
           <w:tcPr>
-            <w:tcW w:type="dxa" w:w="2695"/>
+            <w:tcW w:type="dxa" w:w="2506"/>
             <w:tcBorders>
               <w:top w:val="single" w:color="BFBFBF" w:sz="4"/>
               <w:left w:val="single" w:color="BFBFBF" w:sz="4"/>
@@ -5037,7 +5394,7 @@
         </w:tc>
         <w:tc>
           <w:tcPr>
-            <w:tcW w:type="dxa" w:w="4248"/>
+            <w:tcW w:type="dxa" w:w="4632"/>
             <w:tcBorders>
               <w:top w:val="single" w:color="BFBFBF" w:sz="4"/>
               <w:left w:val="single" w:color="BFBFBF" w:sz="4"/>
@@ -5080,7 +5437,21 @@
         <w:rPr>
           <w:rFonts w:ascii="Calibri" w:cs="Calibri" w:eastAsia="Calibri" w:hAnsi="Calibri"/>
         </w:rPr>
-        <w:t xml:space="preserve">The logo is a text wordmark in Archivo Black until Tyler provides one. Text contrast must meet WCAG AA.</w:t>
+        <w:t xml:space="preserve">Buttons are NEWU's slanted uppercase buttons (</w:t>
+      </w:r>
+      <w:r>
+        <w:rPr>
+          <w:rFonts w:ascii="Courier New" w:cs="Courier New" w:eastAsia="Courier New" w:hAnsi="Courier New"/>
+          <w:sz w:val="19"/>
+          <w:szCs w:val="19"/>
+        </w:rPr>
+        <w:t xml:space="preserve">.btn primary / gold / cash / ghost</w:t>
+      </w:r>
+      <w:r>
+        <w:rPr>
+          <w:rFonts w:ascii="Calibri" w:cs="Calibri" w:eastAsia="Calibri" w:hAnsi="Calibri"/>
+        </w:rPr>
+        <w:t xml:space="preserve">). The logo is a text wordmark in Archivo Black until Tyler provides one. Text contrast must meet WCAG AA; the tightest pair is bone on the red primary button at 4.51:1.</w:t>
       </w:r>
     </w:p>
     <w:p>
@@ -7273,9 +7644,9 @@
         <w:tblLayout w:type="fixed"/>
       </w:tblPr>
       <w:tblGrid>
-        <w:gridCol w:w="4131"/>
-        <w:gridCol w:w="1021"/>
-        <w:gridCol w:w="4568"/>
+        <w:gridCol w:w="3983"/>
+        <w:gridCol w:w="1020"/>
+        <w:gridCol w:w="4717"/>
       </w:tblGrid>
       <w:tr>
         <w:trPr>
@@ -7283,7 +7654,7 @@
         </w:trPr>
         <w:tc>
           <w:tcPr>
-            <w:tcW w:type="dxa" w:w="4131"/>
+            <w:tcW w:type="dxa" w:w="3983"/>
             <w:tcBorders>
               <w:top w:val="single" w:color="BFBFBF" w:sz="4"/>
               <w:left w:val="single" w:color="BFBFBF" w:sz="4"/>
@@ -7317,7 +7688,7 @@
         </w:tc>
         <w:tc>
           <w:tcPr>
-            <w:tcW w:type="dxa" w:w="1021"/>
+            <w:tcW w:type="dxa" w:w="1020"/>
             <w:tcBorders>
               <w:top w:val="single" w:color="BFBFBF" w:sz="4"/>
               <w:left w:val="single" w:color="BFBFBF" w:sz="4"/>
@@ -7351,7 +7722,7 @@
         </w:tc>
         <w:tc>
           <w:tcPr>
-            <w:tcW w:type="dxa" w:w="4568"/>
+            <w:tcW w:type="dxa" w:w="4717"/>
             <w:tcBorders>
               <w:top w:val="single" w:color="BFBFBF" w:sz="4"/>
               <w:left w:val="single" w:color="BFBFBF" w:sz="4"/>
@@ -7390,7 +7761,7 @@
         </w:trPr>
         <w:tc>
           <w:tcPr>
-            <w:tcW w:type="dxa" w:w="4131"/>
+            <w:tcW w:type="dxa" w:w="3983"/>
             <w:tcBorders>
               <w:top w:val="single" w:color="BFBFBF" w:sz="4"/>
               <w:left w:val="single" w:color="BFBFBF" w:sz="4"/>
@@ -7436,7 +7807,7 @@
         </w:tc>
         <w:tc>
           <w:tcPr>
-            <w:tcW w:type="dxa" w:w="1021"/>
+            <w:tcW w:type="dxa" w:w="1020"/>
             <w:tcBorders>
               <w:top w:val="single" w:color="BFBFBF" w:sz="4"/>
               <w:left w:val="single" w:color="BFBFBF" w:sz="4"/>
@@ -7466,7 +7837,7 @@
         </w:tc>
         <w:tc>
           <w:tcPr>
-            <w:tcW w:type="dxa" w:w="4568"/>
+            <w:tcW w:type="dxa" w:w="4717"/>
             <w:tcBorders>
               <w:top w:val="single" w:color="BFBFBF" w:sz="4"/>
               <w:left w:val="single" w:color="BFBFBF" w:sz="4"/>
@@ -7509,7 +7880,7 @@
         </w:trPr>
         <w:tc>
           <w:tcPr>
-            <w:tcW w:type="dxa" w:w="4131"/>
+            <w:tcW w:type="dxa" w:w="3983"/>
             <w:tcBorders>
               <w:top w:val="single" w:color="BFBFBF" w:sz="4"/>
               <w:left w:val="single" w:color="BFBFBF" w:sz="4"/>
@@ -7555,7 +7926,7 @@
         </w:tc>
         <w:tc>
           <w:tcPr>
-            <w:tcW w:type="dxa" w:w="1021"/>
+            <w:tcW w:type="dxa" w:w="1020"/>
             <w:tcBorders>
               <w:top w:val="single" w:color="BFBFBF" w:sz="4"/>
               <w:left w:val="single" w:color="BFBFBF" w:sz="4"/>
@@ -7585,7 +7956,7 @@
         </w:tc>
         <w:tc>
           <w:tcPr>
-            <w:tcW w:type="dxa" w:w="4568"/>
+            <w:tcW w:type="dxa" w:w="4717"/>
             <w:tcBorders>
               <w:top w:val="single" w:color="BFBFBF" w:sz="4"/>
               <w:left w:val="single" w:color="BFBFBF" w:sz="4"/>
@@ -7628,7 +7999,7 @@
         </w:trPr>
         <w:tc>
           <w:tcPr>
-            <w:tcW w:type="dxa" w:w="4131"/>
+            <w:tcW w:type="dxa" w:w="3983"/>
             <w:tcBorders>
               <w:top w:val="single" w:color="BFBFBF" w:sz="4"/>
               <w:left w:val="single" w:color="BFBFBF" w:sz="4"/>
@@ -7698,7 +8069,7 @@
         </w:tc>
         <w:tc>
           <w:tcPr>
-            <w:tcW w:type="dxa" w:w="1021"/>
+            <w:tcW w:type="dxa" w:w="1020"/>
             <w:tcBorders>
               <w:top w:val="single" w:color="BFBFBF" w:sz="4"/>
               <w:left w:val="single" w:color="BFBFBF" w:sz="4"/>
@@ -7728,7 +8099,7 @@
         </w:tc>
         <w:tc>
           <w:tcPr>
-            <w:tcW w:type="dxa" w:w="4568"/>
+            <w:tcW w:type="dxa" w:w="4717"/>
             <w:tcBorders>
               <w:top w:val="single" w:color="BFBFBF" w:sz="4"/>
               <w:left w:val="single" w:color="BFBFBF" w:sz="4"/>
@@ -7789,7 +8160,7 @@
         </w:trPr>
         <w:tc>
           <w:tcPr>
-            <w:tcW w:type="dxa" w:w="4131"/>
+            <w:tcW w:type="dxa" w:w="3983"/>
             <w:tcBorders>
               <w:top w:val="single" w:color="BFBFBF" w:sz="4"/>
               <w:left w:val="single" w:color="BFBFBF" w:sz="4"/>
@@ -7819,7 +8190,7 @@
         </w:tc>
         <w:tc>
           <w:tcPr>
-            <w:tcW w:type="dxa" w:w="1021"/>
+            <w:tcW w:type="dxa" w:w="1020"/>
             <w:tcBorders>
               <w:top w:val="single" w:color="BFBFBF" w:sz="4"/>
               <w:left w:val="single" w:color="BFBFBF" w:sz="4"/>
@@ -7849,7 +8220,7 @@
         </w:tc>
         <w:tc>
           <w:tcPr>
-            <w:tcW w:type="dxa" w:w="4568"/>
+            <w:tcW w:type="dxa" w:w="4717"/>
             <w:tcBorders>
               <w:top w:val="single" w:color="BFBFBF" w:sz="4"/>
               <w:left w:val="single" w:color="BFBFBF" w:sz="4"/>
@@ -7884,7 +8255,7 @@
         </w:trPr>
         <w:tc>
           <w:tcPr>
-            <w:tcW w:type="dxa" w:w="4131"/>
+            <w:tcW w:type="dxa" w:w="3983"/>
             <w:tcBorders>
               <w:top w:val="single" w:color="BFBFBF" w:sz="4"/>
               <w:left w:val="single" w:color="BFBFBF" w:sz="4"/>
@@ -7930,7 +8301,7 @@
         </w:tc>
         <w:tc>
           <w:tcPr>
-            <w:tcW w:type="dxa" w:w="1021"/>
+            <w:tcW w:type="dxa" w:w="1020"/>
             <w:tcBorders>
               <w:top w:val="single" w:color="BFBFBF" w:sz="4"/>
               <w:left w:val="single" w:color="BFBFBF" w:sz="4"/>
@@ -7960,7 +8331,7 @@
         </w:tc>
         <w:tc>
           <w:tcPr>
-            <w:tcW w:type="dxa" w:w="4568"/>
+            <w:tcW w:type="dxa" w:w="4717"/>
             <w:tcBorders>
               <w:top w:val="single" w:color="BFBFBF" w:sz="4"/>
               <w:left w:val="single" w:color="BFBFBF" w:sz="4"/>
@@ -7995,7 +8366,7 @@
         </w:trPr>
         <w:tc>
           <w:tcPr>
-            <w:tcW w:type="dxa" w:w="4131"/>
+            <w:tcW w:type="dxa" w:w="3983"/>
             <w:tcBorders>
               <w:top w:val="single" w:color="BFBFBF" w:sz="4"/>
               <w:left w:val="single" w:color="BFBFBF" w:sz="4"/>
@@ -8041,7 +8412,7 @@
         </w:tc>
         <w:tc>
           <w:tcPr>
-            <w:tcW w:type="dxa" w:w="1021"/>
+            <w:tcW w:type="dxa" w:w="1020"/>
             <w:tcBorders>
               <w:top w:val="single" w:color="BFBFBF" w:sz="4"/>
               <w:left w:val="single" w:color="BFBFBF" w:sz="4"/>
@@ -8071,7 +8442,7 @@
         </w:tc>
         <w:tc>
           <w:tcPr>
-            <w:tcW w:type="dxa" w:w="4568"/>
+            <w:tcW w:type="dxa" w:w="4717"/>
             <w:tcBorders>
               <w:top w:val="single" w:color="BFBFBF" w:sz="4"/>
               <w:left w:val="single" w:color="BFBFBF" w:sz="4"/>
@@ -8106,7 +8477,7 @@
         </w:trPr>
         <w:tc>
           <w:tcPr>
-            <w:tcW w:type="dxa" w:w="4131"/>
+            <w:tcW w:type="dxa" w:w="3983"/>
             <w:tcBorders>
               <w:top w:val="single" w:color="BFBFBF" w:sz="4"/>
               <w:left w:val="single" w:color="BFBFBF" w:sz="4"/>
@@ -8152,7 +8523,7 @@
         </w:tc>
         <w:tc>
           <w:tcPr>
-            <w:tcW w:type="dxa" w:w="1021"/>
+            <w:tcW w:type="dxa" w:w="1020"/>
             <w:tcBorders>
               <w:top w:val="single" w:color="BFBFBF" w:sz="4"/>
               <w:left w:val="single" w:color="BFBFBF" w:sz="4"/>
@@ -8182,7 +8553,7 @@
         </w:tc>
         <w:tc>
           <w:tcPr>
-            <w:tcW w:type="dxa" w:w="4568"/>
+            <w:tcW w:type="dxa" w:w="4717"/>
             <w:tcBorders>
               <w:top w:val="single" w:color="BFBFBF" w:sz="4"/>
               <w:left w:val="single" w:color="BFBFBF" w:sz="4"/>
@@ -8233,7 +8604,7 @@
         </w:trPr>
         <w:tc>
           <w:tcPr>
-            <w:tcW w:type="dxa" w:w="4131"/>
+            <w:tcW w:type="dxa" w:w="3983"/>
             <w:tcBorders>
               <w:top w:val="single" w:color="BFBFBF" w:sz="4"/>
               <w:left w:val="single" w:color="BFBFBF" w:sz="4"/>
@@ -8263,7 +8634,7 @@
         </w:tc>
         <w:tc>
           <w:tcPr>
-            <w:tcW w:type="dxa" w:w="1021"/>
+            <w:tcW w:type="dxa" w:w="1020"/>
             <w:tcBorders>
               <w:top w:val="single" w:color="BFBFBF" w:sz="4"/>
               <w:left w:val="single" w:color="BFBFBF" w:sz="4"/>
@@ -8293,7 +8664,7 @@
         </w:tc>
         <w:tc>
           <w:tcPr>
-            <w:tcW w:type="dxa" w:w="4568"/>
+            <w:tcW w:type="dxa" w:w="4717"/>
             <w:tcBorders>
               <w:top w:val="single" w:color="BFBFBF" w:sz="4"/>
               <w:left w:val="single" w:color="BFBFBF" w:sz="4"/>
@@ -8328,7 +8699,7 @@
         </w:trPr>
         <w:tc>
           <w:tcPr>
-            <w:tcW w:type="dxa" w:w="4131"/>
+            <w:tcW w:type="dxa" w:w="3983"/>
             <w:tcBorders>
               <w:top w:val="single" w:color="BFBFBF" w:sz="4"/>
               <w:left w:val="single" w:color="BFBFBF" w:sz="4"/>
@@ -8374,7 +8745,7 @@
         </w:tc>
         <w:tc>
           <w:tcPr>
-            <w:tcW w:type="dxa" w:w="1021"/>
+            <w:tcW w:type="dxa" w:w="1020"/>
             <w:tcBorders>
               <w:top w:val="single" w:color="BFBFBF" w:sz="4"/>
               <w:left w:val="single" w:color="BFBFBF" w:sz="4"/>
@@ -8404,7 +8775,7 @@
         </w:tc>
         <w:tc>
           <w:tcPr>
-            <w:tcW w:type="dxa" w:w="4568"/>
+            <w:tcW w:type="dxa" w:w="4717"/>
             <w:tcBorders>
               <w:top w:val="single" w:color="BFBFBF" w:sz="4"/>
               <w:left w:val="single" w:color="BFBFBF" w:sz="4"/>
@@ -8455,7 +8826,7 @@
         </w:trPr>
         <w:tc>
           <w:tcPr>
-            <w:tcW w:type="dxa" w:w="4131"/>
+            <w:tcW w:type="dxa" w:w="3983"/>
             <w:tcBorders>
               <w:top w:val="single" w:color="BFBFBF" w:sz="4"/>
               <w:left w:val="single" w:color="BFBFBF" w:sz="4"/>
@@ -8501,7 +8872,7 @@
         </w:tc>
         <w:tc>
           <w:tcPr>
-            <w:tcW w:type="dxa" w:w="1021"/>
+            <w:tcW w:type="dxa" w:w="1020"/>
             <w:tcBorders>
               <w:top w:val="single" w:color="BFBFBF" w:sz="4"/>
               <w:left w:val="single" w:color="BFBFBF" w:sz="4"/>
@@ -8531,7 +8902,7 @@
         </w:tc>
         <w:tc>
           <w:tcPr>
-            <w:tcW w:type="dxa" w:w="4568"/>
+            <w:tcW w:type="dxa" w:w="4717"/>
             <w:tcBorders>
               <w:top w:val="single" w:color="BFBFBF" w:sz="4"/>
               <w:left w:val="single" w:color="BFBFBF" w:sz="4"/>
@@ -8574,7 +8945,7 @@
         </w:trPr>
         <w:tc>
           <w:tcPr>
-            <w:tcW w:type="dxa" w:w="4131"/>
+            <w:tcW w:type="dxa" w:w="3983"/>
             <w:tcBorders>
               <w:top w:val="single" w:color="BFBFBF" w:sz="4"/>
               <w:left w:val="single" w:color="BFBFBF" w:sz="4"/>
@@ -8620,7 +8991,7 @@
         </w:tc>
         <w:tc>
           <w:tcPr>
-            <w:tcW w:type="dxa" w:w="1021"/>
+            <w:tcW w:type="dxa" w:w="1020"/>
             <w:tcBorders>
               <w:top w:val="single" w:color="BFBFBF" w:sz="4"/>
               <w:left w:val="single" w:color="BFBFBF" w:sz="4"/>
@@ -8650,7 +9021,7 @@
         </w:tc>
         <w:tc>
           <w:tcPr>
-            <w:tcW w:type="dxa" w:w="4568"/>
+            <w:tcW w:type="dxa" w:w="4717"/>
             <w:tcBorders>
               <w:top w:val="single" w:color="BFBFBF" w:sz="4"/>
               <w:left w:val="single" w:color="BFBFBF" w:sz="4"/>
@@ -8693,7 +9064,7 @@
         </w:trPr>
         <w:tc>
           <w:tcPr>
-            <w:tcW w:type="dxa" w:w="4131"/>
+            <w:tcW w:type="dxa" w:w="3983"/>
             <w:tcBorders>
               <w:top w:val="single" w:color="BFBFBF" w:sz="4"/>
               <w:left w:val="single" w:color="BFBFBF" w:sz="4"/>
@@ -8739,7 +9110,7 @@
         </w:tc>
         <w:tc>
           <w:tcPr>
-            <w:tcW w:type="dxa" w:w="1021"/>
+            <w:tcW w:type="dxa" w:w="1020"/>
             <w:tcBorders>
               <w:top w:val="single" w:color="BFBFBF" w:sz="4"/>
               <w:left w:val="single" w:color="BFBFBF" w:sz="4"/>
@@ -8769,7 +9140,7 @@
         </w:tc>
         <w:tc>
           <w:tcPr>
-            <w:tcW w:type="dxa" w:w="4568"/>
+            <w:tcW w:type="dxa" w:w="4717"/>
             <w:tcBorders>
               <w:top w:val="single" w:color="BFBFBF" w:sz="4"/>
               <w:left w:val="single" w:color="BFBFBF" w:sz="4"/>
@@ -8812,7 +9183,7 @@
         </w:trPr>
         <w:tc>
           <w:tcPr>
-            <w:tcW w:type="dxa" w:w="4131"/>
+            <w:tcW w:type="dxa" w:w="3983"/>
             <w:tcBorders>
               <w:top w:val="single" w:color="BFBFBF" w:sz="4"/>
               <w:left w:val="single" w:color="BFBFBF" w:sz="4"/>
@@ -8858,7 +9229,7 @@
         </w:tc>
         <w:tc>
           <w:tcPr>
-            <w:tcW w:type="dxa" w:w="1021"/>
+            <w:tcW w:type="dxa" w:w="1020"/>
             <w:tcBorders>
               <w:top w:val="single" w:color="BFBFBF" w:sz="4"/>
               <w:left w:val="single" w:color="BFBFBF" w:sz="4"/>
@@ -8888,7 +9259,7 @@
         </w:tc>
         <w:tc>
           <w:tcPr>
-            <w:tcW w:type="dxa" w:w="4568"/>
+            <w:tcW w:type="dxa" w:w="4717"/>
             <w:tcBorders>
               <w:top w:val="single" w:color="BFBFBF" w:sz="4"/>
               <w:left w:val="single" w:color="BFBFBF" w:sz="4"/>
@@ -8923,7 +9294,7 @@
         </w:trPr>
         <w:tc>
           <w:tcPr>
-            <w:tcW w:type="dxa" w:w="4131"/>
+            <w:tcW w:type="dxa" w:w="3983"/>
             <w:tcBorders>
               <w:top w:val="single" w:color="BFBFBF" w:sz="4"/>
               <w:left w:val="single" w:color="BFBFBF" w:sz="4"/>
@@ -8953,7 +9324,7 @@
         </w:tc>
         <w:tc>
           <w:tcPr>
-            <w:tcW w:type="dxa" w:w="1021"/>
+            <w:tcW w:type="dxa" w:w="1020"/>
             <w:tcBorders>
               <w:top w:val="single" w:color="BFBFBF" w:sz="4"/>
               <w:left w:val="single" w:color="BFBFBF" w:sz="4"/>
@@ -8983,7 +9354,7 @@
         </w:tc>
         <w:tc>
           <w:tcPr>
-            <w:tcW w:type="dxa" w:w="4568"/>
+            <w:tcW w:type="dxa" w:w="4717"/>
             <w:tcBorders>
               <w:top w:val="single" w:color="BFBFBF" w:sz="4"/>
               <w:left w:val="single" w:color="BFBFBF" w:sz="4"/>
@@ -9018,7 +9389,7 @@
         </w:trPr>
         <w:tc>
           <w:tcPr>
-            <w:tcW w:type="dxa" w:w="4131"/>
+            <w:tcW w:type="dxa" w:w="3983"/>
             <w:tcBorders>
               <w:top w:val="single" w:color="BFBFBF" w:sz="4"/>
               <w:left w:val="single" w:color="BFBFBF" w:sz="4"/>
@@ -9064,7 +9435,7 @@
         </w:tc>
         <w:tc>
           <w:tcPr>
-            <w:tcW w:type="dxa" w:w="1021"/>
+            <w:tcW w:type="dxa" w:w="1020"/>
             <w:tcBorders>
               <w:top w:val="single" w:color="BFBFBF" w:sz="4"/>
               <w:left w:val="single" w:color="BFBFBF" w:sz="4"/>
@@ -9094,7 +9465,7 @@
         </w:tc>
         <w:tc>
           <w:tcPr>
-            <w:tcW w:type="dxa" w:w="4568"/>
+            <w:tcW w:type="dxa" w:w="4717"/>
             <w:tcBorders>
               <w:top w:val="single" w:color="BFBFBF" w:sz="4"/>
               <w:left w:val="single" w:color="BFBFBF" w:sz="4"/>
@@ -9119,6 +9490,577 @@
                 <w:szCs w:val="19"/>
               </w:rPr>
               <w:t xml:space="preserve">Show the master code / rotate it (custom or generated)</w:t>
+            </w:r>
+          </w:p>
+        </w:tc>
+      </w:tr>
+      <w:tr>
+        <w:trPr>
+          <w:tblHeader w:val="false"/>
+        </w:trPr>
+        <w:tc>
+          <w:tcPr>
+            <w:tcW w:type="dxa" w:w="3983"/>
+            <w:tcBorders>
+              <w:top w:val="single" w:color="BFBFBF" w:sz="4"/>
+              <w:left w:val="single" w:color="BFBFBF" w:sz="4"/>
+              <w:bottom w:val="single" w:color="BFBFBF" w:sz="4"/>
+              <w:right w:val="single" w:color="BFBFBF" w:sz="4"/>
+            </w:tcBorders>
+            <w:tcMar>
+              <w:top w:type="dxa" w:w="60"/>
+              <w:left w:type="dxa" w:w="100"/>
+              <w:bottom w:type="dxa" w:w="60"/>
+              <w:right w:type="dxa" w:w="100"/>
+            </w:tcMar>
+          </w:tcPr>
+          <w:p>
+            <w:pPr>
+              <w:spacing w:after="0"/>
+            </w:pPr>
+            <w:r>
+              <w:rPr>
+                <w:rFonts w:ascii="Courier New" w:cs="Courier New" w:eastAsia="Courier New" w:hAnsi="Courier New"/>
+                <w:sz w:val="17"/>
+                <w:szCs w:val="17"/>
+              </w:rPr>
+              <w:t xml:space="preserve">GET /games</w:t>
+            </w:r>
+          </w:p>
+        </w:tc>
+        <w:tc>
+          <w:tcPr>
+            <w:tcW w:type="dxa" w:w="1020"/>
+            <w:tcBorders>
+              <w:top w:val="single" w:color="BFBFBF" w:sz="4"/>
+              <w:left w:val="single" w:color="BFBFBF" w:sz="4"/>
+              <w:bottom w:val="single" w:color="BFBFBF" w:sz="4"/>
+              <w:right w:val="single" w:color="BFBFBF" w:sz="4"/>
+            </w:tcBorders>
+            <w:tcMar>
+              <w:top w:type="dxa" w:w="60"/>
+              <w:left w:type="dxa" w:w="100"/>
+              <w:bottom w:type="dxa" w:w="60"/>
+              <w:right w:type="dxa" w:w="100"/>
+            </w:tcMar>
+          </w:tcPr>
+          <w:p>
+            <w:pPr>
+              <w:spacing w:after="0"/>
+            </w:pPr>
+            <w:r>
+              <w:rPr>
+                <w:rFonts w:ascii="Calibri" w:cs="Calibri" w:eastAsia="Calibri" w:hAnsi="Calibri"/>
+                <w:sz w:val="19"/>
+                <w:szCs w:val="19"/>
+              </w:rPr>
+              <w:t xml:space="preserve">none</w:t>
+            </w:r>
+          </w:p>
+        </w:tc>
+        <w:tc>
+          <w:tcPr>
+            <w:tcW w:type="dxa" w:w="4717"/>
+            <w:tcBorders>
+              <w:top w:val="single" w:color="BFBFBF" w:sz="4"/>
+              <w:left w:val="single" w:color="BFBFBF" w:sz="4"/>
+              <w:bottom w:val="single" w:color="BFBFBF" w:sz="4"/>
+              <w:right w:val="single" w:color="BFBFBF" w:sz="4"/>
+            </w:tcBorders>
+            <w:tcMar>
+              <w:top w:type="dxa" w:w="60"/>
+              <w:left w:type="dxa" w:w="100"/>
+              <w:bottom w:type="dxa" w:w="60"/>
+              <w:right w:type="dxa" w:w="100"/>
+            </w:tcMar>
+          </w:tcPr>
+          <w:p>
+            <w:pPr>
+              <w:spacing w:after="0"/>
+            </w:pPr>
+            <w:r>
+              <w:rPr>
+                <w:rFonts w:ascii="Calibri" w:cs="Calibri" w:eastAsia="Calibri" w:hAnsi="Calibri"/>
+                <w:sz w:val="19"/>
+                <w:szCs w:val="19"/>
+              </w:rPr>
+              <w:t xml:space="preserve">Showcase and launcher games. Never includes </w:t>
+            </w:r>
+            <w:r>
+              <w:rPr>
+                <w:rFonts w:ascii="Courier New" w:cs="Courier New" w:eastAsia="Courier New" w:hAnsi="Courier New"/>
+                <w:sz w:val="17"/>
+                <w:szCs w:val="17"/>
+              </w:rPr>
+              <w:t xml:space="preserve">play_url</w:t>
+            </w:r>
+            <w:r>
+              <w:rPr>
+                <w:rFonts w:ascii="Calibri" w:cs="Calibri" w:eastAsia="Calibri" w:hAnsi="Calibri"/>
+                <w:sz w:val="19"/>
+                <w:szCs w:val="19"/>
+              </w:rPr>
+              <w:t xml:space="preserve">; </w:t>
+            </w:r>
+            <w:r>
+              <w:rPr>
+                <w:rFonts w:ascii="Courier New" w:cs="Courier New" w:eastAsia="Courier New" w:hAnsi="Courier New"/>
+                <w:sz w:val="17"/>
+                <w:szCs w:val="17"/>
+              </w:rPr>
+              <w:t xml:space="preserve">launchable</w:t>
+            </w:r>
+            <w:r>
+              <w:rPr>
+                <w:rFonts w:ascii="Calibri" w:cs="Calibri" w:eastAsia="Calibri" w:hAnsi="Calibri"/>
+                <w:sz w:val="19"/>
+                <w:szCs w:val="19"/>
+              </w:rPr>
+              <w:t xml:space="preserve"> says which get a Play button (M2)</w:t>
+            </w:r>
+          </w:p>
+        </w:tc>
+      </w:tr>
+      <w:tr>
+        <w:trPr>
+          <w:tblHeader w:val="false"/>
+        </w:trPr>
+        <w:tc>
+          <w:tcPr>
+            <w:tcW w:type="dxa" w:w="3983"/>
+            <w:tcBorders>
+              <w:top w:val="single" w:color="BFBFBF" w:sz="4"/>
+              <w:left w:val="single" w:color="BFBFBF" w:sz="4"/>
+              <w:bottom w:val="single" w:color="BFBFBF" w:sz="4"/>
+              <w:right w:val="single" w:color="BFBFBF" w:sz="4"/>
+            </w:tcBorders>
+            <w:tcMar>
+              <w:top w:type="dxa" w:w="60"/>
+              <w:left w:type="dxa" w:w="100"/>
+              <w:bottom w:type="dxa" w:w="60"/>
+              <w:right w:type="dxa" w:w="100"/>
+            </w:tcMar>
+          </w:tcPr>
+          <w:p>
+            <w:pPr>
+              <w:spacing w:after="0"/>
+            </w:pPr>
+            <w:r>
+              <w:rPr>
+                <w:rFonts w:ascii="Courier New" w:cs="Courier New" w:eastAsia="Courier New" w:hAnsi="Courier New"/>
+                <w:sz w:val="17"/>
+                <w:szCs w:val="17"/>
+              </w:rPr>
+              <w:t xml:space="preserve">POST /invite-requests</w:t>
+            </w:r>
+            <w:r>
+              <w:rPr>
+                <w:rFonts w:ascii="Calibri" w:cs="Calibri" w:eastAsia="Calibri" w:hAnsi="Calibri"/>
+                <w:sz w:val="19"/>
+                <w:szCs w:val="19"/>
+              </w:rPr>
+              <w:t xml:space="preserve"> </w:t>
+            </w:r>
+            <w:r>
+              <w:rPr>
+                <w:rFonts w:ascii="Courier New" w:cs="Courier New" w:eastAsia="Courier New" w:hAnsi="Courier New"/>
+                <w:sz w:val="17"/>
+                <w:szCs w:val="17"/>
+              </w:rPr>
+              <w:t xml:space="preserve">{name, email, game_interest?, message?, website}</w:t>
+            </w:r>
+          </w:p>
+        </w:tc>
+        <w:tc>
+          <w:tcPr>
+            <w:tcW w:type="dxa" w:w="1020"/>
+            <w:tcBorders>
+              <w:top w:val="single" w:color="BFBFBF" w:sz="4"/>
+              <w:left w:val="single" w:color="BFBFBF" w:sz="4"/>
+              <w:bottom w:val="single" w:color="BFBFBF" w:sz="4"/>
+              <w:right w:val="single" w:color="BFBFBF" w:sz="4"/>
+            </w:tcBorders>
+            <w:tcMar>
+              <w:top w:type="dxa" w:w="60"/>
+              <w:left w:type="dxa" w:w="100"/>
+              <w:bottom w:type="dxa" w:w="60"/>
+              <w:right w:type="dxa" w:w="100"/>
+            </w:tcMar>
+          </w:tcPr>
+          <w:p>
+            <w:pPr>
+              <w:spacing w:after="0"/>
+            </w:pPr>
+            <w:r>
+              <w:rPr>
+                <w:rFonts w:ascii="Calibri" w:cs="Calibri" w:eastAsia="Calibri" w:hAnsi="Calibri"/>
+                <w:sz w:val="19"/>
+                <w:szCs w:val="19"/>
+              </w:rPr>
+              <w:t xml:space="preserve">none</w:t>
+            </w:r>
+          </w:p>
+        </w:tc>
+        <w:tc>
+          <w:tcPr>
+            <w:tcW w:type="dxa" w:w="4717"/>
+            <w:tcBorders>
+              <w:top w:val="single" w:color="BFBFBF" w:sz="4"/>
+              <w:left w:val="single" w:color="BFBFBF" w:sz="4"/>
+              <w:bottom w:val="single" w:color="BFBFBF" w:sz="4"/>
+              <w:right w:val="single" w:color="BFBFBF" w:sz="4"/>
+            </w:tcBorders>
+            <w:tcMar>
+              <w:top w:type="dxa" w:w="60"/>
+              <w:left w:type="dxa" w:w="100"/>
+              <w:bottom w:type="dxa" w:w="60"/>
+              <w:right w:type="dxa" w:w="100"/>
+            </w:tcMar>
+          </w:tcPr>
+          <w:p>
+            <w:pPr>
+              <w:spacing w:after="0"/>
+            </w:pPr>
+            <w:r>
+              <w:rPr>
+                <w:rFonts w:ascii="Calibri" w:cs="Calibri" w:eastAsia="Calibri" w:hAnsi="Calibri"/>
+                <w:sz w:val="19"/>
+                <w:szCs w:val="19"/>
+              </w:rPr>
+              <w:t xml:space="preserve">"Request an invite"; </w:t>
+            </w:r>
+            <w:r>
+              <w:rPr>
+                <w:rFonts w:ascii="Courier New" w:cs="Courier New" w:eastAsia="Courier New" w:hAnsi="Courier New"/>
+                <w:sz w:val="17"/>
+                <w:szCs w:val="17"/>
+              </w:rPr>
+              <w:t xml:space="preserve">website</w:t>
+            </w:r>
+            <w:r>
+              <w:rPr>
+                <w:rFonts w:ascii="Calibri" w:cs="Calibri" w:eastAsia="Calibri" w:hAnsi="Calibri"/>
+                <w:sz w:val="19"/>
+                <w:szCs w:val="19"/>
+              </w:rPr>
+              <w:t xml:space="preserve"> is a honeypot. Always </w:t>
+            </w:r>
+            <w:r>
+              <w:rPr>
+                <w:rFonts w:ascii="Courier New" w:cs="Courier New" w:eastAsia="Courier New" w:hAnsi="Courier New"/>
+                <w:sz w:val="17"/>
+                <w:szCs w:val="17"/>
+              </w:rPr>
+              <w:t xml:space="preserve">202</w:t>
+            </w:r>
+            <w:r>
+              <w:rPr>
+                <w:rFonts w:ascii="Calibri" w:cs="Calibri" w:eastAsia="Calibri" w:hAnsi="Calibri"/>
+                <w:sz w:val="19"/>
+                <w:szCs w:val="19"/>
+              </w:rPr>
+              <w:t xml:space="preserve"> (M2)</w:t>
+            </w:r>
+          </w:p>
+        </w:tc>
+      </w:tr>
+      <w:tr>
+        <w:trPr>
+          <w:tblHeader w:val="false"/>
+        </w:trPr>
+        <w:tc>
+          <w:tcPr>
+            <w:tcW w:type="dxa" w:w="3983"/>
+            <w:tcBorders>
+              <w:top w:val="single" w:color="BFBFBF" w:sz="4"/>
+              <w:left w:val="single" w:color="BFBFBF" w:sz="4"/>
+              <w:bottom w:val="single" w:color="BFBFBF" w:sz="4"/>
+              <w:right w:val="single" w:color="BFBFBF" w:sz="4"/>
+            </w:tcBorders>
+            <w:tcMar>
+              <w:top w:type="dxa" w:w="60"/>
+              <w:left w:type="dxa" w:w="100"/>
+              <w:bottom w:type="dxa" w:w="60"/>
+              <w:right w:type="dxa" w:w="100"/>
+            </w:tcMar>
+          </w:tcPr>
+          <w:p>
+            <w:pPr>
+              <w:spacing w:after="0"/>
+            </w:pPr>
+            <w:r>
+              <w:rPr>
+                <w:rFonts w:ascii="Courier New" w:cs="Courier New" w:eastAsia="Courier New" w:hAnsi="Courier New"/>
+                <w:sz w:val="17"/>
+                <w:szCs w:val="17"/>
+              </w:rPr>
+              <w:t xml:space="preserve">GET /admin/invite-requests</w:t>
+            </w:r>
+          </w:p>
+        </w:tc>
+        <w:tc>
+          <w:tcPr>
+            <w:tcW w:type="dxa" w:w="1020"/>
+            <w:tcBorders>
+              <w:top w:val="single" w:color="BFBFBF" w:sz="4"/>
+              <w:left w:val="single" w:color="BFBFBF" w:sz="4"/>
+              <w:bottom w:val="single" w:color="BFBFBF" w:sz="4"/>
+              <w:right w:val="single" w:color="BFBFBF" w:sz="4"/>
+            </w:tcBorders>
+            <w:tcMar>
+              <w:top w:type="dxa" w:w="60"/>
+              <w:left w:type="dxa" w:w="100"/>
+              <w:bottom w:type="dxa" w:w="60"/>
+              <w:right w:type="dxa" w:w="100"/>
+            </w:tcMar>
+          </w:tcPr>
+          <w:p>
+            <w:pPr>
+              <w:spacing w:after="0"/>
+            </w:pPr>
+            <w:r>
+              <w:rPr>
+                <w:rFonts w:ascii="Calibri" w:cs="Calibri" w:eastAsia="Calibri" w:hAnsi="Calibri"/>
+                <w:sz w:val="19"/>
+                <w:szCs w:val="19"/>
+              </w:rPr>
+              <w:t xml:space="preserve">admin</w:t>
+            </w:r>
+          </w:p>
+        </w:tc>
+        <w:tc>
+          <w:tcPr>
+            <w:tcW w:type="dxa" w:w="4717"/>
+            <w:tcBorders>
+              <w:top w:val="single" w:color="BFBFBF" w:sz="4"/>
+              <w:left w:val="single" w:color="BFBFBF" w:sz="4"/>
+              <w:bottom w:val="single" w:color="BFBFBF" w:sz="4"/>
+              <w:right w:val="single" w:color="BFBFBF" w:sz="4"/>
+            </w:tcBorders>
+            <w:tcMar>
+              <w:top w:type="dxa" w:w="60"/>
+              <w:left w:type="dxa" w:w="100"/>
+              <w:bottom w:type="dxa" w:w="60"/>
+              <w:right w:type="dxa" w:w="100"/>
+            </w:tcMar>
+          </w:tcPr>
+          <w:p>
+            <w:pPr>
+              <w:spacing w:after="0"/>
+            </w:pPr>
+            <w:r>
+              <w:rPr>
+                <w:rFonts w:ascii="Calibri" w:cs="Calibri" w:eastAsia="Calibri" w:hAnsi="Calibri"/>
+                <w:sz w:val="19"/>
+                <w:szCs w:val="19"/>
+              </w:rPr>
+              <w:t xml:space="preserve">Pending first, then handled (M2)</w:t>
+            </w:r>
+          </w:p>
+        </w:tc>
+      </w:tr>
+      <w:tr>
+        <w:trPr>
+          <w:tblHeader w:val="false"/>
+        </w:trPr>
+        <w:tc>
+          <w:tcPr>
+            <w:tcW w:type="dxa" w:w="3983"/>
+            <w:tcBorders>
+              <w:top w:val="single" w:color="BFBFBF" w:sz="4"/>
+              <w:left w:val="single" w:color="BFBFBF" w:sz="4"/>
+              <w:bottom w:val="single" w:color="BFBFBF" w:sz="4"/>
+              <w:right w:val="single" w:color="BFBFBF" w:sz="4"/>
+            </w:tcBorders>
+            <w:tcMar>
+              <w:top w:type="dxa" w:w="60"/>
+              <w:left w:type="dxa" w:w="100"/>
+              <w:bottom w:type="dxa" w:w="60"/>
+              <w:right w:type="dxa" w:w="100"/>
+            </w:tcMar>
+          </w:tcPr>
+          <w:p>
+            <w:pPr>
+              <w:spacing w:after="0"/>
+            </w:pPr>
+            <w:r>
+              <w:rPr>
+                <w:rFonts w:ascii="Courier New" w:cs="Courier New" w:eastAsia="Courier New" w:hAnsi="Courier New"/>
+                <w:sz w:val="17"/>
+                <w:szCs w:val="17"/>
+              </w:rPr>
+              <w:t xml:space="preserve">POST /admin/invite-requests/{id}/approve</w:t>
+            </w:r>
+          </w:p>
+        </w:tc>
+        <w:tc>
+          <w:tcPr>
+            <w:tcW w:type="dxa" w:w="1020"/>
+            <w:tcBorders>
+              <w:top w:val="single" w:color="BFBFBF" w:sz="4"/>
+              <w:left w:val="single" w:color="BFBFBF" w:sz="4"/>
+              <w:bottom w:val="single" w:color="BFBFBF" w:sz="4"/>
+              <w:right w:val="single" w:color="BFBFBF" w:sz="4"/>
+            </w:tcBorders>
+            <w:tcMar>
+              <w:top w:type="dxa" w:w="60"/>
+              <w:left w:type="dxa" w:w="100"/>
+              <w:bottom w:type="dxa" w:w="60"/>
+              <w:right w:type="dxa" w:w="100"/>
+            </w:tcMar>
+          </w:tcPr>
+          <w:p>
+            <w:pPr>
+              <w:spacing w:after="0"/>
+            </w:pPr>
+            <w:r>
+              <w:rPr>
+                <w:rFonts w:ascii="Calibri" w:cs="Calibri" w:eastAsia="Calibri" w:hAnsi="Calibri"/>
+                <w:sz w:val="19"/>
+                <w:szCs w:val="19"/>
+              </w:rPr>
+              <w:t xml:space="preserve">admin</w:t>
+            </w:r>
+          </w:p>
+        </w:tc>
+        <w:tc>
+          <w:tcPr>
+            <w:tcW w:type="dxa" w:w="4717"/>
+            <w:tcBorders>
+              <w:top w:val="single" w:color="BFBFBF" w:sz="4"/>
+              <w:left w:val="single" w:color="BFBFBF" w:sz="4"/>
+              <w:bottom w:val="single" w:color="BFBFBF" w:sz="4"/>
+              <w:right w:val="single" w:color="BFBFBF" w:sz="4"/>
+            </w:tcBorders>
+            <w:tcMar>
+              <w:top w:type="dxa" w:w="60"/>
+              <w:left w:type="dxa" w:w="100"/>
+              <w:bottom w:type="dxa" w:w="60"/>
+              <w:right w:type="dxa" w:w="100"/>
+            </w:tcMar>
+          </w:tcPr>
+          <w:p>
+            <w:pPr>
+              <w:spacing w:after="0"/>
+            </w:pPr>
+            <w:r>
+              <w:rPr>
+                <w:rFonts w:ascii="Calibri" w:cs="Calibri" w:eastAsia="Calibri" w:hAnsi="Calibri"/>
+                <w:sz w:val="19"/>
+                <w:szCs w:val="19"/>
+              </w:rPr>
+              <w:t xml:space="preserve">Mints a one-off code and emails a </w:t>
+            </w:r>
+            <w:r>
+              <w:rPr>
+                <w:rFonts w:ascii="Courier New" w:cs="Courier New" w:eastAsia="Courier New" w:hAnsi="Courier New"/>
+                <w:sz w:val="17"/>
+                <w:szCs w:val="17"/>
+              </w:rPr>
+              <w:t xml:space="preserve">/join#code=…</w:t>
+            </w:r>
+            <w:r>
+              <w:rPr>
+                <w:rFonts w:ascii="Calibri" w:cs="Calibri" w:eastAsia="Calibri" w:hAnsi="Calibri"/>
+                <w:sz w:val="19"/>
+                <w:szCs w:val="19"/>
+              </w:rPr>
+              <w:t xml:space="preserve"> link (M2)</w:t>
+            </w:r>
+          </w:p>
+        </w:tc>
+      </w:tr>
+      <w:tr>
+        <w:trPr>
+          <w:tblHeader w:val="false"/>
+        </w:trPr>
+        <w:tc>
+          <w:tcPr>
+            <w:tcW w:type="dxa" w:w="3983"/>
+            <w:tcBorders>
+              <w:top w:val="single" w:color="BFBFBF" w:sz="4"/>
+              <w:left w:val="single" w:color="BFBFBF" w:sz="4"/>
+              <w:bottom w:val="single" w:color="BFBFBF" w:sz="4"/>
+              <w:right w:val="single" w:color="BFBFBF" w:sz="4"/>
+            </w:tcBorders>
+            <w:tcMar>
+              <w:top w:type="dxa" w:w="60"/>
+              <w:left w:type="dxa" w:w="100"/>
+              <w:bottom w:type="dxa" w:w="60"/>
+              <w:right w:type="dxa" w:w="100"/>
+            </w:tcMar>
+          </w:tcPr>
+          <w:p>
+            <w:pPr>
+              <w:spacing w:after="0"/>
+            </w:pPr>
+            <w:r>
+              <w:rPr>
+                <w:rFonts w:ascii="Courier New" w:cs="Courier New" w:eastAsia="Courier New" w:hAnsi="Courier New"/>
+                <w:sz w:val="17"/>
+                <w:szCs w:val="17"/>
+              </w:rPr>
+              <w:t xml:space="preserve">POST /admin/invite-requests/{id}/decline</w:t>
+            </w:r>
+          </w:p>
+        </w:tc>
+        <w:tc>
+          <w:tcPr>
+            <w:tcW w:type="dxa" w:w="1020"/>
+            <w:tcBorders>
+              <w:top w:val="single" w:color="BFBFBF" w:sz="4"/>
+              <w:left w:val="single" w:color="BFBFBF" w:sz="4"/>
+              <w:bottom w:val="single" w:color="BFBFBF" w:sz="4"/>
+              <w:right w:val="single" w:color="BFBFBF" w:sz="4"/>
+            </w:tcBorders>
+            <w:tcMar>
+              <w:top w:type="dxa" w:w="60"/>
+              <w:left w:type="dxa" w:w="100"/>
+              <w:bottom w:type="dxa" w:w="60"/>
+              <w:right w:type="dxa" w:w="100"/>
+            </w:tcMar>
+          </w:tcPr>
+          <w:p>
+            <w:pPr>
+              <w:spacing w:after="0"/>
+            </w:pPr>
+            <w:r>
+              <w:rPr>
+                <w:rFonts w:ascii="Calibri" w:cs="Calibri" w:eastAsia="Calibri" w:hAnsi="Calibri"/>
+                <w:sz w:val="19"/>
+                <w:szCs w:val="19"/>
+              </w:rPr>
+              <w:t xml:space="preserve">admin</w:t>
+            </w:r>
+          </w:p>
+        </w:tc>
+        <w:tc>
+          <w:tcPr>
+            <w:tcW w:type="dxa" w:w="4717"/>
+            <w:tcBorders>
+              <w:top w:val="single" w:color="BFBFBF" w:sz="4"/>
+              <w:left w:val="single" w:color="BFBFBF" w:sz="4"/>
+              <w:bottom w:val="single" w:color="BFBFBF" w:sz="4"/>
+              <w:right w:val="single" w:color="BFBFBF" w:sz="4"/>
+            </w:tcBorders>
+            <w:tcMar>
+              <w:top w:type="dxa" w:w="60"/>
+              <w:left w:type="dxa" w:w="100"/>
+              <w:bottom w:type="dxa" w:w="60"/>
+              <w:right w:type="dxa" w:w="100"/>
+            </w:tcMar>
+          </w:tcPr>
+          <w:p>
+            <w:pPr>
+              <w:spacing w:after="0"/>
+            </w:pPr>
+            <w:r>
+              <w:rPr>
+                <w:rFonts w:ascii="Calibri" w:cs="Calibri" w:eastAsia="Calibri" w:hAnsi="Calibri"/>
+                <w:sz w:val="19"/>
+                <w:szCs w:val="19"/>
+              </w:rPr>
+              <w:t xml:space="preserve">Silent decline (M2)</w:t>
             </w:r>
           </w:p>
         </w:tc>
@@ -17006,6 +17948,64 @@
         <w:rPr>
           <w:rFonts w:ascii="Calibri" w:cs="Calibri" w:eastAsia="Calibri" w:hAnsi="Calibri"/>
         </w:rPr>
+        <w:t xml:space="preserve">Settings → Secrets and variables → Actions → Variables: </w:t>
+      </w:r>
+      <w:r>
+        <w:rPr>
+          <w:rFonts w:ascii="Courier New" w:cs="Courier New" w:eastAsia="Courier New" w:hAnsi="Courier New"/>
+          <w:sz w:val="19"/>
+          <w:szCs w:val="19"/>
+        </w:rPr>
+        <w:t xml:space="preserve">PAGES_ENABLED</w:t>
+      </w:r>
+      <w:r>
+        <w:rPr>
+          <w:rFonts w:ascii="Calibri" w:cs="Calibri" w:eastAsia="Calibri" w:hAnsi="Calibri"/>
+        </w:rPr>
+        <w:t xml:space="preserve"> = </w:t>
+      </w:r>
+      <w:r>
+        <w:rPr>
+          <w:rFonts w:ascii="Courier New" w:cs="Courier New" w:eastAsia="Courier New" w:hAnsi="Courier New"/>
+          <w:sz w:val="19"/>
+          <w:szCs w:val="19"/>
+        </w:rPr>
+        <w:t xml:space="preserve">true</w:t>
+      </w:r>
+      <w:r>
+        <w:rPr>
+          <w:rFonts w:ascii="Calibri" w:cs="Calibri" w:eastAsia="Calibri" w:hAnsi="Calibri"/>
+        </w:rPr>
+        <w:t xml:space="preserve">. Then push to </w:t>
+      </w:r>
+      <w:r>
+        <w:rPr>
+          <w:rFonts w:ascii="Courier New" w:cs="Courier New" w:eastAsia="Courier New" w:hAnsi="Courier New"/>
+          <w:sz w:val="19"/>
+          <w:szCs w:val="19"/>
+        </w:rPr>
+        <w:t xml:space="preserve">main</w:t>
+      </w:r>
+      <w:r>
+        <w:rPr>
+          <w:rFonts w:ascii="Calibri" w:cs="Calibri" w:eastAsia="Calibri" w:hAnsi="Calibri"/>
+        </w:rPr>
+        <w:t xml:space="preserve"> or re-run the workflow.</w:t>
+      </w:r>
+    </w:p>
+    <w:p>
+      <w:pPr>
+        <w:pStyle w:val="ListParagraph"/>
+        <w:numPr>
+          <w:ilvl w:val="1"/>
+          <w:numId w:val="3"/>
+        </w:numPr>
+        <w:spacing w:after="40"/>
+      </w:pPr>
+      <w:r>
+        <w:rPr>
+          <w:rFonts w:ascii="Calibri" w:cs="Calibri" w:eastAsia="Calibri" w:hAnsi="Calibri"/>
+        </w:rPr>
         <w:t xml:space="preserve">Install the Claude GitHub App on the repo so agents can push.</w:t>
       </w:r>
     </w:p>
@@ -17988,21 +18988,63 @@
         <w:rPr>
           <w:rFonts w:ascii="Calibri" w:cs="Calibri" w:eastAsia="Calibri" w:hAnsi="Calibri"/>
         </w:rPr>
-        <w:t xml:space="preserve">: repo scaffold, NEWU tokens, showcase, join, login, reset, privacy, Pages deploy on </w:t>
-      </w:r>
-      <w:r>
-        <w:rPr>
-          <w:rFonts w:ascii="Courier New" w:cs="Courier New" w:eastAsia="Courier New" w:hAnsi="Courier New"/>
-          <w:sz w:val="19"/>
-          <w:szCs w:val="19"/>
-        </w:rPr>
-        <w:t xml:space="preserve">gametronyx.com</w:t>
-      </w:r>
-      <w:r>
-        <w:rPr>
-          <w:rFonts w:ascii="Calibri" w:cs="Calibri" w:eastAsia="Calibri" w:hAnsi="Calibri"/>
-        </w:rPr>
-        <w:t xml:space="preserve">.</w:t>
+        <w:t xml:space="preserve"> (</w:t>
+      </w:r>
+      <w:r>
+        <w:rPr>
+          <w:rFonts w:ascii="Calibri" w:cs="Calibri" w:eastAsia="Calibri" w:hAnsi="Calibri"/>
+          <w:i/>
+          <w:iCs/>
+        </w:rPr>
+        <w:t xml:space="preserve">built</w:t>
+      </w:r>
+      <w:r>
+        <w:rPr>
+          <w:rFonts w:ascii="Calibri" w:cs="Calibri" w:eastAsia="Calibri" w:hAnsi="Calibri"/>
+        </w:rPr>
+        <w:t xml:space="preserve">; the API half is on the same EFdungeon branch as M1): repo scaffold, NEWU tokens, showcase, request-invite, join, login, add-email, reset, verify-email, privacy, </w:t>
+      </w:r>
+      <w:r>
+        <w:rPr>
+          <w:rFonts w:ascii="Courier New" w:cs="Courier New" w:eastAsia="Courier New" w:hAnsi="Courier New"/>
+          <w:sz w:val="19"/>
+          <w:szCs w:val="19"/>
+        </w:rPr>
+        <w:t xml:space="preserve">/play</w:t>
+      </w:r>
+      <w:r>
+        <w:rPr>
+          <w:rFonts w:ascii="Calibri" w:cs="Calibri" w:eastAsia="Calibri" w:hAnsi="Calibri"/>
+        </w:rPr>
+        <w:t xml:space="preserve"> launcher and </w:t>
+      </w:r>
+      <w:r>
+        <w:rPr>
+          <w:rFonts w:ascii="Courier New" w:cs="Courier New" w:eastAsia="Courier New" w:hAnsi="Courier New"/>
+          <w:sz w:val="19"/>
+          <w:szCs w:val="19"/>
+        </w:rPr>
+        <w:t xml:space="preserve">/me</w:t>
+      </w:r>
+      <w:r>
+        <w:rPr>
+          <w:rFonts w:ascii="Calibri" w:cs="Calibri" w:eastAsia="Calibri" w:hAnsi="Calibri"/>
+        </w:rPr>
+        <w:t xml:space="preserve">, plus the Pages workflow. Deploys once the repo is public and </w:t>
+      </w:r>
+      <w:r>
+        <w:rPr>
+          <w:rFonts w:ascii="Courier New" w:cs="Courier New" w:eastAsia="Courier New" w:hAnsi="Courier New"/>
+          <w:sz w:val="19"/>
+          <w:szCs w:val="19"/>
+        </w:rPr>
+        <w:t xml:space="preserve">PAGES_ENABLED</w:t>
+      </w:r>
+      <w:r>
+        <w:rPr>
+          <w:rFonts w:ascii="Calibri" w:cs="Calibri" w:eastAsia="Calibri" w:hAnsi="Calibri"/>
+        </w:rPr>
+        <w:t xml:space="preserve"> is set.</w:t>
       </w:r>
     </w:p>
     <w:p>

--- a/docs/Gametronyx_site_design.docx
+++ b/docs/Gametronyx_site_design.docx
@@ -10065,6 +10065,117 @@
           </w:p>
         </w:tc>
       </w:tr>
+      <w:tr>
+        <w:trPr>
+          <w:tblHeader w:val="false"/>
+        </w:trPr>
+        <w:tc>
+          <w:tcPr>
+            <w:tcW w:type="dxa" w:w="3983"/>
+            <w:tcBorders>
+              <w:top w:val="single" w:color="BFBFBF" w:sz="4"/>
+              <w:left w:val="single" w:color="BFBFBF" w:sz="4"/>
+              <w:bottom w:val="single" w:color="BFBFBF" w:sz="4"/>
+              <w:right w:val="single" w:color="BFBFBF" w:sz="4"/>
+            </w:tcBorders>
+            <w:tcMar>
+              <w:top w:type="dxa" w:w="60"/>
+              <w:left w:type="dxa" w:w="100"/>
+              <w:bottom w:type="dxa" w:w="60"/>
+              <w:right w:type="dxa" w:w="100"/>
+            </w:tcMar>
+          </w:tcPr>
+          <w:p>
+            <w:pPr>
+              <w:spacing w:after="0"/>
+            </w:pPr>
+            <w:r>
+              <w:rPr>
+                <w:rFonts w:ascii="Courier New" w:cs="Courier New" w:eastAsia="Courier New" w:hAnsi="Courier New"/>
+                <w:sz w:val="17"/>
+                <w:szCs w:val="17"/>
+              </w:rPr>
+              <w:t xml:space="preserve">POST /feedback</w:t>
+            </w:r>
+            <w:r>
+              <w:rPr>
+                <w:rFonts w:ascii="Calibri" w:cs="Calibri" w:eastAsia="Calibri" w:hAnsi="Calibri"/>
+                <w:sz w:val="19"/>
+                <w:szCs w:val="19"/>
+              </w:rPr>
+              <w:t xml:space="preserve"> </w:t>
+            </w:r>
+            <w:r>
+              <w:rPr>
+                <w:rFonts w:ascii="Courier New" w:cs="Courier New" w:eastAsia="Courier New" w:hAnsi="Courier New"/>
+                <w:sz w:val="17"/>
+                <w:szCs w:val="17"/>
+              </w:rPr>
+              <w:t xml:space="preserve">{game_slug, text, build_sha?, runs?, client?}</w:t>
+            </w:r>
+          </w:p>
+        </w:tc>
+        <w:tc>
+          <w:tcPr>
+            <w:tcW w:type="dxa" w:w="1020"/>
+            <w:tcBorders>
+              <w:top w:val="single" w:color="BFBFBF" w:sz="4"/>
+              <w:left w:val="single" w:color="BFBFBF" w:sz="4"/>
+              <w:bottom w:val="single" w:color="BFBFBF" w:sz="4"/>
+              <w:right w:val="single" w:color="BFBFBF" w:sz="4"/>
+            </w:tcBorders>
+            <w:tcMar>
+              <w:top w:type="dxa" w:w="60"/>
+              <w:left w:type="dxa" w:w="100"/>
+              <w:bottom w:type="dxa" w:w="60"/>
+              <w:right w:type="dxa" w:w="100"/>
+            </w:tcMar>
+          </w:tcPr>
+          <w:p>
+            <w:pPr>
+              <w:spacing w:after="0"/>
+            </w:pPr>
+            <w:r>
+              <w:rPr>
+                <w:rFonts w:ascii="Calibri" w:cs="Calibri" w:eastAsia="Calibri" w:hAnsi="Calibri"/>
+                <w:sz w:val="19"/>
+                <w:szCs w:val="19"/>
+              </w:rPr>
+              <w:t xml:space="preserve">player</w:t>
+            </w:r>
+          </w:p>
+        </w:tc>
+        <w:tc>
+          <w:tcPr>
+            <w:tcW w:type="dxa" w:w="4717"/>
+            <w:tcBorders>
+              <w:top w:val="single" w:color="BFBFBF" w:sz="4"/>
+              <w:left w:val="single" w:color="BFBFBF" w:sz="4"/>
+              <w:bottom w:val="single" w:color="BFBFBF" w:sz="4"/>
+              <w:right w:val="single" w:color="BFBFBF" w:sz="4"/>
+            </w:tcBorders>
+            <w:tcMar>
+              <w:top w:type="dxa" w:w="60"/>
+              <w:left w:type="dxa" w:w="100"/>
+              <w:bottom w:type="dxa" w:w="60"/>
+              <w:right w:type="dxa" w:w="100"/>
+            </w:tcMar>
+          </w:tcPr>
+          <w:p>
+            <w:pPr>
+              <w:spacing w:after="0"/>
+            </w:pPr>
+            <w:r>
+              <w:rPr>
+                <w:rFonts w:ascii="Calibri" w:cs="Calibri" w:eastAsia="Calibri" w:hAnsi="Calibri"/>
+                <w:sz w:val="19"/>
+                <w:szCs w:val="19"/>
+              </w:rPr>
+              <w:t xml:space="preserve">In-game feedback, filed as a GitHub issue in the background; 10 per hour (M4)</w:t>
+            </w:r>
+          </w:p>
+        </w:tc>
+      </w:tr>
     </w:tbl>
     <w:p>
       <w:pPr>
@@ -19068,7 +19179,35 @@
         <w:rPr>
           <w:rFonts w:ascii="Calibri" w:cs="Calibri" w:eastAsia="Calibri" w:hAnsi="Calibri"/>
         </w:rPr>
-        <w:t xml:space="preserve">: </w:t>
+        <w:t xml:space="preserve"> (</w:t>
+      </w:r>
+      <w:r>
+        <w:rPr>
+          <w:rFonts w:ascii="Calibri" w:cs="Calibri" w:eastAsia="Calibri" w:hAnsi="Calibri"/>
+          <w:i/>
+          <w:iCs/>
+        </w:rPr>
+        <w:t xml:space="preserve">built</w:t>
+      </w:r>
+      <w:r>
+        <w:rPr>
+          <w:rFonts w:ascii="Calibri" w:cs="Calibri" w:eastAsia="Calibri" w:hAnsi="Calibri"/>
+        </w:rPr>
+        <w:t xml:space="preserve">: NEWU on the EFdungeon branch, Jerboa on 3-minutes-to-midnight's </w:t>
+      </w:r>
+      <w:r>
+        <w:rPr>
+          <w:rFonts w:ascii="Courier New" w:cs="Courier New" w:eastAsia="Courier New" w:hAnsi="Courier New"/>
+          <w:sz w:val="19"/>
+          <w:szCs w:val="19"/>
+        </w:rPr>
+        <w:t xml:space="preserve">claude/exciting-cray-m4hq8k</w:t>
+      </w:r>
+      <w:r>
+        <w:rPr>
+          <w:rFonts w:ascii="Calibri" w:cs="Calibri" w:eastAsia="Calibri" w:hAnsi="Calibri"/>
+        </w:rPr>
+        <w:t xml:space="preserve">): </w:t>
       </w:r>
       <w:r>
         <w:rPr>
@@ -19082,7 +19221,7 @@
         <w:rPr>
           <w:rFonts w:ascii="Calibri" w:cs="Calibri" w:eastAsia="Calibri" w:hAnsi="Calibri"/>
         </w:rPr>
-        <w:t xml:space="preserve">, handoff in NEWU and Jerboa, removal of NEWU's basic auth.</w:t>
+        <w:t xml:space="preserve">, handoff in NEWU and Jerboa, and NEWU's basic auth removed from the repo configs. The live nginx edit is checklist step C7.</w:t>
       </w:r>
     </w:p>
     <w:p>
@@ -19106,21 +19245,35 @@
         <w:rPr>
           <w:rFonts w:ascii="Calibri" w:cs="Calibri" w:eastAsia="Calibri" w:hAnsi="Calibri"/>
         </w:rPr>
-        <w:t xml:space="preserve">: </w:t>
-      </w:r>
-      <w:r>
-        <w:rPr>
-          <w:rFonts w:ascii="Courier New" w:cs="Courier New" w:eastAsia="Courier New" w:hAnsi="Courier New"/>
-          <w:sz w:val="19"/>
-          <w:szCs w:val="19"/>
-        </w:rPr>
-        <w:t xml:space="preserve">feedback</w:t>
-      </w:r>
-      <w:r>
-        <w:rPr>
-          <w:rFonts w:ascii="Calibri" w:cs="Calibri" w:eastAsia="Calibri" w:hAnsi="Calibri"/>
-        </w:rPr>
-        <w:t xml:space="preserve"> API and GitHub issues; the Jerboa popup with tests.</w:t>
+        <w:t xml:space="preserve"> (</w:t>
+      </w:r>
+      <w:r>
+        <w:rPr>
+          <w:rFonts w:ascii="Calibri" w:cs="Calibri" w:eastAsia="Calibri" w:hAnsi="Calibri"/>
+          <w:i/>
+          <w:iCs/>
+        </w:rPr>
+        <w:t xml:space="preserve">built</w:t>
+      </w:r>
+      <w:r>
+        <w:rPr>
+          <w:rFonts w:ascii="Calibri" w:cs="Calibri" w:eastAsia="Calibri" w:hAnsi="Calibri"/>
+        </w:rPr>
+        <w:t xml:space="preserve">): </w:t>
+      </w:r>
+      <w:r>
+        <w:rPr>
+          <w:rFonts w:ascii="Courier New" w:cs="Courier New" w:eastAsia="Courier New" w:hAnsi="Courier New"/>
+          <w:sz w:val="19"/>
+          <w:szCs w:val="19"/>
+        </w:rPr>
+        <w:t xml:space="preserve">POST /api/feedback</w:t>
+      </w:r>
+      <w:r>
+        <w:rPr>
+          <w:rFonts w:ascii="Calibri" w:cs="Calibri" w:eastAsia="Calibri" w:hAnsi="Calibri"/>
+        </w:rPr>
+        <w:t xml:space="preserve">, GitHub issues with retries (EFdungeon branch); the Jerboa popup with tests (3-minutes-to-midnight branch).</w:t>
       </w:r>
     </w:p>
     <w:p>

--- a/docs/Gametronyx_site_design.docx
+++ b/docs/Gametronyx_site_design.docx
@@ -3793,8 +3793,8 @@
         <w:tblLayout w:type="fixed"/>
       </w:tblPr>
       <w:tblGrid>
-        <w:gridCol w:w="1144"/>
-        <w:gridCol w:w="8576"/>
+        <w:gridCol w:w="1544"/>
+        <w:gridCol w:w="8176"/>
       </w:tblGrid>
       <w:tr>
         <w:trPr>
@@ -3802,7 +3802,7 @@
         </w:trPr>
         <w:tc>
           <w:tcPr>
-            <w:tcW w:type="dxa" w:w="1144"/>
+            <w:tcW w:type="dxa" w:w="1544"/>
             <w:tcBorders>
               <w:top w:val="single" w:color="BFBFBF" w:sz="4"/>
               <w:left w:val="single" w:color="BFBFBF" w:sz="4"/>
@@ -3836,7 +3836,7 @@
         </w:tc>
         <w:tc>
           <w:tcPr>
-            <w:tcW w:type="dxa" w:w="8576"/>
+            <w:tcW w:type="dxa" w:w="8176"/>
             <w:tcBorders>
               <w:top w:val="single" w:color="BFBFBF" w:sz="4"/>
               <w:left w:val="single" w:color="BFBFBF" w:sz="4"/>
@@ -3875,7 +3875,7 @@
         </w:trPr>
         <w:tc>
           <w:tcPr>
-            <w:tcW w:type="dxa" w:w="1144"/>
+            <w:tcW w:type="dxa" w:w="1544"/>
             <w:tcBorders>
               <w:top w:val="single" w:color="BFBFBF" w:sz="4"/>
               <w:left w:val="single" w:color="BFBFBF" w:sz="4"/>
@@ -3905,7 +3905,7 @@
         </w:tc>
         <w:tc>
           <w:tcPr>
-            <w:tcW w:type="dxa" w:w="8576"/>
+            <w:tcW w:type="dxa" w:w="8176"/>
             <w:tcBorders>
               <w:top w:val="single" w:color="BFBFBF" w:sz="4"/>
               <w:left w:val="single" w:color="BFBFBF" w:sz="4"/>
@@ -3986,7 +3986,7 @@
         </w:trPr>
         <w:tc>
           <w:tcPr>
-            <w:tcW w:type="dxa" w:w="1144"/>
+            <w:tcW w:type="dxa" w:w="1544"/>
             <w:tcBorders>
               <w:top w:val="single" w:color="BFBFBF" w:sz="4"/>
               <w:left w:val="single" w:color="BFBFBF" w:sz="4"/>
@@ -4016,7 +4016,7 @@
         </w:tc>
         <w:tc>
           <w:tcPr>
-            <w:tcW w:type="dxa" w:w="8576"/>
+            <w:tcW w:type="dxa" w:w="8176"/>
             <w:tcBorders>
               <w:top w:val="single" w:color="BFBFBF" w:sz="4"/>
               <w:left w:val="single" w:color="BFBFBF" w:sz="4"/>
@@ -4051,7 +4051,7 @@
         </w:trPr>
         <w:tc>
           <w:tcPr>
-            <w:tcW w:type="dxa" w:w="1144"/>
+            <w:tcW w:type="dxa" w:w="1544"/>
             <w:tcBorders>
               <w:top w:val="single" w:color="BFBFBF" w:sz="4"/>
               <w:left w:val="single" w:color="BFBFBF" w:sz="4"/>
@@ -4081,31 +4081,31 @@
         </w:tc>
         <w:tc>
           <w:tcPr>
-            <w:tcW w:type="dxa" w:w="8576"/>
-            <w:tcBorders>
-              <w:top w:val="single" w:color="BFBFBF" w:sz="4"/>
-              <w:left w:val="single" w:color="BFBFBF" w:sz="4"/>
-              <w:bottom w:val="single" w:color="BFBFBF" w:sz="4"/>
-              <w:right w:val="single" w:color="BFBFBF" w:sz="4"/>
-            </w:tcBorders>
-            <w:tcMar>
-              <w:top w:type="dxa" w:w="60"/>
-              <w:left w:type="dxa" w:w="100"/>
-              <w:bottom w:type="dxa" w:w="60"/>
-              <w:right w:type="dxa" w:w="100"/>
-            </w:tcMar>
-          </w:tcPr>
-          <w:p>
-            <w:pPr>
-              <w:spacing w:after="0"/>
-            </w:pPr>
-            <w:r>
-              <w:rPr>
-                <w:rFonts w:ascii="Calibri" w:cs="Calibri" w:eastAsia="Calibri" w:hAnsi="Calibri"/>
-                <w:sz w:val="19"/>
-                <w:szCs w:val="19"/>
-              </w:rPr>
-              <w:t xml:space="preserve">Menu of scheduled-playtest games with brief descriptions → pick a game → pick a timeslot (§7).</w:t>
+            <w:tcW w:type="dxa" w:w="8176"/>
+            <w:tcBorders>
+              <w:top w:val="single" w:color="BFBFBF" w:sz="4"/>
+              <w:left w:val="single" w:color="BFBFBF" w:sz="4"/>
+              <w:bottom w:val="single" w:color="BFBFBF" w:sz="4"/>
+              <w:right w:val="single" w:color="BFBFBF" w:sz="4"/>
+            </w:tcBorders>
+            <w:tcMar>
+              <w:top w:type="dxa" w:w="60"/>
+              <w:left w:type="dxa" w:w="100"/>
+              <w:bottom w:type="dxa" w:w="60"/>
+              <w:right w:type="dxa" w:w="100"/>
+            </w:tcMar>
+          </w:tcPr>
+          <w:p>
+            <w:pPr>
+              <w:spacing w:after="0"/>
+            </w:pPr>
+            <w:r>
+              <w:rPr>
+                <w:rFonts w:ascii="Calibri" w:cs="Calibri" w:eastAsia="Calibri" w:hAnsi="Calibri"/>
+                <w:sz w:val="19"/>
+                <w:szCs w:val="19"/>
+              </w:rPr>
+              <w:t xml:space="preserve">Menu of scheduled-playtest games with brief descriptions and their session counts.</w:t>
             </w:r>
           </w:p>
         </w:tc>
@@ -4116,7 +4116,108 @@
         </w:trPr>
         <w:tc>
           <w:tcPr>
-            <w:tcW w:type="dxa" w:w="1144"/>
+            <w:tcW w:type="dxa" w:w="1544"/>
+            <w:tcBorders>
+              <w:top w:val="single" w:color="BFBFBF" w:sz="4"/>
+              <w:left w:val="single" w:color="BFBFBF" w:sz="4"/>
+              <w:bottom w:val="single" w:color="BFBFBF" w:sz="4"/>
+              <w:right w:val="single" w:color="BFBFBF" w:sz="4"/>
+            </w:tcBorders>
+            <w:tcMar>
+              <w:top w:type="dxa" w:w="60"/>
+              <w:left w:type="dxa" w:w="100"/>
+              <w:bottom w:type="dxa" w:w="60"/>
+              <w:right w:type="dxa" w:w="100"/>
+            </w:tcMar>
+          </w:tcPr>
+          <w:p>
+            <w:pPr>
+              <w:spacing w:after="0"/>
+            </w:pPr>
+            <w:r>
+              <w:rPr>
+                <w:rFonts w:ascii="Courier New" w:cs="Courier New" w:eastAsia="Courier New" w:hAnsi="Courier New"/>
+                <w:sz w:val="17"/>
+                <w:szCs w:val="17"/>
+              </w:rPr>
+              <w:t xml:space="preserve">/schedule/:slug</w:t>
+            </w:r>
+          </w:p>
+        </w:tc>
+        <w:tc>
+          <w:tcPr>
+            <w:tcW w:type="dxa" w:w="8176"/>
+            <w:tcBorders>
+              <w:top w:val="single" w:color="BFBFBF" w:sz="4"/>
+              <w:left w:val="single" w:color="BFBFBF" w:sz="4"/>
+              <w:bottom w:val="single" w:color="BFBFBF" w:sz="4"/>
+              <w:right w:val="single" w:color="BFBFBF" w:sz="4"/>
+            </w:tcBorders>
+            <w:tcMar>
+              <w:top w:type="dxa" w:w="60"/>
+              <w:left w:type="dxa" w:w="100"/>
+              <w:bottom w:type="dxa" w:w="60"/>
+              <w:right w:type="dxa" w:w="100"/>
+            </w:tcMar>
+          </w:tcPr>
+          <w:p>
+            <w:pPr>
+              <w:spacing w:after="0"/>
+            </w:pPr>
+            <w:r>
+              <w:rPr>
+                <w:rFonts w:ascii="Calibri" w:cs="Calibri" w:eastAsia="Calibri" w:hAnsi="Calibri"/>
+                <w:sz w:val="19"/>
+                <w:szCs w:val="19"/>
+              </w:rPr>
+              <w:t xml:space="preserve">That game's upcoming sessions, grouped by day in the player's time zone, with seats left or the waitlist length. </w:t>
+            </w:r>
+            <w:r>
+              <w:rPr>
+                <w:rFonts w:ascii="Calibri" w:cs="Calibri" w:eastAsia="Calibri" w:hAnsi="Calibri"/>
+                <w:b/>
+                <w:bCs/>
+                <w:sz w:val="19"/>
+                <w:szCs w:val="19"/>
+              </w:rPr>
+              <w:t xml:space="preserve">Sign up</w:t>
+            </w:r>
+            <w:r>
+              <w:rPr>
+                <w:rFonts w:ascii="Calibri" w:cs="Calibri" w:eastAsia="Calibri" w:hAnsi="Calibri"/>
+                <w:sz w:val="19"/>
+                <w:szCs w:val="19"/>
+              </w:rPr>
+              <w:t xml:space="preserve"> or </w:t>
+            </w:r>
+            <w:r>
+              <w:rPr>
+                <w:rFonts w:ascii="Calibri" w:cs="Calibri" w:eastAsia="Calibri" w:hAnsi="Calibri"/>
+                <w:b/>
+                <w:bCs/>
+                <w:sz w:val="19"/>
+                <w:szCs w:val="19"/>
+              </w:rPr>
+              <w:t xml:space="preserve">Join waitlist</w:t>
+            </w:r>
+            <w:r>
+              <w:rPr>
+                <w:rFonts w:ascii="Calibri" w:cs="Calibri" w:eastAsia="Calibri" w:hAnsi="Calibri"/>
+                <w:sz w:val="19"/>
+                <w:szCs w:val="19"/>
+              </w:rPr>
+              <w:t xml:space="preserve"> opens a confirm sheet with the 4-hour reminder checkbox (§7).</w:t>
+            </w:r>
+          </w:p>
+        </w:tc>
+      </w:tr>
+      <w:tr>
+        <w:trPr>
+          <w:tblHeader w:val="false"/>
+        </w:trPr>
+        <w:tc>
+          <w:tcPr>
+            <w:tcW w:type="dxa" w:w="1544"/>
             <w:tcBorders>
               <w:top w:val="single" w:color="BFBFBF" w:sz="4"/>
               <w:left w:val="single" w:color="BFBFBF" w:sz="4"/>
@@ -4146,31 +4247,49 @@
         </w:tc>
         <w:tc>
           <w:tcPr>
-            <w:tcW w:type="dxa" w:w="8576"/>
-            <w:tcBorders>
-              <w:top w:val="single" w:color="BFBFBF" w:sz="4"/>
-              <w:left w:val="single" w:color="BFBFBF" w:sz="4"/>
-              <w:bottom w:val="single" w:color="BFBFBF" w:sz="4"/>
-              <w:right w:val="single" w:color="BFBFBF" w:sz="4"/>
-            </w:tcBorders>
-            <w:tcMar>
-              <w:top w:type="dxa" w:w="60"/>
-              <w:left w:type="dxa" w:w="100"/>
-              <w:bottom w:type="dxa" w:w="60"/>
-              <w:right w:type="dxa" w:w="100"/>
-            </w:tcMar>
-          </w:tcPr>
-          <w:p>
-            <w:pPr>
-              <w:spacing w:after="0"/>
-            </w:pPr>
-            <w:r>
-              <w:rPr>
-                <w:rFonts w:ascii="Calibri" w:cs="Calibri" w:eastAsia="Calibri" w:hAnsi="Calibri"/>
-                <w:sz w:val="19"/>
-                <w:szCs w:val="19"/>
-              </w:rPr>
-              <w:t xml:space="preserve">Account: username (read-only), email (edit), change password, default reminder preference, upcoming sessions with a Cancel button, and log out.</w:t>
+            <w:tcW w:type="dxa" w:w="8176"/>
+            <w:tcBorders>
+              <w:top w:val="single" w:color="BFBFBF" w:sz="4"/>
+              <w:left w:val="single" w:color="BFBFBF" w:sz="4"/>
+              <w:bottom w:val="single" w:color="BFBFBF" w:sz="4"/>
+              <w:right w:val="single" w:color="BFBFBF" w:sz="4"/>
+            </w:tcBorders>
+            <w:tcMar>
+              <w:top w:type="dxa" w:w="60"/>
+              <w:left w:type="dxa" w:w="100"/>
+              <w:bottom w:type="dxa" w:w="60"/>
+              <w:right w:type="dxa" w:w="100"/>
+            </w:tcMar>
+          </w:tcPr>
+          <w:p>
+            <w:pPr>
+              <w:spacing w:after="0"/>
+            </w:pPr>
+            <w:r>
+              <w:rPr>
+                <w:rFonts w:ascii="Calibri" w:cs="Calibri" w:eastAsia="Calibri" w:hAnsi="Calibri"/>
+                <w:sz w:val="19"/>
+                <w:szCs w:val="19"/>
+              </w:rPr>
+              <w:t xml:space="preserve">Account: </w:t>
+            </w:r>
+            <w:r>
+              <w:rPr>
+                <w:rFonts w:ascii="Calibri" w:cs="Calibri" w:eastAsia="Calibri" w:hAnsi="Calibri"/>
+                <w:b/>
+                <w:bCs/>
+                <w:sz w:val="19"/>
+                <w:szCs w:val="19"/>
+              </w:rPr>
+              <w:t xml:space="preserve">My sessions</w:t>
+            </w:r>
+            <w:r>
+              <w:rPr>
+                <w:rFonts w:ascii="Calibri" w:cs="Calibri" w:eastAsia="Calibri" w:hAnsi="Calibri"/>
+                <w:sz w:val="19"/>
+                <w:szCs w:val="19"/>
+              </w:rPr>
+              <w:t xml:space="preserve"> (status, reminder toggle, Cancel/Leave waitlist, and the Discord join panel from 15 minutes before), email (edit), change password, and log out.</w:t>
             </w:r>
           </w:p>
         </w:tc>
@@ -7644,9 +7763,9 @@
         <w:tblLayout w:type="fixed"/>
       </w:tblPr>
       <w:tblGrid>
-        <w:gridCol w:w="3983"/>
-        <w:gridCol w:w="1020"/>
-        <w:gridCol w:w="4717"/>
+        <w:gridCol w:w="4351"/>
+        <w:gridCol w:w="1017"/>
+        <w:gridCol w:w="4352"/>
       </w:tblGrid>
       <w:tr>
         <w:trPr>
@@ -7654,7 +7773,7 @@
         </w:trPr>
         <w:tc>
           <w:tcPr>
-            <w:tcW w:type="dxa" w:w="3983"/>
+            <w:tcW w:type="dxa" w:w="4351"/>
             <w:tcBorders>
               <w:top w:val="single" w:color="BFBFBF" w:sz="4"/>
               <w:left w:val="single" w:color="BFBFBF" w:sz="4"/>
@@ -7688,7 +7807,7 @@
         </w:tc>
         <w:tc>
           <w:tcPr>
-            <w:tcW w:type="dxa" w:w="1020"/>
+            <w:tcW w:type="dxa" w:w="1017"/>
             <w:tcBorders>
               <w:top w:val="single" w:color="BFBFBF" w:sz="4"/>
               <w:left w:val="single" w:color="BFBFBF" w:sz="4"/>
@@ -7722,7 +7841,7 @@
         </w:tc>
         <w:tc>
           <w:tcPr>
-            <w:tcW w:type="dxa" w:w="4717"/>
+            <w:tcW w:type="dxa" w:w="4352"/>
             <w:tcBorders>
               <w:top w:val="single" w:color="BFBFBF" w:sz="4"/>
               <w:left w:val="single" w:color="BFBFBF" w:sz="4"/>
@@ -7761,7 +7880,7 @@
         </w:trPr>
         <w:tc>
           <w:tcPr>
-            <w:tcW w:type="dxa" w:w="3983"/>
+            <w:tcW w:type="dxa" w:w="4351"/>
             <w:tcBorders>
               <w:top w:val="single" w:color="BFBFBF" w:sz="4"/>
               <w:left w:val="single" w:color="BFBFBF" w:sz="4"/>
@@ -7807,7 +7926,7 @@
         </w:tc>
         <w:tc>
           <w:tcPr>
-            <w:tcW w:type="dxa" w:w="1020"/>
+            <w:tcW w:type="dxa" w:w="1017"/>
             <w:tcBorders>
               <w:top w:val="single" w:color="BFBFBF" w:sz="4"/>
               <w:left w:val="single" w:color="BFBFBF" w:sz="4"/>
@@ -7837,7 +7956,7 @@
         </w:tc>
         <w:tc>
           <w:tcPr>
-            <w:tcW w:type="dxa" w:w="4717"/>
+            <w:tcW w:type="dxa" w:w="4352"/>
             <w:tcBorders>
               <w:top w:val="single" w:color="BFBFBF" w:sz="4"/>
               <w:left w:val="single" w:color="BFBFBF" w:sz="4"/>
@@ -7880,7 +7999,7 @@
         </w:trPr>
         <w:tc>
           <w:tcPr>
-            <w:tcW w:type="dxa" w:w="3983"/>
+            <w:tcW w:type="dxa" w:w="4351"/>
             <w:tcBorders>
               <w:top w:val="single" w:color="BFBFBF" w:sz="4"/>
               <w:left w:val="single" w:color="BFBFBF" w:sz="4"/>
@@ -7926,7 +8045,7 @@
         </w:tc>
         <w:tc>
           <w:tcPr>
-            <w:tcW w:type="dxa" w:w="1020"/>
+            <w:tcW w:type="dxa" w:w="1017"/>
             <w:tcBorders>
               <w:top w:val="single" w:color="BFBFBF" w:sz="4"/>
               <w:left w:val="single" w:color="BFBFBF" w:sz="4"/>
@@ -7956,7 +8075,7 @@
         </w:tc>
         <w:tc>
           <w:tcPr>
-            <w:tcW w:type="dxa" w:w="4717"/>
+            <w:tcW w:type="dxa" w:w="4352"/>
             <w:tcBorders>
               <w:top w:val="single" w:color="BFBFBF" w:sz="4"/>
               <w:left w:val="single" w:color="BFBFBF" w:sz="4"/>
@@ -7999,7 +8118,7 @@
         </w:trPr>
         <w:tc>
           <w:tcPr>
-            <w:tcW w:type="dxa" w:w="3983"/>
+            <w:tcW w:type="dxa" w:w="4351"/>
             <w:tcBorders>
               <w:top w:val="single" w:color="BFBFBF" w:sz="4"/>
               <w:left w:val="single" w:color="BFBFBF" w:sz="4"/>
@@ -8069,7 +8188,7 @@
         </w:tc>
         <w:tc>
           <w:tcPr>
-            <w:tcW w:type="dxa" w:w="1020"/>
+            <w:tcW w:type="dxa" w:w="1017"/>
             <w:tcBorders>
               <w:top w:val="single" w:color="BFBFBF" w:sz="4"/>
               <w:left w:val="single" w:color="BFBFBF" w:sz="4"/>
@@ -8099,7 +8218,7 @@
         </w:tc>
         <w:tc>
           <w:tcPr>
-            <w:tcW w:type="dxa" w:w="4717"/>
+            <w:tcW w:type="dxa" w:w="4352"/>
             <w:tcBorders>
               <w:top w:val="single" w:color="BFBFBF" w:sz="4"/>
               <w:left w:val="single" w:color="BFBFBF" w:sz="4"/>
@@ -8160,7 +8279,7 @@
         </w:trPr>
         <w:tc>
           <w:tcPr>
-            <w:tcW w:type="dxa" w:w="3983"/>
+            <w:tcW w:type="dxa" w:w="4351"/>
             <w:tcBorders>
               <w:top w:val="single" w:color="BFBFBF" w:sz="4"/>
               <w:left w:val="single" w:color="BFBFBF" w:sz="4"/>
@@ -8190,7 +8309,7 @@
         </w:tc>
         <w:tc>
           <w:tcPr>
-            <w:tcW w:type="dxa" w:w="1020"/>
+            <w:tcW w:type="dxa" w:w="1017"/>
             <w:tcBorders>
               <w:top w:val="single" w:color="BFBFBF" w:sz="4"/>
               <w:left w:val="single" w:color="BFBFBF" w:sz="4"/>
@@ -8220,7 +8339,7 @@
         </w:tc>
         <w:tc>
           <w:tcPr>
-            <w:tcW w:type="dxa" w:w="4717"/>
+            <w:tcW w:type="dxa" w:w="4352"/>
             <w:tcBorders>
               <w:top w:val="single" w:color="BFBFBF" w:sz="4"/>
               <w:left w:val="single" w:color="BFBFBF" w:sz="4"/>
@@ -8255,7 +8374,7 @@
         </w:trPr>
         <w:tc>
           <w:tcPr>
-            <w:tcW w:type="dxa" w:w="3983"/>
+            <w:tcW w:type="dxa" w:w="4351"/>
             <w:tcBorders>
               <w:top w:val="single" w:color="BFBFBF" w:sz="4"/>
               <w:left w:val="single" w:color="BFBFBF" w:sz="4"/>
@@ -8301,7 +8420,7 @@
         </w:tc>
         <w:tc>
           <w:tcPr>
-            <w:tcW w:type="dxa" w:w="1020"/>
+            <w:tcW w:type="dxa" w:w="1017"/>
             <w:tcBorders>
               <w:top w:val="single" w:color="BFBFBF" w:sz="4"/>
               <w:left w:val="single" w:color="BFBFBF" w:sz="4"/>
@@ -8331,7 +8450,7 @@
         </w:tc>
         <w:tc>
           <w:tcPr>
-            <w:tcW w:type="dxa" w:w="4717"/>
+            <w:tcW w:type="dxa" w:w="4352"/>
             <w:tcBorders>
               <w:top w:val="single" w:color="BFBFBF" w:sz="4"/>
               <w:left w:val="single" w:color="BFBFBF" w:sz="4"/>
@@ -8366,7 +8485,7 @@
         </w:trPr>
         <w:tc>
           <w:tcPr>
-            <w:tcW w:type="dxa" w:w="3983"/>
+            <w:tcW w:type="dxa" w:w="4351"/>
             <w:tcBorders>
               <w:top w:val="single" w:color="BFBFBF" w:sz="4"/>
               <w:left w:val="single" w:color="BFBFBF" w:sz="4"/>
@@ -8412,7 +8531,7 @@
         </w:tc>
         <w:tc>
           <w:tcPr>
-            <w:tcW w:type="dxa" w:w="1020"/>
+            <w:tcW w:type="dxa" w:w="1017"/>
             <w:tcBorders>
               <w:top w:val="single" w:color="BFBFBF" w:sz="4"/>
               <w:left w:val="single" w:color="BFBFBF" w:sz="4"/>
@@ -8442,7 +8561,7 @@
         </w:tc>
         <w:tc>
           <w:tcPr>
-            <w:tcW w:type="dxa" w:w="4717"/>
+            <w:tcW w:type="dxa" w:w="4352"/>
             <w:tcBorders>
               <w:top w:val="single" w:color="BFBFBF" w:sz="4"/>
               <w:left w:val="single" w:color="BFBFBF" w:sz="4"/>
@@ -8477,7 +8596,7 @@
         </w:trPr>
         <w:tc>
           <w:tcPr>
-            <w:tcW w:type="dxa" w:w="3983"/>
+            <w:tcW w:type="dxa" w:w="4351"/>
             <w:tcBorders>
               <w:top w:val="single" w:color="BFBFBF" w:sz="4"/>
               <w:left w:val="single" w:color="BFBFBF" w:sz="4"/>
@@ -8523,7 +8642,7 @@
         </w:tc>
         <w:tc>
           <w:tcPr>
-            <w:tcW w:type="dxa" w:w="1020"/>
+            <w:tcW w:type="dxa" w:w="1017"/>
             <w:tcBorders>
               <w:top w:val="single" w:color="BFBFBF" w:sz="4"/>
               <w:left w:val="single" w:color="BFBFBF" w:sz="4"/>
@@ -8553,7 +8672,7 @@
         </w:tc>
         <w:tc>
           <w:tcPr>
-            <w:tcW w:type="dxa" w:w="4717"/>
+            <w:tcW w:type="dxa" w:w="4352"/>
             <w:tcBorders>
               <w:top w:val="single" w:color="BFBFBF" w:sz="4"/>
               <w:left w:val="single" w:color="BFBFBF" w:sz="4"/>
@@ -8604,7 +8723,7 @@
         </w:trPr>
         <w:tc>
           <w:tcPr>
-            <w:tcW w:type="dxa" w:w="3983"/>
+            <w:tcW w:type="dxa" w:w="4351"/>
             <w:tcBorders>
               <w:top w:val="single" w:color="BFBFBF" w:sz="4"/>
               <w:left w:val="single" w:color="BFBFBF" w:sz="4"/>
@@ -8634,7 +8753,7 @@
         </w:tc>
         <w:tc>
           <w:tcPr>
-            <w:tcW w:type="dxa" w:w="1020"/>
+            <w:tcW w:type="dxa" w:w="1017"/>
             <w:tcBorders>
               <w:top w:val="single" w:color="BFBFBF" w:sz="4"/>
               <w:left w:val="single" w:color="BFBFBF" w:sz="4"/>
@@ -8664,7 +8783,7 @@
         </w:tc>
         <w:tc>
           <w:tcPr>
-            <w:tcW w:type="dxa" w:w="4717"/>
+            <w:tcW w:type="dxa" w:w="4352"/>
             <w:tcBorders>
               <w:top w:val="single" w:color="BFBFBF" w:sz="4"/>
               <w:left w:val="single" w:color="BFBFBF" w:sz="4"/>
@@ -8699,7 +8818,7 @@
         </w:trPr>
         <w:tc>
           <w:tcPr>
-            <w:tcW w:type="dxa" w:w="3983"/>
+            <w:tcW w:type="dxa" w:w="4351"/>
             <w:tcBorders>
               <w:top w:val="single" w:color="BFBFBF" w:sz="4"/>
               <w:left w:val="single" w:color="BFBFBF" w:sz="4"/>
@@ -8745,7 +8864,7 @@
         </w:tc>
         <w:tc>
           <w:tcPr>
-            <w:tcW w:type="dxa" w:w="1020"/>
+            <w:tcW w:type="dxa" w:w="1017"/>
             <w:tcBorders>
               <w:top w:val="single" w:color="BFBFBF" w:sz="4"/>
               <w:left w:val="single" w:color="BFBFBF" w:sz="4"/>
@@ -8775,7 +8894,7 @@
         </w:tc>
         <w:tc>
           <w:tcPr>
-            <w:tcW w:type="dxa" w:w="4717"/>
+            <w:tcW w:type="dxa" w:w="4352"/>
             <w:tcBorders>
               <w:top w:val="single" w:color="BFBFBF" w:sz="4"/>
               <w:left w:val="single" w:color="BFBFBF" w:sz="4"/>
@@ -8826,7 +8945,7 @@
         </w:trPr>
         <w:tc>
           <w:tcPr>
-            <w:tcW w:type="dxa" w:w="3983"/>
+            <w:tcW w:type="dxa" w:w="4351"/>
             <w:tcBorders>
               <w:top w:val="single" w:color="BFBFBF" w:sz="4"/>
               <w:left w:val="single" w:color="BFBFBF" w:sz="4"/>
@@ -8872,7 +8991,7 @@
         </w:tc>
         <w:tc>
           <w:tcPr>
-            <w:tcW w:type="dxa" w:w="1020"/>
+            <w:tcW w:type="dxa" w:w="1017"/>
             <w:tcBorders>
               <w:top w:val="single" w:color="BFBFBF" w:sz="4"/>
               <w:left w:val="single" w:color="BFBFBF" w:sz="4"/>
@@ -8902,7 +9021,7 @@
         </w:tc>
         <w:tc>
           <w:tcPr>
-            <w:tcW w:type="dxa" w:w="4717"/>
+            <w:tcW w:type="dxa" w:w="4352"/>
             <w:tcBorders>
               <w:top w:val="single" w:color="BFBFBF" w:sz="4"/>
               <w:left w:val="single" w:color="BFBFBF" w:sz="4"/>
@@ -8945,7 +9064,7 @@
         </w:trPr>
         <w:tc>
           <w:tcPr>
-            <w:tcW w:type="dxa" w:w="3983"/>
+            <w:tcW w:type="dxa" w:w="4351"/>
             <w:tcBorders>
               <w:top w:val="single" w:color="BFBFBF" w:sz="4"/>
               <w:left w:val="single" w:color="BFBFBF" w:sz="4"/>
@@ -8991,7 +9110,7 @@
         </w:tc>
         <w:tc>
           <w:tcPr>
-            <w:tcW w:type="dxa" w:w="1020"/>
+            <w:tcW w:type="dxa" w:w="1017"/>
             <w:tcBorders>
               <w:top w:val="single" w:color="BFBFBF" w:sz="4"/>
               <w:left w:val="single" w:color="BFBFBF" w:sz="4"/>
@@ -9021,7 +9140,7 @@
         </w:tc>
         <w:tc>
           <w:tcPr>
-            <w:tcW w:type="dxa" w:w="4717"/>
+            <w:tcW w:type="dxa" w:w="4352"/>
             <w:tcBorders>
               <w:top w:val="single" w:color="BFBFBF" w:sz="4"/>
               <w:left w:val="single" w:color="BFBFBF" w:sz="4"/>
@@ -9064,7 +9183,7 @@
         </w:trPr>
         <w:tc>
           <w:tcPr>
-            <w:tcW w:type="dxa" w:w="3983"/>
+            <w:tcW w:type="dxa" w:w="4351"/>
             <w:tcBorders>
               <w:top w:val="single" w:color="BFBFBF" w:sz="4"/>
               <w:left w:val="single" w:color="BFBFBF" w:sz="4"/>
@@ -9110,7 +9229,7 @@
         </w:tc>
         <w:tc>
           <w:tcPr>
-            <w:tcW w:type="dxa" w:w="1020"/>
+            <w:tcW w:type="dxa" w:w="1017"/>
             <w:tcBorders>
               <w:top w:val="single" w:color="BFBFBF" w:sz="4"/>
               <w:left w:val="single" w:color="BFBFBF" w:sz="4"/>
@@ -9140,7 +9259,7 @@
         </w:tc>
         <w:tc>
           <w:tcPr>
-            <w:tcW w:type="dxa" w:w="4717"/>
+            <w:tcW w:type="dxa" w:w="4352"/>
             <w:tcBorders>
               <w:top w:val="single" w:color="BFBFBF" w:sz="4"/>
               <w:left w:val="single" w:color="BFBFBF" w:sz="4"/>
@@ -9183,7 +9302,7 @@
         </w:trPr>
         <w:tc>
           <w:tcPr>
-            <w:tcW w:type="dxa" w:w="3983"/>
+            <w:tcW w:type="dxa" w:w="4351"/>
             <w:tcBorders>
               <w:top w:val="single" w:color="BFBFBF" w:sz="4"/>
               <w:left w:val="single" w:color="BFBFBF" w:sz="4"/>
@@ -9229,7 +9348,7 @@
         </w:tc>
         <w:tc>
           <w:tcPr>
-            <w:tcW w:type="dxa" w:w="1020"/>
+            <w:tcW w:type="dxa" w:w="1017"/>
             <w:tcBorders>
               <w:top w:val="single" w:color="BFBFBF" w:sz="4"/>
               <w:left w:val="single" w:color="BFBFBF" w:sz="4"/>
@@ -9259,7 +9378,7 @@
         </w:tc>
         <w:tc>
           <w:tcPr>
-            <w:tcW w:type="dxa" w:w="4717"/>
+            <w:tcW w:type="dxa" w:w="4352"/>
             <w:tcBorders>
               <w:top w:val="single" w:color="BFBFBF" w:sz="4"/>
               <w:left w:val="single" w:color="BFBFBF" w:sz="4"/>
@@ -9294,7 +9413,7 @@
         </w:trPr>
         <w:tc>
           <w:tcPr>
-            <w:tcW w:type="dxa" w:w="3983"/>
+            <w:tcW w:type="dxa" w:w="4351"/>
             <w:tcBorders>
               <w:top w:val="single" w:color="BFBFBF" w:sz="4"/>
               <w:left w:val="single" w:color="BFBFBF" w:sz="4"/>
@@ -9324,7 +9443,7 @@
         </w:tc>
         <w:tc>
           <w:tcPr>
-            <w:tcW w:type="dxa" w:w="1020"/>
+            <w:tcW w:type="dxa" w:w="1017"/>
             <w:tcBorders>
               <w:top w:val="single" w:color="BFBFBF" w:sz="4"/>
               <w:left w:val="single" w:color="BFBFBF" w:sz="4"/>
@@ -9354,7 +9473,7 @@
         </w:tc>
         <w:tc>
           <w:tcPr>
-            <w:tcW w:type="dxa" w:w="4717"/>
+            <w:tcW w:type="dxa" w:w="4352"/>
             <w:tcBorders>
               <w:top w:val="single" w:color="BFBFBF" w:sz="4"/>
               <w:left w:val="single" w:color="BFBFBF" w:sz="4"/>
@@ -9389,7 +9508,7 @@
         </w:trPr>
         <w:tc>
           <w:tcPr>
-            <w:tcW w:type="dxa" w:w="3983"/>
+            <w:tcW w:type="dxa" w:w="4351"/>
             <w:tcBorders>
               <w:top w:val="single" w:color="BFBFBF" w:sz="4"/>
               <w:left w:val="single" w:color="BFBFBF" w:sz="4"/>
@@ -9435,7 +9554,7 @@
         </w:tc>
         <w:tc>
           <w:tcPr>
-            <w:tcW w:type="dxa" w:w="1020"/>
+            <w:tcW w:type="dxa" w:w="1017"/>
             <w:tcBorders>
               <w:top w:val="single" w:color="BFBFBF" w:sz="4"/>
               <w:left w:val="single" w:color="BFBFBF" w:sz="4"/>
@@ -9465,7 +9584,7 @@
         </w:tc>
         <w:tc>
           <w:tcPr>
-            <w:tcW w:type="dxa" w:w="4717"/>
+            <w:tcW w:type="dxa" w:w="4352"/>
             <w:tcBorders>
               <w:top w:val="single" w:color="BFBFBF" w:sz="4"/>
               <w:left w:val="single" w:color="BFBFBF" w:sz="4"/>
@@ -9500,7 +9619,7 @@
         </w:trPr>
         <w:tc>
           <w:tcPr>
-            <w:tcW w:type="dxa" w:w="3983"/>
+            <w:tcW w:type="dxa" w:w="4351"/>
             <w:tcBorders>
               <w:top w:val="single" w:color="BFBFBF" w:sz="4"/>
               <w:left w:val="single" w:color="BFBFBF" w:sz="4"/>
@@ -9530,7 +9649,7 @@
         </w:tc>
         <w:tc>
           <w:tcPr>
-            <w:tcW w:type="dxa" w:w="1020"/>
+            <w:tcW w:type="dxa" w:w="1017"/>
             <w:tcBorders>
               <w:top w:val="single" w:color="BFBFBF" w:sz="4"/>
               <w:left w:val="single" w:color="BFBFBF" w:sz="4"/>
@@ -9560,7 +9679,7 @@
         </w:tc>
         <w:tc>
           <w:tcPr>
-            <w:tcW w:type="dxa" w:w="4717"/>
+            <w:tcW w:type="dxa" w:w="4352"/>
             <w:tcBorders>
               <w:top w:val="single" w:color="BFBFBF" w:sz="4"/>
               <w:left w:val="single" w:color="BFBFBF" w:sz="4"/>
@@ -9627,7 +9746,7 @@
         </w:trPr>
         <w:tc>
           <w:tcPr>
-            <w:tcW w:type="dxa" w:w="3983"/>
+            <w:tcW w:type="dxa" w:w="4351"/>
             <w:tcBorders>
               <w:top w:val="single" w:color="BFBFBF" w:sz="4"/>
               <w:left w:val="single" w:color="BFBFBF" w:sz="4"/>
@@ -9673,7 +9792,7 @@
         </w:tc>
         <w:tc>
           <w:tcPr>
-            <w:tcW w:type="dxa" w:w="1020"/>
+            <w:tcW w:type="dxa" w:w="1017"/>
             <w:tcBorders>
               <w:top w:val="single" w:color="BFBFBF" w:sz="4"/>
               <w:left w:val="single" w:color="BFBFBF" w:sz="4"/>
@@ -9703,7 +9822,7 @@
         </w:tc>
         <w:tc>
           <w:tcPr>
-            <w:tcW w:type="dxa" w:w="4717"/>
+            <w:tcW w:type="dxa" w:w="4352"/>
             <w:tcBorders>
               <w:top w:val="single" w:color="BFBFBF" w:sz="4"/>
               <w:left w:val="single" w:color="BFBFBF" w:sz="4"/>
@@ -9770,7 +9889,7 @@
         </w:trPr>
         <w:tc>
           <w:tcPr>
-            <w:tcW w:type="dxa" w:w="3983"/>
+            <w:tcW w:type="dxa" w:w="4351"/>
             <w:tcBorders>
               <w:top w:val="single" w:color="BFBFBF" w:sz="4"/>
               <w:left w:val="single" w:color="BFBFBF" w:sz="4"/>
@@ -9800,7 +9919,7 @@
         </w:tc>
         <w:tc>
           <w:tcPr>
-            <w:tcW w:type="dxa" w:w="1020"/>
+            <w:tcW w:type="dxa" w:w="1017"/>
             <w:tcBorders>
               <w:top w:val="single" w:color="BFBFBF" w:sz="4"/>
               <w:left w:val="single" w:color="BFBFBF" w:sz="4"/>
@@ -9830,7 +9949,7 @@
         </w:tc>
         <w:tc>
           <w:tcPr>
-            <w:tcW w:type="dxa" w:w="4717"/>
+            <w:tcW w:type="dxa" w:w="4352"/>
             <w:tcBorders>
               <w:top w:val="single" w:color="BFBFBF" w:sz="4"/>
               <w:left w:val="single" w:color="BFBFBF" w:sz="4"/>
@@ -9865,7 +9984,7 @@
         </w:trPr>
         <w:tc>
           <w:tcPr>
-            <w:tcW w:type="dxa" w:w="3983"/>
+            <w:tcW w:type="dxa" w:w="4351"/>
             <w:tcBorders>
               <w:top w:val="single" w:color="BFBFBF" w:sz="4"/>
               <w:left w:val="single" w:color="BFBFBF" w:sz="4"/>
@@ -9895,7 +10014,7 @@
         </w:tc>
         <w:tc>
           <w:tcPr>
-            <w:tcW w:type="dxa" w:w="1020"/>
+            <w:tcW w:type="dxa" w:w="1017"/>
             <w:tcBorders>
               <w:top w:val="single" w:color="BFBFBF" w:sz="4"/>
               <w:left w:val="single" w:color="BFBFBF" w:sz="4"/>
@@ -9925,7 +10044,7 @@
         </w:tc>
         <w:tc>
           <w:tcPr>
-            <w:tcW w:type="dxa" w:w="4717"/>
+            <w:tcW w:type="dxa" w:w="4352"/>
             <w:tcBorders>
               <w:top w:val="single" w:color="BFBFBF" w:sz="4"/>
               <w:left w:val="single" w:color="BFBFBF" w:sz="4"/>
@@ -9976,7 +10095,7 @@
         </w:trPr>
         <w:tc>
           <w:tcPr>
-            <w:tcW w:type="dxa" w:w="3983"/>
+            <w:tcW w:type="dxa" w:w="4351"/>
             <w:tcBorders>
               <w:top w:val="single" w:color="BFBFBF" w:sz="4"/>
               <w:left w:val="single" w:color="BFBFBF" w:sz="4"/>
@@ -10006,7 +10125,7 @@
         </w:tc>
         <w:tc>
           <w:tcPr>
-            <w:tcW w:type="dxa" w:w="1020"/>
+            <w:tcW w:type="dxa" w:w="1017"/>
             <w:tcBorders>
               <w:top w:val="single" w:color="BFBFBF" w:sz="4"/>
               <w:left w:val="single" w:color="BFBFBF" w:sz="4"/>
@@ -10036,7 +10155,7 @@
         </w:tc>
         <w:tc>
           <w:tcPr>
-            <w:tcW w:type="dxa" w:w="4717"/>
+            <w:tcW w:type="dxa" w:w="4352"/>
             <w:tcBorders>
               <w:top w:val="single" w:color="BFBFBF" w:sz="4"/>
               <w:left w:val="single" w:color="BFBFBF" w:sz="4"/>
@@ -10071,7 +10190,7 @@
         </w:trPr>
         <w:tc>
           <w:tcPr>
-            <w:tcW w:type="dxa" w:w="3983"/>
+            <w:tcW w:type="dxa" w:w="4351"/>
             <w:tcBorders>
               <w:top w:val="single" w:color="BFBFBF" w:sz="4"/>
               <w:left w:val="single" w:color="BFBFBF" w:sz="4"/>
@@ -10117,7 +10236,7 @@
         </w:tc>
         <w:tc>
           <w:tcPr>
-            <w:tcW w:type="dxa" w:w="1020"/>
+            <w:tcW w:type="dxa" w:w="1017"/>
             <w:tcBorders>
               <w:top w:val="single" w:color="BFBFBF" w:sz="4"/>
               <w:left w:val="single" w:color="BFBFBF" w:sz="4"/>
@@ -10147,7 +10266,7 @@
         </w:tc>
         <w:tc>
           <w:tcPr>
-            <w:tcW w:type="dxa" w:w="4717"/>
+            <w:tcW w:type="dxa" w:w="4352"/>
             <w:tcBorders>
               <w:top w:val="single" w:color="BFBFBF" w:sz="4"/>
               <w:left w:val="single" w:color="BFBFBF" w:sz="4"/>
@@ -10172,6 +10291,902 @@
                 <w:szCs w:val="19"/>
               </w:rPr>
               <w:t xml:space="preserve">In-game feedback, filed as a GitHub issue in the background; 10 per hour (M4)</w:t>
+            </w:r>
+          </w:p>
+        </w:tc>
+      </w:tr>
+      <w:tr>
+        <w:trPr>
+          <w:tblHeader w:val="false"/>
+        </w:trPr>
+        <w:tc>
+          <w:tcPr>
+            <w:tcW w:type="dxa" w:w="4351"/>
+            <w:tcBorders>
+              <w:top w:val="single" w:color="BFBFBF" w:sz="4"/>
+              <w:left w:val="single" w:color="BFBFBF" w:sz="4"/>
+              <w:bottom w:val="single" w:color="BFBFBF" w:sz="4"/>
+              <w:right w:val="single" w:color="BFBFBF" w:sz="4"/>
+            </w:tcBorders>
+            <w:tcMar>
+              <w:top w:type="dxa" w:w="60"/>
+              <w:left w:type="dxa" w:w="100"/>
+              <w:bottom w:type="dxa" w:w="60"/>
+              <w:right w:type="dxa" w:w="100"/>
+            </w:tcMar>
+          </w:tcPr>
+          <w:p>
+            <w:pPr>
+              <w:spacing w:after="0"/>
+            </w:pPr>
+            <w:r>
+              <w:rPr>
+                <w:rFonts w:ascii="Courier New" w:cs="Courier New" w:eastAsia="Courier New" w:hAnsi="Courier New"/>
+                <w:sz w:val="17"/>
+                <w:szCs w:val="17"/>
+              </w:rPr>
+              <w:t xml:space="preserve">GET /playtests/slots</w:t>
+            </w:r>
+          </w:p>
+        </w:tc>
+        <w:tc>
+          <w:tcPr>
+            <w:tcW w:type="dxa" w:w="1017"/>
+            <w:tcBorders>
+              <w:top w:val="single" w:color="BFBFBF" w:sz="4"/>
+              <w:left w:val="single" w:color="BFBFBF" w:sz="4"/>
+              <w:bottom w:val="single" w:color="BFBFBF" w:sz="4"/>
+              <w:right w:val="single" w:color="BFBFBF" w:sz="4"/>
+            </w:tcBorders>
+            <w:tcMar>
+              <w:top w:type="dxa" w:w="60"/>
+              <w:left w:type="dxa" w:w="100"/>
+              <w:bottom w:type="dxa" w:w="60"/>
+              <w:right w:type="dxa" w:w="100"/>
+            </w:tcMar>
+          </w:tcPr>
+          <w:p>
+            <w:pPr>
+              <w:spacing w:after="0"/>
+            </w:pPr>
+            <w:r>
+              <w:rPr>
+                <w:rFonts w:ascii="Calibri" w:cs="Calibri" w:eastAsia="Calibri" w:hAnsi="Calibri"/>
+                <w:sz w:val="19"/>
+                <w:szCs w:val="19"/>
+              </w:rPr>
+              <w:t xml:space="preserve">player</w:t>
+            </w:r>
+          </w:p>
+        </w:tc>
+        <w:tc>
+          <w:tcPr>
+            <w:tcW w:type="dxa" w:w="4352"/>
+            <w:tcBorders>
+              <w:top w:val="single" w:color="BFBFBF" w:sz="4"/>
+              <w:left w:val="single" w:color="BFBFBF" w:sz="4"/>
+              <w:bottom w:val="single" w:color="BFBFBF" w:sz="4"/>
+              <w:right w:val="single" w:color="BFBFBF" w:sz="4"/>
+            </w:tcBorders>
+            <w:tcMar>
+              <w:top w:type="dxa" w:w="60"/>
+              <w:left w:type="dxa" w:w="100"/>
+              <w:bottom w:type="dxa" w:w="60"/>
+              <w:right w:type="dxa" w:w="100"/>
+            </w:tcMar>
+          </w:tcPr>
+          <w:p>
+            <w:pPr>
+              <w:spacing w:after="0"/>
+            </w:pPr>
+            <w:r>
+              <w:rPr>
+                <w:rFonts w:ascii="Calibri" w:cs="Calibri" w:eastAsia="Calibri" w:hAnsi="Calibri"/>
+                <w:sz w:val="19"/>
+                <w:szCs w:val="19"/>
+              </w:rPr>
+              <w:t xml:space="preserve">Upcoming open sessions with seats, waitlist length and your signup (M5)</w:t>
+            </w:r>
+          </w:p>
+        </w:tc>
+      </w:tr>
+      <w:tr>
+        <w:trPr>
+          <w:tblHeader w:val="false"/>
+        </w:trPr>
+        <w:tc>
+          <w:tcPr>
+            <w:tcW w:type="dxa" w:w="4351"/>
+            <w:tcBorders>
+              <w:top w:val="single" w:color="BFBFBF" w:sz="4"/>
+              <w:left w:val="single" w:color="BFBFBF" w:sz="4"/>
+              <w:bottom w:val="single" w:color="BFBFBF" w:sz="4"/>
+              <w:right w:val="single" w:color="BFBFBF" w:sz="4"/>
+            </w:tcBorders>
+            <w:tcMar>
+              <w:top w:type="dxa" w:w="60"/>
+              <w:left w:type="dxa" w:w="100"/>
+              <w:bottom w:type="dxa" w:w="60"/>
+              <w:right w:type="dxa" w:w="100"/>
+            </w:tcMar>
+          </w:tcPr>
+          <w:p>
+            <w:pPr>
+              <w:spacing w:after="0"/>
+            </w:pPr>
+            <w:r>
+              <w:rPr>
+                <w:rFonts w:ascii="Courier New" w:cs="Courier New" w:eastAsia="Courier New" w:hAnsi="Courier New"/>
+                <w:sz w:val="17"/>
+                <w:szCs w:val="17"/>
+              </w:rPr>
+              <w:t xml:space="preserve">POST /playtests/slots/{id}/signup</w:t>
+            </w:r>
+            <w:r>
+              <w:rPr>
+                <w:rFonts w:ascii="Calibri" w:cs="Calibri" w:eastAsia="Calibri" w:hAnsi="Calibri"/>
+                <w:sz w:val="19"/>
+                <w:szCs w:val="19"/>
+              </w:rPr>
+              <w:t xml:space="preserve"> </w:t>
+            </w:r>
+            <w:r>
+              <w:rPr>
+                <w:rFonts w:ascii="Courier New" w:cs="Courier New" w:eastAsia="Courier New" w:hAnsi="Courier New"/>
+                <w:sz w:val="17"/>
+                <w:szCs w:val="17"/>
+              </w:rPr>
+              <w:t xml:space="preserve">{remind_4h}</w:t>
+            </w:r>
+            <w:r>
+              <w:rPr>
+                <w:rFonts w:ascii="Calibri" w:cs="Calibri" w:eastAsia="Calibri" w:hAnsi="Calibri"/>
+                <w:sz w:val="19"/>
+                <w:szCs w:val="19"/>
+              </w:rPr>
+              <w:t xml:space="preserve"> · </w:t>
+            </w:r>
+            <w:r>
+              <w:rPr>
+                <w:rFonts w:ascii="Courier New" w:cs="Courier New" w:eastAsia="Courier New" w:hAnsi="Courier New"/>
+                <w:sz w:val="17"/>
+                <w:szCs w:val="17"/>
+              </w:rPr>
+              <w:t xml:space="preserve">DELETE</w:t>
+            </w:r>
+            <w:r>
+              <w:rPr>
+                <w:rFonts w:ascii="Calibri" w:cs="Calibri" w:eastAsia="Calibri" w:hAnsi="Calibri"/>
+                <w:sz w:val="19"/>
+                <w:szCs w:val="19"/>
+              </w:rPr>
+              <w:t xml:space="preserve"> the same path</w:t>
+            </w:r>
+          </w:p>
+        </w:tc>
+        <w:tc>
+          <w:tcPr>
+            <w:tcW w:type="dxa" w:w="1017"/>
+            <w:tcBorders>
+              <w:top w:val="single" w:color="BFBFBF" w:sz="4"/>
+              <w:left w:val="single" w:color="BFBFBF" w:sz="4"/>
+              <w:bottom w:val="single" w:color="BFBFBF" w:sz="4"/>
+              <w:right w:val="single" w:color="BFBFBF" w:sz="4"/>
+            </w:tcBorders>
+            <w:tcMar>
+              <w:top w:type="dxa" w:w="60"/>
+              <w:left w:type="dxa" w:w="100"/>
+              <w:bottom w:type="dxa" w:w="60"/>
+              <w:right w:type="dxa" w:w="100"/>
+            </w:tcMar>
+          </w:tcPr>
+          <w:p>
+            <w:pPr>
+              <w:spacing w:after="0"/>
+            </w:pPr>
+            <w:r>
+              <w:rPr>
+                <w:rFonts w:ascii="Calibri" w:cs="Calibri" w:eastAsia="Calibri" w:hAnsi="Calibri"/>
+                <w:sz w:val="19"/>
+                <w:szCs w:val="19"/>
+              </w:rPr>
+              <w:t xml:space="preserve">player</w:t>
+            </w:r>
+          </w:p>
+        </w:tc>
+        <w:tc>
+          <w:tcPr>
+            <w:tcW w:type="dxa" w:w="4352"/>
+            <w:tcBorders>
+              <w:top w:val="single" w:color="BFBFBF" w:sz="4"/>
+              <w:left w:val="single" w:color="BFBFBF" w:sz="4"/>
+              <w:bottom w:val="single" w:color="BFBFBF" w:sz="4"/>
+              <w:right w:val="single" w:color="BFBFBF" w:sz="4"/>
+            </w:tcBorders>
+            <w:tcMar>
+              <w:top w:type="dxa" w:w="60"/>
+              <w:left w:type="dxa" w:w="100"/>
+              <w:bottom w:type="dxa" w:w="60"/>
+              <w:right w:type="dxa" w:w="100"/>
+            </w:tcMar>
+          </w:tcPr>
+          <w:p>
+            <w:pPr>
+              <w:spacing w:after="0"/>
+            </w:pPr>
+            <w:r>
+              <w:rPr>
+                <w:rFonts w:ascii="Calibri" w:cs="Calibri" w:eastAsia="Calibri" w:hAnsi="Calibri"/>
+                <w:sz w:val="19"/>
+                <w:szCs w:val="19"/>
+              </w:rPr>
+              <w:t xml:space="preserve">Take a seat (or join the waitlist) · give it up, which promotes the next player (M5)</w:t>
+            </w:r>
+          </w:p>
+        </w:tc>
+      </w:tr>
+      <w:tr>
+        <w:trPr>
+          <w:tblHeader w:val="false"/>
+        </w:trPr>
+        <w:tc>
+          <w:tcPr>
+            <w:tcW w:type="dxa" w:w="4351"/>
+            <w:tcBorders>
+              <w:top w:val="single" w:color="BFBFBF" w:sz="4"/>
+              <w:left w:val="single" w:color="BFBFBF" w:sz="4"/>
+              <w:bottom w:val="single" w:color="BFBFBF" w:sz="4"/>
+              <w:right w:val="single" w:color="BFBFBF" w:sz="4"/>
+            </w:tcBorders>
+            <w:tcMar>
+              <w:top w:type="dxa" w:w="60"/>
+              <w:left w:type="dxa" w:w="100"/>
+              <w:bottom w:type="dxa" w:w="60"/>
+              <w:right w:type="dxa" w:w="100"/>
+            </w:tcMar>
+          </w:tcPr>
+          <w:p>
+            <w:pPr>
+              <w:spacing w:after="0"/>
+            </w:pPr>
+            <w:r>
+              <w:rPr>
+                <w:rFonts w:ascii="Courier New" w:cs="Courier New" w:eastAsia="Courier New" w:hAnsi="Courier New"/>
+                <w:sz w:val="17"/>
+                <w:szCs w:val="17"/>
+              </w:rPr>
+              <w:t xml:space="preserve">PATCH /playtests/signups/{id}</w:t>
+            </w:r>
+            <w:r>
+              <w:rPr>
+                <w:rFonts w:ascii="Calibri" w:cs="Calibri" w:eastAsia="Calibri" w:hAnsi="Calibri"/>
+                <w:sz w:val="19"/>
+                <w:szCs w:val="19"/>
+              </w:rPr>
+              <w:t xml:space="preserve"> </w:t>
+            </w:r>
+            <w:r>
+              <w:rPr>
+                <w:rFonts w:ascii="Courier New" w:cs="Courier New" w:eastAsia="Courier New" w:hAnsi="Courier New"/>
+                <w:sz w:val="17"/>
+                <w:szCs w:val="17"/>
+              </w:rPr>
+              <w:t xml:space="preserve">{remind_4h}</w:t>
+            </w:r>
+          </w:p>
+        </w:tc>
+        <w:tc>
+          <w:tcPr>
+            <w:tcW w:type="dxa" w:w="1017"/>
+            <w:tcBorders>
+              <w:top w:val="single" w:color="BFBFBF" w:sz="4"/>
+              <w:left w:val="single" w:color="BFBFBF" w:sz="4"/>
+              <w:bottom w:val="single" w:color="BFBFBF" w:sz="4"/>
+              <w:right w:val="single" w:color="BFBFBF" w:sz="4"/>
+            </w:tcBorders>
+            <w:tcMar>
+              <w:top w:type="dxa" w:w="60"/>
+              <w:left w:type="dxa" w:w="100"/>
+              <w:bottom w:type="dxa" w:w="60"/>
+              <w:right w:type="dxa" w:w="100"/>
+            </w:tcMar>
+          </w:tcPr>
+          <w:p>
+            <w:pPr>
+              <w:spacing w:after="0"/>
+            </w:pPr>
+            <w:r>
+              <w:rPr>
+                <w:rFonts w:ascii="Calibri" w:cs="Calibri" w:eastAsia="Calibri" w:hAnsi="Calibri"/>
+                <w:sz w:val="19"/>
+                <w:szCs w:val="19"/>
+              </w:rPr>
+              <w:t xml:space="preserve">player</w:t>
+            </w:r>
+          </w:p>
+        </w:tc>
+        <w:tc>
+          <w:tcPr>
+            <w:tcW w:type="dxa" w:w="4352"/>
+            <w:tcBorders>
+              <w:top w:val="single" w:color="BFBFBF" w:sz="4"/>
+              <w:left w:val="single" w:color="BFBFBF" w:sz="4"/>
+              <w:bottom w:val="single" w:color="BFBFBF" w:sz="4"/>
+              <w:right w:val="single" w:color="BFBFBF" w:sz="4"/>
+            </w:tcBorders>
+            <w:tcMar>
+              <w:top w:type="dxa" w:w="60"/>
+              <w:left w:type="dxa" w:w="100"/>
+              <w:bottom w:type="dxa" w:w="60"/>
+              <w:right w:type="dxa" w:w="100"/>
+            </w:tcMar>
+          </w:tcPr>
+          <w:p>
+            <w:pPr>
+              <w:spacing w:after="0"/>
+            </w:pPr>
+            <w:r>
+              <w:rPr>
+                <w:rFonts w:ascii="Calibri" w:cs="Calibri" w:eastAsia="Calibri" w:hAnsi="Calibri"/>
+                <w:sz w:val="19"/>
+                <w:szCs w:val="19"/>
+              </w:rPr>
+              <w:t xml:space="preserve">Toggle the 4-hour reminder (M5)</w:t>
+            </w:r>
+          </w:p>
+        </w:tc>
+      </w:tr>
+      <w:tr>
+        <w:trPr>
+          <w:tblHeader w:val="false"/>
+        </w:trPr>
+        <w:tc>
+          <w:tcPr>
+            <w:tcW w:type="dxa" w:w="4351"/>
+            <w:tcBorders>
+              <w:top w:val="single" w:color="BFBFBF" w:sz="4"/>
+              <w:left w:val="single" w:color="BFBFBF" w:sz="4"/>
+              <w:bottom w:val="single" w:color="BFBFBF" w:sz="4"/>
+              <w:right w:val="single" w:color="BFBFBF" w:sz="4"/>
+            </w:tcBorders>
+            <w:tcMar>
+              <w:top w:type="dxa" w:w="60"/>
+              <w:left w:type="dxa" w:w="100"/>
+              <w:bottom w:type="dxa" w:w="60"/>
+              <w:right w:type="dxa" w:w="100"/>
+            </w:tcMar>
+          </w:tcPr>
+          <w:p>
+            <w:pPr>
+              <w:spacing w:after="0"/>
+            </w:pPr>
+            <w:r>
+              <w:rPr>
+                <w:rFonts w:ascii="Courier New" w:cs="Courier New" w:eastAsia="Courier New" w:hAnsi="Courier New"/>
+                <w:sz w:val="17"/>
+                <w:szCs w:val="17"/>
+              </w:rPr>
+              <w:t xml:space="preserve">GET /playtests/me</w:t>
+            </w:r>
+          </w:p>
+        </w:tc>
+        <w:tc>
+          <w:tcPr>
+            <w:tcW w:type="dxa" w:w="1017"/>
+            <w:tcBorders>
+              <w:top w:val="single" w:color="BFBFBF" w:sz="4"/>
+              <w:left w:val="single" w:color="BFBFBF" w:sz="4"/>
+              <w:bottom w:val="single" w:color="BFBFBF" w:sz="4"/>
+              <w:right w:val="single" w:color="BFBFBF" w:sz="4"/>
+            </w:tcBorders>
+            <w:tcMar>
+              <w:top w:type="dxa" w:w="60"/>
+              <w:left w:type="dxa" w:w="100"/>
+              <w:bottom w:type="dxa" w:w="60"/>
+              <w:right w:type="dxa" w:w="100"/>
+            </w:tcMar>
+          </w:tcPr>
+          <w:p>
+            <w:pPr>
+              <w:spacing w:after="0"/>
+            </w:pPr>
+            <w:r>
+              <w:rPr>
+                <w:rFonts w:ascii="Calibri" w:cs="Calibri" w:eastAsia="Calibri" w:hAnsi="Calibri"/>
+                <w:sz w:val="19"/>
+                <w:szCs w:val="19"/>
+              </w:rPr>
+              <w:t xml:space="preserve">player</w:t>
+            </w:r>
+          </w:p>
+        </w:tc>
+        <w:tc>
+          <w:tcPr>
+            <w:tcW w:type="dxa" w:w="4352"/>
+            <w:tcBorders>
+              <w:top w:val="single" w:color="BFBFBF" w:sz="4"/>
+              <w:left w:val="single" w:color="BFBFBF" w:sz="4"/>
+              <w:bottom w:val="single" w:color="BFBFBF" w:sz="4"/>
+              <w:right w:val="single" w:color="BFBFBF" w:sz="4"/>
+            </w:tcBorders>
+            <w:tcMar>
+              <w:top w:type="dxa" w:w="60"/>
+              <w:left w:type="dxa" w:w="100"/>
+              <w:bottom w:type="dxa" w:w="60"/>
+              <w:right w:type="dxa" w:w="100"/>
+            </w:tcMar>
+          </w:tcPr>
+          <w:p>
+            <w:pPr>
+              <w:spacing w:after="0"/>
+            </w:pPr>
+            <w:r>
+              <w:rPr>
+                <w:rFonts w:ascii="Calibri" w:cs="Calibri" w:eastAsia="Calibri" w:hAnsi="Calibri"/>
+                <w:sz w:val="19"/>
+                <w:szCs w:val="19"/>
+              </w:rPr>
+              <w:t xml:space="preserve">Your upcoming sessions, with Discord join details from 15 minutes before (M5)</w:t>
+            </w:r>
+          </w:p>
+        </w:tc>
+      </w:tr>
+      <w:tr>
+        <w:trPr>
+          <w:tblHeader w:val="false"/>
+        </w:trPr>
+        <w:tc>
+          <w:tcPr>
+            <w:tcW w:type="dxa" w:w="4351"/>
+            <w:tcBorders>
+              <w:top w:val="single" w:color="BFBFBF" w:sz="4"/>
+              <w:left w:val="single" w:color="BFBFBF" w:sz="4"/>
+              <w:bottom w:val="single" w:color="BFBFBF" w:sz="4"/>
+              <w:right w:val="single" w:color="BFBFBF" w:sz="4"/>
+            </w:tcBorders>
+            <w:tcMar>
+              <w:top w:type="dxa" w:w="60"/>
+              <w:left w:type="dxa" w:w="100"/>
+              <w:bottom w:type="dxa" w:w="60"/>
+              <w:right w:type="dxa" w:w="100"/>
+            </w:tcMar>
+          </w:tcPr>
+          <w:p>
+            <w:pPr>
+              <w:spacing w:after="0"/>
+            </w:pPr>
+            <w:r>
+              <w:rPr>
+                <w:rFonts w:ascii="Courier New" w:cs="Courier New" w:eastAsia="Courier New" w:hAnsi="Courier New"/>
+                <w:sz w:val="17"/>
+                <w:szCs w:val="17"/>
+              </w:rPr>
+              <w:t xml:space="preserve">GET/POST /admin/playtests/slots</w:t>
+            </w:r>
+            <w:r>
+              <w:rPr>
+                <w:rFonts w:ascii="Calibri" w:cs="Calibri" w:eastAsia="Calibri" w:hAnsi="Calibri"/>
+                <w:sz w:val="19"/>
+                <w:szCs w:val="19"/>
+              </w:rPr>
+              <w:t xml:space="preserve"> · </w:t>
+            </w:r>
+            <w:r>
+              <w:rPr>
+                <w:rFonts w:ascii="Courier New" w:cs="Courier New" w:eastAsia="Courier New" w:hAnsi="Courier New"/>
+                <w:sz w:val="17"/>
+                <w:szCs w:val="17"/>
+              </w:rPr>
+              <w:t xml:space="preserve">PATCH /admin/playtests/slots/{id}</w:t>
+            </w:r>
+            <w:r>
+              <w:rPr>
+                <w:rFonts w:ascii="Calibri" w:cs="Calibri" w:eastAsia="Calibri" w:hAnsi="Calibri"/>
+                <w:sz w:val="19"/>
+                <w:szCs w:val="19"/>
+              </w:rPr>
+              <w:t xml:space="preserve"> · </w:t>
+            </w:r>
+            <w:r>
+              <w:rPr>
+                <w:rFonts w:ascii="Courier New" w:cs="Courier New" w:eastAsia="Courier New" w:hAnsi="Courier New"/>
+                <w:sz w:val="17"/>
+                <w:szCs w:val="17"/>
+              </w:rPr>
+              <w:t xml:space="preserve">POST …/{id}/cancel</w:t>
+            </w:r>
+          </w:p>
+        </w:tc>
+        <w:tc>
+          <w:tcPr>
+            <w:tcW w:type="dxa" w:w="1017"/>
+            <w:tcBorders>
+              <w:top w:val="single" w:color="BFBFBF" w:sz="4"/>
+              <w:left w:val="single" w:color="BFBFBF" w:sz="4"/>
+              <w:bottom w:val="single" w:color="BFBFBF" w:sz="4"/>
+              <w:right w:val="single" w:color="BFBFBF" w:sz="4"/>
+            </w:tcBorders>
+            <w:tcMar>
+              <w:top w:type="dxa" w:w="60"/>
+              <w:left w:type="dxa" w:w="100"/>
+              <w:bottom w:type="dxa" w:w="60"/>
+              <w:right w:type="dxa" w:w="100"/>
+            </w:tcMar>
+          </w:tcPr>
+          <w:p>
+            <w:pPr>
+              <w:spacing w:after="0"/>
+            </w:pPr>
+            <w:r>
+              <w:rPr>
+                <w:rFonts w:ascii="Calibri" w:cs="Calibri" w:eastAsia="Calibri" w:hAnsi="Calibri"/>
+                <w:sz w:val="19"/>
+                <w:szCs w:val="19"/>
+              </w:rPr>
+              <w:t xml:space="preserve">admin</w:t>
+            </w:r>
+          </w:p>
+        </w:tc>
+        <w:tc>
+          <w:tcPr>
+            <w:tcW w:type="dxa" w:w="4352"/>
+            <w:tcBorders>
+              <w:top w:val="single" w:color="BFBFBF" w:sz="4"/>
+              <w:left w:val="single" w:color="BFBFBF" w:sz="4"/>
+              <w:bottom w:val="single" w:color="BFBFBF" w:sz="4"/>
+              <w:right w:val="single" w:color="BFBFBF" w:sz="4"/>
+            </w:tcBorders>
+            <w:tcMar>
+              <w:top w:type="dxa" w:w="60"/>
+              <w:left w:type="dxa" w:w="100"/>
+              <w:bottom w:type="dxa" w:w="60"/>
+              <w:right w:type="dxa" w:w="100"/>
+            </w:tcMar>
+          </w:tcPr>
+          <w:p>
+            <w:pPr>
+              <w:spacing w:after="0"/>
+            </w:pPr>
+            <w:r>
+              <w:rPr>
+                <w:rFonts w:ascii="Calibri" w:cs="Calibri" w:eastAsia="Calibri" w:hAnsi="Calibri"/>
+                <w:sz w:val="19"/>
+                <w:szCs w:val="19"/>
+              </w:rPr>
+              <w:t xml:space="preserve">List (</w:t>
+            </w:r>
+            <w:r>
+              <w:rPr>
+                <w:rFonts w:ascii="Courier New" w:cs="Courier New" w:eastAsia="Courier New" w:hAnsi="Courier New"/>
+                <w:sz w:val="17"/>
+                <w:szCs w:val="17"/>
+              </w:rPr>
+              <w:t xml:space="preserve">?when=upcoming|past</w:t>
+            </w:r>
+            <w:r>
+              <w:rPr>
+                <w:rFonts w:ascii="Calibri" w:cs="Calibri" w:eastAsia="Calibri" w:hAnsi="Calibri"/>
+                <w:sz w:val="19"/>
+                <w:szCs w:val="19"/>
+              </w:rPr>
+              <w:t xml:space="preserve">), create (with </w:t>
+            </w:r>
+            <w:r>
+              <w:rPr>
+                <w:rFonts w:ascii="Courier New" w:cs="Courier New" w:eastAsia="Courier New" w:hAnsi="Courier New"/>
+                <w:sz w:val="17"/>
+                <w:szCs w:val="17"/>
+              </w:rPr>
+              <w:t xml:space="preserve">repeat_weeks</w:t>
+            </w:r>
+            <w:r>
+              <w:rPr>
+                <w:rFonts w:ascii="Calibri" w:cs="Calibri" w:eastAsia="Calibri" w:hAnsi="Calibri"/>
+                <w:sz w:val="19"/>
+                <w:szCs w:val="19"/>
+              </w:rPr>
+              <w:t xml:space="preserve">), edit, cancel sessions (M5)</w:t>
+            </w:r>
+          </w:p>
+        </w:tc>
+      </w:tr>
+      <w:tr>
+        <w:trPr>
+          <w:tblHeader w:val="false"/>
+        </w:trPr>
+        <w:tc>
+          <w:tcPr>
+            <w:tcW w:type="dxa" w:w="4351"/>
+            <w:tcBorders>
+              <w:top w:val="single" w:color="BFBFBF" w:sz="4"/>
+              <w:left w:val="single" w:color="BFBFBF" w:sz="4"/>
+              <w:bottom w:val="single" w:color="BFBFBF" w:sz="4"/>
+              <w:right w:val="single" w:color="BFBFBF" w:sz="4"/>
+            </w:tcBorders>
+            <w:tcMar>
+              <w:top w:type="dxa" w:w="60"/>
+              <w:left w:type="dxa" w:w="100"/>
+              <w:bottom w:type="dxa" w:w="60"/>
+              <w:right w:type="dxa" w:w="100"/>
+            </w:tcMar>
+          </w:tcPr>
+          <w:p>
+            <w:pPr>
+              <w:spacing w:after="0"/>
+            </w:pPr>
+            <w:r>
+              <w:rPr>
+                <w:rFonts w:ascii="Courier New" w:cs="Courier New" w:eastAsia="Courier New" w:hAnsi="Courier New"/>
+                <w:sz w:val="17"/>
+                <w:szCs w:val="17"/>
+              </w:rPr>
+              <w:t xml:space="preserve">GET/POST /admin/playtests/slots/{id}/roster</w:t>
+            </w:r>
+            <w:r>
+              <w:rPr>
+                <w:rFonts w:ascii="Calibri" w:cs="Calibri" w:eastAsia="Calibri" w:hAnsi="Calibri"/>
+                <w:sz w:val="19"/>
+                <w:szCs w:val="19"/>
+              </w:rPr>
+              <w:t xml:space="preserve"> · </w:t>
+            </w:r>
+            <w:r>
+              <w:rPr>
+                <w:rFonts w:ascii="Courier New" w:cs="Courier New" w:eastAsia="Courier New" w:hAnsi="Courier New"/>
+                <w:sz w:val="17"/>
+                <w:szCs w:val="17"/>
+              </w:rPr>
+              <w:t xml:space="preserve">DELETE …/roster/{signup_id}</w:t>
+            </w:r>
+          </w:p>
+        </w:tc>
+        <w:tc>
+          <w:tcPr>
+            <w:tcW w:type="dxa" w:w="1017"/>
+            <w:tcBorders>
+              <w:top w:val="single" w:color="BFBFBF" w:sz="4"/>
+              <w:left w:val="single" w:color="BFBFBF" w:sz="4"/>
+              <w:bottom w:val="single" w:color="BFBFBF" w:sz="4"/>
+              <w:right w:val="single" w:color="BFBFBF" w:sz="4"/>
+            </w:tcBorders>
+            <w:tcMar>
+              <w:top w:type="dxa" w:w="60"/>
+              <w:left w:type="dxa" w:w="100"/>
+              <w:bottom w:type="dxa" w:w="60"/>
+              <w:right w:type="dxa" w:w="100"/>
+            </w:tcMar>
+          </w:tcPr>
+          <w:p>
+            <w:pPr>
+              <w:spacing w:after="0"/>
+            </w:pPr>
+            <w:r>
+              <w:rPr>
+                <w:rFonts w:ascii="Calibri" w:cs="Calibri" w:eastAsia="Calibri" w:hAnsi="Calibri"/>
+                <w:sz w:val="19"/>
+                <w:szCs w:val="19"/>
+              </w:rPr>
+              <w:t xml:space="preserve">admin</w:t>
+            </w:r>
+          </w:p>
+        </w:tc>
+        <w:tc>
+          <w:tcPr>
+            <w:tcW w:type="dxa" w:w="4352"/>
+            <w:tcBorders>
+              <w:top w:val="single" w:color="BFBFBF" w:sz="4"/>
+              <w:left w:val="single" w:color="BFBFBF" w:sz="4"/>
+              <w:bottom w:val="single" w:color="BFBFBF" w:sz="4"/>
+              <w:right w:val="single" w:color="BFBFBF" w:sz="4"/>
+            </w:tcBorders>
+            <w:tcMar>
+              <w:top w:type="dxa" w:w="60"/>
+              <w:left w:type="dxa" w:w="100"/>
+              <w:bottom w:type="dxa" w:w="60"/>
+              <w:right w:type="dxa" w:w="100"/>
+            </w:tcMar>
+          </w:tcPr>
+          <w:p>
+            <w:pPr>
+              <w:spacing w:after="0"/>
+            </w:pPr>
+            <w:r>
+              <w:rPr>
+                <w:rFonts w:ascii="Calibri" w:cs="Calibri" w:eastAsia="Calibri" w:hAnsi="Calibri"/>
+                <w:sz w:val="19"/>
+                <w:szCs w:val="19"/>
+              </w:rPr>
+              <w:t xml:space="preserve">Roster; add a player by username or email; remove (promotes) (M5)</w:t>
+            </w:r>
+          </w:p>
+        </w:tc>
+      </w:tr>
+      <w:tr>
+        <w:trPr>
+          <w:tblHeader w:val="false"/>
+        </w:trPr>
+        <w:tc>
+          <w:tcPr>
+            <w:tcW w:type="dxa" w:w="4351"/>
+            <w:tcBorders>
+              <w:top w:val="single" w:color="BFBFBF" w:sz="4"/>
+              <w:left w:val="single" w:color="BFBFBF" w:sz="4"/>
+              <w:bottom w:val="single" w:color="BFBFBF" w:sz="4"/>
+              <w:right w:val="single" w:color="BFBFBF" w:sz="4"/>
+            </w:tcBorders>
+            <w:tcMar>
+              <w:top w:type="dxa" w:w="60"/>
+              <w:left w:type="dxa" w:w="100"/>
+              <w:bottom w:type="dxa" w:w="60"/>
+              <w:right w:type="dxa" w:w="100"/>
+            </w:tcMar>
+          </w:tcPr>
+          <w:p>
+            <w:pPr>
+              <w:spacing w:after="0"/>
+            </w:pPr>
+            <w:r>
+              <w:rPr>
+                <w:rFonts w:ascii="Courier New" w:cs="Courier New" w:eastAsia="Courier New" w:hAnsi="Courier New"/>
+                <w:sz w:val="17"/>
+                <w:szCs w:val="17"/>
+              </w:rPr>
+              <w:t xml:space="preserve">GET /admin/discord/channels</w:t>
+            </w:r>
+          </w:p>
+        </w:tc>
+        <w:tc>
+          <w:tcPr>
+            <w:tcW w:type="dxa" w:w="1017"/>
+            <w:tcBorders>
+              <w:top w:val="single" w:color="BFBFBF" w:sz="4"/>
+              <w:left w:val="single" w:color="BFBFBF" w:sz="4"/>
+              <w:bottom w:val="single" w:color="BFBFBF" w:sz="4"/>
+              <w:right w:val="single" w:color="BFBFBF" w:sz="4"/>
+            </w:tcBorders>
+            <w:tcMar>
+              <w:top w:type="dxa" w:w="60"/>
+              <w:left w:type="dxa" w:w="100"/>
+              <w:bottom w:type="dxa" w:w="60"/>
+              <w:right w:type="dxa" w:w="100"/>
+            </w:tcMar>
+          </w:tcPr>
+          <w:p>
+            <w:pPr>
+              <w:spacing w:after="0"/>
+            </w:pPr>
+            <w:r>
+              <w:rPr>
+                <w:rFonts w:ascii="Calibri" w:cs="Calibri" w:eastAsia="Calibri" w:hAnsi="Calibri"/>
+                <w:sz w:val="19"/>
+                <w:szCs w:val="19"/>
+              </w:rPr>
+              <w:t xml:space="preserve">admin</w:t>
+            </w:r>
+          </w:p>
+        </w:tc>
+        <w:tc>
+          <w:tcPr>
+            <w:tcW w:type="dxa" w:w="4352"/>
+            <w:tcBorders>
+              <w:top w:val="single" w:color="BFBFBF" w:sz="4"/>
+              <w:left w:val="single" w:color="BFBFBF" w:sz="4"/>
+              <w:bottom w:val="single" w:color="BFBFBF" w:sz="4"/>
+              <w:right w:val="single" w:color="BFBFBF" w:sz="4"/>
+            </w:tcBorders>
+            <w:tcMar>
+              <w:top w:type="dxa" w:w="60"/>
+              <w:left w:type="dxa" w:w="100"/>
+              <w:bottom w:type="dxa" w:w="60"/>
+              <w:right w:type="dxa" w:w="100"/>
+            </w:tcMar>
+          </w:tcPr>
+          <w:p>
+            <w:pPr>
+              <w:spacing w:after="0"/>
+            </w:pPr>
+            <w:r>
+              <w:rPr>
+                <w:rFonts w:ascii="Calibri" w:cs="Calibri" w:eastAsia="Calibri" w:hAnsi="Calibri"/>
+                <w:sz w:val="19"/>
+                <w:szCs w:val="19"/>
+              </w:rPr>
+              <w:t xml:space="preserve">Voice channels, loaded through the bot (M5)</w:t>
+            </w:r>
+          </w:p>
+        </w:tc>
+      </w:tr>
+      <w:tr>
+        <w:trPr>
+          <w:tblHeader w:val="false"/>
+        </w:trPr>
+        <w:tc>
+          <w:tcPr>
+            <w:tcW w:type="dxa" w:w="4351"/>
+            <w:tcBorders>
+              <w:top w:val="single" w:color="BFBFBF" w:sz="4"/>
+              <w:left w:val="single" w:color="BFBFBF" w:sz="4"/>
+              <w:bottom w:val="single" w:color="BFBFBF" w:sz="4"/>
+              <w:right w:val="single" w:color="BFBFBF" w:sz="4"/>
+            </w:tcBorders>
+            <w:tcMar>
+              <w:top w:type="dxa" w:w="60"/>
+              <w:left w:type="dxa" w:w="100"/>
+              <w:bottom w:type="dxa" w:w="60"/>
+              <w:right w:type="dxa" w:w="100"/>
+            </w:tcMar>
+          </w:tcPr>
+          <w:p>
+            <w:pPr>
+              <w:spacing w:after="0"/>
+            </w:pPr>
+            <w:r>
+              <w:rPr>
+                <w:rFonts w:ascii="Courier New" w:cs="Courier New" w:eastAsia="Courier New" w:hAnsi="Courier New"/>
+                <w:sz w:val="17"/>
+                <w:szCs w:val="17"/>
+              </w:rPr>
+              <w:t xml:space="preserve">GET/PUT /admin/settings</w:t>
+            </w:r>
+          </w:p>
+        </w:tc>
+        <w:tc>
+          <w:tcPr>
+            <w:tcW w:type="dxa" w:w="1017"/>
+            <w:tcBorders>
+              <w:top w:val="single" w:color="BFBFBF" w:sz="4"/>
+              <w:left w:val="single" w:color="BFBFBF" w:sz="4"/>
+              <w:bottom w:val="single" w:color="BFBFBF" w:sz="4"/>
+              <w:right w:val="single" w:color="BFBFBF" w:sz="4"/>
+            </w:tcBorders>
+            <w:tcMar>
+              <w:top w:type="dxa" w:w="60"/>
+              <w:left w:type="dxa" w:w="100"/>
+              <w:bottom w:type="dxa" w:w="60"/>
+              <w:right w:type="dxa" w:w="100"/>
+            </w:tcMar>
+          </w:tcPr>
+          <w:p>
+            <w:pPr>
+              <w:spacing w:after="0"/>
+            </w:pPr>
+            <w:r>
+              <w:rPr>
+                <w:rFonts w:ascii="Calibri" w:cs="Calibri" w:eastAsia="Calibri" w:hAnsi="Calibri"/>
+                <w:sz w:val="19"/>
+                <w:szCs w:val="19"/>
+              </w:rPr>
+              <w:t xml:space="preserve">admin</w:t>
+            </w:r>
+          </w:p>
+        </w:tc>
+        <w:tc>
+          <w:tcPr>
+            <w:tcW w:type="dxa" w:w="4352"/>
+            <w:tcBorders>
+              <w:top w:val="single" w:color="BFBFBF" w:sz="4"/>
+              <w:left w:val="single" w:color="BFBFBF" w:sz="4"/>
+              <w:bottom w:val="single" w:color="BFBFBF" w:sz="4"/>
+              <w:right w:val="single" w:color="BFBFBF" w:sz="4"/>
+            </w:tcBorders>
+            <w:tcMar>
+              <w:top w:type="dxa" w:w="60"/>
+              <w:left w:type="dxa" w:w="100"/>
+              <w:bottom w:type="dxa" w:w="60"/>
+              <w:right w:type="dxa" w:w="100"/>
+            </w:tcMar>
+          </w:tcPr>
+          <w:p>
+            <w:pPr>
+              <w:spacing w:after="0"/>
+            </w:pPr>
+            <w:r>
+              <w:rPr>
+                <w:rFonts w:ascii="Calibri" w:cs="Calibri" w:eastAsia="Calibri" w:hAnsi="Calibri"/>
+                <w:sz w:val="19"/>
+                <w:szCs w:val="19"/>
+              </w:rPr>
+              <w:t xml:space="preserve">Discord server ID and invite, slot defaults, alert toggles, and which secrets are configured (M5)</w:t>
             </w:r>
           </w:p>
         </w:tc>
@@ -19297,7 +20312,21 @@
         <w:rPr>
           <w:rFonts w:ascii="Calibri" w:cs="Calibri" w:eastAsia="Calibri" w:hAnsi="Calibri"/>
         </w:rPr>
-        <w:t xml:space="preserve">: slots, signups and waitlist; </w:t>
+        <w:t xml:space="preserve"> (</w:t>
+      </w:r>
+      <w:r>
+        <w:rPr>
+          <w:rFonts w:ascii="Calibri" w:cs="Calibri" w:eastAsia="Calibri" w:hAnsi="Calibri"/>
+          <w:i/>
+          <w:iCs/>
+        </w:rPr>
+        <w:t xml:space="preserve">built</w:t>
+      </w:r>
+      <w:r>
+        <w:rPr>
+          <w:rFonts w:ascii="Calibri" w:cs="Calibri" w:eastAsia="Calibri" w:hAnsi="Calibri"/>
+        </w:rPr>
+        <w:t xml:space="preserve">: API on the EFdungeon branch, pages here): slots, signups and waitlist; </w:t>
       </w:r>
       <w:r>
         <w:rPr>
@@ -19325,7 +20354,7 @@
         <w:rPr>
           <w:rFonts w:ascii="Calibri" w:cs="Calibri" w:eastAsia="Calibri" w:hAnsi="Calibri"/>
         </w:rPr>
-        <w:t xml:space="preserve">; Discord Scheduled Events.</w:t>
+        <w:t xml:space="preserve">; Discord Scheduled Events. Creating sessions needs the admin UI (M6), or the admin API until then.</w:t>
       </w:r>
     </w:p>
     <w:p>

--- a/docs/Gametronyx_site_design.docx
+++ b/docs/Gametronyx_site_design.docx
@@ -11191,6 +11191,482 @@
           </w:p>
         </w:tc>
       </w:tr>
+      <w:tr>
+        <w:trPr>
+          <w:tblHeader w:val="false"/>
+        </w:trPr>
+        <w:tc>
+          <w:tcPr>
+            <w:tcW w:type="dxa" w:w="4351"/>
+            <w:tcBorders>
+              <w:top w:val="single" w:color="BFBFBF" w:sz="4"/>
+              <w:left w:val="single" w:color="BFBFBF" w:sz="4"/>
+              <w:bottom w:val="single" w:color="BFBFBF" w:sz="4"/>
+              <w:right w:val="single" w:color="BFBFBF" w:sz="4"/>
+            </w:tcBorders>
+            <w:tcMar>
+              <w:top w:type="dxa" w:w="60"/>
+              <w:left w:type="dxa" w:w="100"/>
+              <w:bottom w:type="dxa" w:w="60"/>
+              <w:right w:type="dxa" w:w="100"/>
+            </w:tcMar>
+          </w:tcPr>
+          <w:p>
+            <w:pPr>
+              <w:spacing w:after="0"/>
+            </w:pPr>
+            <w:r>
+              <w:rPr>
+                <w:rFonts w:ascii="Courier New" w:cs="Courier New" w:eastAsia="Courier New" w:hAnsi="Courier New"/>
+                <w:sz w:val="17"/>
+                <w:szCs w:val="17"/>
+              </w:rPr>
+              <w:t xml:space="preserve">GET /admin/players?q=</w:t>
+            </w:r>
+            <w:r>
+              <w:rPr>
+                <w:rFonts w:ascii="Calibri" w:cs="Calibri" w:eastAsia="Calibri" w:hAnsi="Calibri"/>
+                <w:sz w:val="19"/>
+                <w:szCs w:val="19"/>
+              </w:rPr>
+              <w:t xml:space="preserve"> · </w:t>
+            </w:r>
+            <w:r>
+              <w:rPr>
+                <w:rFonts w:ascii="Courier New" w:cs="Courier New" w:eastAsia="Courier New" w:hAnsi="Courier New"/>
+                <w:sz w:val="17"/>
+                <w:szCs w:val="17"/>
+              </w:rPr>
+              <w:t xml:space="preserve">PATCH /admin/players/{id}</w:t>
+            </w:r>
+            <w:r>
+              <w:rPr>
+                <w:rFonts w:ascii="Calibri" w:cs="Calibri" w:eastAsia="Calibri" w:hAnsi="Calibri"/>
+                <w:sz w:val="19"/>
+                <w:szCs w:val="19"/>
+              </w:rPr>
+              <w:t xml:space="preserve"> </w:t>
+            </w:r>
+            <w:r>
+              <w:rPr>
+                <w:rFonts w:ascii="Courier New" w:cs="Courier New" w:eastAsia="Courier New" w:hAnsi="Courier New"/>
+                <w:sz w:val="17"/>
+                <w:szCs w:val="17"/>
+              </w:rPr>
+              <w:t xml:space="preserve">{email?, is_active?, role?}</w:t>
+            </w:r>
+          </w:p>
+        </w:tc>
+        <w:tc>
+          <w:tcPr>
+            <w:tcW w:type="dxa" w:w="1017"/>
+            <w:tcBorders>
+              <w:top w:val="single" w:color="BFBFBF" w:sz="4"/>
+              <w:left w:val="single" w:color="BFBFBF" w:sz="4"/>
+              <w:bottom w:val="single" w:color="BFBFBF" w:sz="4"/>
+              <w:right w:val="single" w:color="BFBFBF" w:sz="4"/>
+            </w:tcBorders>
+            <w:tcMar>
+              <w:top w:type="dxa" w:w="60"/>
+              <w:left w:type="dxa" w:w="100"/>
+              <w:bottom w:type="dxa" w:w="60"/>
+              <w:right w:type="dxa" w:w="100"/>
+            </w:tcMar>
+          </w:tcPr>
+          <w:p>
+            <w:pPr>
+              <w:spacing w:after="0"/>
+            </w:pPr>
+            <w:r>
+              <w:rPr>
+                <w:rFonts w:ascii="Calibri" w:cs="Calibri" w:eastAsia="Calibri" w:hAnsi="Calibri"/>
+                <w:sz w:val="19"/>
+                <w:szCs w:val="19"/>
+              </w:rPr>
+              <w:t xml:space="preserve">admin</w:t>
+            </w:r>
+          </w:p>
+        </w:tc>
+        <w:tc>
+          <w:tcPr>
+            <w:tcW w:type="dxa" w:w="4352"/>
+            <w:tcBorders>
+              <w:top w:val="single" w:color="BFBFBF" w:sz="4"/>
+              <w:left w:val="single" w:color="BFBFBF" w:sz="4"/>
+              <w:bottom w:val="single" w:color="BFBFBF" w:sz="4"/>
+              <w:right w:val="single" w:color="BFBFBF" w:sz="4"/>
+            </w:tcBorders>
+            <w:tcMar>
+              <w:top w:type="dxa" w:w="60"/>
+              <w:left w:type="dxa" w:w="100"/>
+              <w:bottom w:type="dxa" w:w="60"/>
+              <w:right w:type="dxa" w:w="100"/>
+            </w:tcMar>
+          </w:tcPr>
+          <w:p>
+            <w:pPr>
+              <w:spacing w:after="0"/>
+            </w:pPr>
+            <w:r>
+              <w:rPr>
+                <w:rFonts w:ascii="Calibri" w:cs="Calibri" w:eastAsia="Calibri" w:hAnsi="Calibri"/>
+                <w:sz w:val="19"/>
+                <w:szCs w:val="19"/>
+              </w:rPr>
+              <w:t xml:space="preserve">Search and edit players; disabling signs them out (M6)</w:t>
+            </w:r>
+          </w:p>
+        </w:tc>
+      </w:tr>
+      <w:tr>
+        <w:trPr>
+          <w:tblHeader w:val="false"/>
+        </w:trPr>
+        <w:tc>
+          <w:tcPr>
+            <w:tcW w:type="dxa" w:w="4351"/>
+            <w:tcBorders>
+              <w:top w:val="single" w:color="BFBFBF" w:sz="4"/>
+              <w:left w:val="single" w:color="BFBFBF" w:sz="4"/>
+              <w:bottom w:val="single" w:color="BFBFBF" w:sz="4"/>
+              <w:right w:val="single" w:color="BFBFBF" w:sz="4"/>
+            </w:tcBorders>
+            <w:tcMar>
+              <w:top w:type="dxa" w:w="60"/>
+              <w:left w:type="dxa" w:w="100"/>
+              <w:bottom w:type="dxa" w:w="60"/>
+              <w:right w:type="dxa" w:w="100"/>
+            </w:tcMar>
+          </w:tcPr>
+          <w:p>
+            <w:pPr>
+              <w:spacing w:after="0"/>
+            </w:pPr>
+            <w:r>
+              <w:rPr>
+                <w:rFonts w:ascii="Courier New" w:cs="Courier New" w:eastAsia="Courier New" w:hAnsi="Courier New"/>
+                <w:sz w:val="17"/>
+                <w:szCs w:val="17"/>
+              </w:rPr>
+              <w:t xml:space="preserve">POST /admin/players/{id}/password</w:t>
+            </w:r>
+            <w:r>
+              <w:rPr>
+                <w:rFonts w:ascii="Calibri" w:cs="Calibri" w:eastAsia="Calibri" w:hAnsi="Calibri"/>
+                <w:sz w:val="19"/>
+                <w:szCs w:val="19"/>
+              </w:rPr>
+              <w:t xml:space="preserve"> · </w:t>
+            </w:r>
+            <w:r>
+              <w:rPr>
+                <w:rFonts w:ascii="Courier New" w:cs="Courier New" w:eastAsia="Courier New" w:hAnsi="Courier New"/>
+                <w:sz w:val="17"/>
+                <w:szCs w:val="17"/>
+              </w:rPr>
+              <w:t xml:space="preserve">POST …/{id}/logout</w:t>
+            </w:r>
+            <w:r>
+              <w:rPr>
+                <w:rFonts w:ascii="Calibri" w:cs="Calibri" w:eastAsia="Calibri" w:hAnsi="Calibri"/>
+                <w:sz w:val="19"/>
+                <w:szCs w:val="19"/>
+              </w:rPr>
+              <w:t xml:space="preserve"> · </w:t>
+            </w:r>
+            <w:r>
+              <w:rPr>
+                <w:rFonts w:ascii="Courier New" w:cs="Courier New" w:eastAsia="Courier New" w:hAnsi="Courier New"/>
+                <w:sz w:val="17"/>
+                <w:szCs w:val="17"/>
+              </w:rPr>
+              <w:t xml:space="preserve">DELETE /admin/players/{id}?confirm=&lt;username&gt;</w:t>
+            </w:r>
+          </w:p>
+        </w:tc>
+        <w:tc>
+          <w:tcPr>
+            <w:tcW w:type="dxa" w:w="1017"/>
+            <w:tcBorders>
+              <w:top w:val="single" w:color="BFBFBF" w:sz="4"/>
+              <w:left w:val="single" w:color="BFBFBF" w:sz="4"/>
+              <w:bottom w:val="single" w:color="BFBFBF" w:sz="4"/>
+              <w:right w:val="single" w:color="BFBFBF" w:sz="4"/>
+            </w:tcBorders>
+            <w:tcMar>
+              <w:top w:type="dxa" w:w="60"/>
+              <w:left w:type="dxa" w:w="100"/>
+              <w:bottom w:type="dxa" w:w="60"/>
+              <w:right w:type="dxa" w:w="100"/>
+            </w:tcMar>
+          </w:tcPr>
+          <w:p>
+            <w:pPr>
+              <w:spacing w:after="0"/>
+            </w:pPr>
+            <w:r>
+              <w:rPr>
+                <w:rFonts w:ascii="Calibri" w:cs="Calibri" w:eastAsia="Calibri" w:hAnsi="Calibri"/>
+                <w:sz w:val="19"/>
+                <w:szCs w:val="19"/>
+              </w:rPr>
+              <w:t xml:space="preserve">admin</w:t>
+            </w:r>
+          </w:p>
+        </w:tc>
+        <w:tc>
+          <w:tcPr>
+            <w:tcW w:type="dxa" w:w="4352"/>
+            <w:tcBorders>
+              <w:top w:val="single" w:color="BFBFBF" w:sz="4"/>
+              <w:left w:val="single" w:color="BFBFBF" w:sz="4"/>
+              <w:bottom w:val="single" w:color="BFBFBF" w:sz="4"/>
+              <w:right w:val="single" w:color="BFBFBF" w:sz="4"/>
+            </w:tcBorders>
+            <w:tcMar>
+              <w:top w:type="dxa" w:w="60"/>
+              <w:left w:type="dxa" w:w="100"/>
+              <w:bottom w:type="dxa" w:w="60"/>
+              <w:right w:type="dxa" w:w="100"/>
+            </w:tcMar>
+          </w:tcPr>
+          <w:p>
+            <w:pPr>
+              <w:spacing w:after="0"/>
+            </w:pPr>
+            <w:r>
+              <w:rPr>
+                <w:rFonts w:ascii="Calibri" w:cs="Calibri" w:eastAsia="Calibri" w:hAnsi="Calibri"/>
+                <w:sz w:val="19"/>
+                <w:szCs w:val="19"/>
+              </w:rPr>
+              <w:t xml:space="preserve">Temporary password, force log-out, delete (M6)</w:t>
+            </w:r>
+          </w:p>
+        </w:tc>
+      </w:tr>
+      <w:tr>
+        <w:trPr>
+          <w:tblHeader w:val="false"/>
+        </w:trPr>
+        <w:tc>
+          <w:tcPr>
+            <w:tcW w:type="dxa" w:w="4351"/>
+            <w:tcBorders>
+              <w:top w:val="single" w:color="BFBFBF" w:sz="4"/>
+              <w:left w:val="single" w:color="BFBFBF" w:sz="4"/>
+              <w:bottom w:val="single" w:color="BFBFBF" w:sz="4"/>
+              <w:right w:val="single" w:color="BFBFBF" w:sz="4"/>
+            </w:tcBorders>
+            <w:tcMar>
+              <w:top w:type="dxa" w:w="60"/>
+              <w:left w:type="dxa" w:w="100"/>
+              <w:bottom w:type="dxa" w:w="60"/>
+              <w:right w:type="dxa" w:w="100"/>
+            </w:tcMar>
+          </w:tcPr>
+          <w:p>
+            <w:pPr>
+              <w:spacing w:after="0"/>
+            </w:pPr>
+            <w:r>
+              <w:rPr>
+                <w:rFonts w:ascii="Courier New" w:cs="Courier New" w:eastAsia="Courier New" w:hAnsi="Courier New"/>
+                <w:sz w:val="17"/>
+                <w:szCs w:val="17"/>
+              </w:rPr>
+              <w:t xml:space="preserve">GET/POST /admin/games</w:t>
+            </w:r>
+            <w:r>
+              <w:rPr>
+                <w:rFonts w:ascii="Calibri" w:cs="Calibri" w:eastAsia="Calibri" w:hAnsi="Calibri"/>
+                <w:sz w:val="19"/>
+                <w:szCs w:val="19"/>
+              </w:rPr>
+              <w:t xml:space="preserve"> · </w:t>
+            </w:r>
+            <w:r>
+              <w:rPr>
+                <w:rFonts w:ascii="Courier New" w:cs="Courier New" w:eastAsia="Courier New" w:hAnsi="Courier New"/>
+                <w:sz w:val="17"/>
+                <w:szCs w:val="17"/>
+              </w:rPr>
+              <w:t xml:space="preserve">PATCH /admin/games/{id}</w:t>
+            </w:r>
+          </w:p>
+        </w:tc>
+        <w:tc>
+          <w:tcPr>
+            <w:tcW w:type="dxa" w:w="1017"/>
+            <w:tcBorders>
+              <w:top w:val="single" w:color="BFBFBF" w:sz="4"/>
+              <w:left w:val="single" w:color="BFBFBF" w:sz="4"/>
+              <w:bottom w:val="single" w:color="BFBFBF" w:sz="4"/>
+              <w:right w:val="single" w:color="BFBFBF" w:sz="4"/>
+            </w:tcBorders>
+            <w:tcMar>
+              <w:top w:type="dxa" w:w="60"/>
+              <w:left w:type="dxa" w:w="100"/>
+              <w:bottom w:type="dxa" w:w="60"/>
+              <w:right w:type="dxa" w:w="100"/>
+            </w:tcMar>
+          </w:tcPr>
+          <w:p>
+            <w:pPr>
+              <w:spacing w:after="0"/>
+            </w:pPr>
+            <w:r>
+              <w:rPr>
+                <w:rFonts w:ascii="Calibri" w:cs="Calibri" w:eastAsia="Calibri" w:hAnsi="Calibri"/>
+                <w:sz w:val="19"/>
+                <w:szCs w:val="19"/>
+              </w:rPr>
+              <w:t xml:space="preserve">admin</w:t>
+            </w:r>
+          </w:p>
+        </w:tc>
+        <w:tc>
+          <w:tcPr>
+            <w:tcW w:type="dxa" w:w="4352"/>
+            <w:tcBorders>
+              <w:top w:val="single" w:color="BFBFBF" w:sz="4"/>
+              <w:left w:val="single" w:color="BFBFBF" w:sz="4"/>
+              <w:bottom w:val="single" w:color="BFBFBF" w:sz="4"/>
+              <w:right w:val="single" w:color="BFBFBF" w:sz="4"/>
+            </w:tcBorders>
+            <w:tcMar>
+              <w:top w:type="dxa" w:w="60"/>
+              <w:left w:type="dxa" w:w="100"/>
+              <w:bottom w:type="dxa" w:w="60"/>
+              <w:right w:type="dxa" w:w="100"/>
+            </w:tcMar>
+          </w:tcPr>
+          <w:p>
+            <w:pPr>
+              <w:spacing w:after="0"/>
+            </w:pPr>
+            <w:r>
+              <w:rPr>
+                <w:rFonts w:ascii="Calibri" w:cs="Calibri" w:eastAsia="Calibri" w:hAnsi="Calibri"/>
+                <w:sz w:val="19"/>
+                <w:szCs w:val="19"/>
+              </w:rPr>
+              <w:t xml:space="preserve">All games; add; edit (the slug is fixed) (M6)</w:t>
+            </w:r>
+          </w:p>
+        </w:tc>
+      </w:tr>
+      <w:tr>
+        <w:trPr>
+          <w:tblHeader w:val="false"/>
+        </w:trPr>
+        <w:tc>
+          <w:tcPr>
+            <w:tcW w:type="dxa" w:w="4351"/>
+            <w:tcBorders>
+              <w:top w:val="single" w:color="BFBFBF" w:sz="4"/>
+              <w:left w:val="single" w:color="BFBFBF" w:sz="4"/>
+              <w:bottom w:val="single" w:color="BFBFBF" w:sz="4"/>
+              <w:right w:val="single" w:color="BFBFBF" w:sz="4"/>
+            </w:tcBorders>
+            <w:tcMar>
+              <w:top w:type="dxa" w:w="60"/>
+              <w:left w:type="dxa" w:w="100"/>
+              <w:bottom w:type="dxa" w:w="60"/>
+              <w:right w:type="dxa" w:w="100"/>
+            </w:tcMar>
+          </w:tcPr>
+          <w:p>
+            <w:pPr>
+              <w:spacing w:after="0"/>
+            </w:pPr>
+            <w:r>
+              <w:rPr>
+                <w:rFonts w:ascii="Courier New" w:cs="Courier New" w:eastAsia="Courier New" w:hAnsi="Courier New"/>
+                <w:sz w:val="17"/>
+                <w:szCs w:val="17"/>
+              </w:rPr>
+              <w:t xml:space="preserve">GET /admin/activity?type=&amp;before_id=</w:t>
+            </w:r>
+            <w:r>
+              <w:rPr>
+                <w:rFonts w:ascii="Calibri" w:cs="Calibri" w:eastAsia="Calibri" w:hAnsi="Calibri"/>
+                <w:sz w:val="19"/>
+                <w:szCs w:val="19"/>
+              </w:rPr>
+              <w:t xml:space="preserve"> · </w:t>
+            </w:r>
+            <w:r>
+              <w:rPr>
+                <w:rFonts w:ascii="Courier New" w:cs="Courier New" w:eastAsia="Courier New" w:hAnsi="Courier New"/>
+                <w:sz w:val="17"/>
+                <w:szCs w:val="17"/>
+              </w:rPr>
+              <w:t xml:space="preserve">GET /admin/activity/types</w:t>
+            </w:r>
+          </w:p>
+        </w:tc>
+        <w:tc>
+          <w:tcPr>
+            <w:tcW w:type="dxa" w:w="1017"/>
+            <w:tcBorders>
+              <w:top w:val="single" w:color="BFBFBF" w:sz="4"/>
+              <w:left w:val="single" w:color="BFBFBF" w:sz="4"/>
+              <w:bottom w:val="single" w:color="BFBFBF" w:sz="4"/>
+              <w:right w:val="single" w:color="BFBFBF" w:sz="4"/>
+            </w:tcBorders>
+            <w:tcMar>
+              <w:top w:type="dxa" w:w="60"/>
+              <w:left w:type="dxa" w:w="100"/>
+              <w:bottom w:type="dxa" w:w="60"/>
+              <w:right w:type="dxa" w:w="100"/>
+            </w:tcMar>
+          </w:tcPr>
+          <w:p>
+            <w:pPr>
+              <w:spacing w:after="0"/>
+            </w:pPr>
+            <w:r>
+              <w:rPr>
+                <w:rFonts w:ascii="Calibri" w:cs="Calibri" w:eastAsia="Calibri" w:hAnsi="Calibri"/>
+                <w:sz w:val="19"/>
+                <w:szCs w:val="19"/>
+              </w:rPr>
+              <w:t xml:space="preserve">admin</w:t>
+            </w:r>
+          </w:p>
+        </w:tc>
+        <w:tc>
+          <w:tcPr>
+            <w:tcW w:type="dxa" w:w="4352"/>
+            <w:tcBorders>
+              <w:top w:val="single" w:color="BFBFBF" w:sz="4"/>
+              <w:left w:val="single" w:color="BFBFBF" w:sz="4"/>
+              <w:bottom w:val="single" w:color="BFBFBF" w:sz="4"/>
+              <w:right w:val="single" w:color="BFBFBF" w:sz="4"/>
+            </w:tcBorders>
+            <w:tcMar>
+              <w:top w:type="dxa" w:w="60"/>
+              <w:left w:type="dxa" w:w="100"/>
+              <w:bottom w:type="dxa" w:w="60"/>
+              <w:right w:type="dxa" w:w="100"/>
+            </w:tcMar>
+          </w:tcPr>
+          <w:p>
+            <w:pPr>
+              <w:spacing w:after="0"/>
+            </w:pPr>
+            <w:r>
+              <w:rPr>
+                <w:rFonts w:ascii="Calibri" w:cs="Calibri" w:eastAsia="Calibri" w:hAnsi="Calibri"/>
+                <w:sz w:val="19"/>
+                <w:szCs w:val="19"/>
+              </w:rPr>
+              <w:t xml:space="preserve">Activity feed, newest first (M6)</w:t>
+            </w:r>
+          </w:p>
+        </w:tc>
+      </w:tr>
     </w:tbl>
     <w:p>
       <w:pPr>
@@ -20378,7 +20854,49 @@
         <w:rPr>
           <w:rFonts w:ascii="Calibri" w:cs="Calibri" w:eastAsia="Calibri" w:hAnsi="Calibri"/>
         </w:rPr>
-        <w:t xml:space="preserve">: all tabs, activity feed and settings.</w:t>
+        <w:t xml:space="preserve"> (</w:t>
+      </w:r>
+      <w:r>
+        <w:rPr>
+          <w:rFonts w:ascii="Calibri" w:cs="Calibri" w:eastAsia="Calibri" w:hAnsi="Calibri"/>
+          <w:i/>
+          <w:iCs/>
+        </w:rPr>
+        <w:t xml:space="preserve">built</w:t>
+      </w:r>
+      <w:r>
+        <w:rPr>
+          <w:rFonts w:ascii="Calibri" w:cs="Calibri" w:eastAsia="Calibri" w:hAnsi="Calibri"/>
+        </w:rPr>
+        <w:t xml:space="preserve">): </w:t>
+      </w:r>
+      <w:r>
+        <w:rPr>
+          <w:rFonts w:ascii="Courier New" w:cs="Courier New" w:eastAsia="Courier New" w:hAnsi="Courier New"/>
+          <w:sz w:val="19"/>
+          <w:szCs w:val="19"/>
+        </w:rPr>
+        <w:t xml:space="preserve">/admin</w:t>
+      </w:r>
+      <w:r>
+        <w:rPr>
+          <w:rFonts w:ascii="Calibri" w:cs="Calibri" w:eastAsia="Calibri" w:hAnsi="Calibri"/>
+        </w:rPr>
+        <w:t xml:space="preserve"> with Activity, Players, Invite codes, Requests, Games, Sessions (with rosters) and Settings. It works at phone width. Admins reach it from </w:t>
+      </w:r>
+      <w:r>
+        <w:rPr>
+          <w:rFonts w:ascii="Courier New" w:cs="Courier New" w:eastAsia="Courier New" w:hAnsi="Courier New"/>
+          <w:sz w:val="19"/>
+          <w:szCs w:val="19"/>
+        </w:rPr>
+        <w:t xml:space="preserve">/me</w:t>
+      </w:r>
+      <w:r>
+        <w:rPr>
+          <w:rFonts w:ascii="Calibri" w:cs="Calibri" w:eastAsia="Calibri" w:hAnsi="Calibri"/>
+        </w:rPr>
+        <w:t xml:space="preserve"> (Open admin) or, on wider screens, the header.</w:t>
       </w:r>
     </w:p>
     <w:p>

--- a/docs/Gametronyx_site_design.docx
+++ b/docs/Gametronyx_site_design.docx
@@ -1048,7 +1048,7 @@
                 <w:sz w:val="19"/>
                 <w:szCs w:val="19"/>
               </w:rPr>
-              <w:t xml:space="preserve">Matches NEWU: warm off-black and bone palette, Archivo / Archivo Black / JetBrains Mono</w:t>
+              <w:t xml:space="preserve">The GT-01 handheld: an ironic 80s Eastern-bloc games bureau with faux-Soviet lettering (§4.4, U21)</w:t>
             </w:r>
           </w:p>
         </w:tc>
@@ -1960,7 +1960,7 @@
         <w:rPr>
           <w:rFonts w:ascii="Calibri" w:cs="Calibri" w:eastAsia="Calibri" w:hAnsi="Calibri"/>
         </w:rPr>
-        <w:t xml:space="preserve">: Archivo, Archivo Black and JetBrains Mono are bundled with the site (Fontsource, latin subsets, about 120 KB). The site makes no third-party requests.</w:t>
+        <w:t xml:space="preserve">: PT Sans Narrow, PT Mono and Press Start 2P are bundled with the site (Fontsource, latin and cyrillic subsets). The site makes no third-party requests.</w:t>
       </w:r>
     </w:p>
     <w:p>
@@ -3182,7 +3182,7 @@
                 <w:sz w:val="19"/>
                 <w:szCs w:val="19"/>
               </w:rPr>
-              <w:t xml:space="preserve">. Hero with the Gametronyx wordmark; game cards (art, name, one-line pitch, status badge "Open playtest" / "Scheduled playtests" / "Coming soon"); link-out cards to Tyler's other sites (§11); buttons for </w:t>
+              <w:t xml:space="preserve">. The GT-01 handheld (§4.4). Its A, B and Start keys are </w:t>
             </w:r>
             <w:r>
               <w:rPr>
@@ -3192,7 +3192,7 @@
                 <w:sz w:val="19"/>
                 <w:szCs w:val="19"/>
               </w:rPr>
-              <w:t xml:space="preserve">Log in</w:t>
+              <w:t xml:space="preserve">Request invite</w:t>
             </w:r>
             <w:r>
               <w:rPr>
@@ -3210,7 +3210,7 @@
                 <w:sz w:val="19"/>
                 <w:szCs w:val="19"/>
               </w:rPr>
-              <w:t xml:space="preserve">I have an invite code</w:t>
+              <w:t xml:space="preserve">Log in</w:t>
             </w:r>
             <w:r>
               <w:rPr>
@@ -3228,15 +3228,15 @@
                 <w:sz w:val="19"/>
                 <w:szCs w:val="19"/>
               </w:rPr>
-              <w:t xml:space="preserve">Request an invite</w:t>
-            </w:r>
-            <w:r>
-              <w:rPr>
-                <w:rFonts w:ascii="Calibri" w:cs="Calibri" w:eastAsia="Calibri" w:hAnsi="Calibri"/>
-                <w:sz w:val="19"/>
-                <w:szCs w:val="19"/>
-              </w:rPr>
-              <w:t xml:space="preserve">.</w:t>
+              <w:t xml:space="preserve">I have a code</w:t>
+            </w:r>
+            <w:r>
+              <w:rPr>
+                <w:rFonts w:ascii="Calibri" w:cs="Calibri" w:eastAsia="Calibri" w:hAnsi="Calibri"/>
+                <w:sz w:val="19"/>
+                <w:szCs w:val="19"/>
+              </w:rPr>
+              <w:t xml:space="preserve">. Operating instructions sit beside it. Game cartridges show art, name, one-line pitch and status ("Open playtest" / "Scheduled sessions" / "Coming soon"). Link-outs to Tyler's other sites are covered in §11.</w:t>
             </w:r>
           </w:p>
         </w:tc>
@@ -4390,7 +4390,7 @@
         <w:rPr>
           <w:rFonts w:ascii="Calibri" w:cs="Calibri" w:eastAsia="Calibri" w:hAnsi="Calibri"/>
         </w:rPr>
-        <w:t xml:space="preserve">4.4 Visual design: match NEWU</w:t>
+        <w:t xml:space="preserve">4.4 Visual design: the GT-01 handheld</w:t>
       </w:r>
     </w:p>
     <w:p>
@@ -4401,7 +4401,7 @@
         <w:rPr>
           <w:rFonts w:ascii="Calibri" w:cs="Calibri" w:eastAsia="Calibri" w:hAnsi="Calibri"/>
         </w:rPr>
-        <w:t xml:space="preserve">The palette and type come from NEWU's </w:t>
+        <w:t xml:space="preserve">The site is an ironic 80s Eastern-bloc games bureau: the home page is a beige handheld, the "GT-01", and each game is a cartridge (U21). Tyler's logo (</w:t>
       </w:r>
       <w:r>
         <w:rPr>
@@ -4409,13 +4409,305 @@
           <w:sz w:val="19"/>
           <w:szCs w:val="19"/>
         </w:rPr>
-        <w:t xml:space="preserve">ef-app/src/styles/tokens.css</w:t>
-      </w:r>
-      <w:r>
-        <w:rPr>
-          <w:rFonts w:ascii="Calibri" w:cs="Calibri" w:eastAsia="Calibri" w:hAnsi="Calibri"/>
-        </w:rPr>
-        <w:t xml:space="preserve">:</w:t>
+        <w:t xml:space="preserve">public/brand/gametronyx-logo.webp</w:t>
+      </w:r>
+      <w:r>
+        <w:rPr>
+          <w:rFonts w:ascii="Calibri" w:cs="Calibri" w:eastAsia="Calibri" w:hAnsi="Calibri"/>
+        </w:rPr>
+        <w:t xml:space="preserve">) sits in the charcoal header and on the handheld. The catchphrase is </w:t>
+      </w:r>
+      <w:r>
+        <w:rPr>
+          <w:rFonts w:ascii="Calibri" w:cs="Calibri" w:eastAsia="Calibri" w:hAnsi="Calibri"/>
+          <w:b/>
+          <w:bCs/>
+        </w:rPr>
+        <w:t xml:space="preserve">"We kill your high score in the face!"</w:t>
+      </w:r>
+    </w:p>
+    <w:p>
+      <w:pPr>
+        <w:pStyle w:val="ListParagraph"/>
+        <w:numPr>
+          <w:ilvl w:val="0"/>
+          <w:numId w:val="3"/>
+        </w:numPr>
+        <w:spacing w:after="40"/>
+      </w:pPr>
+      <w:r>
+        <w:rPr>
+          <w:rFonts w:ascii="Calibri" w:cs="Calibri" w:eastAsia="Calibri" w:hAnsi="Calibri"/>
+          <w:b/>
+          <w:bCs/>
+        </w:rPr>
+        <w:t xml:space="preserve">Home page.</w:t>
+      </w:r>
+      <w:r>
+        <w:rPr>
+          <w:rFonts w:ascii="Calibri" w:cs="Calibri" w:eastAsia="Calibri" w:hAnsi="Calibri"/>
+        </w:rPr>
+        <w:t xml:space="preserve"> The handheld's LCD carries the catchphrase and spells out the controls. The keys are the real actions:</w:t>
+      </w:r>
+    </w:p>
+    <w:p>
+      <w:pPr>
+        <w:pStyle w:val="ListParagraph"/>
+        <w:numPr>
+          <w:ilvl w:val="1"/>
+          <w:numId w:val="3"/>
+        </w:numPr>
+        <w:spacing w:after="40"/>
+      </w:pPr>
+      <w:r>
+        <w:rPr>
+          <w:rFonts w:ascii="Calibri" w:cs="Calibri" w:eastAsia="Calibri" w:hAnsi="Calibri"/>
+        </w:rPr>
+        <w:t xml:space="preserve">Signed out: </w:t>
+      </w:r>
+      <w:r>
+        <w:rPr>
+          <w:rFonts w:ascii="Calibri" w:cs="Calibri" w:eastAsia="Calibri" w:hAnsi="Calibri"/>
+          <w:b/>
+          <w:bCs/>
+        </w:rPr>
+        <w:t xml:space="preserve">A</w:t>
+      </w:r>
+      <w:r>
+        <w:rPr>
+          <w:rFonts w:ascii="Calibri" w:cs="Calibri" w:eastAsia="Calibri" w:hAnsi="Calibri"/>
+        </w:rPr>
+        <w:t xml:space="preserve"> = Request invite, </w:t>
+      </w:r>
+      <w:r>
+        <w:rPr>
+          <w:rFonts w:ascii="Calibri" w:cs="Calibri" w:eastAsia="Calibri" w:hAnsi="Calibri"/>
+          <w:b/>
+          <w:bCs/>
+        </w:rPr>
+        <w:t xml:space="preserve">B</w:t>
+      </w:r>
+      <w:r>
+        <w:rPr>
+          <w:rFonts w:ascii="Calibri" w:cs="Calibri" w:eastAsia="Calibri" w:hAnsi="Calibri"/>
+        </w:rPr>
+        <w:t xml:space="preserve"> = Log in, </w:t>
+      </w:r>
+      <w:r>
+        <w:rPr>
+          <w:rFonts w:ascii="Calibri" w:cs="Calibri" w:eastAsia="Calibri" w:hAnsi="Calibri"/>
+          <w:b/>
+          <w:bCs/>
+        </w:rPr>
+        <w:t xml:space="preserve">Start</w:t>
+      </w:r>
+      <w:r>
+        <w:rPr>
+          <w:rFonts w:ascii="Calibri" w:cs="Calibri" w:eastAsia="Calibri" w:hAnsi="Calibri"/>
+        </w:rPr>
+        <w:t xml:space="preserve"> = I have a code.</w:t>
+      </w:r>
+    </w:p>
+    <w:p>
+      <w:pPr>
+        <w:pStyle w:val="ListParagraph"/>
+        <w:numPr>
+          <w:ilvl w:val="1"/>
+          <w:numId w:val="3"/>
+        </w:numPr>
+        <w:spacing w:after="40"/>
+      </w:pPr>
+      <w:r>
+        <w:rPr>
+          <w:rFonts w:ascii="Calibri" w:cs="Calibri" w:eastAsia="Calibri" w:hAnsi="Calibri"/>
+        </w:rPr>
+        <w:t xml:space="preserve">Signed in: </w:t>
+      </w:r>
+      <w:r>
+        <w:rPr>
+          <w:rFonts w:ascii="Calibri" w:cs="Calibri" w:eastAsia="Calibri" w:hAnsi="Calibri"/>
+          <w:b/>
+          <w:bCs/>
+        </w:rPr>
+        <w:t xml:space="preserve">A</w:t>
+      </w:r>
+      <w:r>
+        <w:rPr>
+          <w:rFonts w:ascii="Calibri" w:cs="Calibri" w:eastAsia="Calibri" w:hAnsi="Calibri"/>
+        </w:rPr>
+        <w:t xml:space="preserve"> = Play, </w:t>
+      </w:r>
+      <w:r>
+        <w:rPr>
+          <w:rFonts w:ascii="Calibri" w:cs="Calibri" w:eastAsia="Calibri" w:hAnsi="Calibri"/>
+          <w:b/>
+          <w:bCs/>
+        </w:rPr>
+        <w:t xml:space="preserve">B</w:t>
+      </w:r>
+      <w:r>
+        <w:rPr>
+          <w:rFonts w:ascii="Calibri" w:cs="Calibri" w:eastAsia="Calibri" w:hAnsi="Calibri"/>
+        </w:rPr>
+        <w:t xml:space="preserve"> = Schedule, </w:t>
+      </w:r>
+      <w:r>
+        <w:rPr>
+          <w:rFonts w:ascii="Calibri" w:cs="Calibri" w:eastAsia="Calibri" w:hAnsi="Calibri"/>
+          <w:b/>
+          <w:bCs/>
+        </w:rPr>
+        <w:t xml:space="preserve">Start</w:t>
+      </w:r>
+      <w:r>
+        <w:rPr>
+          <w:rFonts w:ascii="Calibri" w:cs="Calibri" w:eastAsia="Calibri" w:hAnsi="Calibri"/>
+        </w:rPr>
+        <w:t xml:space="preserve"> = My account.</w:t>
+      </w:r>
+    </w:p>
+    <w:p>
+      <w:pPr>
+        <w:pStyle w:val="ListParagraph"/>
+        <w:numPr>
+          <w:ilvl w:val="1"/>
+          <w:numId w:val="3"/>
+        </w:numPr>
+        <w:spacing w:after="40"/>
+      </w:pPr>
+      <w:r>
+        <w:rPr>
+          <w:rFonts w:ascii="Calibri" w:cs="Calibri" w:eastAsia="Calibri" w:hAnsi="Calibri"/>
+        </w:rPr>
+        <w:t xml:space="preserve">Beside it, the "Operating instructions" explain the same steps.</w:t>
+      </w:r>
+    </w:p>
+    <w:p>
+      <w:pPr>
+        <w:pStyle w:val="ListParagraph"/>
+        <w:numPr>
+          <w:ilvl w:val="0"/>
+          <w:numId w:val="3"/>
+        </w:numPr>
+        <w:spacing w:after="40"/>
+      </w:pPr>
+      <w:r>
+        <w:rPr>
+          <w:rFonts w:ascii="Calibri" w:cs="Calibri" w:eastAsia="Calibri" w:hAnsi="Calibri"/>
+          <w:b/>
+          <w:bCs/>
+        </w:rPr>
+        <w:t xml:space="preserve">Cartridges.</w:t>
+      </w:r>
+      <w:r>
+        <w:rPr>
+          <w:rFonts w:ascii="Calibri" w:cs="Calibri" w:eastAsia="Calibri" w:hAnsi="Calibri"/>
+        </w:rPr>
+        <w:t xml:space="preserve"> A game card has grip ridges and a paper label. It shows the game's art, its catalogue number (GT-02, GT-03, GT-04), the pitch and a status line. Art comes from the game's </w:t>
+      </w:r>
+      <w:r>
+        <w:rPr>
+          <w:rFonts w:ascii="Courier New" w:cs="Courier New" w:eastAsia="Courier New" w:hAnsi="Courier New"/>
+          <w:sz w:val="19"/>
+          <w:szCs w:val="19"/>
+        </w:rPr>
+        <w:t xml:space="preserve">art_url</w:t>
+      </w:r>
+      <w:r>
+        <w:rPr>
+          <w:rFonts w:ascii="Calibri" w:cs="Calibri" w:eastAsia="Calibri" w:hAnsi="Calibri"/>
+        </w:rPr>
+        <w:t xml:space="preserve"> if admin set one, else the built-in images in </w:t>
+      </w:r>
+      <w:r>
+        <w:rPr>
+          <w:rFonts w:ascii="Courier New" w:cs="Courier New" w:eastAsia="Courier New" w:hAnsi="Courier New"/>
+          <w:sz w:val="19"/>
+          <w:szCs w:val="19"/>
+        </w:rPr>
+        <w:t xml:space="preserve">public/art/&lt;slug&gt;.webp</w:t>
+      </w:r>
+      <w:r>
+        <w:rPr>
+          <w:rFonts w:ascii="Calibri" w:cs="Calibri" w:eastAsia="Calibri" w:hAnsi="Calibri"/>
+        </w:rPr>
+        <w:t xml:space="preserve">.</w:t>
+      </w:r>
+    </w:p>
+    <w:p>
+      <w:pPr>
+        <w:pStyle w:val="ListParagraph"/>
+        <w:numPr>
+          <w:ilvl w:val="0"/>
+          <w:numId w:val="3"/>
+        </w:numPr>
+        <w:spacing w:after="40"/>
+      </w:pPr>
+      <w:r>
+        <w:rPr>
+          <w:rFonts w:ascii="Calibri" w:cs="Calibri" w:eastAsia="Calibri" w:hAnsi="Calibri"/>
+          <w:b/>
+          <w:bCs/>
+        </w:rPr>
+        <w:t xml:space="preserve">Faux-Soviet lettering.</w:t>
+      </w:r>
+      <w:r>
+        <w:rPr>
+          <w:rFonts w:ascii="Calibri" w:cs="Calibri" w:eastAsia="Calibri" w:hAnsi="Calibri"/>
+        </w:rPr>
+        <w:t xml:space="preserve"> Decorative labels swap in Cyrillic look-alikes (Д for A, И for N, Ф for O, Я for R, Ш for W): "MФDEL GT-01", "ФPEЯДTIИG MДИUДL". It is not a real language (U21). Anything a player must read or tap stays plain English, and screen readers get the plain English (</w:t>
+      </w:r>
+      <w:r>
+        <w:rPr>
+          <w:rFonts w:ascii="Courier New" w:cs="Courier New" w:eastAsia="Courier New" w:hAnsi="Courier New"/>
+          <w:sz w:val="19"/>
+          <w:szCs w:val="19"/>
+        </w:rPr>
+        <w:t xml:space="preserve">&lt;Faux&gt;</w:t>
+      </w:r>
+      <w:r>
+        <w:rPr>
+          <w:rFonts w:ascii="Calibri" w:cs="Calibri" w:eastAsia="Calibri" w:hAnsi="Calibri"/>
+        </w:rPr>
+        <w:t xml:space="preserve">).</w:t>
+      </w:r>
+    </w:p>
+    <w:p>
+      <w:pPr>
+        <w:pStyle w:val="ListParagraph"/>
+        <w:numPr>
+          <w:ilvl w:val="0"/>
+          <w:numId w:val="3"/>
+        </w:numPr>
+        <w:spacing w:after="40"/>
+      </w:pPr>
+      <w:r>
+        <w:rPr>
+          <w:rFonts w:ascii="Calibri" w:cs="Calibri" w:eastAsia="Calibri" w:hAnsi="Calibri"/>
+          <w:b/>
+          <w:bCs/>
+        </w:rPr>
+        <w:t xml:space="preserve">Tokens</w:t>
+      </w:r>
+      <w:r>
+        <w:rPr>
+          <w:rFonts w:ascii="Calibri" w:cs="Calibri" w:eastAsia="Calibri" w:hAnsi="Calibri"/>
+        </w:rPr>
+        <w:t xml:space="preserve"> (</w:t>
+      </w:r>
+      <w:r>
+        <w:rPr>
+          <w:rFonts w:ascii="Courier New" w:cs="Courier New" w:eastAsia="Courier New" w:hAnsi="Courier New"/>
+          <w:sz w:val="19"/>
+          <w:szCs w:val="19"/>
+        </w:rPr>
+        <w:t xml:space="preserve">src/styles/index.css</w:t>
+      </w:r>
+      <w:r>
+        <w:rPr>
+          <w:rFonts w:ascii="Calibri" w:cs="Calibri" w:eastAsia="Calibri" w:hAnsi="Calibri"/>
+        </w:rPr>
+        <w:t xml:space="preserve">):</w:t>
       </w:r>
     </w:p>
     <w:tbl>
@@ -4432,9 +4724,9 @@
         <w:tblLayout w:type="fixed"/>
       </w:tblPr>
       <w:tblGrid>
-        <w:gridCol w:w="2582"/>
-        <w:gridCol w:w="2506"/>
-        <w:gridCol w:w="4632"/>
+        <w:gridCol w:w="2799"/>
+        <w:gridCol w:w="2566"/>
+        <w:gridCol w:w="4355"/>
       </w:tblGrid>
       <w:tr>
         <w:trPr>
@@ -4442,7 +4734,7 @@
         </w:trPr>
         <w:tc>
           <w:tcPr>
-            <w:tcW w:type="dxa" w:w="2582"/>
+            <w:tcW w:type="dxa" w:w="2799"/>
             <w:tcBorders>
               <w:top w:val="single" w:color="BFBFBF" w:sz="4"/>
               <w:left w:val="single" w:color="BFBFBF" w:sz="4"/>
@@ -4476,7 +4768,7 @@
         </w:tc>
         <w:tc>
           <w:tcPr>
-            <w:tcW w:type="dxa" w:w="2506"/>
+            <w:tcW w:type="dxa" w:w="2566"/>
             <w:tcBorders>
               <w:top w:val="single" w:color="BFBFBF" w:sz="4"/>
               <w:left w:val="single" w:color="BFBFBF" w:sz="4"/>
@@ -4510,7 +4802,7 @@
         </w:tc>
         <w:tc>
           <w:tcPr>
-            <w:tcW w:type="dxa" w:w="4632"/>
+            <w:tcW w:type="dxa" w:w="4355"/>
             <w:tcBorders>
               <w:top w:val="single" w:color="BFBFBF" w:sz="4"/>
               <w:left w:val="single" w:color="BFBFBF" w:sz="4"/>
@@ -4549,155 +4841,91 @@
         </w:trPr>
         <w:tc>
           <w:tcPr>
-            <w:tcW w:type="dxa" w:w="2582"/>
-            <w:tcBorders>
-              <w:top w:val="single" w:color="BFBFBF" w:sz="4"/>
-              <w:left w:val="single" w:color="BFBFBF" w:sz="4"/>
-              <w:bottom w:val="single" w:color="BFBFBF" w:sz="4"/>
-              <w:right w:val="single" w:color="BFBFBF" w:sz="4"/>
-            </w:tcBorders>
-            <w:tcMar>
-              <w:top w:type="dxa" w:w="60"/>
-              <w:left w:type="dxa" w:w="100"/>
-              <w:bottom w:type="dxa" w:w="60"/>
-              <w:right w:type="dxa" w:w="100"/>
-            </w:tcMar>
-          </w:tcPr>
-          <w:p>
-            <w:pPr>
-              <w:spacing w:after="0"/>
-            </w:pPr>
-            <w:r>
-              <w:rPr>
-                <w:rFonts w:ascii="Courier New" w:cs="Courier New" w:eastAsia="Courier New" w:hAnsi="Courier New"/>
-                <w:sz w:val="17"/>
-                <w:szCs w:val="17"/>
-              </w:rPr>
-              <w:t xml:space="preserve">--ink</w:t>
-            </w:r>
-            <w:r>
-              <w:rPr>
-                <w:rFonts w:ascii="Calibri" w:cs="Calibri" w:eastAsia="Calibri" w:hAnsi="Calibri"/>
-                <w:sz w:val="19"/>
-                <w:szCs w:val="19"/>
-              </w:rPr>
-              <w:t xml:space="preserve"> / </w:t>
-            </w:r>
-            <w:r>
-              <w:rPr>
-                <w:rFonts w:ascii="Courier New" w:cs="Courier New" w:eastAsia="Courier New" w:hAnsi="Courier New"/>
-                <w:sz w:val="17"/>
-                <w:szCs w:val="17"/>
-              </w:rPr>
-              <w:t xml:space="preserve">--ink-2</w:t>
-            </w:r>
-            <w:r>
-              <w:rPr>
-                <w:rFonts w:ascii="Calibri" w:cs="Calibri" w:eastAsia="Calibri" w:hAnsi="Calibri"/>
-                <w:sz w:val="19"/>
-                <w:szCs w:val="19"/>
-              </w:rPr>
-              <w:t xml:space="preserve"> / </w:t>
-            </w:r>
-            <w:r>
-              <w:rPr>
-                <w:rFonts w:ascii="Courier New" w:cs="Courier New" w:eastAsia="Courier New" w:hAnsi="Courier New"/>
-                <w:sz w:val="17"/>
-                <w:szCs w:val="17"/>
-              </w:rPr>
-              <w:t xml:space="preserve">--ink-3</w:t>
-            </w:r>
-          </w:p>
-        </w:tc>
-        <w:tc>
-          <w:tcPr>
-            <w:tcW w:type="dxa" w:w="2506"/>
-            <w:tcBorders>
-              <w:top w:val="single" w:color="BFBFBF" w:sz="4"/>
-              <w:left w:val="single" w:color="BFBFBF" w:sz="4"/>
-              <w:bottom w:val="single" w:color="BFBFBF" w:sz="4"/>
-              <w:right w:val="single" w:color="BFBFBF" w:sz="4"/>
-            </w:tcBorders>
-            <w:tcMar>
-              <w:top w:type="dxa" w:w="60"/>
-              <w:left w:type="dxa" w:w="100"/>
-              <w:bottom w:type="dxa" w:w="60"/>
-              <w:right w:type="dxa" w:w="100"/>
-            </w:tcMar>
-          </w:tcPr>
-          <w:p>
-            <w:pPr>
-              <w:spacing w:after="0"/>
-            </w:pPr>
-            <w:r>
-              <w:rPr>
-                <w:rFonts w:ascii="Courier New" w:cs="Courier New" w:eastAsia="Courier New" w:hAnsi="Courier New"/>
-                <w:sz w:val="17"/>
-                <w:szCs w:val="17"/>
-              </w:rPr>
-              <w:t xml:space="preserve">#17140F</w:t>
-            </w:r>
-            <w:r>
-              <w:rPr>
-                <w:rFonts w:ascii="Calibri" w:cs="Calibri" w:eastAsia="Calibri" w:hAnsi="Calibri"/>
-                <w:sz w:val="19"/>
-                <w:szCs w:val="19"/>
-              </w:rPr>
-              <w:t xml:space="preserve"> / </w:t>
-            </w:r>
-            <w:r>
-              <w:rPr>
-                <w:rFonts w:ascii="Courier New" w:cs="Courier New" w:eastAsia="Courier New" w:hAnsi="Courier New"/>
-                <w:sz w:val="17"/>
-                <w:szCs w:val="17"/>
-              </w:rPr>
-              <w:t xml:space="preserve">#221D16</w:t>
-            </w:r>
-            <w:r>
-              <w:rPr>
-                <w:rFonts w:ascii="Calibri" w:cs="Calibri" w:eastAsia="Calibri" w:hAnsi="Calibri"/>
-                <w:sz w:val="19"/>
-                <w:szCs w:val="19"/>
-              </w:rPr>
-              <w:t xml:space="preserve"> / </w:t>
-            </w:r>
-            <w:r>
-              <w:rPr>
-                <w:rFonts w:ascii="Courier New" w:cs="Courier New" w:eastAsia="Courier New" w:hAnsi="Courier New"/>
-                <w:sz w:val="17"/>
-                <w:szCs w:val="17"/>
-              </w:rPr>
-              <w:t xml:space="preserve">#2E2820</w:t>
-            </w:r>
-          </w:p>
-        </w:tc>
-        <w:tc>
-          <w:tcPr>
-            <w:tcW w:type="dxa" w:w="4632"/>
-            <w:tcBorders>
-              <w:top w:val="single" w:color="BFBFBF" w:sz="4"/>
-              <w:left w:val="single" w:color="BFBFBF" w:sz="4"/>
-              <w:bottom w:val="single" w:color="BFBFBF" w:sz="4"/>
-              <w:right w:val="single" w:color="BFBFBF" w:sz="4"/>
-            </w:tcBorders>
-            <w:tcMar>
-              <w:top w:type="dxa" w:w="60"/>
-              <w:left w:type="dxa" w:w="100"/>
-              <w:bottom w:type="dxa" w:w="60"/>
-              <w:right w:type="dxa" w:w="100"/>
-            </w:tcMar>
-          </w:tcPr>
-          <w:p>
-            <w:pPr>
-              <w:spacing w:after="0"/>
-            </w:pPr>
-            <w:r>
-              <w:rPr>
-                <w:rFonts w:ascii="Calibri" w:cs="Calibri" w:eastAsia="Calibri" w:hAnsi="Calibri"/>
-                <w:sz w:val="19"/>
-                <w:szCs w:val="19"/>
-              </w:rPr>
-              <w:t xml:space="preserve">Page and panel backgrounds, from darkest to lightest</w:t>
+            <w:tcW w:type="dxa" w:w="2799"/>
+            <w:tcBorders>
+              <w:top w:val="single" w:color="BFBFBF" w:sz="4"/>
+              <w:left w:val="single" w:color="BFBFBF" w:sz="4"/>
+              <w:bottom w:val="single" w:color="BFBFBF" w:sz="4"/>
+              <w:right w:val="single" w:color="BFBFBF" w:sz="4"/>
+            </w:tcBorders>
+            <w:tcMar>
+              <w:top w:type="dxa" w:w="60"/>
+              <w:left w:type="dxa" w:w="100"/>
+              <w:bottom w:type="dxa" w:w="60"/>
+              <w:right w:type="dxa" w:w="100"/>
+            </w:tcMar>
+          </w:tcPr>
+          <w:p>
+            <w:pPr>
+              <w:spacing w:after="0"/>
+            </w:pPr>
+            <w:r>
+              <w:rPr>
+                <w:rFonts w:ascii="Courier New" w:cs="Courier New" w:eastAsia="Courier New" w:hAnsi="Courier New"/>
+                <w:sz w:val="17"/>
+                <w:szCs w:val="17"/>
+              </w:rPr>
+              <w:t xml:space="preserve">--page</w:t>
+            </w:r>
+          </w:p>
+        </w:tc>
+        <w:tc>
+          <w:tcPr>
+            <w:tcW w:type="dxa" w:w="2566"/>
+            <w:tcBorders>
+              <w:top w:val="single" w:color="BFBFBF" w:sz="4"/>
+              <w:left w:val="single" w:color="BFBFBF" w:sz="4"/>
+              <w:bottom w:val="single" w:color="BFBFBF" w:sz="4"/>
+              <w:right w:val="single" w:color="BFBFBF" w:sz="4"/>
+            </w:tcBorders>
+            <w:tcMar>
+              <w:top w:type="dxa" w:w="60"/>
+              <w:left w:type="dxa" w:w="100"/>
+              <w:bottom w:type="dxa" w:w="60"/>
+              <w:right w:type="dxa" w:w="100"/>
+            </w:tcMar>
+          </w:tcPr>
+          <w:p>
+            <w:pPr>
+              <w:spacing w:after="0"/>
+            </w:pPr>
+            <w:r>
+              <w:rPr>
+                <w:rFonts w:ascii="Courier New" w:cs="Courier New" w:eastAsia="Courier New" w:hAnsi="Courier New"/>
+                <w:sz w:val="17"/>
+                <w:szCs w:val="17"/>
+              </w:rPr>
+              <w:t xml:space="preserve">#CFC8B6</w:t>
+            </w:r>
+          </w:p>
+        </w:tc>
+        <w:tc>
+          <w:tcPr>
+            <w:tcW w:type="dxa" w:w="4355"/>
+            <w:tcBorders>
+              <w:top w:val="single" w:color="BFBFBF" w:sz="4"/>
+              <w:left w:val="single" w:color="BFBFBF" w:sz="4"/>
+              <w:bottom w:val="single" w:color="BFBFBF" w:sz="4"/>
+              <w:right w:val="single" w:color="BFBFBF" w:sz="4"/>
+            </w:tcBorders>
+            <w:tcMar>
+              <w:top w:type="dxa" w:w="60"/>
+              <w:left w:type="dxa" w:w="100"/>
+              <w:bottom w:type="dxa" w:w="60"/>
+              <w:right w:type="dxa" w:w="100"/>
+            </w:tcMar>
+          </w:tcPr>
+          <w:p>
+            <w:pPr>
+              <w:spacing w:after="0"/>
+            </w:pPr>
+            <w:r>
+              <w:rPr>
+                <w:rFonts w:ascii="Calibri" w:cs="Calibri" w:eastAsia="Calibri" w:hAnsi="Calibri"/>
+                <w:sz w:val="19"/>
+                <w:szCs w:val="19"/>
+              </w:rPr>
+              <w:t xml:space="preserve">Page background (beige plastic)</w:t>
             </w:r>
           </w:p>
         </w:tc>
@@ -4708,31 +4936,31 @@
         </w:trPr>
         <w:tc>
           <w:tcPr>
-            <w:tcW w:type="dxa" w:w="2582"/>
-            <w:tcBorders>
-              <w:top w:val="single" w:color="BFBFBF" w:sz="4"/>
-              <w:left w:val="single" w:color="BFBFBF" w:sz="4"/>
-              <w:bottom w:val="single" w:color="BFBFBF" w:sz="4"/>
-              <w:right w:val="single" w:color="BFBFBF" w:sz="4"/>
-            </w:tcBorders>
-            <w:tcMar>
-              <w:top w:type="dxa" w:w="60"/>
-              <w:left w:type="dxa" w:w="100"/>
-              <w:bottom w:type="dxa" w:w="60"/>
-              <w:right w:type="dxa" w:w="100"/>
-            </w:tcMar>
-          </w:tcPr>
-          <w:p>
-            <w:pPr>
-              <w:spacing w:after="0"/>
-            </w:pPr>
-            <w:r>
-              <w:rPr>
-                <w:rFonts w:ascii="Courier New" w:cs="Courier New" w:eastAsia="Courier New" w:hAnsi="Courier New"/>
-                <w:sz w:val="17"/>
-                <w:szCs w:val="17"/>
-              </w:rPr>
-              <w:t xml:space="preserve">--bone</w:t>
+            <w:tcW w:type="dxa" w:w="2799"/>
+            <w:tcBorders>
+              <w:top w:val="single" w:color="BFBFBF" w:sz="4"/>
+              <w:left w:val="single" w:color="BFBFBF" w:sz="4"/>
+              <w:bottom w:val="single" w:color="BFBFBF" w:sz="4"/>
+              <w:right w:val="single" w:color="BFBFBF" w:sz="4"/>
+            </w:tcBorders>
+            <w:tcMar>
+              <w:top w:type="dxa" w:w="60"/>
+              <w:left w:type="dxa" w:w="100"/>
+              <w:bottom w:type="dxa" w:w="60"/>
+              <w:right w:type="dxa" w:w="100"/>
+            </w:tcMar>
+          </w:tcPr>
+          <w:p>
+            <w:pPr>
+              <w:spacing w:after="0"/>
+            </w:pPr>
+            <w:r>
+              <w:rPr>
+                <w:rFonts w:ascii="Courier New" w:cs="Courier New" w:eastAsia="Courier New" w:hAnsi="Courier New"/>
+                <w:sz w:val="17"/>
+                <w:szCs w:val="17"/>
+              </w:rPr>
+              <w:t xml:space="preserve">--casing</w:t>
             </w:r>
             <w:r>
               <w:rPr>
@@ -4748,7 +4976,7 @@
                 <w:sz w:val="17"/>
                 <w:szCs w:val="17"/>
               </w:rPr>
-              <w:t xml:space="preserve">--bone-2</w:t>
+              <w:t xml:space="preserve">--paper</w:t>
             </w:r>
             <w:r>
               <w:rPr>
@@ -4764,37 +4992,37 @@
                 <w:sz w:val="17"/>
                 <w:szCs w:val="17"/>
               </w:rPr>
-              <w:t xml:space="preserve">--bone-3</w:t>
-            </w:r>
-          </w:p>
-        </w:tc>
-        <w:tc>
-          <w:tcPr>
-            <w:tcW w:type="dxa" w:w="2506"/>
-            <w:tcBorders>
-              <w:top w:val="single" w:color="BFBFBF" w:sz="4"/>
-              <w:left w:val="single" w:color="BFBFBF" w:sz="4"/>
-              <w:bottom w:val="single" w:color="BFBFBF" w:sz="4"/>
-              <w:right w:val="single" w:color="BFBFBF" w:sz="4"/>
-            </w:tcBorders>
-            <w:tcMar>
-              <w:top w:type="dxa" w:w="60"/>
-              <w:left w:type="dxa" w:w="100"/>
-              <w:bottom w:type="dxa" w:w="60"/>
-              <w:right w:type="dxa" w:w="100"/>
-            </w:tcMar>
-          </w:tcPr>
-          <w:p>
-            <w:pPr>
-              <w:spacing w:after="0"/>
-            </w:pPr>
-            <w:r>
-              <w:rPr>
-                <w:rFonts w:ascii="Courier New" w:cs="Courier New" w:eastAsia="Courier New" w:hAnsi="Courier New"/>
-                <w:sz w:val="17"/>
-                <w:szCs w:val="17"/>
-              </w:rPr>
-              <w:t xml:space="preserve">#F2EBDB</w:t>
+              <w:t xml:space="preserve">--field</w:t>
+            </w:r>
+          </w:p>
+        </w:tc>
+        <w:tc>
+          <w:tcPr>
+            <w:tcW w:type="dxa" w:w="2566"/>
+            <w:tcBorders>
+              <w:top w:val="single" w:color="BFBFBF" w:sz="4"/>
+              <w:left w:val="single" w:color="BFBFBF" w:sz="4"/>
+              <w:bottom w:val="single" w:color="BFBFBF" w:sz="4"/>
+              <w:right w:val="single" w:color="BFBFBF" w:sz="4"/>
+            </w:tcBorders>
+            <w:tcMar>
+              <w:top w:type="dxa" w:w="60"/>
+              <w:left w:type="dxa" w:w="100"/>
+              <w:bottom w:type="dxa" w:w="60"/>
+              <w:right w:type="dxa" w:w="100"/>
+            </w:tcMar>
+          </w:tcPr>
+          <w:p>
+            <w:pPr>
+              <w:spacing w:after="0"/>
+            </w:pPr>
+            <w:r>
+              <w:rPr>
+                <w:rFonts w:ascii="Courier New" w:cs="Courier New" w:eastAsia="Courier New" w:hAnsi="Courier New"/>
+                <w:sz w:val="17"/>
+                <w:szCs w:val="17"/>
+              </w:rPr>
+              <w:t xml:space="preserve">#E6E0CF</w:t>
             </w:r>
             <w:r>
               <w:rPr>
@@ -4810,7 +5038,7 @@
                 <w:sz w:val="17"/>
                 <w:szCs w:val="17"/>
               </w:rPr>
-              <w:t xml:space="preserve">#E6DDC6</w:t>
+              <w:t xml:space="preserve">#F1ECDF</w:t>
             </w:r>
             <w:r>
               <w:rPr>
@@ -4826,37 +5054,37 @@
                 <w:sz w:val="17"/>
                 <w:szCs w:val="17"/>
               </w:rPr>
-              <w:t xml:space="preserve">#D2C6A6</w:t>
-            </w:r>
-          </w:p>
-        </w:tc>
-        <w:tc>
-          <w:tcPr>
-            <w:tcW w:type="dxa" w:w="4632"/>
-            <w:tcBorders>
-              <w:top w:val="single" w:color="BFBFBF" w:sz="4"/>
-              <w:left w:val="single" w:color="BFBFBF" w:sz="4"/>
-              <w:bottom w:val="single" w:color="BFBFBF" w:sz="4"/>
-              <w:right w:val="single" w:color="BFBFBF" w:sz="4"/>
-            </w:tcBorders>
-            <w:tcMar>
-              <w:top w:type="dxa" w:w="60"/>
-              <w:left w:type="dxa" w:w="100"/>
-              <w:bottom w:type="dxa" w:w="60"/>
-              <w:right w:type="dxa" w:w="100"/>
-            </w:tcMar>
-          </w:tcPr>
-          <w:p>
-            <w:pPr>
-              <w:spacing w:after="0"/>
-            </w:pPr>
-            <w:r>
-              <w:rPr>
-                <w:rFonts w:ascii="Calibri" w:cs="Calibri" w:eastAsia="Calibri" w:hAnsi="Calibri"/>
-                <w:sz w:val="19"/>
-                <w:szCs w:val="19"/>
-              </w:rPr>
-              <w:t xml:space="preserve">Text and card surfaces</w:t>
+              <w:t xml:space="preserve">#FBF8F0</w:t>
+            </w:r>
+          </w:p>
+        </w:tc>
+        <w:tc>
+          <w:tcPr>
+            <w:tcW w:type="dxa" w:w="4355"/>
+            <w:tcBorders>
+              <w:top w:val="single" w:color="BFBFBF" w:sz="4"/>
+              <w:left w:val="single" w:color="BFBFBF" w:sz="4"/>
+              <w:bottom w:val="single" w:color="BFBFBF" w:sz="4"/>
+              <w:right w:val="single" w:color="BFBFBF" w:sz="4"/>
+            </w:tcBorders>
+            <w:tcMar>
+              <w:top w:type="dxa" w:w="60"/>
+              <w:left w:type="dxa" w:w="100"/>
+              <w:bottom w:type="dxa" w:w="60"/>
+              <w:right w:type="dxa" w:w="100"/>
+            </w:tcMar>
+          </w:tcPr>
+          <w:p>
+            <w:pPr>
+              <w:spacing w:after="0"/>
+            </w:pPr>
+            <w:r>
+              <w:rPr>
+                <w:rFonts w:ascii="Calibri" w:cs="Calibri" w:eastAsia="Calibri" w:hAnsi="Calibri"/>
+                <w:sz w:val="19"/>
+                <w:szCs w:val="19"/>
+              </w:rPr>
+              <w:t xml:space="preserve">Handheld shell, panels and manual pages, inputs</w:t>
             </w:r>
           </w:p>
         </w:tc>
@@ -4867,91 +5095,155 @@
         </w:trPr>
         <w:tc>
           <w:tcPr>
-            <w:tcW w:type="dxa" w:w="2582"/>
-            <w:tcBorders>
-              <w:top w:val="single" w:color="BFBFBF" w:sz="4"/>
-              <w:left w:val="single" w:color="BFBFBF" w:sz="4"/>
-              <w:bottom w:val="single" w:color="BFBFBF" w:sz="4"/>
-              <w:right w:val="single" w:color="BFBFBF" w:sz="4"/>
-            </w:tcBorders>
-            <w:tcMar>
-              <w:top w:type="dxa" w:w="60"/>
-              <w:left w:type="dxa" w:w="100"/>
-              <w:bottom w:type="dxa" w:w="60"/>
-              <w:right w:type="dxa" w:w="100"/>
-            </w:tcMar>
-          </w:tcPr>
-          <w:p>
-            <w:pPr>
-              <w:spacing w:after="0"/>
-            </w:pPr>
-            <w:r>
-              <w:rPr>
-                <w:rFonts w:ascii="Courier New" w:cs="Courier New" w:eastAsia="Courier New" w:hAnsi="Courier New"/>
-                <w:sz w:val="17"/>
-                <w:szCs w:val="17"/>
-              </w:rPr>
-              <w:t xml:space="preserve">--gold</w:t>
-            </w:r>
-          </w:p>
-        </w:tc>
-        <w:tc>
-          <w:tcPr>
-            <w:tcW w:type="dxa" w:w="2506"/>
-            <w:tcBorders>
-              <w:top w:val="single" w:color="BFBFBF" w:sz="4"/>
-              <w:left w:val="single" w:color="BFBFBF" w:sz="4"/>
-              <w:bottom w:val="single" w:color="BFBFBF" w:sz="4"/>
-              <w:right w:val="single" w:color="BFBFBF" w:sz="4"/>
-            </w:tcBorders>
-            <w:tcMar>
-              <w:top w:type="dxa" w:w="60"/>
-              <w:left w:type="dxa" w:w="100"/>
-              <w:bottom w:type="dxa" w:w="60"/>
-              <w:right w:type="dxa" w:w="100"/>
-            </w:tcMar>
-          </w:tcPr>
-          <w:p>
-            <w:pPr>
-              <w:spacing w:after="0"/>
-            </w:pPr>
-            <w:r>
-              <w:rPr>
-                <w:rFonts w:ascii="Courier New" w:cs="Courier New" w:eastAsia="Courier New" w:hAnsi="Courier New"/>
-                <w:sz w:val="17"/>
-                <w:szCs w:val="17"/>
-              </w:rPr>
-              <w:t xml:space="preserve">#E8B84A</w:t>
-            </w:r>
-          </w:p>
-        </w:tc>
-        <w:tc>
-          <w:tcPr>
-            <w:tcW w:type="dxa" w:w="4632"/>
-            <w:tcBorders>
-              <w:top w:val="single" w:color="BFBFBF" w:sz="4"/>
-              <w:left w:val="single" w:color="BFBFBF" w:sz="4"/>
-              <w:bottom w:val="single" w:color="BFBFBF" w:sz="4"/>
-              <w:right w:val="single" w:color="BFBFBF" w:sz="4"/>
-            </w:tcBorders>
-            <w:tcMar>
-              <w:top w:type="dxa" w:w="60"/>
-              <w:left w:type="dxa" w:w="100"/>
-              <w:bottom w:type="dxa" w:w="60"/>
-              <w:right w:type="dxa" w:w="100"/>
-            </w:tcMar>
-          </w:tcPr>
-          <w:p>
-            <w:pPr>
-              <w:spacing w:after="0"/>
-            </w:pPr>
-            <w:r>
-              <w:rPr>
-                <w:rFonts w:ascii="Calibri" w:cs="Calibri" w:eastAsia="Calibri" w:hAnsi="Calibri"/>
-                <w:sz w:val="19"/>
-                <w:szCs w:val="19"/>
-              </w:rPr>
-              <w:t xml:space="preserve">Accent: kickers, links, focus rings, secondary buttons</w:t>
+            <w:tcW w:type="dxa" w:w="2799"/>
+            <w:tcBorders>
+              <w:top w:val="single" w:color="BFBFBF" w:sz="4"/>
+              <w:left w:val="single" w:color="BFBFBF" w:sz="4"/>
+              <w:bottom w:val="single" w:color="BFBFBF" w:sz="4"/>
+              <w:right w:val="single" w:color="BFBFBF" w:sz="4"/>
+            </w:tcBorders>
+            <w:tcMar>
+              <w:top w:type="dxa" w:w="60"/>
+              <w:left w:type="dxa" w:w="100"/>
+              <w:bottom w:type="dxa" w:w="60"/>
+              <w:right w:type="dxa" w:w="100"/>
+            </w:tcMar>
+          </w:tcPr>
+          <w:p>
+            <w:pPr>
+              <w:spacing w:after="0"/>
+            </w:pPr>
+            <w:r>
+              <w:rPr>
+                <w:rFonts w:ascii="Courier New" w:cs="Courier New" w:eastAsia="Courier New" w:hAnsi="Courier New"/>
+                <w:sz w:val="17"/>
+                <w:szCs w:val="17"/>
+              </w:rPr>
+              <w:t xml:space="preserve">--char</w:t>
+            </w:r>
+            <w:r>
+              <w:rPr>
+                <w:rFonts w:ascii="Calibri" w:cs="Calibri" w:eastAsia="Calibri" w:hAnsi="Calibri"/>
+                <w:sz w:val="19"/>
+                <w:szCs w:val="19"/>
+              </w:rPr>
+              <w:t xml:space="preserve"> / </w:t>
+            </w:r>
+            <w:r>
+              <w:rPr>
+                <w:rFonts w:ascii="Courier New" w:cs="Courier New" w:eastAsia="Courier New" w:hAnsi="Courier New"/>
+                <w:sz w:val="17"/>
+                <w:szCs w:val="17"/>
+              </w:rPr>
+              <w:t xml:space="preserve">--char-2</w:t>
+            </w:r>
+            <w:r>
+              <w:rPr>
+                <w:rFonts w:ascii="Calibri" w:cs="Calibri" w:eastAsia="Calibri" w:hAnsi="Calibri"/>
+                <w:sz w:val="19"/>
+                <w:szCs w:val="19"/>
+              </w:rPr>
+              <w:t xml:space="preserve"> / </w:t>
+            </w:r>
+            <w:r>
+              <w:rPr>
+                <w:rFonts w:ascii="Courier New" w:cs="Courier New" w:eastAsia="Courier New" w:hAnsi="Courier New"/>
+                <w:sz w:val="17"/>
+                <w:szCs w:val="17"/>
+              </w:rPr>
+              <w:t xml:space="preserve">--char-3</w:t>
+            </w:r>
+          </w:p>
+        </w:tc>
+        <w:tc>
+          <w:tcPr>
+            <w:tcW w:type="dxa" w:w="2566"/>
+            <w:tcBorders>
+              <w:top w:val="single" w:color="BFBFBF" w:sz="4"/>
+              <w:left w:val="single" w:color="BFBFBF" w:sz="4"/>
+              <w:bottom w:val="single" w:color="BFBFBF" w:sz="4"/>
+              <w:right w:val="single" w:color="BFBFBF" w:sz="4"/>
+            </w:tcBorders>
+            <w:tcMar>
+              <w:top w:type="dxa" w:w="60"/>
+              <w:left w:type="dxa" w:w="100"/>
+              <w:bottom w:type="dxa" w:w="60"/>
+              <w:right w:type="dxa" w:w="100"/>
+            </w:tcMar>
+          </w:tcPr>
+          <w:p>
+            <w:pPr>
+              <w:spacing w:after="0"/>
+            </w:pPr>
+            <w:r>
+              <w:rPr>
+                <w:rFonts w:ascii="Courier New" w:cs="Courier New" w:eastAsia="Courier New" w:hAnsi="Courier New"/>
+                <w:sz w:val="17"/>
+                <w:szCs w:val="17"/>
+              </w:rPr>
+              <w:t xml:space="preserve">#262521</w:t>
+            </w:r>
+            <w:r>
+              <w:rPr>
+                <w:rFonts w:ascii="Calibri" w:cs="Calibri" w:eastAsia="Calibri" w:hAnsi="Calibri"/>
+                <w:sz w:val="19"/>
+                <w:szCs w:val="19"/>
+              </w:rPr>
+              <w:t xml:space="preserve"> / </w:t>
+            </w:r>
+            <w:r>
+              <w:rPr>
+                <w:rFonts w:ascii="Courier New" w:cs="Courier New" w:eastAsia="Courier New" w:hAnsi="Courier New"/>
+                <w:sz w:val="17"/>
+                <w:szCs w:val="17"/>
+              </w:rPr>
+              <w:t xml:space="preserve">#2D2C28</w:t>
+            </w:r>
+            <w:r>
+              <w:rPr>
+                <w:rFonts w:ascii="Calibri" w:cs="Calibri" w:eastAsia="Calibri" w:hAnsi="Calibri"/>
+                <w:sz w:val="19"/>
+                <w:szCs w:val="19"/>
+              </w:rPr>
+              <w:t xml:space="preserve"> / </w:t>
+            </w:r>
+            <w:r>
+              <w:rPr>
+                <w:rFonts w:ascii="Courier New" w:cs="Courier New" w:eastAsia="Courier New" w:hAnsi="Courier New"/>
+                <w:sz w:val="17"/>
+                <w:szCs w:val="17"/>
+              </w:rPr>
+              <w:t xml:space="preserve">#3A3934</w:t>
+            </w:r>
+          </w:p>
+        </w:tc>
+        <w:tc>
+          <w:tcPr>
+            <w:tcW w:type="dxa" w:w="4355"/>
+            <w:tcBorders>
+              <w:top w:val="single" w:color="BFBFBF" w:sz="4"/>
+              <w:left w:val="single" w:color="BFBFBF" w:sz="4"/>
+              <w:bottom w:val="single" w:color="BFBFBF" w:sz="4"/>
+              <w:right w:val="single" w:color="BFBFBF" w:sz="4"/>
+            </w:tcBorders>
+            <w:tcMar>
+              <w:top w:type="dxa" w:w="60"/>
+              <w:left w:type="dxa" w:w="100"/>
+              <w:bottom w:type="dxa" w:w="60"/>
+              <w:right w:type="dxa" w:w="100"/>
+            </w:tcMar>
+          </w:tcPr>
+          <w:p>
+            <w:pPr>
+              <w:spacing w:after="0"/>
+            </w:pPr>
+            <w:r>
+              <w:rPr>
+                <w:rFonts w:ascii="Calibri" w:cs="Calibri" w:eastAsia="Calibri" w:hAnsi="Calibri"/>
+                <w:sz w:val="19"/>
+                <w:szCs w:val="19"/>
+              </w:rPr>
+              <w:t xml:space="preserve">Header, bezel, dark keys, cartridge shells</w:t>
             </w:r>
           </w:p>
         </w:tc>
@@ -4962,91 +5254,179 @@
         </w:trPr>
         <w:tc>
           <w:tcPr>
-            <w:tcW w:type="dxa" w:w="2582"/>
-            <w:tcBorders>
-              <w:top w:val="single" w:color="BFBFBF" w:sz="4"/>
-              <w:left w:val="single" w:color="BFBFBF" w:sz="4"/>
-              <w:bottom w:val="single" w:color="BFBFBF" w:sz="4"/>
-              <w:right w:val="single" w:color="BFBFBF" w:sz="4"/>
-            </w:tcBorders>
-            <w:tcMar>
-              <w:top w:type="dxa" w:w="60"/>
-              <w:left w:type="dxa" w:w="100"/>
-              <w:bottom w:type="dxa" w:w="60"/>
-              <w:right w:type="dxa" w:w="100"/>
-            </w:tcMar>
-          </w:tcPr>
-          <w:p>
-            <w:pPr>
-              <w:spacing w:after="0"/>
-            </w:pPr>
-            <w:r>
-              <w:rPr>
-                <w:rFonts w:ascii="Courier New" w:cs="Courier New" w:eastAsia="Courier New" w:hAnsi="Courier New"/>
-                <w:sz w:val="17"/>
-                <w:szCs w:val="17"/>
-              </w:rPr>
-              <w:t xml:space="preserve">--blood</w:t>
-            </w:r>
-          </w:p>
-        </w:tc>
-        <w:tc>
-          <w:tcPr>
-            <w:tcW w:type="dxa" w:w="2506"/>
-            <w:tcBorders>
-              <w:top w:val="single" w:color="BFBFBF" w:sz="4"/>
-              <w:left w:val="single" w:color="BFBFBF" w:sz="4"/>
-              <w:bottom w:val="single" w:color="BFBFBF" w:sz="4"/>
-              <w:right w:val="single" w:color="BFBFBF" w:sz="4"/>
-            </w:tcBorders>
-            <w:tcMar>
-              <w:top w:type="dxa" w:w="60"/>
-              <w:left w:type="dxa" w:w="100"/>
-              <w:bottom w:type="dxa" w:w="60"/>
-              <w:right w:type="dxa" w:w="100"/>
-            </w:tcMar>
-          </w:tcPr>
-          <w:p>
-            <w:pPr>
-              <w:spacing w:after="0"/>
-            </w:pPr>
-            <w:r>
-              <w:rPr>
-                <w:rFonts w:ascii="Courier New" w:cs="Courier New" w:eastAsia="Courier New" w:hAnsi="Courier New"/>
-                <w:sz w:val="17"/>
-                <w:szCs w:val="17"/>
-              </w:rPr>
-              <w:t xml:space="preserve">#C2392E</w:t>
-            </w:r>
-          </w:p>
-        </w:tc>
-        <w:tc>
-          <w:tcPr>
-            <w:tcW w:type="dxa" w:w="4632"/>
-            <w:tcBorders>
-              <w:top w:val="single" w:color="BFBFBF" w:sz="4"/>
-              <w:left w:val="single" w:color="BFBFBF" w:sz="4"/>
-              <w:bottom w:val="single" w:color="BFBFBF" w:sz="4"/>
-              <w:right w:val="single" w:color="BFBFBF" w:sz="4"/>
-            </w:tcBorders>
-            <w:tcMar>
-              <w:top w:type="dxa" w:w="60"/>
-              <w:left w:type="dxa" w:w="100"/>
-              <w:bottom w:type="dxa" w:w="60"/>
-              <w:right w:type="dxa" w:w="100"/>
-            </w:tcMar>
-          </w:tcPr>
-          <w:p>
-            <w:pPr>
-              <w:spacing w:after="0"/>
-            </w:pPr>
-            <w:r>
-              <w:rPr>
-                <w:rFonts w:ascii="Calibri" w:cs="Calibri" w:eastAsia="Calibri" w:hAnsi="Calibri"/>
-                <w:sz w:val="19"/>
-                <w:szCs w:val="19"/>
-              </w:rPr>
-              <w:t xml:space="preserve">Primary buttons (as on NEWU), wordmark accent, errors</w:t>
+            <w:tcW w:type="dxa" w:w="2799"/>
+            <w:tcBorders>
+              <w:top w:val="single" w:color="BFBFBF" w:sz="4"/>
+              <w:left w:val="single" w:color="BFBFBF" w:sz="4"/>
+              <w:bottom w:val="single" w:color="BFBFBF" w:sz="4"/>
+              <w:right w:val="single" w:color="BFBFBF" w:sz="4"/>
+            </w:tcBorders>
+            <w:tcMar>
+              <w:top w:type="dxa" w:w="60"/>
+              <w:left w:type="dxa" w:w="100"/>
+              <w:bottom w:type="dxa" w:w="60"/>
+              <w:right w:type="dxa" w:w="100"/>
+            </w:tcMar>
+          </w:tcPr>
+          <w:p>
+            <w:pPr>
+              <w:spacing w:after="0"/>
+            </w:pPr>
+            <w:r>
+              <w:rPr>
+                <w:rFonts w:ascii="Courier New" w:cs="Courier New" w:eastAsia="Courier New" w:hAnsi="Courier New"/>
+                <w:sz w:val="17"/>
+                <w:szCs w:val="17"/>
+              </w:rPr>
+              <w:t xml:space="preserve">--fg</w:t>
+            </w:r>
+            <w:r>
+              <w:rPr>
+                <w:rFonts w:ascii="Calibri" w:cs="Calibri" w:eastAsia="Calibri" w:hAnsi="Calibri"/>
+                <w:sz w:val="19"/>
+                <w:szCs w:val="19"/>
+              </w:rPr>
+              <w:t xml:space="preserve"> / </w:t>
+            </w:r>
+            <w:r>
+              <w:rPr>
+                <w:rFonts w:ascii="Courier New" w:cs="Courier New" w:eastAsia="Courier New" w:hAnsi="Courier New"/>
+                <w:sz w:val="17"/>
+                <w:szCs w:val="17"/>
+              </w:rPr>
+              <w:t xml:space="preserve">--fg-2</w:t>
+            </w:r>
+            <w:r>
+              <w:rPr>
+                <w:rFonts w:ascii="Calibri" w:cs="Calibri" w:eastAsia="Calibri" w:hAnsi="Calibri"/>
+                <w:sz w:val="19"/>
+                <w:szCs w:val="19"/>
+              </w:rPr>
+              <w:t xml:space="preserve"> / </w:t>
+            </w:r>
+            <w:r>
+              <w:rPr>
+                <w:rFonts w:ascii="Courier New" w:cs="Courier New" w:eastAsia="Courier New" w:hAnsi="Courier New"/>
+                <w:sz w:val="17"/>
+                <w:szCs w:val="17"/>
+              </w:rPr>
+              <w:t xml:space="preserve">--fg-3</w:t>
+            </w:r>
+          </w:p>
+        </w:tc>
+        <w:tc>
+          <w:tcPr>
+            <w:tcW w:type="dxa" w:w="2566"/>
+            <w:tcBorders>
+              <w:top w:val="single" w:color="BFBFBF" w:sz="4"/>
+              <w:left w:val="single" w:color="BFBFBF" w:sz="4"/>
+              <w:bottom w:val="single" w:color="BFBFBF" w:sz="4"/>
+              <w:right w:val="single" w:color="BFBFBF" w:sz="4"/>
+            </w:tcBorders>
+            <w:tcMar>
+              <w:top w:type="dxa" w:w="60"/>
+              <w:left w:type="dxa" w:w="100"/>
+              <w:bottom w:type="dxa" w:w="60"/>
+              <w:right w:type="dxa" w:w="100"/>
+            </w:tcMar>
+          </w:tcPr>
+          <w:p>
+            <w:pPr>
+              <w:spacing w:after="0"/>
+            </w:pPr>
+            <w:r>
+              <w:rPr>
+                <w:rFonts w:ascii="Courier New" w:cs="Courier New" w:eastAsia="Courier New" w:hAnsi="Courier New"/>
+                <w:sz w:val="17"/>
+                <w:szCs w:val="17"/>
+              </w:rPr>
+              <w:t xml:space="preserve">#262521</w:t>
+            </w:r>
+            <w:r>
+              <w:rPr>
+                <w:rFonts w:ascii="Calibri" w:cs="Calibri" w:eastAsia="Calibri" w:hAnsi="Calibri"/>
+                <w:sz w:val="19"/>
+                <w:szCs w:val="19"/>
+              </w:rPr>
+              <w:t xml:space="preserve"> / </w:t>
+            </w:r>
+            <w:r>
+              <w:rPr>
+                <w:rFonts w:ascii="Courier New" w:cs="Courier New" w:eastAsia="Courier New" w:hAnsi="Courier New"/>
+                <w:sz w:val="17"/>
+                <w:szCs w:val="17"/>
+              </w:rPr>
+              <w:t xml:space="preserve">#45413A</w:t>
+            </w:r>
+            <w:r>
+              <w:rPr>
+                <w:rFonts w:ascii="Calibri" w:cs="Calibri" w:eastAsia="Calibri" w:hAnsi="Calibri"/>
+                <w:sz w:val="19"/>
+                <w:szCs w:val="19"/>
+              </w:rPr>
+              <w:t xml:space="preserve"> / </w:t>
+            </w:r>
+            <w:r>
+              <w:rPr>
+                <w:rFonts w:ascii="Courier New" w:cs="Courier New" w:eastAsia="Courier New" w:hAnsi="Courier New"/>
+                <w:sz w:val="17"/>
+                <w:szCs w:val="17"/>
+              </w:rPr>
+              <w:t xml:space="preserve">#57524A</w:t>
+            </w:r>
+          </w:p>
+        </w:tc>
+        <w:tc>
+          <w:tcPr>
+            <w:tcW w:type="dxa" w:w="4355"/>
+            <w:tcBorders>
+              <w:top w:val="single" w:color="BFBFBF" w:sz="4"/>
+              <w:left w:val="single" w:color="BFBFBF" w:sz="4"/>
+              <w:bottom w:val="single" w:color="BFBFBF" w:sz="4"/>
+              <w:right w:val="single" w:color="BFBFBF" w:sz="4"/>
+            </w:tcBorders>
+            <w:tcMar>
+              <w:top w:type="dxa" w:w="60"/>
+              <w:left w:type="dxa" w:w="100"/>
+              <w:bottom w:type="dxa" w:w="60"/>
+              <w:right w:type="dxa" w:w="100"/>
+            </w:tcMar>
+          </w:tcPr>
+          <w:p>
+            <w:pPr>
+              <w:spacing w:after="0"/>
+            </w:pPr>
+            <w:r>
+              <w:rPr>
+                <w:rFonts w:ascii="Calibri" w:cs="Calibri" w:eastAsia="Calibri" w:hAnsi="Calibri"/>
+                <w:sz w:val="19"/>
+                <w:szCs w:val="19"/>
+              </w:rPr>
+              <w:t xml:space="preserve">Text; </w:t>
+            </w:r>
+            <w:r>
+              <w:rPr>
+                <w:rFonts w:ascii="Courier New" w:cs="Courier New" w:eastAsia="Courier New" w:hAnsi="Courier New"/>
+                <w:sz w:val="17"/>
+                <w:szCs w:val="17"/>
+              </w:rPr>
+              <w:t xml:space="preserve">--fg-3</w:t>
+            </w:r>
+            <w:r>
+              <w:rPr>
+                <w:rFonts w:ascii="Calibri" w:cs="Calibri" w:eastAsia="Calibri" w:hAnsi="Calibri"/>
+                <w:sz w:val="19"/>
+                <w:szCs w:val="19"/>
+              </w:rPr>
+              <w:t xml:space="preserve"> is 4.6:1 on </w:t>
+            </w:r>
+            <w:r>
+              <w:rPr>
+                <w:rFonts w:ascii="Courier New" w:cs="Courier New" w:eastAsia="Courier New" w:hAnsi="Courier New"/>
+                <w:sz w:val="17"/>
+                <w:szCs w:val="17"/>
+              </w:rPr>
+              <w:t xml:space="preserve">--page</w:t>
             </w:r>
           </w:p>
         </w:tc>
@@ -5057,107 +5437,155 @@
         </w:trPr>
         <w:tc>
           <w:tcPr>
-            <w:tcW w:type="dxa" w:w="2582"/>
-            <w:tcBorders>
-              <w:top w:val="single" w:color="BFBFBF" w:sz="4"/>
-              <w:left w:val="single" w:color="BFBFBF" w:sz="4"/>
-              <w:bottom w:val="single" w:color="BFBFBF" w:sz="4"/>
-              <w:right w:val="single" w:color="BFBFBF" w:sz="4"/>
-            </w:tcBorders>
-            <w:tcMar>
-              <w:top w:type="dxa" w:w="60"/>
-              <w:left w:type="dxa" w:w="100"/>
-              <w:bottom w:type="dxa" w:w="60"/>
-              <w:right w:type="dxa" w:w="100"/>
-            </w:tcMar>
-          </w:tcPr>
-          <w:p>
-            <w:pPr>
-              <w:spacing w:after="0"/>
-            </w:pPr>
-            <w:r>
-              <w:rPr>
-                <w:rFonts w:ascii="Courier New" w:cs="Courier New" w:eastAsia="Courier New" w:hAnsi="Courier New"/>
-                <w:sz w:val="17"/>
-                <w:szCs w:val="17"/>
-              </w:rPr>
-              <w:t xml:space="preserve">--muted</w:t>
-            </w:r>
-          </w:p>
-        </w:tc>
-        <w:tc>
-          <w:tcPr>
-            <w:tcW w:type="dxa" w:w="2506"/>
-            <w:tcBorders>
-              <w:top w:val="single" w:color="BFBFBF" w:sz="4"/>
-              <w:left w:val="single" w:color="BFBFBF" w:sz="4"/>
-              <w:bottom w:val="single" w:color="BFBFBF" w:sz="4"/>
-              <w:right w:val="single" w:color="BFBFBF" w:sz="4"/>
-            </w:tcBorders>
-            <w:tcMar>
-              <w:top w:type="dxa" w:w="60"/>
-              <w:left w:type="dxa" w:w="100"/>
-              <w:bottom w:type="dxa" w:w="60"/>
-              <w:right w:type="dxa" w:w="100"/>
-            </w:tcMar>
-          </w:tcPr>
-          <w:p>
-            <w:pPr>
-              <w:spacing w:after="0"/>
-            </w:pPr>
-            <w:r>
-              <w:rPr>
-                <w:rFonts w:ascii="Courier New" w:cs="Courier New" w:eastAsia="Courier New" w:hAnsi="Courier New"/>
-                <w:sz w:val="17"/>
-                <w:szCs w:val="17"/>
-              </w:rPr>
-              <w:t xml:space="preserve">#B3A88D</w:t>
-            </w:r>
-          </w:p>
-        </w:tc>
-        <w:tc>
-          <w:tcPr>
-            <w:tcW w:type="dxa" w:w="4632"/>
-            <w:tcBorders>
-              <w:top w:val="single" w:color="BFBFBF" w:sz="4"/>
-              <w:left w:val="single" w:color="BFBFBF" w:sz="4"/>
-              <w:bottom w:val="single" w:color="BFBFBF" w:sz="4"/>
-              <w:right w:val="single" w:color="BFBFBF" w:sz="4"/>
-            </w:tcBorders>
-            <w:tcMar>
-              <w:top w:type="dxa" w:w="60"/>
-              <w:left w:type="dxa" w:w="100"/>
-              <w:bottom w:type="dxa" w:w="60"/>
-              <w:right w:type="dxa" w:w="100"/>
-            </w:tcMar>
-          </w:tcPr>
-          <w:p>
-            <w:pPr>
-              <w:spacing w:after="0"/>
-            </w:pPr>
-            <w:r>
-              <w:rPr>
-                <w:rFonts w:ascii="Calibri" w:cs="Calibri" w:eastAsia="Calibri" w:hAnsi="Calibri"/>
-                <w:sz w:val="19"/>
-                <w:szCs w:val="19"/>
-              </w:rPr>
-              <w:t xml:space="preserve">Secondary text (7.8:1 on </w:t>
-            </w:r>
-            <w:r>
-              <w:rPr>
-                <w:rFonts w:ascii="Courier New" w:cs="Courier New" w:eastAsia="Courier New" w:hAnsi="Courier New"/>
-                <w:sz w:val="17"/>
-                <w:szCs w:val="17"/>
-              </w:rPr>
-              <w:t xml:space="preserve">--ink</w:t>
-            </w:r>
-            <w:r>
-              <w:rPr>
-                <w:rFonts w:ascii="Calibri" w:cs="Calibri" w:eastAsia="Calibri" w:hAnsi="Calibri"/>
-                <w:sz w:val="19"/>
-                <w:szCs w:val="19"/>
-              </w:rPr>
-              <w:t xml:space="preserve">); the only token not in NEWU</w:t>
+            <w:tcW w:type="dxa" w:w="2799"/>
+            <w:tcBorders>
+              <w:top w:val="single" w:color="BFBFBF" w:sz="4"/>
+              <w:left w:val="single" w:color="BFBFBF" w:sz="4"/>
+              <w:bottom w:val="single" w:color="BFBFBF" w:sz="4"/>
+              <w:right w:val="single" w:color="BFBFBF" w:sz="4"/>
+            </w:tcBorders>
+            <w:tcMar>
+              <w:top w:type="dxa" w:w="60"/>
+              <w:left w:type="dxa" w:w="100"/>
+              <w:bottom w:type="dxa" w:w="60"/>
+              <w:right w:type="dxa" w:w="100"/>
+            </w:tcMar>
+          </w:tcPr>
+          <w:p>
+            <w:pPr>
+              <w:spacing w:after="0"/>
+            </w:pPr>
+            <w:r>
+              <w:rPr>
+                <w:rFonts w:ascii="Courier New" w:cs="Courier New" w:eastAsia="Courier New" w:hAnsi="Courier New"/>
+                <w:sz w:val="17"/>
+                <w:szCs w:val="17"/>
+              </w:rPr>
+              <w:t xml:space="preserve">--red</w:t>
+            </w:r>
+            <w:r>
+              <w:rPr>
+                <w:rFonts w:ascii="Calibri" w:cs="Calibri" w:eastAsia="Calibri" w:hAnsi="Calibri"/>
+                <w:sz w:val="19"/>
+                <w:szCs w:val="19"/>
+              </w:rPr>
+              <w:t xml:space="preserve"> / </w:t>
+            </w:r>
+            <w:r>
+              <w:rPr>
+                <w:rFonts w:ascii="Courier New" w:cs="Courier New" w:eastAsia="Courier New" w:hAnsi="Courier New"/>
+                <w:sz w:val="17"/>
+                <w:szCs w:val="17"/>
+              </w:rPr>
+              <w:t xml:space="preserve">--red-key</w:t>
+            </w:r>
+            <w:r>
+              <w:rPr>
+                <w:rFonts w:ascii="Calibri" w:cs="Calibri" w:eastAsia="Calibri" w:hAnsi="Calibri"/>
+                <w:sz w:val="19"/>
+                <w:szCs w:val="19"/>
+              </w:rPr>
+              <w:t xml:space="preserve"> / </w:t>
+            </w:r>
+            <w:r>
+              <w:rPr>
+                <w:rFonts w:ascii="Courier New" w:cs="Courier New" w:eastAsia="Courier New" w:hAnsi="Courier New"/>
+                <w:sz w:val="17"/>
+                <w:szCs w:val="17"/>
+              </w:rPr>
+              <w:t xml:space="preserve">--red-text</w:t>
+            </w:r>
+          </w:p>
+        </w:tc>
+        <w:tc>
+          <w:tcPr>
+            <w:tcW w:type="dxa" w:w="2566"/>
+            <w:tcBorders>
+              <w:top w:val="single" w:color="BFBFBF" w:sz="4"/>
+              <w:left w:val="single" w:color="BFBFBF" w:sz="4"/>
+              <w:bottom w:val="single" w:color="BFBFBF" w:sz="4"/>
+              <w:right w:val="single" w:color="BFBFBF" w:sz="4"/>
+            </w:tcBorders>
+            <w:tcMar>
+              <w:top w:type="dxa" w:w="60"/>
+              <w:left w:type="dxa" w:w="100"/>
+              <w:bottom w:type="dxa" w:w="60"/>
+              <w:right w:type="dxa" w:w="100"/>
+            </w:tcMar>
+          </w:tcPr>
+          <w:p>
+            <w:pPr>
+              <w:spacing w:after="0"/>
+            </w:pPr>
+            <w:r>
+              <w:rPr>
+                <w:rFonts w:ascii="Courier New" w:cs="Courier New" w:eastAsia="Courier New" w:hAnsi="Courier New"/>
+                <w:sz w:val="17"/>
+                <w:szCs w:val="17"/>
+              </w:rPr>
+              <w:t xml:space="preserve">#BF3A1B</w:t>
+            </w:r>
+            <w:r>
+              <w:rPr>
+                <w:rFonts w:ascii="Calibri" w:cs="Calibri" w:eastAsia="Calibri" w:hAnsi="Calibri"/>
+                <w:sz w:val="19"/>
+                <w:szCs w:val="19"/>
+              </w:rPr>
+              <w:t xml:space="preserve"> / </w:t>
+            </w:r>
+            <w:r>
+              <w:rPr>
+                <w:rFonts w:ascii="Courier New" w:cs="Courier New" w:eastAsia="Courier New" w:hAnsi="Courier New"/>
+                <w:sz w:val="17"/>
+                <w:szCs w:val="17"/>
+              </w:rPr>
+              <w:t xml:space="preserve">#D8431F</w:t>
+            </w:r>
+            <w:r>
+              <w:rPr>
+                <w:rFonts w:ascii="Calibri" w:cs="Calibri" w:eastAsia="Calibri" w:hAnsi="Calibri"/>
+                <w:sz w:val="19"/>
+                <w:szCs w:val="19"/>
+              </w:rPr>
+              <w:t xml:space="preserve"> / </w:t>
+            </w:r>
+            <w:r>
+              <w:rPr>
+                <w:rFonts w:ascii="Courier New" w:cs="Courier New" w:eastAsia="Courier New" w:hAnsi="Courier New"/>
+                <w:sz w:val="17"/>
+                <w:szCs w:val="17"/>
+              </w:rPr>
+              <w:t xml:space="preserve">#922B14</w:t>
+            </w:r>
+          </w:p>
+        </w:tc>
+        <w:tc>
+          <w:tcPr>
+            <w:tcW w:type="dxa" w:w="4355"/>
+            <w:tcBorders>
+              <w:top w:val="single" w:color="BFBFBF" w:sz="4"/>
+              <w:left w:val="single" w:color="BFBFBF" w:sz="4"/>
+              <w:bottom w:val="single" w:color="BFBFBF" w:sz="4"/>
+              <w:right w:val="single" w:color="BFBFBF" w:sz="4"/>
+            </w:tcBorders>
+            <w:tcMar>
+              <w:top w:type="dxa" w:w="60"/>
+              <w:left w:type="dxa" w:w="100"/>
+              <w:bottom w:type="dxa" w:w="60"/>
+              <w:right w:type="dxa" w:w="100"/>
+            </w:tcMar>
+          </w:tcPr>
+          <w:p>
+            <w:pPr>
+              <w:spacing w:after="0"/>
+            </w:pPr>
+            <w:r>
+              <w:rPr>
+                <w:rFonts w:ascii="Calibri" w:cs="Calibri" w:eastAsia="Calibri" w:hAnsi="Calibri"/>
+                <w:sz w:val="19"/>
+                <w:szCs w:val="19"/>
+              </w:rPr>
+              <w:t xml:space="preserve">Primary buttons, the A key, accent text and links</w:t>
             </w:r>
           </w:p>
         </w:tc>
@@ -5168,91 +5596,123 @@
         </w:trPr>
         <w:tc>
           <w:tcPr>
-            <w:tcW w:type="dxa" w:w="2582"/>
-            <w:tcBorders>
-              <w:top w:val="single" w:color="BFBFBF" w:sz="4"/>
-              <w:left w:val="single" w:color="BFBFBF" w:sz="4"/>
-              <w:bottom w:val="single" w:color="BFBFBF" w:sz="4"/>
-              <w:right w:val="single" w:color="BFBFBF" w:sz="4"/>
-            </w:tcBorders>
-            <w:tcMar>
-              <w:top w:type="dxa" w:w="60"/>
-              <w:left w:type="dxa" w:w="100"/>
-              <w:bottom w:type="dxa" w:w="60"/>
-              <w:right w:type="dxa" w:w="100"/>
-            </w:tcMar>
-          </w:tcPr>
-          <w:p>
-            <w:pPr>
-              <w:spacing w:after="0"/>
-            </w:pPr>
-            <w:r>
-              <w:rPr>
-                <w:rFonts w:ascii="Courier New" w:cs="Courier New" w:eastAsia="Courier New" w:hAnsi="Courier New"/>
-                <w:sz w:val="17"/>
-                <w:szCs w:val="17"/>
-              </w:rPr>
-              <w:t xml:space="preserve">--cash</w:t>
-            </w:r>
-          </w:p>
-        </w:tc>
-        <w:tc>
-          <w:tcPr>
-            <w:tcW w:type="dxa" w:w="2506"/>
-            <w:tcBorders>
-              <w:top w:val="single" w:color="BFBFBF" w:sz="4"/>
-              <w:left w:val="single" w:color="BFBFBF" w:sz="4"/>
-              <w:bottom w:val="single" w:color="BFBFBF" w:sz="4"/>
-              <w:right w:val="single" w:color="BFBFBF" w:sz="4"/>
-            </w:tcBorders>
-            <w:tcMar>
-              <w:top w:type="dxa" w:w="60"/>
-              <w:left w:type="dxa" w:w="100"/>
-              <w:bottom w:type="dxa" w:w="60"/>
-              <w:right w:type="dxa" w:w="100"/>
-            </w:tcMar>
-          </w:tcPr>
-          <w:p>
-            <w:pPr>
-              <w:spacing w:after="0"/>
-            </w:pPr>
-            <w:r>
-              <w:rPr>
-                <w:rFonts w:ascii="Courier New" w:cs="Courier New" w:eastAsia="Courier New" w:hAnsi="Courier New"/>
-                <w:sz w:val="17"/>
-                <w:szCs w:val="17"/>
-              </w:rPr>
-              <w:t xml:space="preserve">#4FB36A</w:t>
-            </w:r>
-          </w:p>
-        </w:tc>
-        <w:tc>
-          <w:tcPr>
-            <w:tcW w:type="dxa" w:w="4632"/>
-            <w:tcBorders>
-              <w:top w:val="single" w:color="BFBFBF" w:sz="4"/>
-              <w:left w:val="single" w:color="BFBFBF" w:sz="4"/>
-              <w:bottom w:val="single" w:color="BFBFBF" w:sz="4"/>
-              <w:right w:val="single" w:color="BFBFBF" w:sz="4"/>
-            </w:tcBorders>
-            <w:tcMar>
-              <w:top w:type="dxa" w:w="60"/>
-              <w:left w:type="dxa" w:w="100"/>
-              <w:bottom w:type="dxa" w:w="60"/>
-              <w:right w:type="dxa" w:w="100"/>
-            </w:tcMar>
-          </w:tcPr>
-          <w:p>
-            <w:pPr>
-              <w:spacing w:after="0"/>
-            </w:pPr>
-            <w:r>
-              <w:rPr>
-                <w:rFonts w:ascii="Calibri" w:cs="Calibri" w:eastAsia="Calibri" w:hAnsi="Calibri"/>
-                <w:sz w:val="19"/>
-                <w:szCs w:val="19"/>
-              </w:rPr>
-              <w:t xml:space="preserve">Success, "Open playtest" badge</w:t>
+            <w:tcW w:type="dxa" w:w="2799"/>
+            <w:tcBorders>
+              <w:top w:val="single" w:color="BFBFBF" w:sz="4"/>
+              <w:left w:val="single" w:color="BFBFBF" w:sz="4"/>
+              <w:bottom w:val="single" w:color="BFBFBF" w:sz="4"/>
+              <w:right w:val="single" w:color="BFBFBF" w:sz="4"/>
+            </w:tcBorders>
+            <w:tcMar>
+              <w:top w:type="dxa" w:w="60"/>
+              <w:left w:type="dxa" w:w="100"/>
+              <w:bottom w:type="dxa" w:w="60"/>
+              <w:right w:type="dxa" w:w="100"/>
+            </w:tcMar>
+          </w:tcPr>
+          <w:p>
+            <w:pPr>
+              <w:spacing w:after="0"/>
+            </w:pPr>
+            <w:r>
+              <w:rPr>
+                <w:rFonts w:ascii="Courier New" w:cs="Courier New" w:eastAsia="Courier New" w:hAnsi="Courier New"/>
+                <w:sz w:val="17"/>
+                <w:szCs w:val="17"/>
+              </w:rPr>
+              <w:t xml:space="preserve">--amber</w:t>
+            </w:r>
+            <w:r>
+              <w:rPr>
+                <w:rFonts w:ascii="Calibri" w:cs="Calibri" w:eastAsia="Calibri" w:hAnsi="Calibri"/>
+                <w:sz w:val="19"/>
+                <w:szCs w:val="19"/>
+              </w:rPr>
+              <w:t xml:space="preserve"> / </w:t>
+            </w:r>
+            <w:r>
+              <w:rPr>
+                <w:rFonts w:ascii="Courier New" w:cs="Courier New" w:eastAsia="Courier New" w:hAnsi="Courier New"/>
+                <w:sz w:val="17"/>
+                <w:szCs w:val="17"/>
+              </w:rPr>
+              <w:t xml:space="preserve">--teal</w:t>
+            </w:r>
+          </w:p>
+        </w:tc>
+        <w:tc>
+          <w:tcPr>
+            <w:tcW w:type="dxa" w:w="2566"/>
+            <w:tcBorders>
+              <w:top w:val="single" w:color="BFBFBF" w:sz="4"/>
+              <w:left w:val="single" w:color="BFBFBF" w:sz="4"/>
+              <w:bottom w:val="single" w:color="BFBFBF" w:sz="4"/>
+              <w:right w:val="single" w:color="BFBFBF" w:sz="4"/>
+            </w:tcBorders>
+            <w:tcMar>
+              <w:top w:type="dxa" w:w="60"/>
+              <w:left w:type="dxa" w:w="100"/>
+              <w:bottom w:type="dxa" w:w="60"/>
+              <w:right w:type="dxa" w:w="100"/>
+            </w:tcMar>
+          </w:tcPr>
+          <w:p>
+            <w:pPr>
+              <w:spacing w:after="0"/>
+            </w:pPr>
+            <w:r>
+              <w:rPr>
+                <w:rFonts w:ascii="Courier New" w:cs="Courier New" w:eastAsia="Courier New" w:hAnsi="Courier New"/>
+                <w:sz w:val="17"/>
+                <w:szCs w:val="17"/>
+              </w:rPr>
+              <w:t xml:space="preserve">#F2A33A</w:t>
+            </w:r>
+            <w:r>
+              <w:rPr>
+                <w:rFonts w:ascii="Calibri" w:cs="Calibri" w:eastAsia="Calibri" w:hAnsi="Calibri"/>
+                <w:sz w:val="19"/>
+                <w:szCs w:val="19"/>
+              </w:rPr>
+              <w:t xml:space="preserve"> / </w:t>
+            </w:r>
+            <w:r>
+              <w:rPr>
+                <w:rFonts w:ascii="Courier New" w:cs="Courier New" w:eastAsia="Courier New" w:hAnsi="Courier New"/>
+                <w:sz w:val="17"/>
+                <w:szCs w:val="17"/>
+              </w:rPr>
+              <w:t xml:space="preserve">#1FB3B8</w:t>
+            </w:r>
+          </w:p>
+        </w:tc>
+        <w:tc>
+          <w:tcPr>
+            <w:tcW w:type="dxa" w:w="4355"/>
+            <w:tcBorders>
+              <w:top w:val="single" w:color="BFBFBF" w:sz="4"/>
+              <w:left w:val="single" w:color="BFBFBF" w:sz="4"/>
+              <w:bottom w:val="single" w:color="BFBFBF" w:sz="4"/>
+              <w:right w:val="single" w:color="BFBFBF" w:sz="4"/>
+            </w:tcBorders>
+            <w:tcMar>
+              <w:top w:type="dxa" w:w="60"/>
+              <w:left w:type="dxa" w:w="100"/>
+              <w:bottom w:type="dxa" w:w="60"/>
+              <w:right w:type="dxa" w:w="100"/>
+            </w:tcMar>
+          </w:tcPr>
+          <w:p>
+            <w:pPr>
+              <w:spacing w:after="0"/>
+            </w:pPr>
+            <w:r>
+              <w:rPr>
+                <w:rFonts w:ascii="Calibri" w:cs="Calibri" w:eastAsia="Calibri" w:hAnsi="Calibri"/>
+                <w:sz w:val="19"/>
+                <w:szCs w:val="19"/>
+              </w:rPr>
+              <w:t xml:space="preserve">Secondary buttons; the red, amber and teal casing stripe</w:t>
             </w:r>
           </w:p>
         </w:tc>
@@ -5263,91 +5723,123 @@
         </w:trPr>
         <w:tc>
           <w:tcPr>
-            <w:tcW w:type="dxa" w:w="2582"/>
-            <w:tcBorders>
-              <w:top w:val="single" w:color="BFBFBF" w:sz="4"/>
-              <w:left w:val="single" w:color="BFBFBF" w:sz="4"/>
-              <w:bottom w:val="single" w:color="BFBFBF" w:sz="4"/>
-              <w:right w:val="single" w:color="BFBFBF" w:sz="4"/>
-            </w:tcBorders>
-            <w:tcMar>
-              <w:top w:type="dxa" w:w="60"/>
-              <w:left w:type="dxa" w:w="100"/>
-              <w:bottom w:type="dxa" w:w="60"/>
-              <w:right w:type="dxa" w:w="100"/>
-            </w:tcMar>
-          </w:tcPr>
-          <w:p>
-            <w:pPr>
-              <w:spacing w:after="0"/>
-            </w:pPr>
-            <w:r>
-              <w:rPr>
-                <w:rFonts w:ascii="Courier New" w:cs="Courier New" w:eastAsia="Courier New" w:hAnsi="Courier New"/>
-                <w:sz w:val="17"/>
-                <w:szCs w:val="17"/>
-              </w:rPr>
-              <w:t xml:space="preserve">--display</w:t>
-            </w:r>
-          </w:p>
-        </w:tc>
-        <w:tc>
-          <w:tcPr>
-            <w:tcW w:type="dxa" w:w="2506"/>
-            <w:tcBorders>
-              <w:top w:val="single" w:color="BFBFBF" w:sz="4"/>
-              <w:left w:val="single" w:color="BFBFBF" w:sz="4"/>
-              <w:bottom w:val="single" w:color="BFBFBF" w:sz="4"/>
-              <w:right w:val="single" w:color="BFBFBF" w:sz="4"/>
-            </w:tcBorders>
-            <w:tcMar>
-              <w:top w:type="dxa" w:w="60"/>
-              <w:left w:type="dxa" w:w="100"/>
-              <w:bottom w:type="dxa" w:w="60"/>
-              <w:right w:type="dxa" w:w="100"/>
-            </w:tcMar>
-          </w:tcPr>
-          <w:p>
-            <w:pPr>
-              <w:spacing w:after="0"/>
-            </w:pPr>
-            <w:r>
-              <w:rPr>
-                <w:rFonts w:ascii="Calibri" w:cs="Calibri" w:eastAsia="Calibri" w:hAnsi="Calibri"/>
-                <w:sz w:val="19"/>
-                <w:szCs w:val="19"/>
-              </w:rPr>
-              <w:t xml:space="preserve">Archivo Black</w:t>
-            </w:r>
-          </w:p>
-        </w:tc>
-        <w:tc>
-          <w:tcPr>
-            <w:tcW w:type="dxa" w:w="4632"/>
-            <w:tcBorders>
-              <w:top w:val="single" w:color="BFBFBF" w:sz="4"/>
-              <w:left w:val="single" w:color="BFBFBF" w:sz="4"/>
-              <w:bottom w:val="single" w:color="BFBFBF" w:sz="4"/>
-              <w:right w:val="single" w:color="BFBFBF" w:sz="4"/>
-            </w:tcBorders>
-            <w:tcMar>
-              <w:top w:type="dxa" w:w="60"/>
-              <w:left w:type="dxa" w:w="100"/>
-              <w:bottom w:type="dxa" w:w="60"/>
-              <w:right w:type="dxa" w:w="100"/>
-            </w:tcMar>
-          </w:tcPr>
-          <w:p>
-            <w:pPr>
-              <w:spacing w:after="0"/>
-            </w:pPr>
-            <w:r>
-              <w:rPr>
-                <w:rFonts w:ascii="Calibri" w:cs="Calibri" w:eastAsia="Calibri" w:hAnsi="Calibri"/>
-                <w:sz w:val="19"/>
-                <w:szCs w:val="19"/>
-              </w:rPr>
-              <w:t xml:space="preserve">Wordmark and headings</w:t>
+            <w:tcW w:type="dxa" w:w="2799"/>
+            <w:tcBorders>
+              <w:top w:val="single" w:color="BFBFBF" w:sz="4"/>
+              <w:left w:val="single" w:color="BFBFBF" w:sz="4"/>
+              <w:bottom w:val="single" w:color="BFBFBF" w:sz="4"/>
+              <w:right w:val="single" w:color="BFBFBF" w:sz="4"/>
+            </w:tcBorders>
+            <w:tcMar>
+              <w:top w:type="dxa" w:w="60"/>
+              <w:left w:type="dxa" w:w="100"/>
+              <w:bottom w:type="dxa" w:w="60"/>
+              <w:right w:type="dxa" w:w="100"/>
+            </w:tcMar>
+          </w:tcPr>
+          <w:p>
+            <w:pPr>
+              <w:spacing w:after="0"/>
+            </w:pPr>
+            <w:r>
+              <w:rPr>
+                <w:rFonts w:ascii="Courier New" w:cs="Courier New" w:eastAsia="Courier New" w:hAnsi="Courier New"/>
+                <w:sz w:val="17"/>
+                <w:szCs w:val="17"/>
+              </w:rPr>
+              <w:t xml:space="preserve">--lcd</w:t>
+            </w:r>
+            <w:r>
+              <w:rPr>
+                <w:rFonts w:ascii="Calibri" w:cs="Calibri" w:eastAsia="Calibri" w:hAnsi="Calibri"/>
+                <w:sz w:val="19"/>
+                <w:szCs w:val="19"/>
+              </w:rPr>
+              <w:t xml:space="preserve"> / </w:t>
+            </w:r>
+            <w:r>
+              <w:rPr>
+                <w:rFonts w:ascii="Courier New" w:cs="Courier New" w:eastAsia="Courier New" w:hAnsi="Courier New"/>
+                <w:sz w:val="17"/>
+                <w:szCs w:val="17"/>
+              </w:rPr>
+              <w:t xml:space="preserve">--lcd-ink</w:t>
+            </w:r>
+          </w:p>
+        </w:tc>
+        <w:tc>
+          <w:tcPr>
+            <w:tcW w:type="dxa" w:w="2566"/>
+            <w:tcBorders>
+              <w:top w:val="single" w:color="BFBFBF" w:sz="4"/>
+              <w:left w:val="single" w:color="BFBFBF" w:sz="4"/>
+              <w:bottom w:val="single" w:color="BFBFBF" w:sz="4"/>
+              <w:right w:val="single" w:color="BFBFBF" w:sz="4"/>
+            </w:tcBorders>
+            <w:tcMar>
+              <w:top w:type="dxa" w:w="60"/>
+              <w:left w:type="dxa" w:w="100"/>
+              <w:bottom w:type="dxa" w:w="60"/>
+              <w:right w:type="dxa" w:w="100"/>
+            </w:tcMar>
+          </w:tcPr>
+          <w:p>
+            <w:pPr>
+              <w:spacing w:after="0"/>
+            </w:pPr>
+            <w:r>
+              <w:rPr>
+                <w:rFonts w:ascii="Courier New" w:cs="Courier New" w:eastAsia="Courier New" w:hAnsi="Courier New"/>
+                <w:sz w:val="17"/>
+                <w:szCs w:val="17"/>
+              </w:rPr>
+              <w:t xml:space="preserve">#A6B389</w:t>
+            </w:r>
+            <w:r>
+              <w:rPr>
+                <w:rFonts w:ascii="Calibri" w:cs="Calibri" w:eastAsia="Calibri" w:hAnsi="Calibri"/>
+                <w:sz w:val="19"/>
+                <w:szCs w:val="19"/>
+              </w:rPr>
+              <w:t xml:space="preserve"> / </w:t>
+            </w:r>
+            <w:r>
+              <w:rPr>
+                <w:rFonts w:ascii="Courier New" w:cs="Courier New" w:eastAsia="Courier New" w:hAnsi="Courier New"/>
+                <w:sz w:val="17"/>
+                <w:szCs w:val="17"/>
+              </w:rPr>
+              <w:t xml:space="preserve">#26301B</w:t>
+            </w:r>
+          </w:p>
+        </w:tc>
+        <w:tc>
+          <w:tcPr>
+            <w:tcW w:type="dxa" w:w="4355"/>
+            <w:tcBorders>
+              <w:top w:val="single" w:color="BFBFBF" w:sz="4"/>
+              <w:left w:val="single" w:color="BFBFBF" w:sz="4"/>
+              <w:bottom w:val="single" w:color="BFBFBF" w:sz="4"/>
+              <w:right w:val="single" w:color="BFBFBF" w:sz="4"/>
+            </w:tcBorders>
+            <w:tcMar>
+              <w:top w:type="dxa" w:w="60"/>
+              <w:left w:type="dxa" w:w="100"/>
+              <w:bottom w:type="dxa" w:w="60"/>
+              <w:right w:type="dxa" w:w="100"/>
+            </w:tcMar>
+          </w:tcPr>
+          <w:p>
+            <w:pPr>
+              <w:spacing w:after="0"/>
+            </w:pPr>
+            <w:r>
+              <w:rPr>
+                <w:rFonts w:ascii="Calibri" w:cs="Calibri" w:eastAsia="Calibri" w:hAnsi="Calibri"/>
+                <w:sz w:val="19"/>
+                <w:szCs w:val="19"/>
+              </w:rPr>
+              <w:t xml:space="preserve">The LCD, confirmations</w:t>
             </w:r>
           </w:p>
         </w:tc>
@@ -5358,91 +5850,91 @@
         </w:trPr>
         <w:tc>
           <w:tcPr>
-            <w:tcW w:type="dxa" w:w="2582"/>
-            <w:tcBorders>
-              <w:top w:val="single" w:color="BFBFBF" w:sz="4"/>
-              <w:left w:val="single" w:color="BFBFBF" w:sz="4"/>
-              <w:bottom w:val="single" w:color="BFBFBF" w:sz="4"/>
-              <w:right w:val="single" w:color="BFBFBF" w:sz="4"/>
-            </w:tcBorders>
-            <w:tcMar>
-              <w:top w:type="dxa" w:w="60"/>
-              <w:left w:type="dxa" w:w="100"/>
-              <w:bottom w:type="dxa" w:w="60"/>
-              <w:right w:type="dxa" w:w="100"/>
-            </w:tcMar>
-          </w:tcPr>
-          <w:p>
-            <w:pPr>
-              <w:spacing w:after="0"/>
-            </w:pPr>
-            <w:r>
-              <w:rPr>
-                <w:rFonts w:ascii="Courier New" w:cs="Courier New" w:eastAsia="Courier New" w:hAnsi="Courier New"/>
-                <w:sz w:val="17"/>
-                <w:szCs w:val="17"/>
-              </w:rPr>
-              <w:t xml:space="preserve">--sans</w:t>
-            </w:r>
-          </w:p>
-        </w:tc>
-        <w:tc>
-          <w:tcPr>
-            <w:tcW w:type="dxa" w:w="2506"/>
-            <w:tcBorders>
-              <w:top w:val="single" w:color="BFBFBF" w:sz="4"/>
-              <w:left w:val="single" w:color="BFBFBF" w:sz="4"/>
-              <w:bottom w:val="single" w:color="BFBFBF" w:sz="4"/>
-              <w:right w:val="single" w:color="BFBFBF" w:sz="4"/>
-            </w:tcBorders>
-            <w:tcMar>
-              <w:top w:type="dxa" w:w="60"/>
-              <w:left w:type="dxa" w:w="100"/>
-              <w:bottom w:type="dxa" w:w="60"/>
-              <w:right w:type="dxa" w:w="100"/>
-            </w:tcMar>
-          </w:tcPr>
-          <w:p>
-            <w:pPr>
-              <w:spacing w:after="0"/>
-            </w:pPr>
-            <w:r>
-              <w:rPr>
-                <w:rFonts w:ascii="Calibri" w:cs="Calibri" w:eastAsia="Calibri" w:hAnsi="Calibri"/>
-                <w:sz w:val="19"/>
-                <w:szCs w:val="19"/>
-              </w:rPr>
-              <w:t xml:space="preserve">Archivo 400–900</w:t>
-            </w:r>
-          </w:p>
-        </w:tc>
-        <w:tc>
-          <w:tcPr>
-            <w:tcW w:type="dxa" w:w="4632"/>
-            <w:tcBorders>
-              <w:top w:val="single" w:color="BFBFBF" w:sz="4"/>
-              <w:left w:val="single" w:color="BFBFBF" w:sz="4"/>
-              <w:bottom w:val="single" w:color="BFBFBF" w:sz="4"/>
-              <w:right w:val="single" w:color="BFBFBF" w:sz="4"/>
-            </w:tcBorders>
-            <w:tcMar>
-              <w:top w:type="dxa" w:w="60"/>
-              <w:left w:type="dxa" w:w="100"/>
-              <w:bottom w:type="dxa" w:w="60"/>
-              <w:right w:type="dxa" w:w="100"/>
-            </w:tcMar>
-          </w:tcPr>
-          <w:p>
-            <w:pPr>
-              <w:spacing w:after="0"/>
-            </w:pPr>
-            <w:r>
-              <w:rPr>
-                <w:rFonts w:ascii="Calibri" w:cs="Calibri" w:eastAsia="Calibri" w:hAnsi="Calibri"/>
-                <w:sz w:val="19"/>
-                <w:szCs w:val="19"/>
-              </w:rPr>
-              <w:t xml:space="preserve">Body</w:t>
+            <w:tcW w:type="dxa" w:w="2799"/>
+            <w:tcBorders>
+              <w:top w:val="single" w:color="BFBFBF" w:sz="4"/>
+              <w:left w:val="single" w:color="BFBFBF" w:sz="4"/>
+              <w:bottom w:val="single" w:color="BFBFBF" w:sz="4"/>
+              <w:right w:val="single" w:color="BFBFBF" w:sz="4"/>
+            </w:tcBorders>
+            <w:tcMar>
+              <w:top w:type="dxa" w:w="60"/>
+              <w:left w:type="dxa" w:w="100"/>
+              <w:bottom w:type="dxa" w:w="60"/>
+              <w:right w:type="dxa" w:w="100"/>
+            </w:tcMar>
+          </w:tcPr>
+          <w:p>
+            <w:pPr>
+              <w:spacing w:after="0"/>
+            </w:pPr>
+            <w:r>
+              <w:rPr>
+                <w:rFonts w:ascii="Calibri" w:cs="Calibri" w:eastAsia="Calibri" w:hAnsi="Calibri"/>
+                <w:sz w:val="19"/>
+                <w:szCs w:val="19"/>
+              </w:rPr>
+              <w:t xml:space="preserve">Display and body</w:t>
+            </w:r>
+          </w:p>
+        </w:tc>
+        <w:tc>
+          <w:tcPr>
+            <w:tcW w:type="dxa" w:w="2566"/>
+            <w:tcBorders>
+              <w:top w:val="single" w:color="BFBFBF" w:sz="4"/>
+              <w:left w:val="single" w:color="BFBFBF" w:sz="4"/>
+              <w:bottom w:val="single" w:color="BFBFBF" w:sz="4"/>
+              <w:right w:val="single" w:color="BFBFBF" w:sz="4"/>
+            </w:tcBorders>
+            <w:tcMar>
+              <w:top w:type="dxa" w:w="60"/>
+              <w:left w:type="dxa" w:w="100"/>
+              <w:bottom w:type="dxa" w:w="60"/>
+              <w:right w:type="dxa" w:w="100"/>
+            </w:tcMar>
+          </w:tcPr>
+          <w:p>
+            <w:pPr>
+              <w:spacing w:after="0"/>
+            </w:pPr>
+            <w:r>
+              <w:rPr>
+                <w:rFonts w:ascii="Calibri" w:cs="Calibri" w:eastAsia="Calibri" w:hAnsi="Calibri"/>
+                <w:sz w:val="19"/>
+                <w:szCs w:val="19"/>
+              </w:rPr>
+              <w:t xml:space="preserve">PT Sans Narrow 400/700</w:t>
+            </w:r>
+          </w:p>
+        </w:tc>
+        <w:tc>
+          <w:tcPr>
+            <w:tcW w:type="dxa" w:w="4355"/>
+            <w:tcBorders>
+              <w:top w:val="single" w:color="BFBFBF" w:sz="4"/>
+              <w:left w:val="single" w:color="BFBFBF" w:sz="4"/>
+              <w:bottom w:val="single" w:color="BFBFBF" w:sz="4"/>
+              <w:right w:val="single" w:color="BFBFBF" w:sz="4"/>
+            </w:tcBorders>
+            <w:tcMar>
+              <w:top w:type="dxa" w:w="60"/>
+              <w:left w:type="dxa" w:w="100"/>
+              <w:bottom w:type="dxa" w:w="60"/>
+              <w:right w:type="dxa" w:w="100"/>
+            </w:tcMar>
+          </w:tcPr>
+          <w:p>
+            <w:pPr>
+              <w:spacing w:after="0"/>
+            </w:pPr>
+            <w:r>
+              <w:rPr>
+                <w:rFonts w:ascii="Calibri" w:cs="Calibri" w:eastAsia="Calibri" w:hAnsi="Calibri"/>
+                <w:sz w:val="19"/>
+                <w:szCs w:val="19"/>
+              </w:rPr>
+              <w:t xml:space="preserve">Headings (uppercase) and body</w:t>
             </w:r>
           </w:p>
         </w:tc>
@@ -5453,91 +5945,186 @@
         </w:trPr>
         <w:tc>
           <w:tcPr>
-            <w:tcW w:type="dxa" w:w="2582"/>
-            <w:tcBorders>
-              <w:top w:val="single" w:color="BFBFBF" w:sz="4"/>
-              <w:left w:val="single" w:color="BFBFBF" w:sz="4"/>
-              <w:bottom w:val="single" w:color="BFBFBF" w:sz="4"/>
-              <w:right w:val="single" w:color="BFBFBF" w:sz="4"/>
-            </w:tcBorders>
-            <w:tcMar>
-              <w:top w:type="dxa" w:w="60"/>
-              <w:left w:type="dxa" w:w="100"/>
-              <w:bottom w:type="dxa" w:w="60"/>
-              <w:right w:type="dxa" w:w="100"/>
-            </w:tcMar>
-          </w:tcPr>
-          <w:p>
-            <w:pPr>
-              <w:spacing w:after="0"/>
-            </w:pPr>
-            <w:r>
-              <w:rPr>
-                <w:rFonts w:ascii="Courier New" w:cs="Courier New" w:eastAsia="Courier New" w:hAnsi="Courier New"/>
-                <w:sz w:val="17"/>
-                <w:szCs w:val="17"/>
-              </w:rPr>
-              <w:t xml:space="preserve">--mono</w:t>
-            </w:r>
-          </w:p>
-        </w:tc>
-        <w:tc>
-          <w:tcPr>
-            <w:tcW w:type="dxa" w:w="2506"/>
-            <w:tcBorders>
-              <w:top w:val="single" w:color="BFBFBF" w:sz="4"/>
-              <w:left w:val="single" w:color="BFBFBF" w:sz="4"/>
-              <w:bottom w:val="single" w:color="BFBFBF" w:sz="4"/>
-              <w:right w:val="single" w:color="BFBFBF" w:sz="4"/>
-            </w:tcBorders>
-            <w:tcMar>
-              <w:top w:type="dxa" w:w="60"/>
-              <w:left w:type="dxa" w:w="100"/>
-              <w:bottom w:type="dxa" w:w="60"/>
-              <w:right w:type="dxa" w:w="100"/>
-            </w:tcMar>
-          </w:tcPr>
-          <w:p>
-            <w:pPr>
-              <w:spacing w:after="0"/>
-            </w:pPr>
-            <w:r>
-              <w:rPr>
-                <w:rFonts w:ascii="Calibri" w:cs="Calibri" w:eastAsia="Calibri" w:hAnsi="Calibri"/>
-                <w:sz w:val="19"/>
-                <w:szCs w:val="19"/>
-              </w:rPr>
-              <w:t xml:space="preserve">JetBrains Mono</w:t>
-            </w:r>
-          </w:p>
-        </w:tc>
-        <w:tc>
-          <w:tcPr>
-            <w:tcW w:type="dxa" w:w="4632"/>
-            <w:tcBorders>
-              <w:top w:val="single" w:color="BFBFBF" w:sz="4"/>
-              <w:left w:val="single" w:color="BFBFBF" w:sz="4"/>
-              <w:bottom w:val="single" w:color="BFBFBF" w:sz="4"/>
-              <w:right w:val="single" w:color="BFBFBF" w:sz="4"/>
-            </w:tcBorders>
-            <w:tcMar>
-              <w:top w:type="dxa" w:w="60"/>
-              <w:left w:type="dxa" w:w="100"/>
-              <w:bottom w:type="dxa" w:w="60"/>
-              <w:right w:type="dxa" w:w="100"/>
-            </w:tcMar>
-          </w:tcPr>
-          <w:p>
-            <w:pPr>
-              <w:spacing w:after="0"/>
-            </w:pPr>
-            <w:r>
-              <w:rPr>
-                <w:rFonts w:ascii="Calibri" w:cs="Calibri" w:eastAsia="Calibri" w:hAnsi="Calibri"/>
-                <w:sz w:val="19"/>
-                <w:szCs w:val="19"/>
-              </w:rPr>
-              <w:t xml:space="preserve">Times, codes, admin tables</w:t>
+            <w:tcW w:type="dxa" w:w="2799"/>
+            <w:tcBorders>
+              <w:top w:val="single" w:color="BFBFBF" w:sz="4"/>
+              <w:left w:val="single" w:color="BFBFBF" w:sz="4"/>
+              <w:bottom w:val="single" w:color="BFBFBF" w:sz="4"/>
+              <w:right w:val="single" w:color="BFBFBF" w:sz="4"/>
+            </w:tcBorders>
+            <w:tcMar>
+              <w:top w:type="dxa" w:w="60"/>
+              <w:left w:type="dxa" w:w="100"/>
+              <w:bottom w:type="dxa" w:w="60"/>
+              <w:right w:type="dxa" w:w="100"/>
+            </w:tcMar>
+          </w:tcPr>
+          <w:p>
+            <w:pPr>
+              <w:spacing w:after="0"/>
+            </w:pPr>
+            <w:r>
+              <w:rPr>
+                <w:rFonts w:ascii="Calibri" w:cs="Calibri" w:eastAsia="Calibri" w:hAnsi="Calibri"/>
+                <w:sz w:val="19"/>
+                <w:szCs w:val="19"/>
+              </w:rPr>
+              <w:t xml:space="preserve">Mono</w:t>
+            </w:r>
+          </w:p>
+        </w:tc>
+        <w:tc>
+          <w:tcPr>
+            <w:tcW w:type="dxa" w:w="2566"/>
+            <w:tcBorders>
+              <w:top w:val="single" w:color="BFBFBF" w:sz="4"/>
+              <w:left w:val="single" w:color="BFBFBF" w:sz="4"/>
+              <w:bottom w:val="single" w:color="BFBFBF" w:sz="4"/>
+              <w:right w:val="single" w:color="BFBFBF" w:sz="4"/>
+            </w:tcBorders>
+            <w:tcMar>
+              <w:top w:type="dxa" w:w="60"/>
+              <w:left w:type="dxa" w:w="100"/>
+              <w:bottom w:type="dxa" w:w="60"/>
+              <w:right w:type="dxa" w:w="100"/>
+            </w:tcMar>
+          </w:tcPr>
+          <w:p>
+            <w:pPr>
+              <w:spacing w:after="0"/>
+            </w:pPr>
+            <w:r>
+              <w:rPr>
+                <w:rFonts w:ascii="Calibri" w:cs="Calibri" w:eastAsia="Calibri" w:hAnsi="Calibri"/>
+                <w:sz w:val="19"/>
+                <w:szCs w:val="19"/>
+              </w:rPr>
+              <w:t xml:space="preserve">PT Mono</w:t>
+            </w:r>
+          </w:p>
+        </w:tc>
+        <w:tc>
+          <w:tcPr>
+            <w:tcW w:type="dxa" w:w="4355"/>
+            <w:tcBorders>
+              <w:top w:val="single" w:color="BFBFBF" w:sz="4"/>
+              <w:left w:val="single" w:color="BFBFBF" w:sz="4"/>
+              <w:bottom w:val="single" w:color="BFBFBF" w:sz="4"/>
+              <w:right w:val="single" w:color="BFBFBF" w:sz="4"/>
+            </w:tcBorders>
+            <w:tcMar>
+              <w:top w:type="dxa" w:w="60"/>
+              <w:left w:type="dxa" w:w="100"/>
+              <w:bottom w:type="dxa" w:w="60"/>
+              <w:right w:type="dxa" w:w="100"/>
+            </w:tcMar>
+          </w:tcPr>
+          <w:p>
+            <w:pPr>
+              <w:spacing w:after="0"/>
+            </w:pPr>
+            <w:r>
+              <w:rPr>
+                <w:rFonts w:ascii="Calibri" w:cs="Calibri" w:eastAsia="Calibri" w:hAnsi="Calibri"/>
+                <w:sz w:val="19"/>
+                <w:szCs w:val="19"/>
+              </w:rPr>
+              <w:t xml:space="preserve">Labels, codes, times</w:t>
+            </w:r>
+          </w:p>
+        </w:tc>
+      </w:tr>
+      <w:tr>
+        <w:trPr>
+          <w:tblHeader w:val="false"/>
+        </w:trPr>
+        <w:tc>
+          <w:tcPr>
+            <w:tcW w:type="dxa" w:w="2799"/>
+            <w:tcBorders>
+              <w:top w:val="single" w:color="BFBFBF" w:sz="4"/>
+              <w:left w:val="single" w:color="BFBFBF" w:sz="4"/>
+              <w:bottom w:val="single" w:color="BFBFBF" w:sz="4"/>
+              <w:right w:val="single" w:color="BFBFBF" w:sz="4"/>
+            </w:tcBorders>
+            <w:tcMar>
+              <w:top w:type="dxa" w:w="60"/>
+              <w:left w:type="dxa" w:w="100"/>
+              <w:bottom w:type="dxa" w:w="60"/>
+              <w:right w:type="dxa" w:w="100"/>
+            </w:tcMar>
+          </w:tcPr>
+          <w:p>
+            <w:pPr>
+              <w:spacing w:after="0"/>
+            </w:pPr>
+            <w:r>
+              <w:rPr>
+                <w:rFonts w:ascii="Calibri" w:cs="Calibri" w:eastAsia="Calibri" w:hAnsi="Calibri"/>
+                <w:sz w:val="19"/>
+                <w:szCs w:val="19"/>
+              </w:rPr>
+              <w:t xml:space="preserve">Pixel</w:t>
+            </w:r>
+          </w:p>
+        </w:tc>
+        <w:tc>
+          <w:tcPr>
+            <w:tcW w:type="dxa" w:w="2566"/>
+            <w:tcBorders>
+              <w:top w:val="single" w:color="BFBFBF" w:sz="4"/>
+              <w:left w:val="single" w:color="BFBFBF" w:sz="4"/>
+              <w:bottom w:val="single" w:color="BFBFBF" w:sz="4"/>
+              <w:right w:val="single" w:color="BFBFBF" w:sz="4"/>
+            </w:tcBorders>
+            <w:tcMar>
+              <w:top w:type="dxa" w:w="60"/>
+              <w:left w:type="dxa" w:w="100"/>
+              <w:bottom w:type="dxa" w:w="60"/>
+              <w:right w:type="dxa" w:w="100"/>
+            </w:tcMar>
+          </w:tcPr>
+          <w:p>
+            <w:pPr>
+              <w:spacing w:after="0"/>
+            </w:pPr>
+            <w:r>
+              <w:rPr>
+                <w:rFonts w:ascii="Calibri" w:cs="Calibri" w:eastAsia="Calibri" w:hAnsi="Calibri"/>
+                <w:sz w:val="19"/>
+                <w:szCs w:val="19"/>
+              </w:rPr>
+              <w:t xml:space="preserve">Press Start 2P</w:t>
+            </w:r>
+          </w:p>
+        </w:tc>
+        <w:tc>
+          <w:tcPr>
+            <w:tcW w:type="dxa" w:w="4355"/>
+            <w:tcBorders>
+              <w:top w:val="single" w:color="BFBFBF" w:sz="4"/>
+              <w:left w:val="single" w:color="BFBFBF" w:sz="4"/>
+              <w:bottom w:val="single" w:color="BFBFBF" w:sz="4"/>
+              <w:right w:val="single" w:color="BFBFBF" w:sz="4"/>
+            </w:tcBorders>
+            <w:tcMar>
+              <w:top w:type="dxa" w:w="60"/>
+              <w:left w:type="dxa" w:w="100"/>
+              <w:bottom w:type="dxa" w:w="60"/>
+              <w:right w:type="dxa" w:w="100"/>
+            </w:tcMar>
+          </w:tcPr>
+          <w:p>
+            <w:pPr>
+              <w:spacing w:after="0"/>
+            </w:pPr>
+            <w:r>
+              <w:rPr>
+                <w:rFonts w:ascii="Calibri" w:cs="Calibri" w:eastAsia="Calibri" w:hAnsi="Calibri"/>
+                <w:sz w:val="19"/>
+                <w:szCs w:val="19"/>
+              </w:rPr>
+              <w:t xml:space="preserve">LCD text</w:t>
             </w:r>
           </w:p>
         </w:tc>
@@ -5556,7 +6143,7 @@
         <w:rPr>
           <w:rFonts w:ascii="Calibri" w:cs="Calibri" w:eastAsia="Calibri" w:hAnsi="Calibri"/>
         </w:rPr>
-        <w:t xml:space="preserve">Buttons are NEWU's slanted uppercase buttons (</w:t>
+        <w:t xml:space="preserve">Fonts are bundled (latin and cyrillic subsets), so the site makes no third-party requests. Buttons are pill keys (</w:t>
       </w:r>
       <w:r>
         <w:rPr>
@@ -5570,7 +6157,49 @@
         <w:rPr>
           <w:rFonts w:ascii="Calibri" w:cs="Calibri" w:eastAsia="Calibri" w:hAnsi="Calibri"/>
         </w:rPr>
-        <w:t xml:space="preserve">). The logo is a text wordmark in Archivo Black until Tyler provides one. Text contrast must meet WCAG AA; the tightest pair is bone on the red primary button at 4.51:1.</w:t>
+        <w:t xml:space="preserve">). Every text pair meets WCAG AA; the tightest is </w:t>
+      </w:r>
+      <w:r>
+        <w:rPr>
+          <w:rFonts w:ascii="Courier New" w:cs="Courier New" w:eastAsia="Courier New" w:hAnsi="Courier New"/>
+          <w:sz w:val="19"/>
+          <w:szCs w:val="19"/>
+        </w:rPr>
+        <w:t xml:space="preserve">--red-text</w:t>
+      </w:r>
+      <w:r>
+        <w:rPr>
+          <w:rFonts w:ascii="Calibri" w:cs="Calibri" w:eastAsia="Calibri" w:hAnsi="Calibri"/>
+        </w:rPr>
+        <w:t xml:space="preserve"> on </w:t>
+      </w:r>
+      <w:r>
+        <w:rPr>
+          <w:rFonts w:ascii="Courier New" w:cs="Courier New" w:eastAsia="Courier New" w:hAnsi="Courier New"/>
+          <w:sz w:val="19"/>
+          <w:szCs w:val="19"/>
+        </w:rPr>
+        <w:t xml:space="preserve">--page</w:t>
+      </w:r>
+      <w:r>
+        <w:rPr>
+          <w:rFonts w:ascii="Calibri" w:cs="Calibri" w:eastAsia="Calibri" w:hAnsi="Calibri"/>
+        </w:rPr>
+        <w:t xml:space="preserve"> at 4.9:1. Link previews use </w:t>
+      </w:r>
+      <w:r>
+        <w:rPr>
+          <w:rFonts w:ascii="Courier New" w:cs="Courier New" w:eastAsia="Courier New" w:hAnsi="Courier New"/>
+          <w:sz w:val="19"/>
+          <w:szCs w:val="19"/>
+        </w:rPr>
+        <w:t xml:space="preserve">public/brand/og.jpg</w:t>
+      </w:r>
+      <w:r>
+        <w:rPr>
+          <w:rFonts w:ascii="Calibri" w:cs="Calibri" w:eastAsia="Calibri" w:hAnsi="Calibri"/>
+        </w:rPr>
+        <w:t xml:space="preserve">, made from Tyler's CRT artwork.</w:t>
       </w:r>
     </w:p>
     <w:p>

--- a/docs/Gametronyx_site_design.docx
+++ b/docs/Gametronyx_site_design.docx
@@ -3182,7 +3182,7 @@
                 <w:sz w:val="19"/>
                 <w:szCs w:val="19"/>
               </w:rPr>
-              <w:t xml:space="preserve">. The GT-01 handheld (§4.4). Its A, B and Start keys are </w:t>
+              <w:t xml:space="preserve">. The GT-01 handheld (§4.4). Its A, B and ▶ keys are </w:t>
             </w:r>
             <w:r>
               <w:rPr>
@@ -4491,7 +4491,7 @@
         <w:rPr>
           <w:rFonts w:ascii="Calibri" w:cs="Calibri" w:eastAsia="Calibri" w:hAnsi="Calibri"/>
         </w:rPr>
-        <w:t xml:space="preserve"> = Log in, </w:t>
+        <w:t xml:space="preserve"> = Log in, and a small </w:t>
       </w:r>
       <w:r>
         <w:rPr>
@@ -4499,13 +4499,13 @@
           <w:b/>
           <w:bCs/>
         </w:rPr>
-        <w:t xml:space="preserve">Start</w:t>
-      </w:r>
-      <w:r>
-        <w:rPr>
-          <w:rFonts w:ascii="Calibri" w:cs="Calibri" w:eastAsia="Calibri" w:hAnsi="Calibri"/>
-        </w:rPr>
-        <w:t xml:space="preserve"> = I have a code.</w:t>
+        <w:t xml:space="preserve">▶</w:t>
+      </w:r>
+      <w:r>
+        <w:rPr>
+          <w:rFonts w:ascii="Calibri" w:cs="Calibri" w:eastAsia="Calibri" w:hAnsi="Calibri"/>
+        </w:rPr>
+        <w:t xml:space="preserve"> key = I have a code.</w:t>
       </w:r>
     </w:p>
     <w:p>
@@ -4557,7 +4557,7 @@
           <w:b/>
           <w:bCs/>
         </w:rPr>
-        <w:t xml:space="preserve">Start</w:t>
+        <w:t xml:space="preserve">▶</w:t>
       </w:r>
       <w:r>
         <w:rPr>

--- a/docs/Gametronyx_site_design.docx
+++ b/docs/Gametronyx_site_design.docx
@@ -4603,7 +4603,35 @@
         <w:rPr>
           <w:rFonts w:ascii="Calibri" w:cs="Calibri" w:eastAsia="Calibri" w:hAnsi="Calibri"/>
         </w:rPr>
-        <w:t xml:space="preserve"> A game card has grip ridges and a paper label. It shows the game's art, its catalogue number (GT-02, GT-03, GT-04), the pitch and a status line. Art comes from the game's </w:t>
+        <w:t xml:space="preserve"> A game card has grip ridges and a paper label. It shows the game's art, its catalogue number (GT-02, GT-03, GT-04), a platform tag, the pitch and a status line. The platform tag is teal "Mobile or desktop" for Jerboa and red "Desktop only" for No Easy Way Up and Red Ring (U22). It is set per game in </w:t>
+      </w:r>
+      <w:r>
+        <w:rPr>
+          <w:rFonts w:ascii="Courier New" w:cs="Courier New" w:eastAsia="Courier New" w:hAnsi="Courier New"/>
+          <w:sz w:val="19"/>
+          <w:szCs w:val="19"/>
+        </w:rPr>
+        <w:t xml:space="preserve">src/lib/art.ts</w:t>
+      </w:r>
+      <w:r>
+        <w:rPr>
+          <w:rFonts w:ascii="Calibri" w:cs="Calibri" w:eastAsia="Calibri" w:hAnsi="Calibri"/>
+        </w:rPr>
+        <w:t xml:space="preserve"> (</w:t>
+      </w:r>
+      <w:r>
+        <w:rPr>
+          <w:rFonts w:ascii="Courier New" w:cs="Courier New" w:eastAsia="Courier New" w:hAnsi="Courier New"/>
+          <w:sz w:val="19"/>
+          <w:szCs w:val="19"/>
+        </w:rPr>
+        <w:t xml:space="preserve">PLATFORMS</w:t>
+      </w:r>
+      <w:r>
+        <w:rPr>
+          <w:rFonts w:ascii="Calibri" w:cs="Calibri" w:eastAsia="Calibri" w:hAnsi="Calibri"/>
+        </w:rPr>
+        <w:t xml:space="preserve">). Art comes from the game's </w:t>
       </w:r>
       <w:r>
         <w:rPr>

--- a/docs/Gametronyx_site_design.docx
+++ b/docs/Gametronyx_site_design.docx
@@ -20019,7 +20019,7 @@
         <w:rPr>
           <w:rFonts w:ascii="Calibri" w:cs="Calibri" w:eastAsia="Calibri" w:hAnsi="Calibri"/>
         </w:rPr>
-        <w:t xml:space="preserve">The showcase links out to </w:t>
+        <w:t xml:space="preserve">Game cards carry </w:t>
       </w:r>
       <w:r>
         <w:rPr>
@@ -20027,27 +20027,27 @@
           <w:b/>
           <w:bCs/>
         </w:rPr>
-        <w:t xml:space="preserve">noeasywayup.com only</w:t>
-      </w:r>
-      <w:r>
-        <w:rPr>
-          <w:rFonts w:ascii="Calibri" w:cs="Calibri" w:eastAsia="Calibri" w:hAnsi="Calibri"/>
-        </w:rPr>
-        <w:t xml:space="preserve">, for now. More can be added later as </w:t>
-      </w:r>
-      <w:r>
-        <w:rPr>
-          <w:rFonts w:ascii="Calibri" w:cs="Calibri" w:eastAsia="Calibri" w:hAnsi="Calibri"/>
-          <w:i/>
-          <w:iCs/>
-        </w:rPr>
-        <w:t xml:space="preserve">showcase only</w:t>
-      </w:r>
-      <w:r>
-        <w:rPr>
-          <w:rFonts w:ascii="Calibri" w:cs="Calibri" w:eastAsia="Calibri" w:hAnsi="Calibri"/>
-        </w:rPr>
-        <w:t xml:space="preserve"> games in admin.</w:t>
+        <w:t xml:space="preserve">no website link</w:t>
+      </w:r>
+      <w:r>
+        <w:rPr>
+          <w:rFonts w:ascii="Calibri" w:cs="Calibri" w:eastAsia="Calibri" w:hAnsi="Calibri"/>
+        </w:rPr>
+        <w:t xml:space="preserve">: the Play button already opens the game (U23). A game's </w:t>
+      </w:r>
+      <w:r>
+        <w:rPr>
+          <w:rFonts w:ascii="Courier New" w:cs="Courier New" w:eastAsia="Courier New" w:hAnsi="Courier New"/>
+          <w:sz w:val="19"/>
+          <w:szCs w:val="19"/>
+        </w:rPr>
+        <w:t xml:space="preserve">site_url</w:t>
+      </w:r>
+      <w:r>
+        <w:rPr>
+          <w:rFonts w:ascii="Calibri" w:cs="Calibri" w:eastAsia="Calibri" w:hAnsi="Calibri"/>
+        </w:rPr>
+        <w:t xml:space="preserve"> stays in admin but isn't shown. The footer keeps one link, to noeasywayup.com.</w:t>
       </w:r>
     </w:p>
     <w:p>
